--- a/docs/bao_cao_Three_Correct.docx
+++ b/docs/bao_cao_Three_Correct.docx
@@ -2,1826 +2,3964 @@
 <file path=word/document.xml><?xml version="1.0" encoding="utf-8"?>
 <w:document xmlns:wpc="http://schemas.microsoft.com/office/word/2010/wordprocessingCanvas" xmlns:cx="http://schemas.microsoft.com/office/drawing/2014/chartex" xmlns:cx1="http://schemas.microsoft.com/office/drawing/2015/9/8/chartex" xmlns:cx2="http://schemas.microsoft.com/office/drawing/2015/10/21/chartex" xmlns:cx3="http://schemas.microsoft.com/office/drawing/2016/5/9/chartex" xmlns:cx4="http://schemas.microsoft.com/office/drawing/2016/5/10/chartex" xmlns:cx5="http://schemas.microsoft.com/office/drawing/2016/5/11/chartex" xmlns:cx6="http://schemas.microsoft.com/office/drawing/2016/5/12/chartex" xmlns:cx7="http://schemas.microsoft.com/office/drawing/2016/5/13/chartex" xmlns:cx8="http://schemas.microsoft.com/office/drawing/2016/5/14/chartex" xmlns:mc="http://schemas.openxmlformats.org/markup-compatibility/2006" xmlns:aink="http://schemas.microsoft.com/office/drawing/2016/ink" xmlns:am3d="http://schemas.microsoft.com/office/drawing/2017/model3d" xmlns:o="urn:schemas-microsoft-com:office:office" xmlns:oel="http://schemas.microsoft.com/office/2019/extlst" xmlns:r="http://schemas.openxmlformats.org/officeDocument/2006/relationships" xmlns:m="http://schemas.openxmlformats.org/officeDocument/2006/math" xmlns:v="urn:schemas-microsoft-com:vml" xmlns:wp14="http://schemas.microsoft.com/office/word/2010/wordprocessingDrawing" xmlns:wp="http://schemas.openxmlformats.org/drawingml/2006/wordprocessingDrawing" xmlns:w10="urn:schemas-microsoft-com:office:word" xmlns:w="http://schemas.openxmlformats.org/wordprocessingml/2006/main" xmlns:w14="http://schemas.microsoft.com/office/word/2010/wordml" xmlns:w15="http://schemas.microsoft.com/office/word/2012/wordml" xmlns:w16cex="http://schemas.microsoft.com/office/word/2018/wordml/cex" xmlns:w16cid="http://schemas.microsoft.com/office/word/2016/wordml/cid" xmlns:w16="http://schemas.microsoft.com/office/word/2018/wordml" xmlns:w16du="http://schemas.microsoft.com/office/word/2023/wordml/word16du" xmlns:w16sdtdh="http://schemas.microsoft.com/office/word/2020/wordml/sdtdatahash" xmlns:w16sdtfl="http://schemas.microsoft.com/office/word/2024/wordml/sdtformatlock" xmlns:w16se="http://schemas.microsoft.com/office/word/2015/wordml/symex" xmlns:wpg="http://schemas.microsoft.com/office/word/2010/wordprocessingGroup" xmlns:wpi="http://schemas.microsoft.com/office/word/2010/wordprocessingInk" xmlns:wne="http://schemas.microsoft.com/office/word/2006/wordml" xmlns:wps="http://schemas.microsoft.com/office/word/2010/wordprocessingShape" mc:Ignorable="w14 w15 w16se w16cid w16 w16cex w16sdtdh w16sdtfl w16du wp14">
   <w:body>
-    <w:p>
-      <w:pPr>
-        <w:pBdr>
-          <w:top w:val="nil"/>
-          <w:left w:val="nil"/>
-          <w:bottom w:val="nil"/>
-          <w:right w:val="nil"/>
-          <w:between w:val="nil"/>
-        </w:pBdr>
-        <w:spacing w:before="1540" w:after="240" w:line="360" w:lineRule="auto"/>
-        <w:ind w:firstLine="720"/>
-        <w:jc w:val="left"/>
-        <w:rPr>
-          <w:color w:val="000000" w:themeColor="text1"/>
-        </w:rPr>
-      </w:pPr>
-      <w:r>
-        <w:rPr>
-          <w:noProof/>
-          <w:color w:val="000000" w:themeColor="text1"/>
-        </w:rPr>
-        <mc:AlternateContent>
-          <mc:Choice Requires="wps">
+    <w:sdt>
+      <w:sdtPr>
+        <w:id w:val="-559010866"/>
+        <w:docPartObj>
+          <w:docPartGallery w:val="Cover Pages"/>
+          <w:docPartUnique/>
+        </w:docPartObj>
+      </w:sdtPr>
+      <w:sdtEndPr>
+        <w:rPr>
+          <w:rFonts w:eastAsia="Times New Roman"/>
+          <w:b/>
+          <w:color w:val="000000" w:themeColor="text1"/>
+          <w:sz w:val="32"/>
+          <w:szCs w:val="32"/>
+        </w:rPr>
+      </w:sdtEndPr>
+      <w:sdtContent>
+        <w:p>
+          <w:pPr>
+            <w:pStyle w:val="NoSpacing"/>
+            <w:jc w:val="center"/>
+            <w:rPr>
+              <w:b/>
+              <w:bCs/>
+              <w:sz w:val="44"/>
+              <w:szCs w:val="44"/>
+            </w:rPr>
+          </w:pPr>
+          <w:r>
+            <w:rPr>
+              <w:b/>
+              <w:bCs/>
+              <w:noProof/>
+            </w:rPr>
             <w:drawing>
-              <wp:anchor distT="0" distB="0" distL="114300" distR="114300" simplePos="0" relativeHeight="251658240" behindDoc="0" locked="0" layoutInCell="1" allowOverlap="1" wp14:anchorId="4DA61755" wp14:editId="77D9FBE8">
+              <wp:anchor distT="0" distB="0" distL="114300" distR="114300" simplePos="0" relativeHeight="251667456" behindDoc="1" locked="0" layoutInCell="1" allowOverlap="1" wp14:anchorId="64EC272B" wp14:editId="1F965E9C">
                 <wp:simplePos x="0" y="0"/>
-                <wp:positionH relativeFrom="margin">
-                  <wp:posOffset>8255</wp:posOffset>
+                <wp:positionH relativeFrom="page">
+                  <wp:align>right</wp:align>
                 </wp:positionH>
                 <wp:positionV relativeFrom="paragraph">
-                  <wp:posOffset>61171</wp:posOffset>
+                  <wp:posOffset>-914400</wp:posOffset>
                 </wp:positionV>
-                <wp:extent cx="5925820" cy="8010525"/>
-                <wp:effectExtent l="19050" t="19050" r="36830" b="47625"/>
+                <wp:extent cx="7760473" cy="10049510"/>
+                <wp:effectExtent l="0" t="0" r="0" b="8890"/>
                 <wp:wrapNone/>
-                <wp:docPr id="147309026" name="Text Box 147309026"/>
+                <wp:docPr id="1064227252" name="Picture 26"/>
                 <wp:cNvGraphicFramePr>
-                  <a:graphicFrameLocks xmlns:a="http://schemas.openxmlformats.org/drawingml/2006/main"/>
+                  <a:graphicFrameLocks xmlns:a="http://schemas.openxmlformats.org/drawingml/2006/main" noChangeAspect="1"/>
                 </wp:cNvGraphicFramePr>
                 <a:graphic xmlns:a="http://schemas.openxmlformats.org/drawingml/2006/main">
-                  <a:graphicData uri="http://schemas.microsoft.com/office/word/2010/wordprocessingShape">
-                    <wps:wsp>
-                      <wps:cNvSpPr txBox="1">
-                        <a:spLocks noChangeArrowheads="1"/>
-                      </wps:cNvSpPr>
-                      <wps:spPr bwMode="auto">
+                  <a:graphicData uri="http://schemas.openxmlformats.org/drawingml/2006/picture">
+                    <pic:pic xmlns:pic="http://schemas.openxmlformats.org/drawingml/2006/picture">
+                      <pic:nvPicPr>
+                        <pic:cNvPr id="0" name="Picture 2"/>
+                        <pic:cNvPicPr>
+                          <a:picLocks noChangeAspect="1" noChangeArrowheads="1"/>
+                        </pic:cNvPicPr>
+                      </pic:nvPicPr>
+                      <pic:blipFill>
+                        <a:blip r:embed="rId9">
+                          <a:extLst>
+                            <a:ext uri="{28A0092B-C50C-407E-A947-70E740481C1C}">
+                              <a14:useLocalDpi xmlns:a14="http://schemas.microsoft.com/office/drawing/2010/main" val="0"/>
+                            </a:ext>
+                          </a:extLst>
+                        </a:blip>
+                        <a:srcRect/>
+                        <a:stretch>
+                          <a:fillRect/>
+                        </a:stretch>
+                      </pic:blipFill>
+                      <pic:spPr bwMode="auto">
                         <a:xfrm>
                           <a:off x="0" y="0"/>
-                          <a:ext cx="5925820" cy="8010525"/>
+                          <a:ext cx="7760473" cy="10049510"/>
                         </a:xfrm>
                         <a:prstGeom prst="rect">
                           <a:avLst/>
                         </a:prstGeom>
-                        <a:solidFill>
-                          <a:srgbClr val="FFFFFF"/>
-                        </a:solidFill>
-                        <a:ln w="57150" cmpd="thinThick">
-                          <a:solidFill>
-                            <a:srgbClr val="000000"/>
-                          </a:solidFill>
-                          <a:miter lim="800000"/>
-                          <a:headEnd/>
-                          <a:tailEnd/>
-                        </a:ln>
-                      </wps:spPr>
-                      <wps:txbx>
-                        <w:txbxContent>
-                          <w:p>
-                            <w:pPr>
-                              <w:jc w:val="center"/>
-                              <w:rPr>
-                                <w:b/>
-                                <w:sz w:val="36"/>
-                                <w:szCs w:val="36"/>
-                              </w:rPr>
-                            </w:pPr>
-                            <w:r>
-                              <w:rPr>
-                                <w:b/>
-                                <w:sz w:val="36"/>
-                                <w:szCs w:val="36"/>
-                              </w:rPr>
-                              <w:t>TRƯỜNG CAO ĐẲNG FPT POLYTECHNIC</w:t>
-                            </w:r>
-                          </w:p>
-                          <w:p>
-                            <w:pPr>
-                              <w:ind w:left="2160" w:firstLine="720"/>
-                              <w:rPr>
-                                <w:b/>
-                                <w:sz w:val="36"/>
-                                <w:szCs w:val="36"/>
-                              </w:rPr>
-                            </w:pPr>
-                            <w:r>
-                              <w:rPr>
-                                <w:b/>
-                                <w:sz w:val="26"/>
-                                <w:szCs w:val="26"/>
-                              </w:rPr>
-                              <w:t>KHOA CÔNG NGHỆ THÔNG TIN</w:t>
-                            </w:r>
-                          </w:p>
-                          <w:p>
-                            <w:pPr>
-                              <w:ind w:left="1440"/>
-                              <w:jc w:val="center"/>
-                              <w:rPr>
-                                <w:b/>
-                                <w:sz w:val="36"/>
-                                <w:szCs w:val="36"/>
-                              </w:rPr>
-                            </w:pPr>
-                          </w:p>
-                          <w:p>
-                            <w:pPr>
-                              <w:jc w:val="center"/>
-                              <w:rPr>
-                                <w:b/>
-                              </w:rPr>
-                            </w:pPr>
-                            <w:r>
-                              <w:rPr>
-                                <w:b/>
-                                <w:noProof/>
-                                <w:sz w:val="40"/>
-                                <w:szCs w:val="40"/>
-                              </w:rPr>
-                              <w:drawing>
-                                <wp:inline distT="0" distB="0" distL="0" distR="0" wp14:anchorId="6FAD2C1D" wp14:editId="6182400E">
-                                  <wp:extent cx="3200400" cy="1112638"/>
-                                  <wp:effectExtent l="0" t="0" r="0" b="0"/>
-                                  <wp:docPr id="718901043" name="Picture 3"/>
-                                  <wp:cNvGraphicFramePr>
-                                    <a:graphicFrameLocks xmlns:a="http://schemas.openxmlformats.org/drawingml/2006/main" noChangeAspect="1"/>
-                                  </wp:cNvGraphicFramePr>
-                                  <a:graphic xmlns:a="http://schemas.openxmlformats.org/drawingml/2006/main">
-                                    <a:graphicData uri="http://schemas.openxmlformats.org/drawingml/2006/picture">
-                                      <pic:pic xmlns:pic="http://schemas.openxmlformats.org/drawingml/2006/picture">
-                                        <pic:nvPicPr>
-                                          <pic:cNvPr id="0" name="LOGO FPOLY.jpg"/>
-                                          <pic:cNvPicPr/>
-                                        </pic:nvPicPr>
-                                        <pic:blipFill>
-                                          <a:blip r:embed="rId9">
-                                            <a:extLst>
-                                              <a:ext uri="{28A0092B-C50C-407E-A947-70E740481C1C}">
-                                                <a14:useLocalDpi xmlns:a14="http://schemas.microsoft.com/office/drawing/2010/main" val="0"/>
-                                              </a:ext>
-                                            </a:extLst>
-                                          </a:blip>
-                                          <a:stretch>
-                                            <a:fillRect/>
-                                          </a:stretch>
-                                        </pic:blipFill>
-                                        <pic:spPr>
-                                          <a:xfrm>
-                                            <a:off x="0" y="0"/>
-                                            <a:ext cx="3233876" cy="1124276"/>
-                                          </a:xfrm>
-                                          <a:prstGeom prst="rect">
-                                            <a:avLst/>
-                                          </a:prstGeom>
-                                        </pic:spPr>
-                                      </pic:pic>
-                                    </a:graphicData>
-                                  </a:graphic>
-                                </wp:inline>
-                              </w:drawing>
-                            </w:r>
-                          </w:p>
-                          <w:p>
-                            <w:pPr>
-                              <w:ind w:left="1440"/>
-                              <w:jc w:val="center"/>
-                              <w:rPr>
-                                <w:b/>
-                                <w:lang w:val="vi-VN"/>
-                              </w:rPr>
-                            </w:pPr>
-                          </w:p>
-                          <w:p>
-                            <w:pPr>
-                              <w:ind w:left="1440" w:right="1593"/>
-                              <w:jc w:val="center"/>
-                              <w:rPr>
-                                <w:b/>
-                                <w:sz w:val="32"/>
-                                <w:szCs w:val="32"/>
-                                <w:lang w:val="vi-VN"/>
-                              </w:rPr>
-                            </w:pPr>
-                            <w:r>
-                              <w:rPr>
-                                <w:b/>
-                                <w:sz w:val="32"/>
-                                <w:szCs w:val="32"/>
-                                <w:lang w:val="vi-VN"/>
-                              </w:rPr>
-                              <w:t>DỰ ÁN TỐT NGHIỆP</w:t>
-                            </w:r>
-                          </w:p>
-                          <w:p>
-                            <w:pPr>
-                              <w:ind w:left="1440" w:right="1593"/>
-                              <w:jc w:val="center"/>
-                              <w:rPr>
-                                <w:b/>
-                                <w:sz w:val="32"/>
-                                <w:szCs w:val="32"/>
-                                <w:lang w:val="vi-VN"/>
-                              </w:rPr>
-                            </w:pPr>
-                            <w:r>
-                              <w:rPr>
-                                <w:b/>
-                                <w:sz w:val="32"/>
-                                <w:szCs w:val="32"/>
-                                <w:lang w:val="vi-VN"/>
-                              </w:rPr>
-                              <w:t>CHUYÊN NGÀNH: XỬ LÝ DỮ LIỆU</w:t>
-                            </w:r>
-                          </w:p>
-                          <w:p>
-                            <w:pPr>
-                              <w:ind w:left="1440" w:right="1734"/>
-                              <w:jc w:val="center"/>
-                              <w:rPr>
-                                <w:b/>
-                                <w:bCs/>
-                                <w:color w:val="EE0000"/>
-                                <w:sz w:val="32"/>
-                                <w:szCs w:val="32"/>
-                                <w:lang w:val="en-US"/>
-                              </w:rPr>
-                            </w:pPr>
-                            <w:r>
-                              <w:rPr>
-                                <w:b/>
-                                <w:color w:val="EE0000"/>
-                                <w:sz w:val="32"/>
-                                <w:szCs w:val="32"/>
-                                <w:lang w:val="vi-VN"/>
-                              </w:rPr>
-                              <w:t xml:space="preserve">ĐỀ TÀI: </w:t>
-                            </w:r>
-                            <w:r>
-                              <w:rPr>
-                                <w:b/>
-                                <w:bCs/>
-                                <w:color w:val="EE0000"/>
-                                <w:sz w:val="32"/>
-                                <w:szCs w:val="32"/>
-                              </w:rPr>
-                              <w:t>PHÂN</w:t>
-                            </w:r>
-                            <w:r>
-                              <w:rPr>
-                                <w:b/>
-                                <w:bCs/>
-                                <w:color w:val="EE0000"/>
-                                <w:sz w:val="32"/>
-                                <w:szCs w:val="32"/>
-                                <w:lang w:val="vi-VN"/>
-                              </w:rPr>
-                              <w:t xml:space="preserve"> TÍCH </w:t>
-                            </w:r>
-                            <w:r>
-                              <w:rPr>
-                                <w:b/>
-                                <w:bCs/>
-                                <w:color w:val="EE0000"/>
-                                <w:sz w:val="32"/>
-                                <w:szCs w:val="32"/>
-                                <w:lang w:val="en-US"/>
-                              </w:rPr>
-                              <w:t>DOANH THU BÁN HÀNG</w:t>
-                            </w:r>
-                          </w:p>
-                          <w:p>
-                            <w:pPr>
-                              <w:ind w:left="1440" w:right="1299"/>
-                              <w:rPr>
-                                <w:b/>
-                                <w:lang w:val="vi-VN"/>
-                              </w:rPr>
-                            </w:pPr>
-                          </w:p>
-                          <w:p>
-                            <w:pPr>
-                              <w:ind w:left="426"/>
-                              <w:rPr>
-                                <w:b/>
-                                <w:sz w:val="24"/>
-                                <w:szCs w:val="24"/>
-                                <w:lang w:val="vi-VN"/>
-                              </w:rPr>
-                            </w:pPr>
-                            <w:r>
-                              <w:rPr>
-                                <w:b/>
-                                <w:sz w:val="24"/>
-                                <w:szCs w:val="24"/>
-                                <w:lang w:val="vi-VN"/>
-                              </w:rPr>
-                              <w:t>GV HƯỚNG DẪN</w:t>
-                            </w:r>
-                            <w:r>
-                              <w:rPr>
-                                <w:b/>
-                                <w:sz w:val="24"/>
-                                <w:szCs w:val="24"/>
-                                <w:lang w:val="vi-VN"/>
-                              </w:rPr>
-                              <w:tab/>
-                            </w:r>
-                            <w:r>
-                              <w:rPr>
-                                <w:b/>
-                                <w:sz w:val="24"/>
-                                <w:szCs w:val="24"/>
-                                <w:lang w:val="vi-VN"/>
-                              </w:rPr>
-                              <w:tab/>
-                              <w:t xml:space="preserve">: </w:t>
-                            </w:r>
-                            <w:r>
-                              <w:rPr>
-                                <w:bCs/>
-                                <w:sz w:val="24"/>
-                                <w:szCs w:val="24"/>
-                                <w:lang w:val="vi-VN"/>
-                              </w:rPr>
-                              <w:t>VĂN CÔNG KHANH</w:t>
-                            </w:r>
-                            <w:r>
-                              <w:rPr>
-                                <w:b/>
-                                <w:sz w:val="24"/>
-                                <w:szCs w:val="24"/>
-                                <w:lang w:val="vi-VN"/>
-                              </w:rPr>
-                              <w:t xml:space="preserve"> </w:t>
-                            </w:r>
-                          </w:p>
-                          <w:p>
-                            <w:pPr>
-                              <w:ind w:left="426"/>
-                              <w:rPr>
-                                <w:bCs/>
-                                <w:sz w:val="24"/>
-                                <w:szCs w:val="24"/>
-                                <w:lang w:val="vi-VN"/>
-                              </w:rPr>
-                            </w:pPr>
-                            <w:r>
-                              <w:rPr>
-                                <w:b/>
-                                <w:sz w:val="24"/>
-                                <w:szCs w:val="24"/>
-                                <w:lang w:val="vi-VN"/>
-                              </w:rPr>
-                              <w:t>LỚP</w:t>
-                            </w:r>
-                            <w:r>
-                              <w:rPr>
-                                <w:b/>
-                                <w:sz w:val="24"/>
-                                <w:szCs w:val="24"/>
-                                <w:lang w:val="vi-VN"/>
-                              </w:rPr>
-                              <w:tab/>
-                            </w:r>
-                            <w:r>
-                              <w:rPr>
-                                <w:b/>
-                                <w:sz w:val="24"/>
-                                <w:szCs w:val="24"/>
-                                <w:lang w:val="vi-VN"/>
-                              </w:rPr>
-                              <w:tab/>
-                            </w:r>
-                            <w:r>
-                              <w:rPr>
-                                <w:b/>
-                                <w:sz w:val="24"/>
-                                <w:szCs w:val="24"/>
-                                <w:lang w:val="vi-VN"/>
-                              </w:rPr>
-                              <w:tab/>
-                            </w:r>
-                            <w:r>
-                              <w:rPr>
-                                <w:b/>
-                                <w:sz w:val="24"/>
-                                <w:szCs w:val="24"/>
-                                <w:lang w:val="vi-VN"/>
-                              </w:rPr>
-                              <w:tab/>
-                              <w:t xml:space="preserve">: </w:t>
-                            </w:r>
-                            <w:r>
-                              <w:rPr>
-                                <w:bCs/>
-                                <w:sz w:val="24"/>
-                                <w:szCs w:val="24"/>
-                              </w:rPr>
-                              <w:t>PRO2291.0</w:t>
-                            </w:r>
-                            <w:r>
-                              <w:rPr>
-                                <w:bCs/>
-                                <w:sz w:val="24"/>
-                                <w:szCs w:val="24"/>
-                              </w:rPr>
-                              <w:t>3</w:t>
-                            </w:r>
-                          </w:p>
-                          <w:p>
-                            <w:pPr>
-                              <w:ind w:left="426"/>
-                              <w:rPr>
-                                <w:b/>
-                                <w:sz w:val="24"/>
-                                <w:szCs w:val="24"/>
-                                <w:lang w:val="en-US"/>
-                              </w:rPr>
-                            </w:pPr>
-                            <w:r>
-                              <w:rPr>
-                                <w:b/>
-                                <w:sz w:val="24"/>
-                                <w:szCs w:val="24"/>
-                                <w:lang w:val="vi-VN"/>
-                              </w:rPr>
-                              <w:t>NHÓM</w:t>
-                            </w:r>
-                            <w:r>
-                              <w:rPr>
-                                <w:b/>
-                                <w:sz w:val="24"/>
-                                <w:szCs w:val="24"/>
-                                <w:lang w:val="vi-VN"/>
-                              </w:rPr>
-                              <w:tab/>
-                            </w:r>
-                            <w:r>
-                              <w:rPr>
-                                <w:b/>
-                                <w:sz w:val="24"/>
-                                <w:szCs w:val="24"/>
-                                <w:lang w:val="vi-VN"/>
-                              </w:rPr>
-                              <w:tab/>
-                            </w:r>
-                            <w:r>
-                              <w:rPr>
-                                <w:b/>
-                                <w:sz w:val="24"/>
-                                <w:szCs w:val="24"/>
-                                <w:lang w:val="vi-VN"/>
-                              </w:rPr>
-                              <w:tab/>
-                            </w:r>
-                            <w:r>
-                              <w:rPr>
-                                <w:b/>
-                                <w:sz w:val="24"/>
-                                <w:szCs w:val="24"/>
-                                <w:lang w:val="vi-VN"/>
-                              </w:rPr>
-                              <w:tab/>
-                              <w:t>:</w:t>
-                            </w:r>
-                            <w:r>
-                              <w:rPr>
-                                <w:b/>
-                                <w:sz w:val="24"/>
-                                <w:szCs w:val="24"/>
-                                <w:lang w:val="en-US"/>
-                              </w:rPr>
-                              <w:t xml:space="preserve"> </w:t>
-                            </w:r>
-                            <w:r>
-                              <w:rPr>
-                                <w:bCs/>
-                                <w:sz w:val="24"/>
-                                <w:szCs w:val="24"/>
-                                <w:lang w:val="en-US"/>
-                              </w:rPr>
-                              <w:t>THREE CORRECT</w:t>
-                            </w:r>
-                          </w:p>
-                          <w:p>
-                            <w:pPr>
-                              <w:ind w:left="426"/>
-                              <w:rPr>
-                                <w:b/>
-                                <w:sz w:val="24"/>
-                                <w:szCs w:val="24"/>
-                                <w:lang w:val="vi-VN"/>
-                              </w:rPr>
-                            </w:pPr>
-                            <w:r>
-                              <w:rPr>
-                                <w:b/>
-                                <w:sz w:val="24"/>
-                                <w:szCs w:val="24"/>
-                                <w:lang w:val="vi-VN"/>
-                              </w:rPr>
-                              <w:t>THÀNH VIÊN NHÓM</w:t>
-                            </w:r>
-                            <w:r>
-                              <w:rPr>
-                                <w:b/>
-                                <w:sz w:val="24"/>
-                                <w:szCs w:val="24"/>
-                                <w:lang w:val="vi-VN"/>
-                              </w:rPr>
-                              <w:tab/>
-                              <w:t>:</w:t>
-                            </w:r>
-                          </w:p>
-                          <w:p>
-                            <w:pPr>
-                              <w:pStyle w:val="ListParagraph"/>
-                              <w:numPr>
-                                <w:ilvl w:val="0"/>
-                                <w:numId w:val="3"/>
-                              </w:numPr>
-                              <w:spacing w:after="0" w:line="300" w:lineRule="atLeast"/>
-                              <w:rPr>
-                                <w:sz w:val="24"/>
-                                <w:szCs w:val="24"/>
-                                <w:lang w:val="vi-VN"/>
-                              </w:rPr>
-                            </w:pPr>
-                            <w:r>
-                              <w:rPr>
-                                <w:b/>
-                                <w:bCs/>
-                                <w:sz w:val="24"/>
-                                <w:szCs w:val="24"/>
-                              </w:rPr>
-                              <w:t>Nguyễn Thế Hoàng</w:t>
-                            </w:r>
-                            <w:r>
-                              <w:rPr>
-                                <w:sz w:val="24"/>
-                                <w:szCs w:val="24"/>
-                                <w:lang w:val="vi-VN"/>
-                              </w:rPr>
-                              <w:t xml:space="preserve">    </w:t>
-                            </w:r>
-                            <w:r>
-                              <w:rPr>
-                                <w:sz w:val="24"/>
-                                <w:szCs w:val="24"/>
-                                <w:lang w:val="en-US"/>
-                              </w:rPr>
-                              <w:tab/>
-                            </w:r>
-                            <w:r>
-                              <w:rPr>
-                                <w:sz w:val="24"/>
-                                <w:szCs w:val="24"/>
-                                <w:lang w:val="vi-VN"/>
-                              </w:rPr>
-                              <w:t xml:space="preserve">- </w:t>
-                            </w:r>
-                            <w:r>
-                              <w:rPr>
-                                <w:sz w:val="24"/>
-                                <w:szCs w:val="24"/>
-                                <w:lang w:val="en-US"/>
-                              </w:rPr>
-                              <w:t>PS45975</w:t>
-                            </w:r>
-                            <w:r>
-                              <w:rPr>
-                                <w:sz w:val="24"/>
-                                <w:szCs w:val="24"/>
-                                <w:lang w:val="vi-VN"/>
-                              </w:rPr>
-                              <w:t xml:space="preserve"> (nhóm trưởng)</w:t>
-                            </w:r>
-                          </w:p>
-                          <w:p>
-                            <w:pPr>
-                              <w:pStyle w:val="ListParagraph"/>
-                              <w:numPr>
-                                <w:ilvl w:val="0"/>
-                                <w:numId w:val="3"/>
-                              </w:numPr>
-                              <w:spacing w:after="0" w:line="300" w:lineRule="atLeast"/>
-                              <w:rPr>
-                                <w:sz w:val="24"/>
-                                <w:szCs w:val="24"/>
-                              </w:rPr>
-                            </w:pPr>
-                            <w:r>
-                              <w:rPr>
-                                <w:sz w:val="24"/>
-                                <w:szCs w:val="24"/>
-                              </w:rPr>
-                              <w:t>Đặng Ngọc Thanh Thanh</w:t>
-                            </w:r>
-                            <w:r>
-                              <w:rPr>
-                                <w:sz w:val="24"/>
-                                <w:szCs w:val="24"/>
-                                <w:lang w:val="vi-VN"/>
-                              </w:rPr>
-                              <w:tab/>
-                              <w:t xml:space="preserve">- </w:t>
-                            </w:r>
-                            <w:r>
-                              <w:rPr>
-                                <w:sz w:val="24"/>
-                                <w:szCs w:val="24"/>
-                              </w:rPr>
-                              <w:t>PS44868</w:t>
-                            </w:r>
-                          </w:p>
-                          <w:p>
-                            <w:pPr>
-                              <w:pStyle w:val="ListParagraph"/>
-                              <w:numPr>
-                                <w:ilvl w:val="0"/>
-                                <w:numId w:val="3"/>
-                              </w:numPr>
-                              <w:spacing w:after="0" w:line="300" w:lineRule="atLeast"/>
-                              <w:rPr>
-                                <w:sz w:val="24"/>
-                                <w:szCs w:val="24"/>
-                              </w:rPr>
-                            </w:pPr>
-                            <w:r>
-                              <w:rPr>
-                                <w:sz w:val="24"/>
-                                <w:szCs w:val="24"/>
-                              </w:rPr>
-                              <w:t>Nguyễn Hữu Thức</w:t>
-                            </w:r>
-                            <w:r>
-                              <w:rPr>
-                                <w:sz w:val="24"/>
-                                <w:szCs w:val="24"/>
-                                <w:lang w:val="vi-VN"/>
-                              </w:rPr>
-                              <w:t xml:space="preserve"> </w:t>
-                            </w:r>
-                            <w:r>
-                              <w:rPr>
-                                <w:sz w:val="24"/>
-                                <w:szCs w:val="24"/>
-                                <w:lang w:val="vi-VN"/>
-                              </w:rPr>
-                              <w:tab/>
-                            </w:r>
-                            <w:r>
-                              <w:rPr>
-                                <w:sz w:val="24"/>
-                                <w:szCs w:val="24"/>
-                                <w:lang w:val="vi-VN"/>
-                              </w:rPr>
-                              <w:tab/>
-                              <w:t xml:space="preserve">- </w:t>
-                            </w:r>
-                            <w:r>
-                              <w:rPr>
-                                <w:sz w:val="24"/>
-                                <w:szCs w:val="24"/>
-                              </w:rPr>
-                              <w:t>PS45089</w:t>
-                            </w:r>
-                          </w:p>
-                          <w:p>
-                            <w:pPr>
-                              <w:pStyle w:val="ListParagraph"/>
-                              <w:numPr>
-                                <w:ilvl w:val="0"/>
-                                <w:numId w:val="3"/>
-                              </w:numPr>
-                              <w:spacing w:after="0" w:line="300" w:lineRule="atLeast"/>
-                              <w:rPr>
-                                <w:sz w:val="24"/>
-                                <w:szCs w:val="24"/>
-                              </w:rPr>
-                            </w:pPr>
-                            <w:r>
-                              <w:rPr>
-                                <w:sz w:val="24"/>
-                                <w:szCs w:val="24"/>
-                              </w:rPr>
-                              <w:t>Lê Hoàng Gia Bảo</w:t>
-                            </w:r>
-                            <w:r>
-                              <w:rPr>
-                                <w:sz w:val="24"/>
-                                <w:szCs w:val="24"/>
-                                <w:lang w:val="vi-VN"/>
-                              </w:rPr>
-                              <w:tab/>
-                            </w:r>
-                            <w:r>
-                              <w:rPr>
-                                <w:sz w:val="24"/>
-                                <w:szCs w:val="24"/>
-                                <w:lang w:val="vi-VN"/>
-                              </w:rPr>
-                              <w:tab/>
-                              <w:t xml:space="preserve">- </w:t>
-                            </w:r>
-                            <w:r>
-                              <w:rPr>
-                                <w:sz w:val="24"/>
-                                <w:szCs w:val="24"/>
-                              </w:rPr>
-                              <w:t>PS45592</w:t>
-                            </w:r>
-                          </w:p>
-                          <w:p>
-                            <w:pPr>
-                              <w:pStyle w:val="ListParagraph"/>
-                              <w:numPr>
-                                <w:ilvl w:val="0"/>
-                                <w:numId w:val="3"/>
-                              </w:numPr>
-                              <w:spacing w:after="0" w:line="300" w:lineRule="atLeast"/>
-                              <w:rPr>
-                                <w:sz w:val="24"/>
-                                <w:szCs w:val="24"/>
-                              </w:rPr>
-                            </w:pPr>
-                            <w:r>
-                              <w:rPr>
-                                <w:sz w:val="24"/>
-                                <w:szCs w:val="24"/>
-                              </w:rPr>
-                              <w:t>Trương Minh Vũ</w:t>
-                            </w:r>
-                            <w:r>
-                              <w:rPr>
-                                <w:sz w:val="24"/>
-                                <w:szCs w:val="24"/>
-                                <w:lang w:val="vi-VN"/>
-                              </w:rPr>
-                              <w:tab/>
-                            </w:r>
-                            <w:r>
-                              <w:rPr>
-                                <w:sz w:val="24"/>
-                                <w:szCs w:val="24"/>
-                                <w:lang w:val="en-US"/>
-                              </w:rPr>
-                              <w:tab/>
-                            </w:r>
-                            <w:r>
-                              <w:rPr>
-                                <w:sz w:val="24"/>
-                                <w:szCs w:val="24"/>
-                                <w:lang w:val="vi-VN"/>
-                              </w:rPr>
-                              <w:t xml:space="preserve">- </w:t>
-                            </w:r>
-                            <w:r>
-                              <w:rPr>
-                                <w:sz w:val="24"/>
-                                <w:szCs w:val="24"/>
-                              </w:rPr>
-                              <w:t>PS40384</w:t>
-                            </w:r>
-                          </w:p>
-                          <w:p>
-                            <w:pPr>
-                              <w:rPr>
-                                <w:sz w:val="24"/>
-                                <w:szCs w:val="24"/>
-                                <w:lang w:val="vi-VN"/>
-                              </w:rPr>
-                            </w:pPr>
-                          </w:p>
-                          <w:p>
-                            <w:pPr>
-                              <w:jc w:val="center"/>
-                              <w:rPr>
-                                <w:sz w:val="24"/>
-                                <w:szCs w:val="24"/>
-                              </w:rPr>
-                            </w:pPr>
-                          </w:p>
-                          <w:p>
-                            <w:pPr>
-                              <w:jc w:val="center"/>
-                              <w:rPr>
-                                <w:sz w:val="24"/>
-                                <w:szCs w:val="24"/>
-                                <w:lang w:val="en-US"/>
-                              </w:rPr>
-                            </w:pPr>
-                            <w:r>
-                              <w:rPr>
-                                <w:sz w:val="24"/>
-                                <w:szCs w:val="24"/>
-                              </w:rPr>
-                              <w:t xml:space="preserve">TP.HCM </w:t>
-                            </w:r>
-                            <w:r>
-                              <w:rPr>
-                                <w:sz w:val="24"/>
-                                <w:szCs w:val="24"/>
-                              </w:rPr>
-                              <w:t>8</w:t>
-                            </w:r>
-                            <w:r>
-                              <w:rPr>
-                                <w:sz w:val="24"/>
-                                <w:szCs w:val="24"/>
-                              </w:rPr>
-                              <w:t>– 202</w:t>
-                            </w:r>
-                            <w:r>
-                              <w:rPr>
-                                <w:sz w:val="24"/>
-                                <w:szCs w:val="24"/>
-                                <w:lang w:val="vi-VN"/>
-                              </w:rPr>
-                              <w:t>6</w:t>
-                            </w:r>
-                          </w:p>
-                          <w:p>
-                            <w:pPr>
-                              <w:ind w:left="1440"/>
-                              <w:rPr>
-                                <w:sz w:val="24"/>
-                                <w:szCs w:val="24"/>
-                              </w:rPr>
-                            </w:pPr>
-                          </w:p>
-                          <w:p>
-                            <w:pPr>
-                              <w:ind w:left="1440"/>
-                              <w:jc w:val="center"/>
-                              <w:rPr>
-                                <w:sz w:val="24"/>
-                                <w:szCs w:val="24"/>
-                              </w:rPr>
-                            </w:pPr>
-                          </w:p>
-                          <w:p>
-                            <w:pPr>
-                              <w:ind w:left="1440"/>
-                              <w:jc w:val="center"/>
-                              <w:rPr>
-                                <w:sz w:val="24"/>
-                                <w:szCs w:val="24"/>
-                              </w:rPr>
-                            </w:pPr>
-                          </w:p>
-                          <w:p>
-                            <w:pPr>
-                              <w:ind w:left="1440"/>
-                              <w:jc w:val="center"/>
-                              <w:rPr>
-                                <w:sz w:val="24"/>
-                                <w:szCs w:val="24"/>
-                              </w:rPr>
-                            </w:pPr>
-                          </w:p>
-                          <w:p>
-                            <w:pPr>
-                              <w:ind w:left="1440"/>
-                              <w:jc w:val="center"/>
-                              <w:rPr>
-                                <w:sz w:val="24"/>
-                                <w:szCs w:val="24"/>
-                              </w:rPr>
-                            </w:pPr>
-                          </w:p>
-                          <w:p>
-                            <w:pPr>
-                              <w:ind w:left="1440"/>
-                              <w:jc w:val="center"/>
-                              <w:rPr>
-                                <w:sz w:val="24"/>
-                                <w:szCs w:val="24"/>
-                              </w:rPr>
-                            </w:pPr>
-                          </w:p>
-                          <w:p>
-                            <w:pPr>
-                              <w:ind w:left="1440"/>
-                              <w:jc w:val="center"/>
-                              <w:rPr>
-                                <w:sz w:val="24"/>
-                                <w:szCs w:val="24"/>
-                              </w:rPr>
-                            </w:pPr>
-                          </w:p>
-                          <w:p>
-                            <w:pPr>
-                              <w:ind w:left="1440"/>
-                              <w:jc w:val="center"/>
-                              <w:rPr>
-                                <w:sz w:val="24"/>
-                                <w:szCs w:val="24"/>
-                              </w:rPr>
-                            </w:pPr>
-                          </w:p>
-                        </w:txbxContent>
-                      </wps:txbx>
-                      <wps:bodyPr rot="0" vert="horz" wrap="square" lIns="91440" tIns="45720" rIns="91440" bIns="45720" anchor="t" anchorCtr="0" upright="1">
-                        <a:noAutofit/>
-                      </wps:bodyPr>
-                    </wps:wsp>
+                        <a:noFill/>
+                      </pic:spPr>
+                    </pic:pic>
                   </a:graphicData>
                 </a:graphic>
-                <wp14:sizeRelH relativeFrom="page">
+                <wp14:sizeRelH relativeFrom="margin">
                   <wp14:pctWidth>0</wp14:pctWidth>
                 </wp14:sizeRelH>
-                <wp14:sizeRelV relativeFrom="page">
+                <wp14:sizeRelV relativeFrom="margin">
                   <wp14:pctHeight>0</wp14:pctHeight>
                 </wp14:sizeRelV>
               </wp:anchor>
             </w:drawing>
-          </mc:Choice>
-          <mc:Fallback>
-            <w:pict>
-              <v:shapetype w14:anchorId="4DA61755" id="_x0000_t202" coordsize="21600,21600" o:spt="202" path="m,l,21600r21600,l21600,xe">
-                <v:stroke joinstyle="miter"/>
-                <v:path gradientshapeok="t" o:connecttype="rect"/>
-              </v:shapetype>
-              <v:shape id="Text Box 147309026" o:spid="_x0000_s1026" type="#_x0000_t202" style="position:absolute;left:0;text-align:left;margin-left:.65pt;margin-top:4.8pt;width:466.6pt;height:630.75pt;z-index:251658240;visibility:visible;mso-wrap-style:square;mso-width-percent:0;mso-height-percent:0;mso-wrap-distance-left:9pt;mso-wrap-distance-top:0;mso-wrap-distance-right:9pt;mso-wrap-distance-bottom:0;mso-position-horizontal:absolute;mso-position-horizontal-relative:margin;mso-position-vertical:absolute;mso-position-vertical-relative:text;mso-width-percent:0;mso-height-percent:0;mso-width-relative:page;mso-height-relative:page;v-text-anchor:top" o:gfxdata="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" strokeweight="4.5pt">
-                <v:stroke linestyle="thinThick"/>
-                <v:textbox>
-                  <w:txbxContent>
-                    <w:p>
-                      <w:pPr>
-                        <w:jc w:val="center"/>
-                        <w:rPr>
-                          <w:b/>
-                          <w:sz w:val="36"/>
-                          <w:szCs w:val="36"/>
-                        </w:rPr>
-                      </w:pPr>
-                      <w:r>
-                        <w:rPr>
-                          <w:b/>
-                          <w:sz w:val="36"/>
-                          <w:szCs w:val="36"/>
-                        </w:rPr>
-                        <w:t>TRƯỜNG CAO ĐẲNG FPT POLYTECHNIC</w:t>
-                      </w:r>
-                    </w:p>
-                    <w:p>
-                      <w:pPr>
-                        <w:ind w:left="2160" w:firstLine="720"/>
-                        <w:rPr>
-                          <w:b/>
-                          <w:sz w:val="36"/>
-                          <w:szCs w:val="36"/>
-                        </w:rPr>
-                      </w:pPr>
-                      <w:r>
-                        <w:rPr>
-                          <w:b/>
-                          <w:sz w:val="26"/>
-                          <w:szCs w:val="26"/>
-                        </w:rPr>
-                        <w:t>KHOA CÔNG NGHỆ THÔNG TIN</w:t>
-                      </w:r>
-                    </w:p>
-                    <w:p>
-                      <w:pPr>
-                        <w:ind w:left="1440"/>
-                        <w:jc w:val="center"/>
-                        <w:rPr>
-                          <w:b/>
-                          <w:sz w:val="36"/>
-                          <w:szCs w:val="36"/>
-                        </w:rPr>
-                      </w:pPr>
-                    </w:p>
-                    <w:p>
-                      <w:pPr>
-                        <w:jc w:val="center"/>
-                        <w:rPr>
-                          <w:b/>
-                        </w:rPr>
-                      </w:pPr>
-                      <w:r>
-                        <w:rPr>
-                          <w:b/>
-                          <w:noProof/>
-                          <w:sz w:val="40"/>
-                          <w:szCs w:val="40"/>
-                        </w:rPr>
-                        <w:drawing>
-                          <wp:inline distT="0" distB="0" distL="0" distR="0" wp14:anchorId="6FAD2C1D" wp14:editId="6182400E">
-                            <wp:extent cx="3200400" cy="1112638"/>
-                            <wp:effectExtent l="0" t="0" r="0" b="0"/>
-                            <wp:docPr id="718901043" name="Picture 3"/>
-                            <wp:cNvGraphicFramePr>
-                              <a:graphicFrameLocks xmlns:a="http://schemas.openxmlformats.org/drawingml/2006/main" noChangeAspect="1"/>
-                            </wp:cNvGraphicFramePr>
-                            <a:graphic xmlns:a="http://schemas.openxmlformats.org/drawingml/2006/main">
-                              <a:graphicData uri="http://schemas.openxmlformats.org/drawingml/2006/picture">
-                                <pic:pic xmlns:pic="http://schemas.openxmlformats.org/drawingml/2006/picture">
-                                  <pic:nvPicPr>
-                                    <pic:cNvPr id="0" name="LOGO FPOLY.jpg"/>
-                                    <pic:cNvPicPr/>
-                                  </pic:nvPicPr>
-                                  <pic:blipFill>
-                                    <a:blip r:embed="rId9">
-                                      <a:extLst>
-                                        <a:ext uri="{28A0092B-C50C-407E-A947-70E740481C1C}">
-                                          <a14:useLocalDpi xmlns:a14="http://schemas.microsoft.com/office/drawing/2010/main" val="0"/>
-                                        </a:ext>
-                                      </a:extLst>
-                                    </a:blip>
-                                    <a:stretch>
-                                      <a:fillRect/>
-                                    </a:stretch>
-                                  </pic:blipFill>
-                                  <pic:spPr>
-                                    <a:xfrm>
-                                      <a:off x="0" y="0"/>
-                                      <a:ext cx="3233876" cy="1124276"/>
-                                    </a:xfrm>
-                                    <a:prstGeom prst="rect">
-                                      <a:avLst/>
-                                    </a:prstGeom>
-                                  </pic:spPr>
-                                </pic:pic>
-                              </a:graphicData>
-                            </a:graphic>
-                          </wp:inline>
-                        </w:drawing>
-                      </w:r>
-                    </w:p>
-                    <w:p>
-                      <w:pPr>
-                        <w:ind w:left="1440"/>
-                        <w:jc w:val="center"/>
-                        <w:rPr>
-                          <w:b/>
-                          <w:lang w:val="vi-VN"/>
-                        </w:rPr>
-                      </w:pPr>
-                    </w:p>
-                    <w:p>
-                      <w:pPr>
-                        <w:ind w:left="1440" w:right="1593"/>
-                        <w:jc w:val="center"/>
-                        <w:rPr>
-                          <w:b/>
-                          <w:sz w:val="32"/>
-                          <w:szCs w:val="32"/>
-                          <w:lang w:val="vi-VN"/>
-                        </w:rPr>
-                      </w:pPr>
-                      <w:r>
-                        <w:rPr>
-                          <w:b/>
-                          <w:sz w:val="32"/>
-                          <w:szCs w:val="32"/>
-                          <w:lang w:val="vi-VN"/>
-                        </w:rPr>
-                        <w:t>DỰ ÁN TỐT NGHIỆP</w:t>
-                      </w:r>
-                    </w:p>
-                    <w:p>
-                      <w:pPr>
-                        <w:ind w:left="1440" w:right="1593"/>
-                        <w:jc w:val="center"/>
-                        <w:rPr>
-                          <w:b/>
-                          <w:sz w:val="32"/>
-                          <w:szCs w:val="32"/>
-                          <w:lang w:val="vi-VN"/>
-                        </w:rPr>
-                      </w:pPr>
-                      <w:r>
-                        <w:rPr>
-                          <w:b/>
-                          <w:sz w:val="32"/>
-                          <w:szCs w:val="32"/>
-                          <w:lang w:val="vi-VN"/>
-                        </w:rPr>
-                        <w:t>CHUYÊN NGÀNH: XỬ LÝ DỮ LIỆU</w:t>
-                      </w:r>
-                    </w:p>
-                    <w:p>
-                      <w:pPr>
-                        <w:ind w:left="1440" w:right="1734"/>
-                        <w:jc w:val="center"/>
-                        <w:rPr>
-                          <w:b/>
-                          <w:bCs/>
-                          <w:color w:val="EE0000"/>
-                          <w:sz w:val="32"/>
-                          <w:szCs w:val="32"/>
-                          <w:lang w:val="en-US"/>
-                        </w:rPr>
-                      </w:pPr>
-                      <w:r>
-                        <w:rPr>
-                          <w:b/>
-                          <w:color w:val="EE0000"/>
-                          <w:sz w:val="32"/>
-                          <w:szCs w:val="32"/>
-                          <w:lang w:val="vi-VN"/>
-                        </w:rPr>
-                        <w:t xml:space="preserve">ĐỀ TÀI: </w:t>
-                      </w:r>
-                      <w:r>
-                        <w:rPr>
-                          <w:b/>
-                          <w:bCs/>
-                          <w:color w:val="EE0000"/>
-                          <w:sz w:val="32"/>
-                          <w:szCs w:val="32"/>
-                        </w:rPr>
-                        <w:t>PHÂN</w:t>
-                      </w:r>
-                      <w:r>
-                        <w:rPr>
-                          <w:b/>
-                          <w:bCs/>
-                          <w:color w:val="EE0000"/>
-                          <w:sz w:val="32"/>
-                          <w:szCs w:val="32"/>
-                          <w:lang w:val="vi-VN"/>
-                        </w:rPr>
-                        <w:t xml:space="preserve"> TÍCH </w:t>
-                      </w:r>
-                      <w:r>
-                        <w:rPr>
-                          <w:b/>
-                          <w:bCs/>
-                          <w:color w:val="EE0000"/>
-                          <w:sz w:val="32"/>
-                          <w:szCs w:val="32"/>
-                          <w:lang w:val="en-US"/>
-                        </w:rPr>
-                        <w:t>DOANH THU BÁN HÀNG</w:t>
-                      </w:r>
-                    </w:p>
-                    <w:p>
-                      <w:pPr>
-                        <w:ind w:left="1440" w:right="1299"/>
-                        <w:rPr>
-                          <w:b/>
-                          <w:lang w:val="vi-VN"/>
-                        </w:rPr>
-                      </w:pPr>
-                    </w:p>
-                    <w:p>
-                      <w:pPr>
-                        <w:ind w:left="426"/>
-                        <w:rPr>
-                          <w:b/>
-                          <w:sz w:val="24"/>
-                          <w:szCs w:val="24"/>
-                          <w:lang w:val="vi-VN"/>
-                        </w:rPr>
-                      </w:pPr>
-                      <w:r>
-                        <w:rPr>
-                          <w:b/>
-                          <w:sz w:val="24"/>
-                          <w:szCs w:val="24"/>
-                          <w:lang w:val="vi-VN"/>
-                        </w:rPr>
-                        <w:t>GV HƯỚNG DẪN</w:t>
-                      </w:r>
-                      <w:r>
-                        <w:rPr>
-                          <w:b/>
-                          <w:sz w:val="24"/>
-                          <w:szCs w:val="24"/>
-                          <w:lang w:val="vi-VN"/>
-                        </w:rPr>
-                        <w:tab/>
-                      </w:r>
-                      <w:r>
-                        <w:rPr>
-                          <w:b/>
-                          <w:sz w:val="24"/>
-                          <w:szCs w:val="24"/>
-                          <w:lang w:val="vi-VN"/>
-                        </w:rPr>
-                        <w:tab/>
-                        <w:t xml:space="preserve">: </w:t>
-                      </w:r>
-                      <w:r>
-                        <w:rPr>
-                          <w:bCs/>
-                          <w:sz w:val="24"/>
-                          <w:szCs w:val="24"/>
-                          <w:lang w:val="vi-VN"/>
-                        </w:rPr>
-                        <w:t>VĂN CÔNG KHANH</w:t>
-                      </w:r>
-                      <w:r>
-                        <w:rPr>
-                          <w:b/>
-                          <w:sz w:val="24"/>
-                          <w:szCs w:val="24"/>
-                          <w:lang w:val="vi-VN"/>
-                        </w:rPr>
-                        <w:t xml:space="preserve"> </w:t>
-                      </w:r>
-                    </w:p>
-                    <w:p>
-                      <w:pPr>
-                        <w:ind w:left="426"/>
-                        <w:rPr>
-                          <w:bCs/>
-                          <w:sz w:val="24"/>
-                          <w:szCs w:val="24"/>
-                          <w:lang w:val="vi-VN"/>
-                        </w:rPr>
-                      </w:pPr>
-                      <w:r>
-                        <w:rPr>
-                          <w:b/>
-                          <w:sz w:val="24"/>
-                          <w:szCs w:val="24"/>
-                          <w:lang w:val="vi-VN"/>
-                        </w:rPr>
-                        <w:t>LỚP</w:t>
-                      </w:r>
-                      <w:r>
-                        <w:rPr>
-                          <w:b/>
-                          <w:sz w:val="24"/>
-                          <w:szCs w:val="24"/>
-                          <w:lang w:val="vi-VN"/>
-                        </w:rPr>
-                        <w:tab/>
-                      </w:r>
-                      <w:r>
-                        <w:rPr>
-                          <w:b/>
-                          <w:sz w:val="24"/>
-                          <w:szCs w:val="24"/>
-                          <w:lang w:val="vi-VN"/>
-                        </w:rPr>
-                        <w:tab/>
-                      </w:r>
-                      <w:r>
-                        <w:rPr>
-                          <w:b/>
-                          <w:sz w:val="24"/>
-                          <w:szCs w:val="24"/>
-                          <w:lang w:val="vi-VN"/>
-                        </w:rPr>
-                        <w:tab/>
-                      </w:r>
-                      <w:r>
-                        <w:rPr>
-                          <w:b/>
-                          <w:sz w:val="24"/>
-                          <w:szCs w:val="24"/>
-                          <w:lang w:val="vi-VN"/>
-                        </w:rPr>
-                        <w:tab/>
-                        <w:t xml:space="preserve">: </w:t>
-                      </w:r>
-                      <w:r>
-                        <w:rPr>
-                          <w:bCs/>
-                          <w:sz w:val="24"/>
-                          <w:szCs w:val="24"/>
-                        </w:rPr>
-                        <w:t>PRO2291.0</w:t>
-                      </w:r>
-                      <w:r>
-                        <w:rPr>
-                          <w:bCs/>
-                          <w:sz w:val="24"/>
-                          <w:szCs w:val="24"/>
-                        </w:rPr>
-                        <w:t>3</w:t>
-                      </w:r>
-                    </w:p>
-                    <w:p>
-                      <w:pPr>
-                        <w:ind w:left="426"/>
-                        <w:rPr>
-                          <w:b/>
-                          <w:sz w:val="24"/>
-                          <w:szCs w:val="24"/>
-                          <w:lang w:val="en-US"/>
-                        </w:rPr>
-                      </w:pPr>
-                      <w:r>
-                        <w:rPr>
-                          <w:b/>
-                          <w:sz w:val="24"/>
-                          <w:szCs w:val="24"/>
-                          <w:lang w:val="vi-VN"/>
-                        </w:rPr>
-                        <w:t>NHÓM</w:t>
-                      </w:r>
-                      <w:r>
-                        <w:rPr>
-                          <w:b/>
-                          <w:sz w:val="24"/>
-                          <w:szCs w:val="24"/>
-                          <w:lang w:val="vi-VN"/>
-                        </w:rPr>
-                        <w:tab/>
-                      </w:r>
-                      <w:r>
-                        <w:rPr>
-                          <w:b/>
-                          <w:sz w:val="24"/>
-                          <w:szCs w:val="24"/>
-                          <w:lang w:val="vi-VN"/>
-                        </w:rPr>
-                        <w:tab/>
-                      </w:r>
-                      <w:r>
-                        <w:rPr>
-                          <w:b/>
-                          <w:sz w:val="24"/>
-                          <w:szCs w:val="24"/>
-                          <w:lang w:val="vi-VN"/>
-                        </w:rPr>
-                        <w:tab/>
-                      </w:r>
-                      <w:r>
-                        <w:rPr>
-                          <w:b/>
-                          <w:sz w:val="24"/>
-                          <w:szCs w:val="24"/>
-                          <w:lang w:val="vi-VN"/>
-                        </w:rPr>
-                        <w:tab/>
-                        <w:t>:</w:t>
-                      </w:r>
-                      <w:r>
-                        <w:rPr>
-                          <w:b/>
-                          <w:sz w:val="24"/>
-                          <w:szCs w:val="24"/>
-                          <w:lang w:val="en-US"/>
-                        </w:rPr>
-                        <w:t xml:space="preserve"> </w:t>
-                      </w:r>
-                      <w:r>
-                        <w:rPr>
-                          <w:bCs/>
-                          <w:sz w:val="24"/>
-                          <w:szCs w:val="24"/>
-                          <w:lang w:val="en-US"/>
-                        </w:rPr>
-                        <w:t>THREE CORRECT</w:t>
-                      </w:r>
-                    </w:p>
-                    <w:p>
-                      <w:pPr>
-                        <w:ind w:left="426"/>
-                        <w:rPr>
-                          <w:b/>
-                          <w:sz w:val="24"/>
-                          <w:szCs w:val="24"/>
-                          <w:lang w:val="vi-VN"/>
-                        </w:rPr>
-                      </w:pPr>
-                      <w:r>
-                        <w:rPr>
-                          <w:b/>
-                          <w:sz w:val="24"/>
-                          <w:szCs w:val="24"/>
-                          <w:lang w:val="vi-VN"/>
-                        </w:rPr>
-                        <w:t>THÀNH VIÊN NHÓM</w:t>
-                      </w:r>
-                      <w:r>
-                        <w:rPr>
-                          <w:b/>
-                          <w:sz w:val="24"/>
-                          <w:szCs w:val="24"/>
-                          <w:lang w:val="vi-VN"/>
-                        </w:rPr>
-                        <w:tab/>
-                        <w:t>:</w:t>
-                      </w:r>
-                    </w:p>
-                    <w:p>
-                      <w:pPr>
-                        <w:pStyle w:val="ListParagraph"/>
-                        <w:numPr>
-                          <w:ilvl w:val="0"/>
-                          <w:numId w:val="3"/>
-                        </w:numPr>
-                        <w:spacing w:after="0" w:line="300" w:lineRule="atLeast"/>
-                        <w:rPr>
-                          <w:sz w:val="24"/>
-                          <w:szCs w:val="24"/>
-                          <w:lang w:val="vi-VN"/>
-                        </w:rPr>
-                      </w:pPr>
-                      <w:r>
-                        <w:rPr>
-                          <w:b/>
-                          <w:bCs/>
-                          <w:sz w:val="24"/>
-                          <w:szCs w:val="24"/>
-                        </w:rPr>
-                        <w:t>Nguyễn Thế Hoàng</w:t>
-                      </w:r>
-                      <w:r>
-                        <w:rPr>
-                          <w:sz w:val="24"/>
-                          <w:szCs w:val="24"/>
-                          <w:lang w:val="vi-VN"/>
-                        </w:rPr>
-                        <w:t xml:space="preserve">    </w:t>
-                      </w:r>
-                      <w:r>
-                        <w:rPr>
-                          <w:sz w:val="24"/>
-                          <w:szCs w:val="24"/>
-                          <w:lang w:val="en-US"/>
-                        </w:rPr>
-                        <w:tab/>
-                      </w:r>
-                      <w:r>
-                        <w:rPr>
-                          <w:sz w:val="24"/>
-                          <w:szCs w:val="24"/>
-                          <w:lang w:val="vi-VN"/>
-                        </w:rPr>
-                        <w:t xml:space="preserve">- </w:t>
-                      </w:r>
-                      <w:r>
-                        <w:rPr>
-                          <w:sz w:val="24"/>
-                          <w:szCs w:val="24"/>
-                          <w:lang w:val="en-US"/>
-                        </w:rPr>
-                        <w:t>PS45975</w:t>
-                      </w:r>
-                      <w:r>
-                        <w:rPr>
-                          <w:sz w:val="24"/>
-                          <w:szCs w:val="24"/>
-                          <w:lang w:val="vi-VN"/>
-                        </w:rPr>
-                        <w:t xml:space="preserve"> (nhóm trưởng)</w:t>
-                      </w:r>
-                    </w:p>
-                    <w:p>
-                      <w:pPr>
-                        <w:pStyle w:val="ListParagraph"/>
-                        <w:numPr>
-                          <w:ilvl w:val="0"/>
-                          <w:numId w:val="3"/>
-                        </w:numPr>
-                        <w:spacing w:after="0" w:line="300" w:lineRule="atLeast"/>
-                        <w:rPr>
-                          <w:sz w:val="24"/>
-                          <w:szCs w:val="24"/>
-                        </w:rPr>
-                      </w:pPr>
-                      <w:r>
-                        <w:rPr>
-                          <w:sz w:val="24"/>
-                          <w:szCs w:val="24"/>
-                        </w:rPr>
-                        <w:t>Đặng Ngọc Thanh Thanh</w:t>
-                      </w:r>
-                      <w:r>
-                        <w:rPr>
-                          <w:sz w:val="24"/>
-                          <w:szCs w:val="24"/>
-                          <w:lang w:val="vi-VN"/>
-                        </w:rPr>
-                        <w:tab/>
-                        <w:t xml:space="preserve">- </w:t>
-                      </w:r>
-                      <w:r>
-                        <w:rPr>
-                          <w:sz w:val="24"/>
-                          <w:szCs w:val="24"/>
-                        </w:rPr>
-                        <w:t>PS44868</w:t>
-                      </w:r>
-                    </w:p>
-                    <w:p>
-                      <w:pPr>
-                        <w:pStyle w:val="ListParagraph"/>
-                        <w:numPr>
-                          <w:ilvl w:val="0"/>
-                          <w:numId w:val="3"/>
-                        </w:numPr>
-                        <w:spacing w:after="0" w:line="300" w:lineRule="atLeast"/>
-                        <w:rPr>
-                          <w:sz w:val="24"/>
-                          <w:szCs w:val="24"/>
-                        </w:rPr>
-                      </w:pPr>
-                      <w:r>
-                        <w:rPr>
-                          <w:sz w:val="24"/>
-                          <w:szCs w:val="24"/>
-                        </w:rPr>
-                        <w:t>Nguyễn Hữu Thức</w:t>
-                      </w:r>
-                      <w:r>
-                        <w:rPr>
-                          <w:sz w:val="24"/>
-                          <w:szCs w:val="24"/>
-                          <w:lang w:val="vi-VN"/>
-                        </w:rPr>
-                        <w:t xml:space="preserve"> </w:t>
-                      </w:r>
-                      <w:r>
-                        <w:rPr>
-                          <w:sz w:val="24"/>
-                          <w:szCs w:val="24"/>
-                          <w:lang w:val="vi-VN"/>
-                        </w:rPr>
-                        <w:tab/>
-                      </w:r>
-                      <w:r>
-                        <w:rPr>
-                          <w:sz w:val="24"/>
-                          <w:szCs w:val="24"/>
-                          <w:lang w:val="vi-VN"/>
-                        </w:rPr>
-                        <w:tab/>
-                        <w:t xml:space="preserve">- </w:t>
-                      </w:r>
-                      <w:r>
-                        <w:rPr>
-                          <w:sz w:val="24"/>
-                          <w:szCs w:val="24"/>
-                        </w:rPr>
-                        <w:t>PS45089</w:t>
-                      </w:r>
-                    </w:p>
-                    <w:p>
-                      <w:pPr>
-                        <w:pStyle w:val="ListParagraph"/>
-                        <w:numPr>
-                          <w:ilvl w:val="0"/>
-                          <w:numId w:val="3"/>
-                        </w:numPr>
-                        <w:spacing w:after="0" w:line="300" w:lineRule="atLeast"/>
-                        <w:rPr>
-                          <w:sz w:val="24"/>
-                          <w:szCs w:val="24"/>
-                        </w:rPr>
-                      </w:pPr>
-                      <w:r>
-                        <w:rPr>
-                          <w:sz w:val="24"/>
-                          <w:szCs w:val="24"/>
-                        </w:rPr>
-                        <w:t>Lê Hoàng Gia Bảo</w:t>
-                      </w:r>
-                      <w:r>
-                        <w:rPr>
-                          <w:sz w:val="24"/>
-                          <w:szCs w:val="24"/>
-                          <w:lang w:val="vi-VN"/>
-                        </w:rPr>
-                        <w:tab/>
-                      </w:r>
-                      <w:r>
-                        <w:rPr>
-                          <w:sz w:val="24"/>
-                          <w:szCs w:val="24"/>
-                          <w:lang w:val="vi-VN"/>
-                        </w:rPr>
-                        <w:tab/>
-                        <w:t xml:space="preserve">- </w:t>
-                      </w:r>
-                      <w:r>
-                        <w:rPr>
-                          <w:sz w:val="24"/>
-                          <w:szCs w:val="24"/>
-                        </w:rPr>
-                        <w:t>PS45592</w:t>
-                      </w:r>
-                    </w:p>
-                    <w:p>
-                      <w:pPr>
-                        <w:pStyle w:val="ListParagraph"/>
-                        <w:numPr>
-                          <w:ilvl w:val="0"/>
-                          <w:numId w:val="3"/>
-                        </w:numPr>
-                        <w:spacing w:after="0" w:line="300" w:lineRule="atLeast"/>
-                        <w:rPr>
-                          <w:sz w:val="24"/>
-                          <w:szCs w:val="24"/>
-                        </w:rPr>
-                      </w:pPr>
-                      <w:r>
-                        <w:rPr>
-                          <w:sz w:val="24"/>
-                          <w:szCs w:val="24"/>
-                        </w:rPr>
-                        <w:t>Trương Minh Vũ</w:t>
-                      </w:r>
-                      <w:r>
-                        <w:rPr>
-                          <w:sz w:val="24"/>
-                          <w:szCs w:val="24"/>
-                          <w:lang w:val="vi-VN"/>
-                        </w:rPr>
-                        <w:tab/>
-                      </w:r>
-                      <w:r>
-                        <w:rPr>
-                          <w:sz w:val="24"/>
-                          <w:szCs w:val="24"/>
-                          <w:lang w:val="en-US"/>
-                        </w:rPr>
-                        <w:tab/>
-                      </w:r>
-                      <w:r>
-                        <w:rPr>
-                          <w:sz w:val="24"/>
-                          <w:szCs w:val="24"/>
-                          <w:lang w:val="vi-VN"/>
-                        </w:rPr>
-                        <w:t xml:space="preserve">- </w:t>
-                      </w:r>
-                      <w:r>
-                        <w:rPr>
-                          <w:sz w:val="24"/>
-                          <w:szCs w:val="24"/>
-                        </w:rPr>
-                        <w:t>PS40384</w:t>
-                      </w:r>
-                    </w:p>
-                    <w:p>
-                      <w:pPr>
-                        <w:rPr>
-                          <w:sz w:val="24"/>
-                          <w:szCs w:val="24"/>
-                          <w:lang w:val="vi-VN"/>
-                        </w:rPr>
-                      </w:pPr>
-                    </w:p>
-                    <w:p>
-                      <w:pPr>
-                        <w:jc w:val="center"/>
-                        <w:rPr>
-                          <w:sz w:val="24"/>
-                          <w:szCs w:val="24"/>
-                        </w:rPr>
-                      </w:pPr>
-                    </w:p>
-                    <w:p>
-                      <w:pPr>
-                        <w:jc w:val="center"/>
-                        <w:rPr>
-                          <w:sz w:val="24"/>
-                          <w:szCs w:val="24"/>
-                          <w:lang w:val="en-US"/>
-                        </w:rPr>
-                      </w:pPr>
-                      <w:r>
-                        <w:rPr>
-                          <w:sz w:val="24"/>
-                          <w:szCs w:val="24"/>
-                        </w:rPr>
-                        <w:t xml:space="preserve">TP.HCM </w:t>
-                      </w:r>
-                      <w:r>
-                        <w:rPr>
-                          <w:sz w:val="24"/>
-                          <w:szCs w:val="24"/>
-                        </w:rPr>
-                        <w:t>8</w:t>
-                      </w:r>
-                      <w:r>
-                        <w:rPr>
-                          <w:sz w:val="24"/>
-                          <w:szCs w:val="24"/>
-                        </w:rPr>
-                        <w:t>– 202</w:t>
-                      </w:r>
-                      <w:r>
-                        <w:rPr>
-                          <w:sz w:val="24"/>
-                          <w:szCs w:val="24"/>
-                          <w:lang w:val="vi-VN"/>
-                        </w:rPr>
-                        <w:t>6</w:t>
-                      </w:r>
-                    </w:p>
-                    <w:p>
-                      <w:pPr>
-                        <w:ind w:left="1440"/>
-                        <w:rPr>
-                          <w:sz w:val="24"/>
-                          <w:szCs w:val="24"/>
-                        </w:rPr>
-                      </w:pPr>
-                    </w:p>
-                    <w:p>
-                      <w:pPr>
-                        <w:ind w:left="1440"/>
-                        <w:jc w:val="center"/>
-                        <w:rPr>
-                          <w:sz w:val="24"/>
-                          <w:szCs w:val="24"/>
-                        </w:rPr>
-                      </w:pPr>
-                    </w:p>
-                    <w:p>
-                      <w:pPr>
-                        <w:ind w:left="1440"/>
-                        <w:jc w:val="center"/>
-                        <w:rPr>
-                          <w:sz w:val="24"/>
-                          <w:szCs w:val="24"/>
-                        </w:rPr>
-                      </w:pPr>
-                    </w:p>
-                    <w:p>
-                      <w:pPr>
-                        <w:ind w:left="1440"/>
-                        <w:jc w:val="center"/>
-                        <w:rPr>
-                          <w:sz w:val="24"/>
-                          <w:szCs w:val="24"/>
-                        </w:rPr>
-                      </w:pPr>
-                    </w:p>
-                    <w:p>
-                      <w:pPr>
-                        <w:ind w:left="1440"/>
-                        <w:jc w:val="center"/>
-                        <w:rPr>
-                          <w:sz w:val="24"/>
-                          <w:szCs w:val="24"/>
-                        </w:rPr>
-                      </w:pPr>
-                    </w:p>
-                    <w:p>
-                      <w:pPr>
-                        <w:ind w:left="1440"/>
-                        <w:jc w:val="center"/>
-                        <w:rPr>
-                          <w:sz w:val="24"/>
-                          <w:szCs w:val="24"/>
-                        </w:rPr>
-                      </w:pPr>
-                    </w:p>
-                    <w:p>
-                      <w:pPr>
-                        <w:ind w:left="1440"/>
-                        <w:jc w:val="center"/>
-                        <w:rPr>
-                          <w:sz w:val="24"/>
-                          <w:szCs w:val="24"/>
-                        </w:rPr>
-                      </w:pPr>
-                    </w:p>
-                    <w:p>
-                      <w:pPr>
-                        <w:ind w:left="1440"/>
-                        <w:jc w:val="center"/>
-                        <w:rPr>
-                          <w:sz w:val="24"/>
-                          <w:szCs w:val="24"/>
-                        </w:rPr>
-                      </w:pPr>
-                    </w:p>
-                  </w:txbxContent>
-                </v:textbox>
-                <w10:wrap anchorx="margin"/>
-              </v:shape>
-            </w:pict>
-          </mc:Fallback>
-        </mc:AlternateContent>
-      </w:r>
-      <w:r>
-        <w:rPr>
-          <w:color w:val="000000" w:themeColor="text1"/>
-        </w:rPr>
-        <w:t>l</w:t>
-      </w:r>
-    </w:p>
-    <w:p>
-      <w:pPr>
-        <w:pBdr>
-          <w:top w:val="nil"/>
-          <w:left w:val="nil"/>
-          <w:bottom w:val="nil"/>
-          <w:right w:val="nil"/>
-          <w:between w:val="nil"/>
-        </w:pBdr>
-        <w:spacing w:before="1540" w:after="240" w:line="360" w:lineRule="auto"/>
-        <w:jc w:val="left"/>
-        <w:rPr>
-          <w:rFonts w:ascii="Calibri" w:eastAsia="Calibri" w:hAnsi="Calibri" w:cs="Calibri"/>
-          <w:color w:val="000000" w:themeColor="text1"/>
-          <w:sz w:val="22"/>
-          <w:szCs w:val="22"/>
-        </w:rPr>
-      </w:pPr>
-      <w:r>
-        <w:rPr>
-          <w:color w:val="000000" w:themeColor="text1"/>
-        </w:rPr>
-        <w:br w:type="page"/>
-      </w:r>
-    </w:p>
+          </w:r>
+          <w:r>
+            <w:rPr>
+              <w:b/>
+              <w:bCs/>
+              <w:sz w:val="44"/>
+              <w:szCs w:val="44"/>
+            </w:rPr>
+            <w:t>TRƯỜNG CAO ĐẲNG FPT POLYTECHNIC</w:t>
+          </w:r>
+        </w:p>
+        <w:p>
+          <w:pPr>
+            <w:pStyle w:val="NoSpacing"/>
+            <w:jc w:val="center"/>
+            <w:rPr>
+              <w:b/>
+              <w:bCs/>
+              <w:sz w:val="36"/>
+              <w:szCs w:val="36"/>
+            </w:rPr>
+          </w:pPr>
+          <w:r>
+            <w:rPr>
+              <w:b/>
+              <w:bCs/>
+              <w:sz w:val="36"/>
+              <w:szCs w:val="36"/>
+            </w:rPr>
+            <w:t>KHOA CÔNG NGHỆ THÔNG TIN</w:t>
+          </w:r>
+        </w:p>
+        <w:p>
+          <w:pPr>
+            <w:pStyle w:val="NoSpacing"/>
+            <w:jc w:val="center"/>
+            <w:rPr>
+              <w:b/>
+              <w:bCs/>
+              <w:sz w:val="32"/>
+              <w:szCs w:val="32"/>
+            </w:rPr>
+          </w:pPr>
+        </w:p>
+        <w:p>
+          <w:pPr>
+            <w:pStyle w:val="NoSpacing"/>
+            <w:jc w:val="center"/>
+            <w:rPr>
+              <w:b/>
+              <w:bCs/>
+              <w:sz w:val="32"/>
+              <w:szCs w:val="32"/>
+            </w:rPr>
+          </w:pPr>
+          <w:r>
+            <w:rPr>
+              <w:noProof/>
+            </w:rPr>
+            <w:drawing>
+              <wp:anchor distT="0" distB="0" distL="114300" distR="114300" simplePos="0" relativeHeight="251663360" behindDoc="0" locked="0" layoutInCell="1" allowOverlap="1" wp14:anchorId="3953F5A3" wp14:editId="17547EBC">
+                <wp:simplePos x="0" y="0"/>
+                <wp:positionH relativeFrom="margin">
+                  <wp:posOffset>1072515</wp:posOffset>
+                </wp:positionH>
+                <wp:positionV relativeFrom="paragraph">
+                  <wp:posOffset>56515</wp:posOffset>
+                </wp:positionV>
+                <wp:extent cx="3816350" cy="1296035"/>
+                <wp:effectExtent l="0" t="0" r="0" b="0"/>
+                <wp:wrapSquare wrapText="bothSides"/>
+                <wp:docPr id="1718499341" name="Picture 2" descr="A black background with orange and blue text&#10;&#10;Description automatically generated"/>
+                <wp:cNvGraphicFramePr>
+                  <a:graphicFrameLocks xmlns:a="http://schemas.openxmlformats.org/drawingml/2006/main" noChangeAspect="1"/>
+                </wp:cNvGraphicFramePr>
+                <a:graphic xmlns:a="http://schemas.openxmlformats.org/drawingml/2006/main">
+                  <a:graphicData uri="http://schemas.openxmlformats.org/drawingml/2006/picture">
+                    <pic:pic xmlns:pic="http://schemas.openxmlformats.org/drawingml/2006/picture">
+                      <pic:nvPicPr>
+                        <pic:cNvPr id="1718499341" name="Picture 2" descr="A black background with orange and blue text&#10;&#10;Description automatically generated"/>
+                        <pic:cNvPicPr>
+                          <a:picLocks noChangeAspect="1" noChangeArrowheads="1"/>
+                        </pic:cNvPicPr>
+                      </pic:nvPicPr>
+                      <pic:blipFill>
+                        <a:blip r:embed="rId10" cstate="print">
+                          <a:extLst>
+                            <a:ext uri="{28A0092B-C50C-407E-A947-70E740481C1C}">
+                              <a14:useLocalDpi xmlns:a14="http://schemas.microsoft.com/office/drawing/2010/main" val="0"/>
+                            </a:ext>
+                          </a:extLst>
+                        </a:blip>
+                        <a:srcRect/>
+                        <a:stretch>
+                          <a:fillRect/>
+                        </a:stretch>
+                      </pic:blipFill>
+                      <pic:spPr bwMode="auto">
+                        <a:xfrm>
+                          <a:off x="0" y="0"/>
+                          <a:ext cx="3816350" cy="1296035"/>
+                        </a:xfrm>
+                        <a:prstGeom prst="rect">
+                          <a:avLst/>
+                        </a:prstGeom>
+                        <a:noFill/>
+                        <a:ln>
+                          <a:noFill/>
+                        </a:ln>
+                      </pic:spPr>
+                    </pic:pic>
+                  </a:graphicData>
+                </a:graphic>
+                <wp14:sizeRelH relativeFrom="margin">
+                  <wp14:pctWidth>0</wp14:pctWidth>
+                </wp14:sizeRelH>
+                <wp14:sizeRelV relativeFrom="margin">
+                  <wp14:pctHeight>0</wp14:pctHeight>
+                </wp14:sizeRelV>
+              </wp:anchor>
+            </w:drawing>
+          </w:r>
+        </w:p>
+        <w:p>
+          <w:pPr>
+            <w:pStyle w:val="NoSpacing"/>
+            <w:jc w:val="center"/>
+            <w:rPr>
+              <w:b/>
+              <w:bCs/>
+              <w:sz w:val="32"/>
+              <w:szCs w:val="32"/>
+            </w:rPr>
+          </w:pPr>
+        </w:p>
+        <w:p>
+          <w:pPr>
+            <w:pStyle w:val="NoSpacing"/>
+            <w:jc w:val="center"/>
+            <w:rPr>
+              <w:b/>
+              <w:bCs/>
+              <w:sz w:val="32"/>
+              <w:szCs w:val="32"/>
+            </w:rPr>
+          </w:pPr>
+        </w:p>
+        <w:p>
+          <w:pPr>
+            <w:pStyle w:val="NoSpacing"/>
+            <w:jc w:val="center"/>
+            <w:rPr>
+              <w:b/>
+              <w:bCs/>
+              <w:sz w:val="32"/>
+              <w:szCs w:val="32"/>
+            </w:rPr>
+          </w:pPr>
+        </w:p>
+        <w:p>
+          <w:pPr>
+            <w:pStyle w:val="NoSpacing"/>
+            <w:jc w:val="center"/>
+            <w:rPr>
+              <w:b/>
+              <w:bCs/>
+              <w:sz w:val="32"/>
+              <w:szCs w:val="32"/>
+            </w:rPr>
+          </w:pPr>
+        </w:p>
+        <w:p>
+          <w:pPr>
+            <w:pStyle w:val="NoSpacing"/>
+            <w:jc w:val="center"/>
+            <w:rPr>
+              <w:b/>
+              <w:bCs/>
+              <w:sz w:val="32"/>
+              <w:szCs w:val="32"/>
+            </w:rPr>
+          </w:pPr>
+        </w:p>
+        <w:p>
+          <w:pPr>
+            <w:pStyle w:val="NoSpacing"/>
+            <w:jc w:val="center"/>
+            <w:rPr>
+              <w:b/>
+              <w:bCs/>
+              <w:sz w:val="32"/>
+              <w:szCs w:val="32"/>
+            </w:rPr>
+          </w:pPr>
+        </w:p>
+        <w:p>
+          <w:pPr>
+            <w:pStyle w:val="NoSpacing"/>
+            <w:jc w:val="center"/>
+            <w:rPr>
+              <w:b/>
+              <w:bCs/>
+              <w:sz w:val="32"/>
+              <w:szCs w:val="32"/>
+            </w:rPr>
+          </w:pPr>
+          <w:r>
+            <w:rPr>
+              <w:noProof/>
+              <w:sz w:val="32"/>
+              <w:szCs w:val="32"/>
+            </w:rPr>
+            <mc:AlternateContent>
+              <mc:Choice Requires="wpg">
+                <w:drawing>
+                  <wp:anchor distT="0" distB="0" distL="114300" distR="114300" simplePos="0" relativeHeight="251665408" behindDoc="0" locked="0" layoutInCell="1" allowOverlap="1" wp14:anchorId="632EAC7B" wp14:editId="5A2B440E">
+                    <wp:simplePos x="0" y="0"/>
+                    <wp:positionH relativeFrom="margin">
+                      <wp:posOffset>-453224</wp:posOffset>
+                    </wp:positionH>
+                    <wp:positionV relativeFrom="paragraph">
+                      <wp:posOffset>241852</wp:posOffset>
+                    </wp:positionV>
+                    <wp:extent cx="2886075" cy="5930679"/>
+                    <wp:effectExtent l="0" t="0" r="28575" b="13335"/>
+                    <wp:wrapNone/>
+                    <wp:docPr id="1102283543" name="Group 2"/>
+                    <wp:cNvGraphicFramePr/>
+                    <a:graphic xmlns:a="http://schemas.openxmlformats.org/drawingml/2006/main">
+                      <a:graphicData uri="http://schemas.microsoft.com/office/word/2010/wordprocessingGroup">
+                        <wpg:wgp>
+                          <wpg:cNvGrpSpPr/>
+                          <wpg:grpSpPr>
+                            <a:xfrm>
+                              <a:off x="0" y="0"/>
+                              <a:ext cx="2886075" cy="5930679"/>
+                              <a:chOff x="80645" y="4211812"/>
+                              <a:chExt cx="1306273" cy="3121026"/>
+                            </a:xfrm>
+                          </wpg:grpSpPr>
+                          <wpg:grpSp>
+                            <wpg:cNvPr id="362578368" name="Group 362578368"/>
+                            <wpg:cNvGrpSpPr>
+                              <a:grpSpLocks noChangeAspect="1"/>
+                            </wpg:cNvGrpSpPr>
+                            <wpg:grpSpPr>
+                              <a:xfrm>
+                                <a:off x="141062" y="4211812"/>
+                                <a:ext cx="1047750" cy="3121026"/>
+                                <a:chOff x="141062" y="4211812"/>
+                                <a:chExt cx="1047750" cy="3121026"/>
+                              </a:xfrm>
+                            </wpg:grpSpPr>
+                            <wps:wsp>
+                              <wps:cNvPr id="2004609440" name="Freeform 20"/>
+                              <wps:cNvSpPr>
+                                <a:spLocks/>
+                              </wps:cNvSpPr>
+                              <wps:spPr bwMode="auto">
+                                <a:xfrm>
+                                  <a:off x="369662" y="6216825"/>
+                                  <a:ext cx="193675" cy="698500"/>
+                                </a:xfrm>
+                                <a:custGeom>
+                                  <a:avLst/>
+                                  <a:gdLst>
+                                    <a:gd name="T0" fmla="*/ 0 w 122"/>
+                                    <a:gd name="T1" fmla="*/ 0 h 440"/>
+                                    <a:gd name="T2" fmla="*/ 39 w 122"/>
+                                    <a:gd name="T3" fmla="*/ 152 h 440"/>
+                                    <a:gd name="T4" fmla="*/ 84 w 122"/>
+                                    <a:gd name="T5" fmla="*/ 304 h 440"/>
+                                    <a:gd name="T6" fmla="*/ 122 w 122"/>
+                                    <a:gd name="T7" fmla="*/ 417 h 440"/>
+                                    <a:gd name="T8" fmla="*/ 122 w 122"/>
+                                    <a:gd name="T9" fmla="*/ 440 h 440"/>
+                                    <a:gd name="T10" fmla="*/ 76 w 122"/>
+                                    <a:gd name="T11" fmla="*/ 306 h 440"/>
+                                    <a:gd name="T12" fmla="*/ 39 w 122"/>
+                                    <a:gd name="T13" fmla="*/ 180 h 440"/>
+                                    <a:gd name="T14" fmla="*/ 6 w 122"/>
+                                    <a:gd name="T15" fmla="*/ 53 h 440"/>
+                                    <a:gd name="T16" fmla="*/ 0 w 122"/>
+                                    <a:gd name="T17" fmla="*/ 0 h 440"/>
+                                  </a:gdLst>
+                                  <a:ahLst/>
+                                  <a:cxnLst>
+                                    <a:cxn ang="0">
+                                      <a:pos x="T0" y="T1"/>
+                                    </a:cxn>
+                                    <a:cxn ang="0">
+                                      <a:pos x="T2" y="T3"/>
+                                    </a:cxn>
+                                    <a:cxn ang="0">
+                                      <a:pos x="T4" y="T5"/>
+                                    </a:cxn>
+                                    <a:cxn ang="0">
+                                      <a:pos x="T6" y="T7"/>
+                                    </a:cxn>
+                                    <a:cxn ang="0">
+                                      <a:pos x="T8" y="T9"/>
+                                    </a:cxn>
+                                    <a:cxn ang="0">
+                                      <a:pos x="T10" y="T11"/>
+                                    </a:cxn>
+                                    <a:cxn ang="0">
+                                      <a:pos x="T12" y="T13"/>
+                                    </a:cxn>
+                                    <a:cxn ang="0">
+                                      <a:pos x="T14" y="T15"/>
+                                    </a:cxn>
+                                    <a:cxn ang="0">
+                                      <a:pos x="T16" y="T17"/>
+                                    </a:cxn>
+                                  </a:cxnLst>
+                                  <a:rect l="0" t="0" r="r" b="b"/>
+                                  <a:pathLst>
+                                    <a:path w="122" h="440">
+                                      <a:moveTo>
+                                        <a:pt x="0" y="0"/>
+                                      </a:moveTo>
+                                      <a:lnTo>
+                                        <a:pt x="39" y="152"/>
+                                      </a:lnTo>
+                                      <a:lnTo>
+                                        <a:pt x="84" y="304"/>
+                                      </a:lnTo>
+                                      <a:lnTo>
+                                        <a:pt x="122" y="417"/>
+                                      </a:lnTo>
+                                      <a:lnTo>
+                                        <a:pt x="122" y="440"/>
+                                      </a:lnTo>
+                                      <a:lnTo>
+                                        <a:pt x="76" y="306"/>
+                                      </a:lnTo>
+                                      <a:lnTo>
+                                        <a:pt x="39" y="180"/>
+                                      </a:lnTo>
+                                      <a:lnTo>
+                                        <a:pt x="6" y="53"/>
+                                      </a:lnTo>
+                                      <a:lnTo>
+                                        <a:pt x="0" y="0"/>
+                                      </a:lnTo>
+                                      <a:close/>
+                                    </a:path>
+                                  </a:pathLst>
+                                </a:custGeom>
+                                <a:solidFill>
+                                  <a:schemeClr val="tx2"/>
+                                </a:solidFill>
+                                <a:ln w="0">
+                                  <a:solidFill>
+                                    <a:schemeClr val="tx2"/>
+                                  </a:solidFill>
+                                  <a:prstDash val="solid"/>
+                                  <a:round/>
+                                  <a:headEnd/>
+                                  <a:tailEnd/>
+                                </a:ln>
+                              </wps:spPr>
+                              <wps:bodyPr vert="horz" wrap="square" lIns="91440" tIns="45720" rIns="91440" bIns="45720" numCol="1" anchor="t" anchorCtr="0" compatLnSpc="1">
+                                <a:prstTxWarp prst="textNoShape">
+                                  <a:avLst/>
+                                </a:prstTxWarp>
+                              </wps:bodyPr>
+                            </wps:wsp>
+                            <wps:wsp>
+                              <wps:cNvPr id="1145926037" name="Freeform 21"/>
+                              <wps:cNvSpPr>
+                                <a:spLocks/>
+                              </wps:cNvSpPr>
+                              <wps:spPr bwMode="auto">
+                                <a:xfrm>
+                                  <a:off x="572862" y="6905800"/>
+                                  <a:ext cx="184150" cy="427038"/>
+                                </a:xfrm>
+                                <a:custGeom>
+                                  <a:avLst/>
+                                  <a:gdLst>
+                                    <a:gd name="T0" fmla="*/ 0 w 116"/>
+                                    <a:gd name="T1" fmla="*/ 0 h 269"/>
+                                    <a:gd name="T2" fmla="*/ 8 w 116"/>
+                                    <a:gd name="T3" fmla="*/ 19 h 269"/>
+                                    <a:gd name="T4" fmla="*/ 37 w 116"/>
+                                    <a:gd name="T5" fmla="*/ 93 h 269"/>
+                                    <a:gd name="T6" fmla="*/ 67 w 116"/>
+                                    <a:gd name="T7" fmla="*/ 167 h 269"/>
+                                    <a:gd name="T8" fmla="*/ 116 w 116"/>
+                                    <a:gd name="T9" fmla="*/ 269 h 269"/>
+                                    <a:gd name="T10" fmla="*/ 108 w 116"/>
+                                    <a:gd name="T11" fmla="*/ 269 h 269"/>
+                                    <a:gd name="T12" fmla="*/ 60 w 116"/>
+                                    <a:gd name="T13" fmla="*/ 169 h 269"/>
+                                    <a:gd name="T14" fmla="*/ 30 w 116"/>
+                                    <a:gd name="T15" fmla="*/ 98 h 269"/>
+                                    <a:gd name="T16" fmla="*/ 1 w 116"/>
+                                    <a:gd name="T17" fmla="*/ 25 h 269"/>
+                                    <a:gd name="T18" fmla="*/ 0 w 116"/>
+                                    <a:gd name="T19" fmla="*/ 0 h 269"/>
+                                  </a:gdLst>
+                                  <a:ahLst/>
+                                  <a:cxnLst>
+                                    <a:cxn ang="0">
+                                      <a:pos x="T0" y="T1"/>
+                                    </a:cxn>
+                                    <a:cxn ang="0">
+                                      <a:pos x="T2" y="T3"/>
+                                    </a:cxn>
+                                    <a:cxn ang="0">
+                                      <a:pos x="T4" y="T5"/>
+                                    </a:cxn>
+                                    <a:cxn ang="0">
+                                      <a:pos x="T6" y="T7"/>
+                                    </a:cxn>
+                                    <a:cxn ang="0">
+                                      <a:pos x="T8" y="T9"/>
+                                    </a:cxn>
+                                    <a:cxn ang="0">
+                                      <a:pos x="T10" y="T11"/>
+                                    </a:cxn>
+                                    <a:cxn ang="0">
+                                      <a:pos x="T12" y="T13"/>
+                                    </a:cxn>
+                                    <a:cxn ang="0">
+                                      <a:pos x="T14" y="T15"/>
+                                    </a:cxn>
+                                    <a:cxn ang="0">
+                                      <a:pos x="T16" y="T17"/>
+                                    </a:cxn>
+                                    <a:cxn ang="0">
+                                      <a:pos x="T18" y="T19"/>
+                                    </a:cxn>
+                                  </a:cxnLst>
+                                  <a:rect l="0" t="0" r="r" b="b"/>
+                                  <a:pathLst>
+                                    <a:path w="116" h="269">
+                                      <a:moveTo>
+                                        <a:pt x="0" y="0"/>
+                                      </a:moveTo>
+                                      <a:lnTo>
+                                        <a:pt x="8" y="19"/>
+                                      </a:lnTo>
+                                      <a:lnTo>
+                                        <a:pt x="37" y="93"/>
+                                      </a:lnTo>
+                                      <a:lnTo>
+                                        <a:pt x="67" y="167"/>
+                                      </a:lnTo>
+                                      <a:lnTo>
+                                        <a:pt x="116" y="269"/>
+                                      </a:lnTo>
+                                      <a:lnTo>
+                                        <a:pt x="108" y="269"/>
+                                      </a:lnTo>
+                                      <a:lnTo>
+                                        <a:pt x="60" y="169"/>
+                                      </a:lnTo>
+                                      <a:lnTo>
+                                        <a:pt x="30" y="98"/>
+                                      </a:lnTo>
+                                      <a:lnTo>
+                                        <a:pt x="1" y="25"/>
+                                      </a:lnTo>
+                                      <a:lnTo>
+                                        <a:pt x="0" y="0"/>
+                                      </a:lnTo>
+                                      <a:close/>
+                                    </a:path>
+                                  </a:pathLst>
+                                </a:custGeom>
+                                <a:solidFill>
+                                  <a:schemeClr val="tx2"/>
+                                </a:solidFill>
+                                <a:ln w="0">
+                                  <a:solidFill>
+                                    <a:schemeClr val="tx2"/>
+                                  </a:solidFill>
+                                  <a:prstDash val="solid"/>
+                                  <a:round/>
+                                  <a:headEnd/>
+                                  <a:tailEnd/>
+                                </a:ln>
+                              </wps:spPr>
+                              <wps:bodyPr vert="horz" wrap="square" lIns="91440" tIns="45720" rIns="91440" bIns="45720" numCol="1" anchor="t" anchorCtr="0" compatLnSpc="1">
+                                <a:prstTxWarp prst="textNoShape">
+                                  <a:avLst/>
+                                </a:prstTxWarp>
+                              </wps:bodyPr>
+                            </wps:wsp>
+                            <wps:wsp>
+                              <wps:cNvPr id="951037765" name="Freeform 22"/>
+                              <wps:cNvSpPr>
+                                <a:spLocks/>
+                              </wps:cNvSpPr>
+                              <wps:spPr bwMode="auto">
+                                <a:xfrm>
+                                  <a:off x="141062" y="4211812"/>
+                                  <a:ext cx="222250" cy="2019300"/>
+                                </a:xfrm>
+                                <a:custGeom>
+                                  <a:avLst/>
+                                  <a:gdLst>
+                                    <a:gd name="T0" fmla="*/ 0 w 140"/>
+                                    <a:gd name="T1" fmla="*/ 0 h 1272"/>
+                                    <a:gd name="T2" fmla="*/ 0 w 140"/>
+                                    <a:gd name="T3" fmla="*/ 0 h 1272"/>
+                                    <a:gd name="T4" fmla="*/ 1 w 140"/>
+                                    <a:gd name="T5" fmla="*/ 79 h 1272"/>
+                                    <a:gd name="T6" fmla="*/ 3 w 140"/>
+                                    <a:gd name="T7" fmla="*/ 159 h 1272"/>
+                                    <a:gd name="T8" fmla="*/ 12 w 140"/>
+                                    <a:gd name="T9" fmla="*/ 317 h 1272"/>
+                                    <a:gd name="T10" fmla="*/ 23 w 140"/>
+                                    <a:gd name="T11" fmla="*/ 476 h 1272"/>
+                                    <a:gd name="T12" fmla="*/ 39 w 140"/>
+                                    <a:gd name="T13" fmla="*/ 634 h 1272"/>
+                                    <a:gd name="T14" fmla="*/ 58 w 140"/>
+                                    <a:gd name="T15" fmla="*/ 792 h 1272"/>
+                                    <a:gd name="T16" fmla="*/ 83 w 140"/>
+                                    <a:gd name="T17" fmla="*/ 948 h 1272"/>
+                                    <a:gd name="T18" fmla="*/ 107 w 140"/>
+                                    <a:gd name="T19" fmla="*/ 1086 h 1272"/>
+                                    <a:gd name="T20" fmla="*/ 135 w 140"/>
+                                    <a:gd name="T21" fmla="*/ 1223 h 1272"/>
+                                    <a:gd name="T22" fmla="*/ 140 w 140"/>
+                                    <a:gd name="T23" fmla="*/ 1272 h 1272"/>
+                                    <a:gd name="T24" fmla="*/ 138 w 140"/>
+                                    <a:gd name="T25" fmla="*/ 1262 h 1272"/>
+                                    <a:gd name="T26" fmla="*/ 105 w 140"/>
+                                    <a:gd name="T27" fmla="*/ 1106 h 1272"/>
+                                    <a:gd name="T28" fmla="*/ 77 w 140"/>
+                                    <a:gd name="T29" fmla="*/ 949 h 1272"/>
+                                    <a:gd name="T30" fmla="*/ 53 w 140"/>
+                                    <a:gd name="T31" fmla="*/ 792 h 1272"/>
+                                    <a:gd name="T32" fmla="*/ 35 w 140"/>
+                                    <a:gd name="T33" fmla="*/ 634 h 1272"/>
+                                    <a:gd name="T34" fmla="*/ 20 w 140"/>
+                                    <a:gd name="T35" fmla="*/ 476 h 1272"/>
+                                    <a:gd name="T36" fmla="*/ 9 w 140"/>
+                                    <a:gd name="T37" fmla="*/ 317 h 1272"/>
+                                    <a:gd name="T38" fmla="*/ 2 w 140"/>
+                                    <a:gd name="T39" fmla="*/ 159 h 1272"/>
+                                    <a:gd name="T40" fmla="*/ 0 w 140"/>
+                                    <a:gd name="T41" fmla="*/ 79 h 1272"/>
+                                    <a:gd name="T42" fmla="*/ 0 w 140"/>
+                                    <a:gd name="T43" fmla="*/ 0 h 1272"/>
+                                  </a:gdLst>
+                                  <a:ahLst/>
+                                  <a:cxnLst>
+                                    <a:cxn ang="0">
+                                      <a:pos x="T0" y="T1"/>
+                                    </a:cxn>
+                                    <a:cxn ang="0">
+                                      <a:pos x="T2" y="T3"/>
+                                    </a:cxn>
+                                    <a:cxn ang="0">
+                                      <a:pos x="T4" y="T5"/>
+                                    </a:cxn>
+                                    <a:cxn ang="0">
+                                      <a:pos x="T6" y="T7"/>
+                                    </a:cxn>
+                                    <a:cxn ang="0">
+                                      <a:pos x="T8" y="T9"/>
+                                    </a:cxn>
+                                    <a:cxn ang="0">
+                                      <a:pos x="T10" y="T11"/>
+                                    </a:cxn>
+                                    <a:cxn ang="0">
+                                      <a:pos x="T12" y="T13"/>
+                                    </a:cxn>
+                                    <a:cxn ang="0">
+                                      <a:pos x="T14" y="T15"/>
+                                    </a:cxn>
+                                    <a:cxn ang="0">
+                                      <a:pos x="T16" y="T17"/>
+                                    </a:cxn>
+                                    <a:cxn ang="0">
+                                      <a:pos x="T18" y="T19"/>
+                                    </a:cxn>
+                                    <a:cxn ang="0">
+                                      <a:pos x="T20" y="T21"/>
+                                    </a:cxn>
+                                    <a:cxn ang="0">
+                                      <a:pos x="T22" y="T23"/>
+                                    </a:cxn>
+                                    <a:cxn ang="0">
+                                      <a:pos x="T24" y="T25"/>
+                                    </a:cxn>
+                                    <a:cxn ang="0">
+                                      <a:pos x="T26" y="T27"/>
+                                    </a:cxn>
+                                    <a:cxn ang="0">
+                                      <a:pos x="T28" y="T29"/>
+                                    </a:cxn>
+                                    <a:cxn ang="0">
+                                      <a:pos x="T30" y="T31"/>
+                                    </a:cxn>
+                                    <a:cxn ang="0">
+                                      <a:pos x="T32" y="T33"/>
+                                    </a:cxn>
+                                    <a:cxn ang="0">
+                                      <a:pos x="T34" y="T35"/>
+                                    </a:cxn>
+                                    <a:cxn ang="0">
+                                      <a:pos x="T36" y="T37"/>
+                                    </a:cxn>
+                                    <a:cxn ang="0">
+                                      <a:pos x="T38" y="T39"/>
+                                    </a:cxn>
+                                    <a:cxn ang="0">
+                                      <a:pos x="T40" y="T41"/>
+                                    </a:cxn>
+                                    <a:cxn ang="0">
+                                      <a:pos x="T42" y="T43"/>
+                                    </a:cxn>
+                                  </a:cxnLst>
+                                  <a:rect l="0" t="0" r="r" b="b"/>
+                                  <a:pathLst>
+                                    <a:path w="140" h="1272">
+                                      <a:moveTo>
+                                        <a:pt x="0" y="0"/>
+                                      </a:moveTo>
+                                      <a:lnTo>
+                                        <a:pt x="0" y="0"/>
+                                      </a:lnTo>
+                                      <a:lnTo>
+                                        <a:pt x="1" y="79"/>
+                                      </a:lnTo>
+                                      <a:lnTo>
+                                        <a:pt x="3" y="159"/>
+                                      </a:lnTo>
+                                      <a:lnTo>
+                                        <a:pt x="12" y="317"/>
+                                      </a:lnTo>
+                                      <a:lnTo>
+                                        <a:pt x="23" y="476"/>
+                                      </a:lnTo>
+                                      <a:lnTo>
+                                        <a:pt x="39" y="634"/>
+                                      </a:lnTo>
+                                      <a:lnTo>
+                                        <a:pt x="58" y="792"/>
+                                      </a:lnTo>
+                                      <a:lnTo>
+                                        <a:pt x="83" y="948"/>
+                                      </a:lnTo>
+                                      <a:lnTo>
+                                        <a:pt x="107" y="1086"/>
+                                      </a:lnTo>
+                                      <a:lnTo>
+                                        <a:pt x="135" y="1223"/>
+                                      </a:lnTo>
+                                      <a:lnTo>
+                                        <a:pt x="140" y="1272"/>
+                                      </a:lnTo>
+                                      <a:lnTo>
+                                        <a:pt x="138" y="1262"/>
+                                      </a:lnTo>
+                                      <a:lnTo>
+                                        <a:pt x="105" y="1106"/>
+                                      </a:lnTo>
+                                      <a:lnTo>
+                                        <a:pt x="77" y="949"/>
+                                      </a:lnTo>
+                                      <a:lnTo>
+                                        <a:pt x="53" y="792"/>
+                                      </a:lnTo>
+                                      <a:lnTo>
+                                        <a:pt x="35" y="634"/>
+                                      </a:lnTo>
+                                      <a:lnTo>
+                                        <a:pt x="20" y="476"/>
+                                      </a:lnTo>
+                                      <a:lnTo>
+                                        <a:pt x="9" y="317"/>
+                                      </a:lnTo>
+                                      <a:lnTo>
+                                        <a:pt x="2" y="159"/>
+                                      </a:lnTo>
+                                      <a:lnTo>
+                                        <a:pt x="0" y="79"/>
+                                      </a:lnTo>
+                                      <a:lnTo>
+                                        <a:pt x="0" y="0"/>
+                                      </a:lnTo>
+                                      <a:close/>
+                                    </a:path>
+                                  </a:pathLst>
+                                </a:custGeom>
+                                <a:solidFill>
+                                  <a:schemeClr val="tx2"/>
+                                </a:solidFill>
+                                <a:ln w="0">
+                                  <a:solidFill>
+                                    <a:schemeClr val="tx2"/>
+                                  </a:solidFill>
+                                  <a:prstDash val="solid"/>
+                                  <a:round/>
+                                  <a:headEnd/>
+                                  <a:tailEnd/>
+                                </a:ln>
+                              </wps:spPr>
+                              <wps:bodyPr vert="horz" wrap="square" lIns="91440" tIns="45720" rIns="91440" bIns="45720" numCol="1" anchor="t" anchorCtr="0" compatLnSpc="1">
+                                <a:prstTxWarp prst="textNoShape">
+                                  <a:avLst/>
+                                </a:prstTxWarp>
+                              </wps:bodyPr>
+                            </wps:wsp>
+                            <wps:wsp>
+                              <wps:cNvPr id="1218270161" name="Freeform 23"/>
+                              <wps:cNvSpPr>
+                                <a:spLocks/>
+                              </wps:cNvSpPr>
+                              <wps:spPr bwMode="auto">
+                                <a:xfrm>
+                                  <a:off x="341087" y="4861100"/>
+                                  <a:ext cx="71438" cy="1355725"/>
+                                </a:xfrm>
+                                <a:custGeom>
+                                  <a:avLst/>
+                                  <a:gdLst>
+                                    <a:gd name="T0" fmla="*/ 45 w 45"/>
+                                    <a:gd name="T1" fmla="*/ 0 h 854"/>
+                                    <a:gd name="T2" fmla="*/ 45 w 45"/>
+                                    <a:gd name="T3" fmla="*/ 0 h 854"/>
+                                    <a:gd name="T4" fmla="*/ 35 w 45"/>
+                                    <a:gd name="T5" fmla="*/ 66 h 854"/>
+                                    <a:gd name="T6" fmla="*/ 26 w 45"/>
+                                    <a:gd name="T7" fmla="*/ 133 h 854"/>
+                                    <a:gd name="T8" fmla="*/ 14 w 45"/>
+                                    <a:gd name="T9" fmla="*/ 267 h 854"/>
+                                    <a:gd name="T10" fmla="*/ 6 w 45"/>
+                                    <a:gd name="T11" fmla="*/ 401 h 854"/>
+                                    <a:gd name="T12" fmla="*/ 3 w 45"/>
+                                    <a:gd name="T13" fmla="*/ 534 h 854"/>
+                                    <a:gd name="T14" fmla="*/ 6 w 45"/>
+                                    <a:gd name="T15" fmla="*/ 669 h 854"/>
+                                    <a:gd name="T16" fmla="*/ 14 w 45"/>
+                                    <a:gd name="T17" fmla="*/ 803 h 854"/>
+                                    <a:gd name="T18" fmla="*/ 18 w 45"/>
+                                    <a:gd name="T19" fmla="*/ 854 h 854"/>
+                                    <a:gd name="T20" fmla="*/ 18 w 45"/>
+                                    <a:gd name="T21" fmla="*/ 851 h 854"/>
+                                    <a:gd name="T22" fmla="*/ 9 w 45"/>
+                                    <a:gd name="T23" fmla="*/ 814 h 854"/>
+                                    <a:gd name="T24" fmla="*/ 8 w 45"/>
+                                    <a:gd name="T25" fmla="*/ 803 h 854"/>
+                                    <a:gd name="T26" fmla="*/ 1 w 45"/>
+                                    <a:gd name="T27" fmla="*/ 669 h 854"/>
+                                    <a:gd name="T28" fmla="*/ 0 w 45"/>
+                                    <a:gd name="T29" fmla="*/ 534 h 854"/>
+                                    <a:gd name="T30" fmla="*/ 3 w 45"/>
+                                    <a:gd name="T31" fmla="*/ 401 h 854"/>
+                                    <a:gd name="T32" fmla="*/ 12 w 45"/>
+                                    <a:gd name="T33" fmla="*/ 267 h 854"/>
+                                    <a:gd name="T34" fmla="*/ 25 w 45"/>
+                                    <a:gd name="T35" fmla="*/ 132 h 854"/>
+                                    <a:gd name="T36" fmla="*/ 34 w 45"/>
+                                    <a:gd name="T37" fmla="*/ 66 h 854"/>
+                                    <a:gd name="T38" fmla="*/ 45 w 45"/>
+                                    <a:gd name="T39" fmla="*/ 0 h 854"/>
+                                  </a:gdLst>
+                                  <a:ahLst/>
+                                  <a:cxnLst>
+                                    <a:cxn ang="0">
+                                      <a:pos x="T0" y="T1"/>
+                                    </a:cxn>
+                                    <a:cxn ang="0">
+                                      <a:pos x="T2" y="T3"/>
+                                    </a:cxn>
+                                    <a:cxn ang="0">
+                                      <a:pos x="T4" y="T5"/>
+                                    </a:cxn>
+                                    <a:cxn ang="0">
+                                      <a:pos x="T6" y="T7"/>
+                                    </a:cxn>
+                                    <a:cxn ang="0">
+                                      <a:pos x="T8" y="T9"/>
+                                    </a:cxn>
+                                    <a:cxn ang="0">
+                                      <a:pos x="T10" y="T11"/>
+                                    </a:cxn>
+                                    <a:cxn ang="0">
+                                      <a:pos x="T12" y="T13"/>
+                                    </a:cxn>
+                                    <a:cxn ang="0">
+                                      <a:pos x="T14" y="T15"/>
+                                    </a:cxn>
+                                    <a:cxn ang="0">
+                                      <a:pos x="T16" y="T17"/>
+                                    </a:cxn>
+                                    <a:cxn ang="0">
+                                      <a:pos x="T18" y="T19"/>
+                                    </a:cxn>
+                                    <a:cxn ang="0">
+                                      <a:pos x="T20" y="T21"/>
+                                    </a:cxn>
+                                    <a:cxn ang="0">
+                                      <a:pos x="T22" y="T23"/>
+                                    </a:cxn>
+                                    <a:cxn ang="0">
+                                      <a:pos x="T24" y="T25"/>
+                                    </a:cxn>
+                                    <a:cxn ang="0">
+                                      <a:pos x="T26" y="T27"/>
+                                    </a:cxn>
+                                    <a:cxn ang="0">
+                                      <a:pos x="T28" y="T29"/>
+                                    </a:cxn>
+                                    <a:cxn ang="0">
+                                      <a:pos x="T30" y="T31"/>
+                                    </a:cxn>
+                                    <a:cxn ang="0">
+                                      <a:pos x="T32" y="T33"/>
+                                    </a:cxn>
+                                    <a:cxn ang="0">
+                                      <a:pos x="T34" y="T35"/>
+                                    </a:cxn>
+                                    <a:cxn ang="0">
+                                      <a:pos x="T36" y="T37"/>
+                                    </a:cxn>
+                                    <a:cxn ang="0">
+                                      <a:pos x="T38" y="T39"/>
+                                    </a:cxn>
+                                  </a:cxnLst>
+                                  <a:rect l="0" t="0" r="r" b="b"/>
+                                  <a:pathLst>
+                                    <a:path w="45" h="854">
+                                      <a:moveTo>
+                                        <a:pt x="45" y="0"/>
+                                      </a:moveTo>
+                                      <a:lnTo>
+                                        <a:pt x="45" y="0"/>
+                                      </a:lnTo>
+                                      <a:lnTo>
+                                        <a:pt x="35" y="66"/>
+                                      </a:lnTo>
+                                      <a:lnTo>
+                                        <a:pt x="26" y="133"/>
+                                      </a:lnTo>
+                                      <a:lnTo>
+                                        <a:pt x="14" y="267"/>
+                                      </a:lnTo>
+                                      <a:lnTo>
+                                        <a:pt x="6" y="401"/>
+                                      </a:lnTo>
+                                      <a:lnTo>
+                                        <a:pt x="3" y="534"/>
+                                      </a:lnTo>
+                                      <a:lnTo>
+                                        <a:pt x="6" y="669"/>
+                                      </a:lnTo>
+                                      <a:lnTo>
+                                        <a:pt x="14" y="803"/>
+                                      </a:lnTo>
+                                      <a:lnTo>
+                                        <a:pt x="18" y="854"/>
+                                      </a:lnTo>
+                                      <a:lnTo>
+                                        <a:pt x="18" y="851"/>
+                                      </a:lnTo>
+                                      <a:lnTo>
+                                        <a:pt x="9" y="814"/>
+                                      </a:lnTo>
+                                      <a:lnTo>
+                                        <a:pt x="8" y="803"/>
+                                      </a:lnTo>
+                                      <a:lnTo>
+                                        <a:pt x="1" y="669"/>
+                                      </a:lnTo>
+                                      <a:lnTo>
+                                        <a:pt x="0" y="534"/>
+                                      </a:lnTo>
+                                      <a:lnTo>
+                                        <a:pt x="3" y="401"/>
+                                      </a:lnTo>
+                                      <a:lnTo>
+                                        <a:pt x="12" y="267"/>
+                                      </a:lnTo>
+                                      <a:lnTo>
+                                        <a:pt x="25" y="132"/>
+                                      </a:lnTo>
+                                      <a:lnTo>
+                                        <a:pt x="34" y="66"/>
+                                      </a:lnTo>
+                                      <a:lnTo>
+                                        <a:pt x="45" y="0"/>
+                                      </a:lnTo>
+                                      <a:close/>
+                                    </a:path>
+                                  </a:pathLst>
+                                </a:custGeom>
+                                <a:solidFill>
+                                  <a:schemeClr val="tx2"/>
+                                </a:solidFill>
+                                <a:ln w="0">
+                                  <a:solidFill>
+                                    <a:schemeClr val="tx2"/>
+                                  </a:solidFill>
+                                  <a:prstDash val="solid"/>
+                                  <a:round/>
+                                  <a:headEnd/>
+                                  <a:tailEnd/>
+                                </a:ln>
+                              </wps:spPr>
+                              <wps:bodyPr vert="horz" wrap="square" lIns="91440" tIns="45720" rIns="91440" bIns="45720" numCol="1" anchor="t" anchorCtr="0" compatLnSpc="1">
+                                <a:prstTxWarp prst="textNoShape">
+                                  <a:avLst/>
+                                </a:prstTxWarp>
+                              </wps:bodyPr>
+                            </wps:wsp>
+                            <wps:wsp>
+                              <wps:cNvPr id="674746187" name="Freeform 24"/>
+                              <wps:cNvSpPr>
+                                <a:spLocks/>
+                              </wps:cNvSpPr>
+                              <wps:spPr bwMode="auto">
+                                <a:xfrm>
+                                  <a:off x="363312" y="6231112"/>
+                                  <a:ext cx="244475" cy="998538"/>
+                                </a:xfrm>
+                                <a:custGeom>
+                                  <a:avLst/>
+                                  <a:gdLst>
+                                    <a:gd name="T0" fmla="*/ 0 w 154"/>
+                                    <a:gd name="T1" fmla="*/ 0 h 629"/>
+                                    <a:gd name="T2" fmla="*/ 10 w 154"/>
+                                    <a:gd name="T3" fmla="*/ 44 h 629"/>
+                                    <a:gd name="T4" fmla="*/ 21 w 154"/>
+                                    <a:gd name="T5" fmla="*/ 126 h 629"/>
+                                    <a:gd name="T6" fmla="*/ 34 w 154"/>
+                                    <a:gd name="T7" fmla="*/ 207 h 629"/>
+                                    <a:gd name="T8" fmla="*/ 53 w 154"/>
+                                    <a:gd name="T9" fmla="*/ 293 h 629"/>
+                                    <a:gd name="T10" fmla="*/ 75 w 154"/>
+                                    <a:gd name="T11" fmla="*/ 380 h 629"/>
+                                    <a:gd name="T12" fmla="*/ 100 w 154"/>
+                                    <a:gd name="T13" fmla="*/ 466 h 629"/>
+                                    <a:gd name="T14" fmla="*/ 120 w 154"/>
+                                    <a:gd name="T15" fmla="*/ 521 h 629"/>
+                                    <a:gd name="T16" fmla="*/ 141 w 154"/>
+                                    <a:gd name="T17" fmla="*/ 576 h 629"/>
+                                    <a:gd name="T18" fmla="*/ 152 w 154"/>
+                                    <a:gd name="T19" fmla="*/ 618 h 629"/>
+                                    <a:gd name="T20" fmla="*/ 154 w 154"/>
+                                    <a:gd name="T21" fmla="*/ 629 h 629"/>
+                                    <a:gd name="T22" fmla="*/ 140 w 154"/>
+                                    <a:gd name="T23" fmla="*/ 595 h 629"/>
+                                    <a:gd name="T24" fmla="*/ 115 w 154"/>
+                                    <a:gd name="T25" fmla="*/ 532 h 629"/>
+                                    <a:gd name="T26" fmla="*/ 93 w 154"/>
+                                    <a:gd name="T27" fmla="*/ 468 h 629"/>
+                                    <a:gd name="T28" fmla="*/ 67 w 154"/>
+                                    <a:gd name="T29" fmla="*/ 383 h 629"/>
+                                    <a:gd name="T30" fmla="*/ 47 w 154"/>
+                                    <a:gd name="T31" fmla="*/ 295 h 629"/>
+                                    <a:gd name="T32" fmla="*/ 28 w 154"/>
+                                    <a:gd name="T33" fmla="*/ 207 h 629"/>
+                                    <a:gd name="T34" fmla="*/ 12 w 154"/>
+                                    <a:gd name="T35" fmla="*/ 104 h 629"/>
+                                    <a:gd name="T36" fmla="*/ 0 w 154"/>
+                                    <a:gd name="T37" fmla="*/ 0 h 629"/>
+                                  </a:gdLst>
+                                  <a:ahLst/>
+                                  <a:cxnLst>
+                                    <a:cxn ang="0">
+                                      <a:pos x="T0" y="T1"/>
+                                    </a:cxn>
+                                    <a:cxn ang="0">
+                                      <a:pos x="T2" y="T3"/>
+                                    </a:cxn>
+                                    <a:cxn ang="0">
+                                      <a:pos x="T4" y="T5"/>
+                                    </a:cxn>
+                                    <a:cxn ang="0">
+                                      <a:pos x="T6" y="T7"/>
+                                    </a:cxn>
+                                    <a:cxn ang="0">
+                                      <a:pos x="T8" y="T9"/>
+                                    </a:cxn>
+                                    <a:cxn ang="0">
+                                      <a:pos x="T10" y="T11"/>
+                                    </a:cxn>
+                                    <a:cxn ang="0">
+                                      <a:pos x="T12" y="T13"/>
+                                    </a:cxn>
+                                    <a:cxn ang="0">
+                                      <a:pos x="T14" y="T15"/>
+                                    </a:cxn>
+                                    <a:cxn ang="0">
+                                      <a:pos x="T16" y="T17"/>
+                                    </a:cxn>
+                                    <a:cxn ang="0">
+                                      <a:pos x="T18" y="T19"/>
+                                    </a:cxn>
+                                    <a:cxn ang="0">
+                                      <a:pos x="T20" y="T21"/>
+                                    </a:cxn>
+                                    <a:cxn ang="0">
+                                      <a:pos x="T22" y="T23"/>
+                                    </a:cxn>
+                                    <a:cxn ang="0">
+                                      <a:pos x="T24" y="T25"/>
+                                    </a:cxn>
+                                    <a:cxn ang="0">
+                                      <a:pos x="T26" y="T27"/>
+                                    </a:cxn>
+                                    <a:cxn ang="0">
+                                      <a:pos x="T28" y="T29"/>
+                                    </a:cxn>
+                                    <a:cxn ang="0">
+                                      <a:pos x="T30" y="T31"/>
+                                    </a:cxn>
+                                    <a:cxn ang="0">
+                                      <a:pos x="T32" y="T33"/>
+                                    </a:cxn>
+                                    <a:cxn ang="0">
+                                      <a:pos x="T34" y="T35"/>
+                                    </a:cxn>
+                                    <a:cxn ang="0">
+                                      <a:pos x="T36" y="T37"/>
+                                    </a:cxn>
+                                  </a:cxnLst>
+                                  <a:rect l="0" t="0" r="r" b="b"/>
+                                  <a:pathLst>
+                                    <a:path w="154" h="629">
+                                      <a:moveTo>
+                                        <a:pt x="0" y="0"/>
+                                      </a:moveTo>
+                                      <a:lnTo>
+                                        <a:pt x="10" y="44"/>
+                                      </a:lnTo>
+                                      <a:lnTo>
+                                        <a:pt x="21" y="126"/>
+                                      </a:lnTo>
+                                      <a:lnTo>
+                                        <a:pt x="34" y="207"/>
+                                      </a:lnTo>
+                                      <a:lnTo>
+                                        <a:pt x="53" y="293"/>
+                                      </a:lnTo>
+                                      <a:lnTo>
+                                        <a:pt x="75" y="380"/>
+                                      </a:lnTo>
+                                      <a:lnTo>
+                                        <a:pt x="100" y="466"/>
+                                      </a:lnTo>
+                                      <a:lnTo>
+                                        <a:pt x="120" y="521"/>
+                                      </a:lnTo>
+                                      <a:lnTo>
+                                        <a:pt x="141" y="576"/>
+                                      </a:lnTo>
+                                      <a:lnTo>
+                                        <a:pt x="152" y="618"/>
+                                      </a:lnTo>
+                                      <a:lnTo>
+                                        <a:pt x="154" y="629"/>
+                                      </a:lnTo>
+                                      <a:lnTo>
+                                        <a:pt x="140" y="595"/>
+                                      </a:lnTo>
+                                      <a:lnTo>
+                                        <a:pt x="115" y="532"/>
+                                      </a:lnTo>
+                                      <a:lnTo>
+                                        <a:pt x="93" y="468"/>
+                                      </a:lnTo>
+                                      <a:lnTo>
+                                        <a:pt x="67" y="383"/>
+                                      </a:lnTo>
+                                      <a:lnTo>
+                                        <a:pt x="47" y="295"/>
+                                      </a:lnTo>
+                                      <a:lnTo>
+                                        <a:pt x="28" y="207"/>
+                                      </a:lnTo>
+                                      <a:lnTo>
+                                        <a:pt x="12" y="104"/>
+                                      </a:lnTo>
+                                      <a:lnTo>
+                                        <a:pt x="0" y="0"/>
+                                      </a:lnTo>
+                                      <a:close/>
+                                    </a:path>
+                                  </a:pathLst>
+                                </a:custGeom>
+                                <a:solidFill>
+                                  <a:schemeClr val="tx2"/>
+                                </a:solidFill>
+                                <a:ln w="0">
+                                  <a:solidFill>
+                                    <a:schemeClr val="tx2"/>
+                                  </a:solidFill>
+                                  <a:prstDash val="solid"/>
+                                  <a:round/>
+                                  <a:headEnd/>
+                                  <a:tailEnd/>
+                                </a:ln>
+                              </wps:spPr>
+                              <wps:bodyPr vert="horz" wrap="square" lIns="91440" tIns="45720" rIns="91440" bIns="45720" numCol="1" anchor="t" anchorCtr="0" compatLnSpc="1">
+                                <a:prstTxWarp prst="textNoShape">
+                                  <a:avLst/>
+                                </a:prstTxWarp>
+                              </wps:bodyPr>
+                            </wps:wsp>
+                            <wps:wsp>
+                              <wps:cNvPr id="1164327594" name="Freeform 25"/>
+                              <wps:cNvSpPr>
+                                <a:spLocks/>
+                              </wps:cNvSpPr>
+                              <wps:spPr bwMode="auto">
+                                <a:xfrm>
+                                  <a:off x="620487" y="7223300"/>
+                                  <a:ext cx="52388" cy="109538"/>
+                                </a:xfrm>
+                                <a:custGeom>
+                                  <a:avLst/>
+                                  <a:gdLst>
+                                    <a:gd name="T0" fmla="*/ 0 w 33"/>
+                                    <a:gd name="T1" fmla="*/ 0 h 69"/>
+                                    <a:gd name="T2" fmla="*/ 33 w 33"/>
+                                    <a:gd name="T3" fmla="*/ 69 h 69"/>
+                                    <a:gd name="T4" fmla="*/ 24 w 33"/>
+                                    <a:gd name="T5" fmla="*/ 69 h 69"/>
+                                    <a:gd name="T6" fmla="*/ 12 w 33"/>
+                                    <a:gd name="T7" fmla="*/ 35 h 69"/>
+                                    <a:gd name="T8" fmla="*/ 0 w 33"/>
+                                    <a:gd name="T9" fmla="*/ 0 h 69"/>
+                                  </a:gdLst>
+                                  <a:ahLst/>
+                                  <a:cxnLst>
+                                    <a:cxn ang="0">
+                                      <a:pos x="T0" y="T1"/>
+                                    </a:cxn>
+                                    <a:cxn ang="0">
+                                      <a:pos x="T2" y="T3"/>
+                                    </a:cxn>
+                                    <a:cxn ang="0">
+                                      <a:pos x="T4" y="T5"/>
+                                    </a:cxn>
+                                    <a:cxn ang="0">
+                                      <a:pos x="T6" y="T7"/>
+                                    </a:cxn>
+                                    <a:cxn ang="0">
+                                      <a:pos x="T8" y="T9"/>
+                                    </a:cxn>
+                                  </a:cxnLst>
+                                  <a:rect l="0" t="0" r="r" b="b"/>
+                                  <a:pathLst>
+                                    <a:path w="33" h="69">
+                                      <a:moveTo>
+                                        <a:pt x="0" y="0"/>
+                                      </a:moveTo>
+                                      <a:lnTo>
+                                        <a:pt x="33" y="69"/>
+                                      </a:lnTo>
+                                      <a:lnTo>
+                                        <a:pt x="24" y="69"/>
+                                      </a:lnTo>
+                                      <a:lnTo>
+                                        <a:pt x="12" y="35"/>
+                                      </a:lnTo>
+                                      <a:lnTo>
+                                        <a:pt x="0" y="0"/>
+                                      </a:lnTo>
+                                      <a:close/>
+                                    </a:path>
+                                  </a:pathLst>
+                                </a:custGeom>
+                                <a:solidFill>
+                                  <a:schemeClr val="tx2"/>
+                                </a:solidFill>
+                                <a:ln w="0">
+                                  <a:solidFill>
+                                    <a:schemeClr val="tx2"/>
+                                  </a:solidFill>
+                                  <a:prstDash val="solid"/>
+                                  <a:round/>
+                                  <a:headEnd/>
+                                  <a:tailEnd/>
+                                </a:ln>
+                              </wps:spPr>
+                              <wps:bodyPr vert="horz" wrap="square" lIns="91440" tIns="45720" rIns="91440" bIns="45720" numCol="1" anchor="t" anchorCtr="0" compatLnSpc="1">
+                                <a:prstTxWarp prst="textNoShape">
+                                  <a:avLst/>
+                                </a:prstTxWarp>
+                              </wps:bodyPr>
+                            </wps:wsp>
+                            <wps:wsp>
+                              <wps:cNvPr id="2011886212" name="Freeform 26"/>
+                              <wps:cNvSpPr>
+                                <a:spLocks/>
+                              </wps:cNvSpPr>
+                              <wps:spPr bwMode="auto">
+                                <a:xfrm>
+                                  <a:off x="355374" y="6153325"/>
+                                  <a:ext cx="23813" cy="147638"/>
+                                </a:xfrm>
+                                <a:custGeom>
+                                  <a:avLst/>
+                                  <a:gdLst>
+                                    <a:gd name="T0" fmla="*/ 0 w 15"/>
+                                    <a:gd name="T1" fmla="*/ 0 h 93"/>
+                                    <a:gd name="T2" fmla="*/ 9 w 15"/>
+                                    <a:gd name="T3" fmla="*/ 37 h 93"/>
+                                    <a:gd name="T4" fmla="*/ 9 w 15"/>
+                                    <a:gd name="T5" fmla="*/ 40 h 93"/>
+                                    <a:gd name="T6" fmla="*/ 15 w 15"/>
+                                    <a:gd name="T7" fmla="*/ 93 h 93"/>
+                                    <a:gd name="T8" fmla="*/ 5 w 15"/>
+                                    <a:gd name="T9" fmla="*/ 49 h 93"/>
+                                    <a:gd name="T10" fmla="*/ 0 w 15"/>
+                                    <a:gd name="T11" fmla="*/ 0 h 93"/>
+                                  </a:gdLst>
+                                  <a:ahLst/>
+                                  <a:cxnLst>
+                                    <a:cxn ang="0">
+                                      <a:pos x="T0" y="T1"/>
+                                    </a:cxn>
+                                    <a:cxn ang="0">
+                                      <a:pos x="T2" y="T3"/>
+                                    </a:cxn>
+                                    <a:cxn ang="0">
+                                      <a:pos x="T4" y="T5"/>
+                                    </a:cxn>
+                                    <a:cxn ang="0">
+                                      <a:pos x="T6" y="T7"/>
+                                    </a:cxn>
+                                    <a:cxn ang="0">
+                                      <a:pos x="T8" y="T9"/>
+                                    </a:cxn>
+                                    <a:cxn ang="0">
+                                      <a:pos x="T10" y="T11"/>
+                                    </a:cxn>
+                                  </a:cxnLst>
+                                  <a:rect l="0" t="0" r="r" b="b"/>
+                                  <a:pathLst>
+                                    <a:path w="15" h="93">
+                                      <a:moveTo>
+                                        <a:pt x="0" y="0"/>
+                                      </a:moveTo>
+                                      <a:lnTo>
+                                        <a:pt x="9" y="37"/>
+                                      </a:lnTo>
+                                      <a:lnTo>
+                                        <a:pt x="9" y="40"/>
+                                      </a:lnTo>
+                                      <a:lnTo>
+                                        <a:pt x="15" y="93"/>
+                                      </a:lnTo>
+                                      <a:lnTo>
+                                        <a:pt x="5" y="49"/>
+                                      </a:lnTo>
+                                      <a:lnTo>
+                                        <a:pt x="0" y="0"/>
+                                      </a:lnTo>
+                                      <a:close/>
+                                    </a:path>
+                                  </a:pathLst>
+                                </a:custGeom>
+                                <a:solidFill>
+                                  <a:schemeClr val="tx2"/>
+                                </a:solidFill>
+                                <a:ln w="0">
+                                  <a:solidFill>
+                                    <a:schemeClr val="tx2"/>
+                                  </a:solidFill>
+                                  <a:prstDash val="solid"/>
+                                  <a:round/>
+                                  <a:headEnd/>
+                                  <a:tailEnd/>
+                                </a:ln>
+                              </wps:spPr>
+                              <wps:bodyPr vert="horz" wrap="square" lIns="91440" tIns="45720" rIns="91440" bIns="45720" numCol="1" anchor="t" anchorCtr="0" compatLnSpc="1">
+                                <a:prstTxWarp prst="textNoShape">
+                                  <a:avLst/>
+                                </a:prstTxWarp>
+                              </wps:bodyPr>
+                            </wps:wsp>
+                            <wps:wsp>
+                              <wps:cNvPr id="1394146705" name="Freeform 27"/>
+                              <wps:cNvSpPr>
+                                <a:spLocks/>
+                              </wps:cNvSpPr>
+                              <wps:spPr bwMode="auto">
+                                <a:xfrm>
+                                  <a:off x="563337" y="5689775"/>
+                                  <a:ext cx="625475" cy="1216025"/>
+                                </a:xfrm>
+                                <a:custGeom>
+                                  <a:avLst/>
+                                  <a:gdLst>
+                                    <a:gd name="T0" fmla="*/ 394 w 394"/>
+                                    <a:gd name="T1" fmla="*/ 0 h 766"/>
+                                    <a:gd name="T2" fmla="*/ 394 w 394"/>
+                                    <a:gd name="T3" fmla="*/ 0 h 766"/>
+                                    <a:gd name="T4" fmla="*/ 356 w 394"/>
+                                    <a:gd name="T5" fmla="*/ 38 h 766"/>
+                                    <a:gd name="T6" fmla="*/ 319 w 394"/>
+                                    <a:gd name="T7" fmla="*/ 77 h 766"/>
+                                    <a:gd name="T8" fmla="*/ 284 w 394"/>
+                                    <a:gd name="T9" fmla="*/ 117 h 766"/>
+                                    <a:gd name="T10" fmla="*/ 249 w 394"/>
+                                    <a:gd name="T11" fmla="*/ 160 h 766"/>
+                                    <a:gd name="T12" fmla="*/ 207 w 394"/>
+                                    <a:gd name="T13" fmla="*/ 218 h 766"/>
+                                    <a:gd name="T14" fmla="*/ 168 w 394"/>
+                                    <a:gd name="T15" fmla="*/ 276 h 766"/>
+                                    <a:gd name="T16" fmla="*/ 131 w 394"/>
+                                    <a:gd name="T17" fmla="*/ 339 h 766"/>
+                                    <a:gd name="T18" fmla="*/ 98 w 394"/>
+                                    <a:gd name="T19" fmla="*/ 402 h 766"/>
+                                    <a:gd name="T20" fmla="*/ 69 w 394"/>
+                                    <a:gd name="T21" fmla="*/ 467 h 766"/>
+                                    <a:gd name="T22" fmla="*/ 45 w 394"/>
+                                    <a:gd name="T23" fmla="*/ 535 h 766"/>
+                                    <a:gd name="T24" fmla="*/ 26 w 394"/>
+                                    <a:gd name="T25" fmla="*/ 604 h 766"/>
+                                    <a:gd name="T26" fmla="*/ 14 w 394"/>
+                                    <a:gd name="T27" fmla="*/ 673 h 766"/>
+                                    <a:gd name="T28" fmla="*/ 7 w 394"/>
+                                    <a:gd name="T29" fmla="*/ 746 h 766"/>
+                                    <a:gd name="T30" fmla="*/ 6 w 394"/>
+                                    <a:gd name="T31" fmla="*/ 766 h 766"/>
+                                    <a:gd name="T32" fmla="*/ 0 w 394"/>
+                                    <a:gd name="T33" fmla="*/ 749 h 766"/>
+                                    <a:gd name="T34" fmla="*/ 1 w 394"/>
+                                    <a:gd name="T35" fmla="*/ 744 h 766"/>
+                                    <a:gd name="T36" fmla="*/ 7 w 394"/>
+                                    <a:gd name="T37" fmla="*/ 673 h 766"/>
+                                    <a:gd name="T38" fmla="*/ 21 w 394"/>
+                                    <a:gd name="T39" fmla="*/ 603 h 766"/>
+                                    <a:gd name="T40" fmla="*/ 40 w 394"/>
+                                    <a:gd name="T41" fmla="*/ 533 h 766"/>
+                                    <a:gd name="T42" fmla="*/ 65 w 394"/>
+                                    <a:gd name="T43" fmla="*/ 466 h 766"/>
+                                    <a:gd name="T44" fmla="*/ 94 w 394"/>
+                                    <a:gd name="T45" fmla="*/ 400 h 766"/>
+                                    <a:gd name="T46" fmla="*/ 127 w 394"/>
+                                    <a:gd name="T47" fmla="*/ 336 h 766"/>
+                                    <a:gd name="T48" fmla="*/ 164 w 394"/>
+                                    <a:gd name="T49" fmla="*/ 275 h 766"/>
+                                    <a:gd name="T50" fmla="*/ 204 w 394"/>
+                                    <a:gd name="T51" fmla="*/ 215 h 766"/>
+                                    <a:gd name="T52" fmla="*/ 248 w 394"/>
+                                    <a:gd name="T53" fmla="*/ 158 h 766"/>
+                                    <a:gd name="T54" fmla="*/ 282 w 394"/>
+                                    <a:gd name="T55" fmla="*/ 116 h 766"/>
+                                    <a:gd name="T56" fmla="*/ 318 w 394"/>
+                                    <a:gd name="T57" fmla="*/ 76 h 766"/>
+                                    <a:gd name="T58" fmla="*/ 354 w 394"/>
+                                    <a:gd name="T59" fmla="*/ 37 h 766"/>
+                                    <a:gd name="T60" fmla="*/ 394 w 394"/>
+                                    <a:gd name="T61" fmla="*/ 0 h 766"/>
+                                  </a:gdLst>
+                                  <a:ahLst/>
+                                  <a:cxnLst>
+                                    <a:cxn ang="0">
+                                      <a:pos x="T0" y="T1"/>
+                                    </a:cxn>
+                                    <a:cxn ang="0">
+                                      <a:pos x="T2" y="T3"/>
+                                    </a:cxn>
+                                    <a:cxn ang="0">
+                                      <a:pos x="T4" y="T5"/>
+                                    </a:cxn>
+                                    <a:cxn ang="0">
+                                      <a:pos x="T6" y="T7"/>
+                                    </a:cxn>
+                                    <a:cxn ang="0">
+                                      <a:pos x="T8" y="T9"/>
+                                    </a:cxn>
+                                    <a:cxn ang="0">
+                                      <a:pos x="T10" y="T11"/>
+                                    </a:cxn>
+                                    <a:cxn ang="0">
+                                      <a:pos x="T12" y="T13"/>
+                                    </a:cxn>
+                                    <a:cxn ang="0">
+                                      <a:pos x="T14" y="T15"/>
+                                    </a:cxn>
+                                    <a:cxn ang="0">
+                                      <a:pos x="T16" y="T17"/>
+                                    </a:cxn>
+                                    <a:cxn ang="0">
+                                      <a:pos x="T18" y="T19"/>
+                                    </a:cxn>
+                                    <a:cxn ang="0">
+                                      <a:pos x="T20" y="T21"/>
+                                    </a:cxn>
+                                    <a:cxn ang="0">
+                                      <a:pos x="T22" y="T23"/>
+                                    </a:cxn>
+                                    <a:cxn ang="0">
+                                      <a:pos x="T24" y="T25"/>
+                                    </a:cxn>
+                                    <a:cxn ang="0">
+                                      <a:pos x="T26" y="T27"/>
+                                    </a:cxn>
+                                    <a:cxn ang="0">
+                                      <a:pos x="T28" y="T29"/>
+                                    </a:cxn>
+                                    <a:cxn ang="0">
+                                      <a:pos x="T30" y="T31"/>
+                                    </a:cxn>
+                                    <a:cxn ang="0">
+                                      <a:pos x="T32" y="T33"/>
+                                    </a:cxn>
+                                    <a:cxn ang="0">
+                                      <a:pos x="T34" y="T35"/>
+                                    </a:cxn>
+                                    <a:cxn ang="0">
+                                      <a:pos x="T36" y="T37"/>
+                                    </a:cxn>
+                                    <a:cxn ang="0">
+                                      <a:pos x="T38" y="T39"/>
+                                    </a:cxn>
+                                    <a:cxn ang="0">
+                                      <a:pos x="T40" y="T41"/>
+                                    </a:cxn>
+                                    <a:cxn ang="0">
+                                      <a:pos x="T42" y="T43"/>
+                                    </a:cxn>
+                                    <a:cxn ang="0">
+                                      <a:pos x="T44" y="T45"/>
+                                    </a:cxn>
+                                    <a:cxn ang="0">
+                                      <a:pos x="T46" y="T47"/>
+                                    </a:cxn>
+                                    <a:cxn ang="0">
+                                      <a:pos x="T48" y="T49"/>
+                                    </a:cxn>
+                                    <a:cxn ang="0">
+                                      <a:pos x="T50" y="T51"/>
+                                    </a:cxn>
+                                    <a:cxn ang="0">
+                                      <a:pos x="T52" y="T53"/>
+                                    </a:cxn>
+                                    <a:cxn ang="0">
+                                      <a:pos x="T54" y="T55"/>
+                                    </a:cxn>
+                                    <a:cxn ang="0">
+                                      <a:pos x="T56" y="T57"/>
+                                    </a:cxn>
+                                    <a:cxn ang="0">
+                                      <a:pos x="T58" y="T59"/>
+                                    </a:cxn>
+                                    <a:cxn ang="0">
+                                      <a:pos x="T60" y="T61"/>
+                                    </a:cxn>
+                                  </a:cxnLst>
+                                  <a:rect l="0" t="0" r="r" b="b"/>
+                                  <a:pathLst>
+                                    <a:path w="394" h="766">
+                                      <a:moveTo>
+                                        <a:pt x="394" y="0"/>
+                                      </a:moveTo>
+                                      <a:lnTo>
+                                        <a:pt x="394" y="0"/>
+                                      </a:lnTo>
+                                      <a:lnTo>
+                                        <a:pt x="356" y="38"/>
+                                      </a:lnTo>
+                                      <a:lnTo>
+                                        <a:pt x="319" y="77"/>
+                                      </a:lnTo>
+                                      <a:lnTo>
+                                        <a:pt x="284" y="117"/>
+                                      </a:lnTo>
+                                      <a:lnTo>
+                                        <a:pt x="249" y="160"/>
+                                      </a:lnTo>
+                                      <a:lnTo>
+                                        <a:pt x="207" y="218"/>
+                                      </a:lnTo>
+                                      <a:lnTo>
+                                        <a:pt x="168" y="276"/>
+                                      </a:lnTo>
+                                      <a:lnTo>
+                                        <a:pt x="131" y="339"/>
+                                      </a:lnTo>
+                                      <a:lnTo>
+                                        <a:pt x="98" y="402"/>
+                                      </a:lnTo>
+                                      <a:lnTo>
+                                        <a:pt x="69" y="467"/>
+                                      </a:lnTo>
+                                      <a:lnTo>
+                                        <a:pt x="45" y="535"/>
+                                      </a:lnTo>
+                                      <a:lnTo>
+                                        <a:pt x="26" y="604"/>
+                                      </a:lnTo>
+                                      <a:lnTo>
+                                        <a:pt x="14" y="673"/>
+                                      </a:lnTo>
+                                      <a:lnTo>
+                                        <a:pt x="7" y="746"/>
+                                      </a:lnTo>
+                                      <a:lnTo>
+                                        <a:pt x="6" y="766"/>
+                                      </a:lnTo>
+                                      <a:lnTo>
+                                        <a:pt x="0" y="749"/>
+                                      </a:lnTo>
+                                      <a:lnTo>
+                                        <a:pt x="1" y="744"/>
+                                      </a:lnTo>
+                                      <a:lnTo>
+                                        <a:pt x="7" y="673"/>
+                                      </a:lnTo>
+                                      <a:lnTo>
+                                        <a:pt x="21" y="603"/>
+                                      </a:lnTo>
+                                      <a:lnTo>
+                                        <a:pt x="40" y="533"/>
+                                      </a:lnTo>
+                                      <a:lnTo>
+                                        <a:pt x="65" y="466"/>
+                                      </a:lnTo>
+                                      <a:lnTo>
+                                        <a:pt x="94" y="400"/>
+                                      </a:lnTo>
+                                      <a:lnTo>
+                                        <a:pt x="127" y="336"/>
+                                      </a:lnTo>
+                                      <a:lnTo>
+                                        <a:pt x="164" y="275"/>
+                                      </a:lnTo>
+                                      <a:lnTo>
+                                        <a:pt x="204" y="215"/>
+                                      </a:lnTo>
+                                      <a:lnTo>
+                                        <a:pt x="248" y="158"/>
+                                      </a:lnTo>
+                                      <a:lnTo>
+                                        <a:pt x="282" y="116"/>
+                                      </a:lnTo>
+                                      <a:lnTo>
+                                        <a:pt x="318" y="76"/>
+                                      </a:lnTo>
+                                      <a:lnTo>
+                                        <a:pt x="354" y="37"/>
+                                      </a:lnTo>
+                                      <a:lnTo>
+                                        <a:pt x="394" y="0"/>
+                                      </a:lnTo>
+                                      <a:close/>
+                                    </a:path>
+                                  </a:pathLst>
+                                </a:custGeom>
+                                <a:solidFill>
+                                  <a:schemeClr val="tx2"/>
+                                </a:solidFill>
+                                <a:ln w="0">
+                                  <a:solidFill>
+                                    <a:schemeClr val="tx2"/>
+                                  </a:solidFill>
+                                  <a:prstDash val="solid"/>
+                                  <a:round/>
+                                  <a:headEnd/>
+                                  <a:tailEnd/>
+                                </a:ln>
+                              </wps:spPr>
+                              <wps:bodyPr vert="horz" wrap="square" lIns="91440" tIns="45720" rIns="91440" bIns="45720" numCol="1" anchor="t" anchorCtr="0" compatLnSpc="1">
+                                <a:prstTxWarp prst="textNoShape">
+                                  <a:avLst/>
+                                </a:prstTxWarp>
+                              </wps:bodyPr>
+                            </wps:wsp>
+                            <wps:wsp>
+                              <wps:cNvPr id="598572217" name="Freeform 28"/>
+                              <wps:cNvSpPr>
+                                <a:spLocks/>
+                              </wps:cNvSpPr>
+                              <wps:spPr bwMode="auto">
+                                <a:xfrm>
+                                  <a:off x="563337" y="6915325"/>
+                                  <a:ext cx="57150" cy="307975"/>
+                                </a:xfrm>
+                                <a:custGeom>
+                                  <a:avLst/>
+                                  <a:gdLst>
+                                    <a:gd name="T0" fmla="*/ 0 w 36"/>
+                                    <a:gd name="T1" fmla="*/ 0 h 194"/>
+                                    <a:gd name="T2" fmla="*/ 6 w 36"/>
+                                    <a:gd name="T3" fmla="*/ 16 h 194"/>
+                                    <a:gd name="T4" fmla="*/ 7 w 36"/>
+                                    <a:gd name="T5" fmla="*/ 19 h 194"/>
+                                    <a:gd name="T6" fmla="*/ 11 w 36"/>
+                                    <a:gd name="T7" fmla="*/ 80 h 194"/>
+                                    <a:gd name="T8" fmla="*/ 20 w 36"/>
+                                    <a:gd name="T9" fmla="*/ 132 h 194"/>
+                                    <a:gd name="T10" fmla="*/ 33 w 36"/>
+                                    <a:gd name="T11" fmla="*/ 185 h 194"/>
+                                    <a:gd name="T12" fmla="*/ 36 w 36"/>
+                                    <a:gd name="T13" fmla="*/ 194 h 194"/>
+                                    <a:gd name="T14" fmla="*/ 21 w 36"/>
+                                    <a:gd name="T15" fmla="*/ 161 h 194"/>
+                                    <a:gd name="T16" fmla="*/ 15 w 36"/>
+                                    <a:gd name="T17" fmla="*/ 145 h 194"/>
+                                    <a:gd name="T18" fmla="*/ 5 w 36"/>
+                                    <a:gd name="T19" fmla="*/ 81 h 194"/>
+                                    <a:gd name="T20" fmla="*/ 1 w 36"/>
+                                    <a:gd name="T21" fmla="*/ 41 h 194"/>
+                                    <a:gd name="T22" fmla="*/ 0 w 36"/>
+                                    <a:gd name="T23" fmla="*/ 0 h 194"/>
+                                  </a:gdLst>
+                                  <a:ahLst/>
+                                  <a:cxnLst>
+                                    <a:cxn ang="0">
+                                      <a:pos x="T0" y="T1"/>
+                                    </a:cxn>
+                                    <a:cxn ang="0">
+                                      <a:pos x="T2" y="T3"/>
+                                    </a:cxn>
+                                    <a:cxn ang="0">
+                                      <a:pos x="T4" y="T5"/>
+                                    </a:cxn>
+                                    <a:cxn ang="0">
+                                      <a:pos x="T6" y="T7"/>
+                                    </a:cxn>
+                                    <a:cxn ang="0">
+                                      <a:pos x="T8" y="T9"/>
+                                    </a:cxn>
+                                    <a:cxn ang="0">
+                                      <a:pos x="T10" y="T11"/>
+                                    </a:cxn>
+                                    <a:cxn ang="0">
+                                      <a:pos x="T12" y="T13"/>
+                                    </a:cxn>
+                                    <a:cxn ang="0">
+                                      <a:pos x="T14" y="T15"/>
+                                    </a:cxn>
+                                    <a:cxn ang="0">
+                                      <a:pos x="T16" y="T17"/>
+                                    </a:cxn>
+                                    <a:cxn ang="0">
+                                      <a:pos x="T18" y="T19"/>
+                                    </a:cxn>
+                                    <a:cxn ang="0">
+                                      <a:pos x="T20" y="T21"/>
+                                    </a:cxn>
+                                    <a:cxn ang="0">
+                                      <a:pos x="T22" y="T23"/>
+                                    </a:cxn>
+                                  </a:cxnLst>
+                                  <a:rect l="0" t="0" r="r" b="b"/>
+                                  <a:pathLst>
+                                    <a:path w="36" h="194">
+                                      <a:moveTo>
+                                        <a:pt x="0" y="0"/>
+                                      </a:moveTo>
+                                      <a:lnTo>
+                                        <a:pt x="6" y="16"/>
+                                      </a:lnTo>
+                                      <a:lnTo>
+                                        <a:pt x="7" y="19"/>
+                                      </a:lnTo>
+                                      <a:lnTo>
+                                        <a:pt x="11" y="80"/>
+                                      </a:lnTo>
+                                      <a:lnTo>
+                                        <a:pt x="20" y="132"/>
+                                      </a:lnTo>
+                                      <a:lnTo>
+                                        <a:pt x="33" y="185"/>
+                                      </a:lnTo>
+                                      <a:lnTo>
+                                        <a:pt x="36" y="194"/>
+                                      </a:lnTo>
+                                      <a:lnTo>
+                                        <a:pt x="21" y="161"/>
+                                      </a:lnTo>
+                                      <a:lnTo>
+                                        <a:pt x="15" y="145"/>
+                                      </a:lnTo>
+                                      <a:lnTo>
+                                        <a:pt x="5" y="81"/>
+                                      </a:lnTo>
+                                      <a:lnTo>
+                                        <a:pt x="1" y="41"/>
+                                      </a:lnTo>
+                                      <a:lnTo>
+                                        <a:pt x="0" y="0"/>
+                                      </a:lnTo>
+                                      <a:close/>
+                                    </a:path>
+                                  </a:pathLst>
+                                </a:custGeom>
+                                <a:solidFill>
+                                  <a:schemeClr val="tx2"/>
+                                </a:solidFill>
+                                <a:ln w="0">
+                                  <a:solidFill>
+                                    <a:schemeClr val="tx2"/>
+                                  </a:solidFill>
+                                  <a:prstDash val="solid"/>
+                                  <a:round/>
+                                  <a:headEnd/>
+                                  <a:tailEnd/>
+                                </a:ln>
+                              </wps:spPr>
+                              <wps:bodyPr vert="horz" wrap="square" lIns="91440" tIns="45720" rIns="91440" bIns="45720" numCol="1" anchor="t" anchorCtr="0" compatLnSpc="1">
+                                <a:prstTxWarp prst="textNoShape">
+                                  <a:avLst/>
+                                </a:prstTxWarp>
+                              </wps:bodyPr>
+                            </wps:wsp>
+                            <wps:wsp>
+                              <wps:cNvPr id="1947219493" name="Freeform 29"/>
+                              <wps:cNvSpPr>
+                                <a:spLocks/>
+                              </wps:cNvSpPr>
+                              <wps:spPr bwMode="auto">
+                                <a:xfrm>
+                                  <a:off x="607787" y="7229650"/>
+                                  <a:ext cx="49213" cy="103188"/>
+                                </a:xfrm>
+                                <a:custGeom>
+                                  <a:avLst/>
+                                  <a:gdLst>
+                                    <a:gd name="T0" fmla="*/ 0 w 31"/>
+                                    <a:gd name="T1" fmla="*/ 0 h 65"/>
+                                    <a:gd name="T2" fmla="*/ 31 w 31"/>
+                                    <a:gd name="T3" fmla="*/ 65 h 65"/>
+                                    <a:gd name="T4" fmla="*/ 23 w 31"/>
+                                    <a:gd name="T5" fmla="*/ 65 h 65"/>
+                                    <a:gd name="T6" fmla="*/ 0 w 31"/>
+                                    <a:gd name="T7" fmla="*/ 0 h 65"/>
+                                  </a:gdLst>
+                                  <a:ahLst/>
+                                  <a:cxnLst>
+                                    <a:cxn ang="0">
+                                      <a:pos x="T0" y="T1"/>
+                                    </a:cxn>
+                                    <a:cxn ang="0">
+                                      <a:pos x="T2" y="T3"/>
+                                    </a:cxn>
+                                    <a:cxn ang="0">
+                                      <a:pos x="T4" y="T5"/>
+                                    </a:cxn>
+                                    <a:cxn ang="0">
+                                      <a:pos x="T6" y="T7"/>
+                                    </a:cxn>
+                                  </a:cxnLst>
+                                  <a:rect l="0" t="0" r="r" b="b"/>
+                                  <a:pathLst>
+                                    <a:path w="31" h="65">
+                                      <a:moveTo>
+                                        <a:pt x="0" y="0"/>
+                                      </a:moveTo>
+                                      <a:lnTo>
+                                        <a:pt x="31" y="65"/>
+                                      </a:lnTo>
+                                      <a:lnTo>
+                                        <a:pt x="23" y="65"/>
+                                      </a:lnTo>
+                                      <a:lnTo>
+                                        <a:pt x="0" y="0"/>
+                                      </a:lnTo>
+                                      <a:close/>
+                                    </a:path>
+                                  </a:pathLst>
+                                </a:custGeom>
+                                <a:solidFill>
+                                  <a:schemeClr val="tx2"/>
+                                </a:solidFill>
+                                <a:ln w="0">
+                                  <a:solidFill>
+                                    <a:schemeClr val="tx2"/>
+                                  </a:solidFill>
+                                  <a:prstDash val="solid"/>
+                                  <a:round/>
+                                  <a:headEnd/>
+                                  <a:tailEnd/>
+                                </a:ln>
+                              </wps:spPr>
+                              <wps:bodyPr vert="horz" wrap="square" lIns="91440" tIns="45720" rIns="91440" bIns="45720" numCol="1" anchor="t" anchorCtr="0" compatLnSpc="1">
+                                <a:prstTxWarp prst="textNoShape">
+                                  <a:avLst/>
+                                </a:prstTxWarp>
+                              </wps:bodyPr>
+                            </wps:wsp>
+                            <wps:wsp>
+                              <wps:cNvPr id="1922849541" name="Freeform 30"/>
+                              <wps:cNvSpPr>
+                                <a:spLocks/>
+                              </wps:cNvSpPr>
+                              <wps:spPr bwMode="auto">
+                                <a:xfrm>
+                                  <a:off x="563337" y="6878812"/>
+                                  <a:ext cx="11113" cy="66675"/>
+                                </a:xfrm>
+                                <a:custGeom>
+                                  <a:avLst/>
+                                  <a:gdLst>
+                                    <a:gd name="T0" fmla="*/ 0 w 7"/>
+                                    <a:gd name="T1" fmla="*/ 0 h 42"/>
+                                    <a:gd name="T2" fmla="*/ 6 w 7"/>
+                                    <a:gd name="T3" fmla="*/ 17 h 42"/>
+                                    <a:gd name="T4" fmla="*/ 7 w 7"/>
+                                    <a:gd name="T5" fmla="*/ 42 h 42"/>
+                                    <a:gd name="T6" fmla="*/ 6 w 7"/>
+                                    <a:gd name="T7" fmla="*/ 39 h 42"/>
+                                    <a:gd name="T8" fmla="*/ 0 w 7"/>
+                                    <a:gd name="T9" fmla="*/ 23 h 42"/>
+                                    <a:gd name="T10" fmla="*/ 0 w 7"/>
+                                    <a:gd name="T11" fmla="*/ 0 h 42"/>
+                                  </a:gdLst>
+                                  <a:ahLst/>
+                                  <a:cxnLst>
+                                    <a:cxn ang="0">
+                                      <a:pos x="T0" y="T1"/>
+                                    </a:cxn>
+                                    <a:cxn ang="0">
+                                      <a:pos x="T2" y="T3"/>
+                                    </a:cxn>
+                                    <a:cxn ang="0">
+                                      <a:pos x="T4" y="T5"/>
+                                    </a:cxn>
+                                    <a:cxn ang="0">
+                                      <a:pos x="T6" y="T7"/>
+                                    </a:cxn>
+                                    <a:cxn ang="0">
+                                      <a:pos x="T8" y="T9"/>
+                                    </a:cxn>
+                                    <a:cxn ang="0">
+                                      <a:pos x="T10" y="T11"/>
+                                    </a:cxn>
+                                  </a:cxnLst>
+                                  <a:rect l="0" t="0" r="r" b="b"/>
+                                  <a:pathLst>
+                                    <a:path w="7" h="42">
+                                      <a:moveTo>
+                                        <a:pt x="0" y="0"/>
+                                      </a:moveTo>
+                                      <a:lnTo>
+                                        <a:pt x="6" y="17"/>
+                                      </a:lnTo>
+                                      <a:lnTo>
+                                        <a:pt x="7" y="42"/>
+                                      </a:lnTo>
+                                      <a:lnTo>
+                                        <a:pt x="6" y="39"/>
+                                      </a:lnTo>
+                                      <a:lnTo>
+                                        <a:pt x="0" y="23"/>
+                                      </a:lnTo>
+                                      <a:lnTo>
+                                        <a:pt x="0" y="0"/>
+                                      </a:lnTo>
+                                      <a:close/>
+                                    </a:path>
+                                  </a:pathLst>
+                                </a:custGeom>
+                                <a:solidFill>
+                                  <a:schemeClr val="tx2"/>
+                                </a:solidFill>
+                                <a:ln w="0">
+                                  <a:solidFill>
+                                    <a:schemeClr val="tx2"/>
+                                  </a:solidFill>
+                                  <a:prstDash val="solid"/>
+                                  <a:round/>
+                                  <a:headEnd/>
+                                  <a:tailEnd/>
+                                </a:ln>
+                              </wps:spPr>
+                              <wps:bodyPr vert="horz" wrap="square" lIns="91440" tIns="45720" rIns="91440" bIns="45720" numCol="1" anchor="t" anchorCtr="0" compatLnSpc="1">
+                                <a:prstTxWarp prst="textNoShape">
+                                  <a:avLst/>
+                                </a:prstTxWarp>
+                              </wps:bodyPr>
+                            </wps:wsp>
+                            <wps:wsp>
+                              <wps:cNvPr id="1147428765" name="Freeform 31"/>
+                              <wps:cNvSpPr>
+                                <a:spLocks/>
+                              </wps:cNvSpPr>
+                              <wps:spPr bwMode="auto">
+                                <a:xfrm>
+                                  <a:off x="587149" y="7145512"/>
+                                  <a:ext cx="71438" cy="187325"/>
+                                </a:xfrm>
+                                <a:custGeom>
+                                  <a:avLst/>
+                                  <a:gdLst>
+                                    <a:gd name="T0" fmla="*/ 0 w 45"/>
+                                    <a:gd name="T1" fmla="*/ 0 h 118"/>
+                                    <a:gd name="T2" fmla="*/ 6 w 45"/>
+                                    <a:gd name="T3" fmla="*/ 16 h 118"/>
+                                    <a:gd name="T4" fmla="*/ 21 w 45"/>
+                                    <a:gd name="T5" fmla="*/ 49 h 118"/>
+                                    <a:gd name="T6" fmla="*/ 33 w 45"/>
+                                    <a:gd name="T7" fmla="*/ 84 h 118"/>
+                                    <a:gd name="T8" fmla="*/ 45 w 45"/>
+                                    <a:gd name="T9" fmla="*/ 118 h 118"/>
+                                    <a:gd name="T10" fmla="*/ 44 w 45"/>
+                                    <a:gd name="T11" fmla="*/ 118 h 118"/>
+                                    <a:gd name="T12" fmla="*/ 13 w 45"/>
+                                    <a:gd name="T13" fmla="*/ 53 h 118"/>
+                                    <a:gd name="T14" fmla="*/ 11 w 45"/>
+                                    <a:gd name="T15" fmla="*/ 42 h 118"/>
+                                    <a:gd name="T16" fmla="*/ 0 w 45"/>
+                                    <a:gd name="T17" fmla="*/ 0 h 118"/>
+                                  </a:gdLst>
+                                  <a:ahLst/>
+                                  <a:cxnLst>
+                                    <a:cxn ang="0">
+                                      <a:pos x="T0" y="T1"/>
+                                    </a:cxn>
+                                    <a:cxn ang="0">
+                                      <a:pos x="T2" y="T3"/>
+                                    </a:cxn>
+                                    <a:cxn ang="0">
+                                      <a:pos x="T4" y="T5"/>
+                                    </a:cxn>
+                                    <a:cxn ang="0">
+                                      <a:pos x="T6" y="T7"/>
+                                    </a:cxn>
+                                    <a:cxn ang="0">
+                                      <a:pos x="T8" y="T9"/>
+                                    </a:cxn>
+                                    <a:cxn ang="0">
+                                      <a:pos x="T10" y="T11"/>
+                                    </a:cxn>
+                                    <a:cxn ang="0">
+                                      <a:pos x="T12" y="T13"/>
+                                    </a:cxn>
+                                    <a:cxn ang="0">
+                                      <a:pos x="T14" y="T15"/>
+                                    </a:cxn>
+                                    <a:cxn ang="0">
+                                      <a:pos x="T16" y="T17"/>
+                                    </a:cxn>
+                                  </a:cxnLst>
+                                  <a:rect l="0" t="0" r="r" b="b"/>
+                                  <a:pathLst>
+                                    <a:path w="45" h="118">
+                                      <a:moveTo>
+                                        <a:pt x="0" y="0"/>
+                                      </a:moveTo>
+                                      <a:lnTo>
+                                        <a:pt x="6" y="16"/>
+                                      </a:lnTo>
+                                      <a:lnTo>
+                                        <a:pt x="21" y="49"/>
+                                      </a:lnTo>
+                                      <a:lnTo>
+                                        <a:pt x="33" y="84"/>
+                                      </a:lnTo>
+                                      <a:lnTo>
+                                        <a:pt x="45" y="118"/>
+                                      </a:lnTo>
+                                      <a:lnTo>
+                                        <a:pt x="44" y="118"/>
+                                      </a:lnTo>
+                                      <a:lnTo>
+                                        <a:pt x="13" y="53"/>
+                                      </a:lnTo>
+                                      <a:lnTo>
+                                        <a:pt x="11" y="42"/>
+                                      </a:lnTo>
+                                      <a:lnTo>
+                                        <a:pt x="0" y="0"/>
+                                      </a:lnTo>
+                                      <a:close/>
+                                    </a:path>
+                                  </a:pathLst>
+                                </a:custGeom>
+                                <a:solidFill>
+                                  <a:schemeClr val="tx2"/>
+                                </a:solidFill>
+                                <a:ln w="0">
+                                  <a:solidFill>
+                                    <a:schemeClr val="tx2"/>
+                                  </a:solidFill>
+                                  <a:prstDash val="solid"/>
+                                  <a:round/>
+                                  <a:headEnd/>
+                                  <a:tailEnd/>
+                                </a:ln>
+                              </wps:spPr>
+                              <wps:bodyPr vert="horz" wrap="square" lIns="91440" tIns="45720" rIns="91440" bIns="45720" numCol="1" anchor="t" anchorCtr="0" compatLnSpc="1">
+                                <a:prstTxWarp prst="textNoShape">
+                                  <a:avLst/>
+                                </a:prstTxWarp>
+                              </wps:bodyPr>
+                            </wps:wsp>
+                          </wpg:grpSp>
+                          <wpg:grpSp>
+                            <wpg:cNvPr id="629965935" name="Group 629965935"/>
+                            <wpg:cNvGrpSpPr>
+                              <a:grpSpLocks noChangeAspect="1"/>
+                            </wpg:cNvGrpSpPr>
+                            <wpg:grpSpPr>
+                              <a:xfrm>
+                                <a:off x="80645" y="4826972"/>
+                                <a:ext cx="1306273" cy="2505863"/>
+                                <a:chOff x="80645" y="4649964"/>
+                                <a:chExt cx="874712" cy="1677988"/>
+                              </a:xfrm>
+                            </wpg:grpSpPr>
+                            <wps:wsp>
+                              <wps:cNvPr id="1470434117" name="Freeform 8"/>
+                              <wps:cNvSpPr>
+                                <a:spLocks/>
+                              </wps:cNvSpPr>
+                              <wps:spPr bwMode="auto">
+                                <a:xfrm>
+                                  <a:off x="118745" y="5189714"/>
+                                  <a:ext cx="198438" cy="714375"/>
+                                </a:xfrm>
+                                <a:custGeom>
+                                  <a:avLst/>
+                                  <a:gdLst>
+                                    <a:gd name="T0" fmla="*/ 0 w 125"/>
+                                    <a:gd name="T1" fmla="*/ 0 h 450"/>
+                                    <a:gd name="T2" fmla="*/ 41 w 125"/>
+                                    <a:gd name="T3" fmla="*/ 155 h 450"/>
+                                    <a:gd name="T4" fmla="*/ 86 w 125"/>
+                                    <a:gd name="T5" fmla="*/ 309 h 450"/>
+                                    <a:gd name="T6" fmla="*/ 125 w 125"/>
+                                    <a:gd name="T7" fmla="*/ 425 h 450"/>
+                                    <a:gd name="T8" fmla="*/ 125 w 125"/>
+                                    <a:gd name="T9" fmla="*/ 450 h 450"/>
+                                    <a:gd name="T10" fmla="*/ 79 w 125"/>
+                                    <a:gd name="T11" fmla="*/ 311 h 450"/>
+                                    <a:gd name="T12" fmla="*/ 41 w 125"/>
+                                    <a:gd name="T13" fmla="*/ 183 h 450"/>
+                                    <a:gd name="T14" fmla="*/ 7 w 125"/>
+                                    <a:gd name="T15" fmla="*/ 54 h 450"/>
+                                    <a:gd name="T16" fmla="*/ 0 w 125"/>
+                                    <a:gd name="T17" fmla="*/ 0 h 450"/>
+                                  </a:gdLst>
+                                  <a:ahLst/>
+                                  <a:cxnLst>
+                                    <a:cxn ang="0">
+                                      <a:pos x="T0" y="T1"/>
+                                    </a:cxn>
+                                    <a:cxn ang="0">
+                                      <a:pos x="T2" y="T3"/>
+                                    </a:cxn>
+                                    <a:cxn ang="0">
+                                      <a:pos x="T4" y="T5"/>
+                                    </a:cxn>
+                                    <a:cxn ang="0">
+                                      <a:pos x="T6" y="T7"/>
+                                    </a:cxn>
+                                    <a:cxn ang="0">
+                                      <a:pos x="T8" y="T9"/>
+                                    </a:cxn>
+                                    <a:cxn ang="0">
+                                      <a:pos x="T10" y="T11"/>
+                                    </a:cxn>
+                                    <a:cxn ang="0">
+                                      <a:pos x="T12" y="T13"/>
+                                    </a:cxn>
+                                    <a:cxn ang="0">
+                                      <a:pos x="T14" y="T15"/>
+                                    </a:cxn>
+                                    <a:cxn ang="0">
+                                      <a:pos x="T16" y="T17"/>
+                                    </a:cxn>
+                                  </a:cxnLst>
+                                  <a:rect l="0" t="0" r="r" b="b"/>
+                                  <a:pathLst>
+                                    <a:path w="125" h="450">
+                                      <a:moveTo>
+                                        <a:pt x="0" y="0"/>
+                                      </a:moveTo>
+                                      <a:lnTo>
+                                        <a:pt x="41" y="155"/>
+                                      </a:lnTo>
+                                      <a:lnTo>
+                                        <a:pt x="86" y="309"/>
+                                      </a:lnTo>
+                                      <a:lnTo>
+                                        <a:pt x="125" y="425"/>
+                                      </a:lnTo>
+                                      <a:lnTo>
+                                        <a:pt x="125" y="450"/>
+                                      </a:lnTo>
+                                      <a:lnTo>
+                                        <a:pt x="79" y="311"/>
+                                      </a:lnTo>
+                                      <a:lnTo>
+                                        <a:pt x="41" y="183"/>
+                                      </a:lnTo>
+                                      <a:lnTo>
+                                        <a:pt x="7" y="54"/>
+                                      </a:lnTo>
+                                      <a:lnTo>
+                                        <a:pt x="0" y="0"/>
+                                      </a:lnTo>
+                                      <a:close/>
+                                    </a:path>
+                                  </a:pathLst>
+                                </a:custGeom>
+                                <a:solidFill>
+                                  <a:schemeClr val="tx2">
+                                    <a:alpha val="20000"/>
+                                  </a:schemeClr>
+                                </a:solidFill>
+                                <a:ln w="0">
+                                  <a:solidFill>
+                                    <a:schemeClr val="tx2">
+                                      <a:alpha val="20000"/>
+                                    </a:schemeClr>
+                                  </a:solidFill>
+                                  <a:prstDash val="solid"/>
+                                  <a:round/>
+                                  <a:headEnd/>
+                                  <a:tailEnd/>
+                                </a:ln>
+                              </wps:spPr>
+                              <wps:bodyPr vert="horz" wrap="square" lIns="91440" tIns="45720" rIns="91440" bIns="45720" numCol="1" anchor="t" anchorCtr="0" compatLnSpc="1">
+                                <a:prstTxWarp prst="textNoShape">
+                                  <a:avLst/>
+                                </a:prstTxWarp>
+                              </wps:bodyPr>
+                            </wps:wsp>
+                            <wps:wsp>
+                              <wps:cNvPr id="597751531" name="Freeform 9"/>
+                              <wps:cNvSpPr>
+                                <a:spLocks/>
+                              </wps:cNvSpPr>
+                              <wps:spPr bwMode="auto">
+                                <a:xfrm>
+                                  <a:off x="328295" y="5891389"/>
+                                  <a:ext cx="187325" cy="436563"/>
+                                </a:xfrm>
+                                <a:custGeom>
+                                  <a:avLst/>
+                                  <a:gdLst>
+                                    <a:gd name="T0" fmla="*/ 0 w 118"/>
+                                    <a:gd name="T1" fmla="*/ 0 h 275"/>
+                                    <a:gd name="T2" fmla="*/ 8 w 118"/>
+                                    <a:gd name="T3" fmla="*/ 20 h 275"/>
+                                    <a:gd name="T4" fmla="*/ 37 w 118"/>
+                                    <a:gd name="T5" fmla="*/ 96 h 275"/>
+                                    <a:gd name="T6" fmla="*/ 69 w 118"/>
+                                    <a:gd name="T7" fmla="*/ 170 h 275"/>
+                                    <a:gd name="T8" fmla="*/ 118 w 118"/>
+                                    <a:gd name="T9" fmla="*/ 275 h 275"/>
+                                    <a:gd name="T10" fmla="*/ 109 w 118"/>
+                                    <a:gd name="T11" fmla="*/ 275 h 275"/>
+                                    <a:gd name="T12" fmla="*/ 61 w 118"/>
+                                    <a:gd name="T13" fmla="*/ 174 h 275"/>
+                                    <a:gd name="T14" fmla="*/ 30 w 118"/>
+                                    <a:gd name="T15" fmla="*/ 100 h 275"/>
+                                    <a:gd name="T16" fmla="*/ 0 w 118"/>
+                                    <a:gd name="T17" fmla="*/ 26 h 275"/>
+                                    <a:gd name="T18" fmla="*/ 0 w 118"/>
+                                    <a:gd name="T19" fmla="*/ 0 h 275"/>
+                                  </a:gdLst>
+                                  <a:ahLst/>
+                                  <a:cxnLst>
+                                    <a:cxn ang="0">
+                                      <a:pos x="T0" y="T1"/>
+                                    </a:cxn>
+                                    <a:cxn ang="0">
+                                      <a:pos x="T2" y="T3"/>
+                                    </a:cxn>
+                                    <a:cxn ang="0">
+                                      <a:pos x="T4" y="T5"/>
+                                    </a:cxn>
+                                    <a:cxn ang="0">
+                                      <a:pos x="T6" y="T7"/>
+                                    </a:cxn>
+                                    <a:cxn ang="0">
+                                      <a:pos x="T8" y="T9"/>
+                                    </a:cxn>
+                                    <a:cxn ang="0">
+                                      <a:pos x="T10" y="T11"/>
+                                    </a:cxn>
+                                    <a:cxn ang="0">
+                                      <a:pos x="T12" y="T13"/>
+                                    </a:cxn>
+                                    <a:cxn ang="0">
+                                      <a:pos x="T14" y="T15"/>
+                                    </a:cxn>
+                                    <a:cxn ang="0">
+                                      <a:pos x="T16" y="T17"/>
+                                    </a:cxn>
+                                    <a:cxn ang="0">
+                                      <a:pos x="T18" y="T19"/>
+                                    </a:cxn>
+                                  </a:cxnLst>
+                                  <a:rect l="0" t="0" r="r" b="b"/>
+                                  <a:pathLst>
+                                    <a:path w="118" h="275">
+                                      <a:moveTo>
+                                        <a:pt x="0" y="0"/>
+                                      </a:moveTo>
+                                      <a:lnTo>
+                                        <a:pt x="8" y="20"/>
+                                      </a:lnTo>
+                                      <a:lnTo>
+                                        <a:pt x="37" y="96"/>
+                                      </a:lnTo>
+                                      <a:lnTo>
+                                        <a:pt x="69" y="170"/>
+                                      </a:lnTo>
+                                      <a:lnTo>
+                                        <a:pt x="118" y="275"/>
+                                      </a:lnTo>
+                                      <a:lnTo>
+                                        <a:pt x="109" y="275"/>
+                                      </a:lnTo>
+                                      <a:lnTo>
+                                        <a:pt x="61" y="174"/>
+                                      </a:lnTo>
+                                      <a:lnTo>
+                                        <a:pt x="30" y="100"/>
+                                      </a:lnTo>
+                                      <a:lnTo>
+                                        <a:pt x="0" y="26"/>
+                                      </a:lnTo>
+                                      <a:lnTo>
+                                        <a:pt x="0" y="0"/>
+                                      </a:lnTo>
+                                      <a:close/>
+                                    </a:path>
+                                  </a:pathLst>
+                                </a:custGeom>
+                                <a:solidFill>
+                                  <a:schemeClr val="tx2">
+                                    <a:alpha val="20000"/>
+                                  </a:schemeClr>
+                                </a:solidFill>
+                                <a:ln w="0">
+                                  <a:solidFill>
+                                    <a:schemeClr val="tx2">
+                                      <a:alpha val="20000"/>
+                                    </a:schemeClr>
+                                  </a:solidFill>
+                                  <a:prstDash val="solid"/>
+                                  <a:round/>
+                                  <a:headEnd/>
+                                  <a:tailEnd/>
+                                </a:ln>
+                              </wps:spPr>
+                              <wps:bodyPr vert="horz" wrap="square" lIns="91440" tIns="45720" rIns="91440" bIns="45720" numCol="1" anchor="t" anchorCtr="0" compatLnSpc="1">
+                                <a:prstTxWarp prst="textNoShape">
+                                  <a:avLst/>
+                                </a:prstTxWarp>
+                              </wps:bodyPr>
+                            </wps:wsp>
+                            <wps:wsp>
+                              <wps:cNvPr id="1896118683" name="Freeform 10"/>
+                              <wps:cNvSpPr>
+                                <a:spLocks/>
+                              </wps:cNvSpPr>
+                              <wps:spPr bwMode="auto">
+                                <a:xfrm>
+                                  <a:off x="80645" y="5010327"/>
+                                  <a:ext cx="31750" cy="192088"/>
+                                </a:xfrm>
+                                <a:custGeom>
+                                  <a:avLst/>
+                                  <a:gdLst>
+                                    <a:gd name="T0" fmla="*/ 0 w 20"/>
+                                    <a:gd name="T1" fmla="*/ 0 h 121"/>
+                                    <a:gd name="T2" fmla="*/ 16 w 20"/>
+                                    <a:gd name="T3" fmla="*/ 72 h 121"/>
+                                    <a:gd name="T4" fmla="*/ 20 w 20"/>
+                                    <a:gd name="T5" fmla="*/ 121 h 121"/>
+                                    <a:gd name="T6" fmla="*/ 18 w 20"/>
+                                    <a:gd name="T7" fmla="*/ 112 h 121"/>
+                                    <a:gd name="T8" fmla="*/ 0 w 20"/>
+                                    <a:gd name="T9" fmla="*/ 31 h 121"/>
+                                    <a:gd name="T10" fmla="*/ 0 w 20"/>
+                                    <a:gd name="T11" fmla="*/ 0 h 121"/>
+                                  </a:gdLst>
+                                  <a:ahLst/>
+                                  <a:cxnLst>
+                                    <a:cxn ang="0">
+                                      <a:pos x="T0" y="T1"/>
+                                    </a:cxn>
+                                    <a:cxn ang="0">
+                                      <a:pos x="T2" y="T3"/>
+                                    </a:cxn>
+                                    <a:cxn ang="0">
+                                      <a:pos x="T4" y="T5"/>
+                                    </a:cxn>
+                                    <a:cxn ang="0">
+                                      <a:pos x="T6" y="T7"/>
+                                    </a:cxn>
+                                    <a:cxn ang="0">
+                                      <a:pos x="T8" y="T9"/>
+                                    </a:cxn>
+                                    <a:cxn ang="0">
+                                      <a:pos x="T10" y="T11"/>
+                                    </a:cxn>
+                                  </a:cxnLst>
+                                  <a:rect l="0" t="0" r="r" b="b"/>
+                                  <a:pathLst>
+                                    <a:path w="20" h="121">
+                                      <a:moveTo>
+                                        <a:pt x="0" y="0"/>
+                                      </a:moveTo>
+                                      <a:lnTo>
+                                        <a:pt x="16" y="72"/>
+                                      </a:lnTo>
+                                      <a:lnTo>
+                                        <a:pt x="20" y="121"/>
+                                      </a:lnTo>
+                                      <a:lnTo>
+                                        <a:pt x="18" y="112"/>
+                                      </a:lnTo>
+                                      <a:lnTo>
+                                        <a:pt x="0" y="31"/>
+                                      </a:lnTo>
+                                      <a:lnTo>
+                                        <a:pt x="0" y="0"/>
+                                      </a:lnTo>
+                                      <a:close/>
+                                    </a:path>
+                                  </a:pathLst>
+                                </a:custGeom>
+                                <a:solidFill>
+                                  <a:schemeClr val="tx2">
+                                    <a:alpha val="20000"/>
+                                  </a:schemeClr>
+                                </a:solidFill>
+                                <a:ln w="0">
+                                  <a:solidFill>
+                                    <a:schemeClr val="tx2">
+                                      <a:alpha val="20000"/>
+                                    </a:schemeClr>
+                                  </a:solidFill>
+                                  <a:prstDash val="solid"/>
+                                  <a:round/>
+                                  <a:headEnd/>
+                                  <a:tailEnd/>
+                                </a:ln>
+                              </wps:spPr>
+                              <wps:bodyPr vert="horz" wrap="square" lIns="91440" tIns="45720" rIns="91440" bIns="45720" numCol="1" anchor="t" anchorCtr="0" compatLnSpc="1">
+                                <a:prstTxWarp prst="textNoShape">
+                                  <a:avLst/>
+                                </a:prstTxWarp>
+                              </wps:bodyPr>
+                            </wps:wsp>
+                            <wps:wsp>
+                              <wps:cNvPr id="494842593" name="Freeform 12"/>
+                              <wps:cNvSpPr>
+                                <a:spLocks/>
+                              </wps:cNvSpPr>
+                              <wps:spPr bwMode="auto">
+                                <a:xfrm>
+                                  <a:off x="112395" y="5202414"/>
+                                  <a:ext cx="250825" cy="1020763"/>
+                                </a:xfrm>
+                                <a:custGeom>
+                                  <a:avLst/>
+                                  <a:gdLst>
+                                    <a:gd name="T0" fmla="*/ 0 w 158"/>
+                                    <a:gd name="T1" fmla="*/ 0 h 643"/>
+                                    <a:gd name="T2" fmla="*/ 11 w 158"/>
+                                    <a:gd name="T3" fmla="*/ 46 h 643"/>
+                                    <a:gd name="T4" fmla="*/ 22 w 158"/>
+                                    <a:gd name="T5" fmla="*/ 129 h 643"/>
+                                    <a:gd name="T6" fmla="*/ 36 w 158"/>
+                                    <a:gd name="T7" fmla="*/ 211 h 643"/>
+                                    <a:gd name="T8" fmla="*/ 55 w 158"/>
+                                    <a:gd name="T9" fmla="*/ 301 h 643"/>
+                                    <a:gd name="T10" fmla="*/ 76 w 158"/>
+                                    <a:gd name="T11" fmla="*/ 389 h 643"/>
+                                    <a:gd name="T12" fmla="*/ 103 w 158"/>
+                                    <a:gd name="T13" fmla="*/ 476 h 643"/>
+                                    <a:gd name="T14" fmla="*/ 123 w 158"/>
+                                    <a:gd name="T15" fmla="*/ 533 h 643"/>
+                                    <a:gd name="T16" fmla="*/ 144 w 158"/>
+                                    <a:gd name="T17" fmla="*/ 588 h 643"/>
+                                    <a:gd name="T18" fmla="*/ 155 w 158"/>
+                                    <a:gd name="T19" fmla="*/ 632 h 643"/>
+                                    <a:gd name="T20" fmla="*/ 158 w 158"/>
+                                    <a:gd name="T21" fmla="*/ 643 h 643"/>
+                                    <a:gd name="T22" fmla="*/ 142 w 158"/>
+                                    <a:gd name="T23" fmla="*/ 608 h 643"/>
+                                    <a:gd name="T24" fmla="*/ 118 w 158"/>
+                                    <a:gd name="T25" fmla="*/ 544 h 643"/>
+                                    <a:gd name="T26" fmla="*/ 95 w 158"/>
+                                    <a:gd name="T27" fmla="*/ 478 h 643"/>
+                                    <a:gd name="T28" fmla="*/ 69 w 158"/>
+                                    <a:gd name="T29" fmla="*/ 391 h 643"/>
+                                    <a:gd name="T30" fmla="*/ 47 w 158"/>
+                                    <a:gd name="T31" fmla="*/ 302 h 643"/>
+                                    <a:gd name="T32" fmla="*/ 29 w 158"/>
+                                    <a:gd name="T33" fmla="*/ 212 h 643"/>
+                                    <a:gd name="T34" fmla="*/ 13 w 158"/>
+                                    <a:gd name="T35" fmla="*/ 107 h 643"/>
+                                    <a:gd name="T36" fmla="*/ 0 w 158"/>
+                                    <a:gd name="T37" fmla="*/ 0 h 643"/>
+                                  </a:gdLst>
+                                  <a:ahLst/>
+                                  <a:cxnLst>
+                                    <a:cxn ang="0">
+                                      <a:pos x="T0" y="T1"/>
+                                    </a:cxn>
+                                    <a:cxn ang="0">
+                                      <a:pos x="T2" y="T3"/>
+                                    </a:cxn>
+                                    <a:cxn ang="0">
+                                      <a:pos x="T4" y="T5"/>
+                                    </a:cxn>
+                                    <a:cxn ang="0">
+                                      <a:pos x="T6" y="T7"/>
+                                    </a:cxn>
+                                    <a:cxn ang="0">
+                                      <a:pos x="T8" y="T9"/>
+                                    </a:cxn>
+                                    <a:cxn ang="0">
+                                      <a:pos x="T10" y="T11"/>
+                                    </a:cxn>
+                                    <a:cxn ang="0">
+                                      <a:pos x="T12" y="T13"/>
+                                    </a:cxn>
+                                    <a:cxn ang="0">
+                                      <a:pos x="T14" y="T15"/>
+                                    </a:cxn>
+                                    <a:cxn ang="0">
+                                      <a:pos x="T16" y="T17"/>
+                                    </a:cxn>
+                                    <a:cxn ang="0">
+                                      <a:pos x="T18" y="T19"/>
+                                    </a:cxn>
+                                    <a:cxn ang="0">
+                                      <a:pos x="T20" y="T21"/>
+                                    </a:cxn>
+                                    <a:cxn ang="0">
+                                      <a:pos x="T22" y="T23"/>
+                                    </a:cxn>
+                                    <a:cxn ang="0">
+                                      <a:pos x="T24" y="T25"/>
+                                    </a:cxn>
+                                    <a:cxn ang="0">
+                                      <a:pos x="T26" y="T27"/>
+                                    </a:cxn>
+                                    <a:cxn ang="0">
+                                      <a:pos x="T28" y="T29"/>
+                                    </a:cxn>
+                                    <a:cxn ang="0">
+                                      <a:pos x="T30" y="T31"/>
+                                    </a:cxn>
+                                    <a:cxn ang="0">
+                                      <a:pos x="T32" y="T33"/>
+                                    </a:cxn>
+                                    <a:cxn ang="0">
+                                      <a:pos x="T34" y="T35"/>
+                                    </a:cxn>
+                                    <a:cxn ang="0">
+                                      <a:pos x="T36" y="T37"/>
+                                    </a:cxn>
+                                  </a:cxnLst>
+                                  <a:rect l="0" t="0" r="r" b="b"/>
+                                  <a:pathLst>
+                                    <a:path w="158" h="643">
+                                      <a:moveTo>
+                                        <a:pt x="0" y="0"/>
+                                      </a:moveTo>
+                                      <a:lnTo>
+                                        <a:pt x="11" y="46"/>
+                                      </a:lnTo>
+                                      <a:lnTo>
+                                        <a:pt x="22" y="129"/>
+                                      </a:lnTo>
+                                      <a:lnTo>
+                                        <a:pt x="36" y="211"/>
+                                      </a:lnTo>
+                                      <a:lnTo>
+                                        <a:pt x="55" y="301"/>
+                                      </a:lnTo>
+                                      <a:lnTo>
+                                        <a:pt x="76" y="389"/>
+                                      </a:lnTo>
+                                      <a:lnTo>
+                                        <a:pt x="103" y="476"/>
+                                      </a:lnTo>
+                                      <a:lnTo>
+                                        <a:pt x="123" y="533"/>
+                                      </a:lnTo>
+                                      <a:lnTo>
+                                        <a:pt x="144" y="588"/>
+                                      </a:lnTo>
+                                      <a:lnTo>
+                                        <a:pt x="155" y="632"/>
+                                      </a:lnTo>
+                                      <a:lnTo>
+                                        <a:pt x="158" y="643"/>
+                                      </a:lnTo>
+                                      <a:lnTo>
+                                        <a:pt x="142" y="608"/>
+                                      </a:lnTo>
+                                      <a:lnTo>
+                                        <a:pt x="118" y="544"/>
+                                      </a:lnTo>
+                                      <a:lnTo>
+                                        <a:pt x="95" y="478"/>
+                                      </a:lnTo>
+                                      <a:lnTo>
+                                        <a:pt x="69" y="391"/>
+                                      </a:lnTo>
+                                      <a:lnTo>
+                                        <a:pt x="47" y="302"/>
+                                      </a:lnTo>
+                                      <a:lnTo>
+                                        <a:pt x="29" y="212"/>
+                                      </a:lnTo>
+                                      <a:lnTo>
+                                        <a:pt x="13" y="107"/>
+                                      </a:lnTo>
+                                      <a:lnTo>
+                                        <a:pt x="0" y="0"/>
+                                      </a:lnTo>
+                                      <a:close/>
+                                    </a:path>
+                                  </a:pathLst>
+                                </a:custGeom>
+                                <a:solidFill>
+                                  <a:schemeClr val="tx2">
+                                    <a:alpha val="20000"/>
+                                  </a:schemeClr>
+                                </a:solidFill>
+                                <a:ln w="0">
+                                  <a:solidFill>
+                                    <a:schemeClr val="tx2">
+                                      <a:alpha val="20000"/>
+                                    </a:schemeClr>
+                                  </a:solidFill>
+                                  <a:prstDash val="solid"/>
+                                  <a:round/>
+                                  <a:headEnd/>
+                                  <a:tailEnd/>
+                                </a:ln>
+                              </wps:spPr>
+                              <wps:bodyPr vert="horz" wrap="square" lIns="91440" tIns="45720" rIns="91440" bIns="45720" numCol="1" anchor="t" anchorCtr="0" compatLnSpc="1">
+                                <a:prstTxWarp prst="textNoShape">
+                                  <a:avLst/>
+                                </a:prstTxWarp>
+                              </wps:bodyPr>
+                            </wps:wsp>
+                            <wps:wsp>
+                              <wps:cNvPr id="2069118273" name="Freeform 13"/>
+                              <wps:cNvSpPr>
+                                <a:spLocks/>
+                              </wps:cNvSpPr>
+                              <wps:spPr bwMode="auto">
+                                <a:xfrm>
+                                  <a:off x="375920" y="6215239"/>
+                                  <a:ext cx="52388" cy="112713"/>
+                                </a:xfrm>
+                                <a:custGeom>
+                                  <a:avLst/>
+                                  <a:gdLst>
+                                    <a:gd name="T0" fmla="*/ 0 w 33"/>
+                                    <a:gd name="T1" fmla="*/ 0 h 71"/>
+                                    <a:gd name="T2" fmla="*/ 33 w 33"/>
+                                    <a:gd name="T3" fmla="*/ 71 h 71"/>
+                                    <a:gd name="T4" fmla="*/ 24 w 33"/>
+                                    <a:gd name="T5" fmla="*/ 71 h 71"/>
+                                    <a:gd name="T6" fmla="*/ 11 w 33"/>
+                                    <a:gd name="T7" fmla="*/ 36 h 71"/>
+                                    <a:gd name="T8" fmla="*/ 0 w 33"/>
+                                    <a:gd name="T9" fmla="*/ 0 h 71"/>
+                                  </a:gdLst>
+                                  <a:ahLst/>
+                                  <a:cxnLst>
+                                    <a:cxn ang="0">
+                                      <a:pos x="T0" y="T1"/>
+                                    </a:cxn>
+                                    <a:cxn ang="0">
+                                      <a:pos x="T2" y="T3"/>
+                                    </a:cxn>
+                                    <a:cxn ang="0">
+                                      <a:pos x="T4" y="T5"/>
+                                    </a:cxn>
+                                    <a:cxn ang="0">
+                                      <a:pos x="T6" y="T7"/>
+                                    </a:cxn>
+                                    <a:cxn ang="0">
+                                      <a:pos x="T8" y="T9"/>
+                                    </a:cxn>
+                                  </a:cxnLst>
+                                  <a:rect l="0" t="0" r="r" b="b"/>
+                                  <a:pathLst>
+                                    <a:path w="33" h="71">
+                                      <a:moveTo>
+                                        <a:pt x="0" y="0"/>
+                                      </a:moveTo>
+                                      <a:lnTo>
+                                        <a:pt x="33" y="71"/>
+                                      </a:lnTo>
+                                      <a:lnTo>
+                                        <a:pt x="24" y="71"/>
+                                      </a:lnTo>
+                                      <a:lnTo>
+                                        <a:pt x="11" y="36"/>
+                                      </a:lnTo>
+                                      <a:lnTo>
+                                        <a:pt x="0" y="0"/>
+                                      </a:lnTo>
+                                      <a:close/>
+                                    </a:path>
+                                  </a:pathLst>
+                                </a:custGeom>
+                                <a:solidFill>
+                                  <a:schemeClr val="tx2">
+                                    <a:alpha val="20000"/>
+                                  </a:schemeClr>
+                                </a:solidFill>
+                                <a:ln w="0">
+                                  <a:solidFill>
+                                    <a:schemeClr val="tx2">
+                                      <a:alpha val="20000"/>
+                                    </a:schemeClr>
+                                  </a:solidFill>
+                                  <a:prstDash val="solid"/>
+                                  <a:round/>
+                                  <a:headEnd/>
+                                  <a:tailEnd/>
+                                </a:ln>
+                              </wps:spPr>
+                              <wps:bodyPr vert="horz" wrap="square" lIns="91440" tIns="45720" rIns="91440" bIns="45720" numCol="1" anchor="t" anchorCtr="0" compatLnSpc="1">
+                                <a:prstTxWarp prst="textNoShape">
+                                  <a:avLst/>
+                                </a:prstTxWarp>
+                              </wps:bodyPr>
+                            </wps:wsp>
+                            <wps:wsp>
+                              <wps:cNvPr id="1366591404" name="Freeform 14"/>
+                              <wps:cNvSpPr>
+                                <a:spLocks/>
+                              </wps:cNvSpPr>
+                              <wps:spPr bwMode="auto">
+                                <a:xfrm>
+                                  <a:off x="106045" y="5124627"/>
+                                  <a:ext cx="23813" cy="150813"/>
+                                </a:xfrm>
+                                <a:custGeom>
+                                  <a:avLst/>
+                                  <a:gdLst>
+                                    <a:gd name="T0" fmla="*/ 0 w 15"/>
+                                    <a:gd name="T1" fmla="*/ 0 h 95"/>
+                                    <a:gd name="T2" fmla="*/ 8 w 15"/>
+                                    <a:gd name="T3" fmla="*/ 37 h 95"/>
+                                    <a:gd name="T4" fmla="*/ 8 w 15"/>
+                                    <a:gd name="T5" fmla="*/ 41 h 95"/>
+                                    <a:gd name="T6" fmla="*/ 15 w 15"/>
+                                    <a:gd name="T7" fmla="*/ 95 h 95"/>
+                                    <a:gd name="T8" fmla="*/ 4 w 15"/>
+                                    <a:gd name="T9" fmla="*/ 49 h 95"/>
+                                    <a:gd name="T10" fmla="*/ 0 w 15"/>
+                                    <a:gd name="T11" fmla="*/ 0 h 95"/>
+                                  </a:gdLst>
+                                  <a:ahLst/>
+                                  <a:cxnLst>
+                                    <a:cxn ang="0">
+                                      <a:pos x="T0" y="T1"/>
+                                    </a:cxn>
+                                    <a:cxn ang="0">
+                                      <a:pos x="T2" y="T3"/>
+                                    </a:cxn>
+                                    <a:cxn ang="0">
+                                      <a:pos x="T4" y="T5"/>
+                                    </a:cxn>
+                                    <a:cxn ang="0">
+                                      <a:pos x="T6" y="T7"/>
+                                    </a:cxn>
+                                    <a:cxn ang="0">
+                                      <a:pos x="T8" y="T9"/>
+                                    </a:cxn>
+                                    <a:cxn ang="0">
+                                      <a:pos x="T10" y="T11"/>
+                                    </a:cxn>
+                                  </a:cxnLst>
+                                  <a:rect l="0" t="0" r="r" b="b"/>
+                                  <a:pathLst>
+                                    <a:path w="15" h="95">
+                                      <a:moveTo>
+                                        <a:pt x="0" y="0"/>
+                                      </a:moveTo>
+                                      <a:lnTo>
+                                        <a:pt x="8" y="37"/>
+                                      </a:lnTo>
+                                      <a:lnTo>
+                                        <a:pt x="8" y="41"/>
+                                      </a:lnTo>
+                                      <a:lnTo>
+                                        <a:pt x="15" y="95"/>
+                                      </a:lnTo>
+                                      <a:lnTo>
+                                        <a:pt x="4" y="49"/>
+                                      </a:lnTo>
+                                      <a:lnTo>
+                                        <a:pt x="0" y="0"/>
+                                      </a:lnTo>
+                                      <a:close/>
+                                    </a:path>
+                                  </a:pathLst>
+                                </a:custGeom>
+                                <a:solidFill>
+                                  <a:schemeClr val="tx2">
+                                    <a:alpha val="20000"/>
+                                  </a:schemeClr>
+                                </a:solidFill>
+                                <a:ln w="0">
+                                  <a:solidFill>
+                                    <a:schemeClr val="tx2">
+                                      <a:alpha val="20000"/>
+                                    </a:schemeClr>
+                                  </a:solidFill>
+                                  <a:prstDash val="solid"/>
+                                  <a:round/>
+                                  <a:headEnd/>
+                                  <a:tailEnd/>
+                                </a:ln>
+                              </wps:spPr>
+                              <wps:bodyPr vert="horz" wrap="square" lIns="91440" tIns="45720" rIns="91440" bIns="45720" numCol="1" anchor="t" anchorCtr="0" compatLnSpc="1">
+                                <a:prstTxWarp prst="textNoShape">
+                                  <a:avLst/>
+                                </a:prstTxWarp>
+                              </wps:bodyPr>
+                            </wps:wsp>
+                            <wps:wsp>
+                              <wps:cNvPr id="1933054427" name="Freeform 15"/>
+                              <wps:cNvSpPr>
+                                <a:spLocks/>
+                              </wps:cNvSpPr>
+                              <wps:spPr bwMode="auto">
+                                <a:xfrm>
+                                  <a:off x="317182" y="4649964"/>
+                                  <a:ext cx="638175" cy="1241425"/>
+                                </a:xfrm>
+                                <a:custGeom>
+                                  <a:avLst/>
+                                  <a:gdLst>
+                                    <a:gd name="T0" fmla="*/ 402 w 402"/>
+                                    <a:gd name="T1" fmla="*/ 0 h 782"/>
+                                    <a:gd name="T2" fmla="*/ 402 w 402"/>
+                                    <a:gd name="T3" fmla="*/ 1 h 782"/>
+                                    <a:gd name="T4" fmla="*/ 363 w 402"/>
+                                    <a:gd name="T5" fmla="*/ 39 h 782"/>
+                                    <a:gd name="T6" fmla="*/ 325 w 402"/>
+                                    <a:gd name="T7" fmla="*/ 79 h 782"/>
+                                    <a:gd name="T8" fmla="*/ 290 w 402"/>
+                                    <a:gd name="T9" fmla="*/ 121 h 782"/>
+                                    <a:gd name="T10" fmla="*/ 255 w 402"/>
+                                    <a:gd name="T11" fmla="*/ 164 h 782"/>
+                                    <a:gd name="T12" fmla="*/ 211 w 402"/>
+                                    <a:gd name="T13" fmla="*/ 222 h 782"/>
+                                    <a:gd name="T14" fmla="*/ 171 w 402"/>
+                                    <a:gd name="T15" fmla="*/ 284 h 782"/>
+                                    <a:gd name="T16" fmla="*/ 133 w 402"/>
+                                    <a:gd name="T17" fmla="*/ 346 h 782"/>
+                                    <a:gd name="T18" fmla="*/ 100 w 402"/>
+                                    <a:gd name="T19" fmla="*/ 411 h 782"/>
+                                    <a:gd name="T20" fmla="*/ 71 w 402"/>
+                                    <a:gd name="T21" fmla="*/ 478 h 782"/>
+                                    <a:gd name="T22" fmla="*/ 45 w 402"/>
+                                    <a:gd name="T23" fmla="*/ 546 h 782"/>
+                                    <a:gd name="T24" fmla="*/ 27 w 402"/>
+                                    <a:gd name="T25" fmla="*/ 617 h 782"/>
+                                    <a:gd name="T26" fmla="*/ 13 w 402"/>
+                                    <a:gd name="T27" fmla="*/ 689 h 782"/>
+                                    <a:gd name="T28" fmla="*/ 7 w 402"/>
+                                    <a:gd name="T29" fmla="*/ 761 h 782"/>
+                                    <a:gd name="T30" fmla="*/ 7 w 402"/>
+                                    <a:gd name="T31" fmla="*/ 782 h 782"/>
+                                    <a:gd name="T32" fmla="*/ 0 w 402"/>
+                                    <a:gd name="T33" fmla="*/ 765 h 782"/>
+                                    <a:gd name="T34" fmla="*/ 1 w 402"/>
+                                    <a:gd name="T35" fmla="*/ 761 h 782"/>
+                                    <a:gd name="T36" fmla="*/ 7 w 402"/>
+                                    <a:gd name="T37" fmla="*/ 688 h 782"/>
+                                    <a:gd name="T38" fmla="*/ 21 w 402"/>
+                                    <a:gd name="T39" fmla="*/ 616 h 782"/>
+                                    <a:gd name="T40" fmla="*/ 40 w 402"/>
+                                    <a:gd name="T41" fmla="*/ 545 h 782"/>
+                                    <a:gd name="T42" fmla="*/ 66 w 402"/>
+                                    <a:gd name="T43" fmla="*/ 475 h 782"/>
+                                    <a:gd name="T44" fmla="*/ 95 w 402"/>
+                                    <a:gd name="T45" fmla="*/ 409 h 782"/>
+                                    <a:gd name="T46" fmla="*/ 130 w 402"/>
+                                    <a:gd name="T47" fmla="*/ 343 h 782"/>
+                                    <a:gd name="T48" fmla="*/ 167 w 402"/>
+                                    <a:gd name="T49" fmla="*/ 281 h 782"/>
+                                    <a:gd name="T50" fmla="*/ 209 w 402"/>
+                                    <a:gd name="T51" fmla="*/ 220 h 782"/>
+                                    <a:gd name="T52" fmla="*/ 253 w 402"/>
+                                    <a:gd name="T53" fmla="*/ 163 h 782"/>
+                                    <a:gd name="T54" fmla="*/ 287 w 402"/>
+                                    <a:gd name="T55" fmla="*/ 120 h 782"/>
+                                    <a:gd name="T56" fmla="*/ 324 w 402"/>
+                                    <a:gd name="T57" fmla="*/ 78 h 782"/>
+                                    <a:gd name="T58" fmla="*/ 362 w 402"/>
+                                    <a:gd name="T59" fmla="*/ 38 h 782"/>
+                                    <a:gd name="T60" fmla="*/ 402 w 402"/>
+                                    <a:gd name="T61" fmla="*/ 0 h 782"/>
+                                  </a:gdLst>
+                                  <a:ahLst/>
+                                  <a:cxnLst>
+                                    <a:cxn ang="0">
+                                      <a:pos x="T0" y="T1"/>
+                                    </a:cxn>
+                                    <a:cxn ang="0">
+                                      <a:pos x="T2" y="T3"/>
+                                    </a:cxn>
+                                    <a:cxn ang="0">
+                                      <a:pos x="T4" y="T5"/>
+                                    </a:cxn>
+                                    <a:cxn ang="0">
+                                      <a:pos x="T6" y="T7"/>
+                                    </a:cxn>
+                                    <a:cxn ang="0">
+                                      <a:pos x="T8" y="T9"/>
+                                    </a:cxn>
+                                    <a:cxn ang="0">
+                                      <a:pos x="T10" y="T11"/>
+                                    </a:cxn>
+                                    <a:cxn ang="0">
+                                      <a:pos x="T12" y="T13"/>
+                                    </a:cxn>
+                                    <a:cxn ang="0">
+                                      <a:pos x="T14" y="T15"/>
+                                    </a:cxn>
+                                    <a:cxn ang="0">
+                                      <a:pos x="T16" y="T17"/>
+                                    </a:cxn>
+                                    <a:cxn ang="0">
+                                      <a:pos x="T18" y="T19"/>
+                                    </a:cxn>
+                                    <a:cxn ang="0">
+                                      <a:pos x="T20" y="T21"/>
+                                    </a:cxn>
+                                    <a:cxn ang="0">
+                                      <a:pos x="T22" y="T23"/>
+                                    </a:cxn>
+                                    <a:cxn ang="0">
+                                      <a:pos x="T24" y="T25"/>
+                                    </a:cxn>
+                                    <a:cxn ang="0">
+                                      <a:pos x="T26" y="T27"/>
+                                    </a:cxn>
+                                    <a:cxn ang="0">
+                                      <a:pos x="T28" y="T29"/>
+                                    </a:cxn>
+                                    <a:cxn ang="0">
+                                      <a:pos x="T30" y="T31"/>
+                                    </a:cxn>
+                                    <a:cxn ang="0">
+                                      <a:pos x="T32" y="T33"/>
+                                    </a:cxn>
+                                    <a:cxn ang="0">
+                                      <a:pos x="T34" y="T35"/>
+                                    </a:cxn>
+                                    <a:cxn ang="0">
+                                      <a:pos x="T36" y="T37"/>
+                                    </a:cxn>
+                                    <a:cxn ang="0">
+                                      <a:pos x="T38" y="T39"/>
+                                    </a:cxn>
+                                    <a:cxn ang="0">
+                                      <a:pos x="T40" y="T41"/>
+                                    </a:cxn>
+                                    <a:cxn ang="0">
+                                      <a:pos x="T42" y="T43"/>
+                                    </a:cxn>
+                                    <a:cxn ang="0">
+                                      <a:pos x="T44" y="T45"/>
+                                    </a:cxn>
+                                    <a:cxn ang="0">
+                                      <a:pos x="T46" y="T47"/>
+                                    </a:cxn>
+                                    <a:cxn ang="0">
+                                      <a:pos x="T48" y="T49"/>
+                                    </a:cxn>
+                                    <a:cxn ang="0">
+                                      <a:pos x="T50" y="T51"/>
+                                    </a:cxn>
+                                    <a:cxn ang="0">
+                                      <a:pos x="T52" y="T53"/>
+                                    </a:cxn>
+                                    <a:cxn ang="0">
+                                      <a:pos x="T54" y="T55"/>
+                                    </a:cxn>
+                                    <a:cxn ang="0">
+                                      <a:pos x="T56" y="T57"/>
+                                    </a:cxn>
+                                    <a:cxn ang="0">
+                                      <a:pos x="T58" y="T59"/>
+                                    </a:cxn>
+                                    <a:cxn ang="0">
+                                      <a:pos x="T60" y="T61"/>
+                                    </a:cxn>
+                                  </a:cxnLst>
+                                  <a:rect l="0" t="0" r="r" b="b"/>
+                                  <a:pathLst>
+                                    <a:path w="402" h="782">
+                                      <a:moveTo>
+                                        <a:pt x="402" y="0"/>
+                                      </a:moveTo>
+                                      <a:lnTo>
+                                        <a:pt x="402" y="1"/>
+                                      </a:lnTo>
+                                      <a:lnTo>
+                                        <a:pt x="363" y="39"/>
+                                      </a:lnTo>
+                                      <a:lnTo>
+                                        <a:pt x="325" y="79"/>
+                                      </a:lnTo>
+                                      <a:lnTo>
+                                        <a:pt x="290" y="121"/>
+                                      </a:lnTo>
+                                      <a:lnTo>
+                                        <a:pt x="255" y="164"/>
+                                      </a:lnTo>
+                                      <a:lnTo>
+                                        <a:pt x="211" y="222"/>
+                                      </a:lnTo>
+                                      <a:lnTo>
+                                        <a:pt x="171" y="284"/>
+                                      </a:lnTo>
+                                      <a:lnTo>
+                                        <a:pt x="133" y="346"/>
+                                      </a:lnTo>
+                                      <a:lnTo>
+                                        <a:pt x="100" y="411"/>
+                                      </a:lnTo>
+                                      <a:lnTo>
+                                        <a:pt x="71" y="478"/>
+                                      </a:lnTo>
+                                      <a:lnTo>
+                                        <a:pt x="45" y="546"/>
+                                      </a:lnTo>
+                                      <a:lnTo>
+                                        <a:pt x="27" y="617"/>
+                                      </a:lnTo>
+                                      <a:lnTo>
+                                        <a:pt x="13" y="689"/>
+                                      </a:lnTo>
+                                      <a:lnTo>
+                                        <a:pt x="7" y="761"/>
+                                      </a:lnTo>
+                                      <a:lnTo>
+                                        <a:pt x="7" y="782"/>
+                                      </a:lnTo>
+                                      <a:lnTo>
+                                        <a:pt x="0" y="765"/>
+                                      </a:lnTo>
+                                      <a:lnTo>
+                                        <a:pt x="1" y="761"/>
+                                      </a:lnTo>
+                                      <a:lnTo>
+                                        <a:pt x="7" y="688"/>
+                                      </a:lnTo>
+                                      <a:lnTo>
+                                        <a:pt x="21" y="616"/>
+                                      </a:lnTo>
+                                      <a:lnTo>
+                                        <a:pt x="40" y="545"/>
+                                      </a:lnTo>
+                                      <a:lnTo>
+                                        <a:pt x="66" y="475"/>
+                                      </a:lnTo>
+                                      <a:lnTo>
+                                        <a:pt x="95" y="409"/>
+                                      </a:lnTo>
+                                      <a:lnTo>
+                                        <a:pt x="130" y="343"/>
+                                      </a:lnTo>
+                                      <a:lnTo>
+                                        <a:pt x="167" y="281"/>
+                                      </a:lnTo>
+                                      <a:lnTo>
+                                        <a:pt x="209" y="220"/>
+                                      </a:lnTo>
+                                      <a:lnTo>
+                                        <a:pt x="253" y="163"/>
+                                      </a:lnTo>
+                                      <a:lnTo>
+                                        <a:pt x="287" y="120"/>
+                                      </a:lnTo>
+                                      <a:lnTo>
+                                        <a:pt x="324" y="78"/>
+                                      </a:lnTo>
+                                      <a:lnTo>
+                                        <a:pt x="362" y="38"/>
+                                      </a:lnTo>
+                                      <a:lnTo>
+                                        <a:pt x="402" y="0"/>
+                                      </a:lnTo>
+                                      <a:close/>
+                                    </a:path>
+                                  </a:pathLst>
+                                </a:custGeom>
+                                <a:solidFill>
+                                  <a:schemeClr val="tx2">
+                                    <a:alpha val="20000"/>
+                                  </a:schemeClr>
+                                </a:solidFill>
+                                <a:ln w="0">
+                                  <a:solidFill>
+                                    <a:schemeClr val="tx2">
+                                      <a:alpha val="20000"/>
+                                    </a:schemeClr>
+                                  </a:solidFill>
+                                  <a:prstDash val="solid"/>
+                                  <a:round/>
+                                  <a:headEnd/>
+                                  <a:tailEnd/>
+                                </a:ln>
+                              </wps:spPr>
+                              <wps:bodyPr vert="horz" wrap="square" lIns="91440" tIns="45720" rIns="91440" bIns="45720" numCol="1" anchor="t" anchorCtr="0" compatLnSpc="1">
+                                <a:prstTxWarp prst="textNoShape">
+                                  <a:avLst/>
+                                </a:prstTxWarp>
+                              </wps:bodyPr>
+                            </wps:wsp>
+                            <wps:wsp>
+                              <wps:cNvPr id="1430880299" name="Freeform 16"/>
+                              <wps:cNvSpPr>
+                                <a:spLocks/>
+                              </wps:cNvSpPr>
+                              <wps:spPr bwMode="auto">
+                                <a:xfrm>
+                                  <a:off x="317182" y="5904089"/>
+                                  <a:ext cx="58738" cy="311150"/>
+                                </a:xfrm>
+                                <a:custGeom>
+                                  <a:avLst/>
+                                  <a:gdLst>
+                                    <a:gd name="T0" fmla="*/ 0 w 37"/>
+                                    <a:gd name="T1" fmla="*/ 0 h 196"/>
+                                    <a:gd name="T2" fmla="*/ 6 w 37"/>
+                                    <a:gd name="T3" fmla="*/ 15 h 196"/>
+                                    <a:gd name="T4" fmla="*/ 7 w 37"/>
+                                    <a:gd name="T5" fmla="*/ 18 h 196"/>
+                                    <a:gd name="T6" fmla="*/ 12 w 37"/>
+                                    <a:gd name="T7" fmla="*/ 80 h 196"/>
+                                    <a:gd name="T8" fmla="*/ 21 w 37"/>
+                                    <a:gd name="T9" fmla="*/ 134 h 196"/>
+                                    <a:gd name="T10" fmla="*/ 33 w 37"/>
+                                    <a:gd name="T11" fmla="*/ 188 h 196"/>
+                                    <a:gd name="T12" fmla="*/ 37 w 37"/>
+                                    <a:gd name="T13" fmla="*/ 196 h 196"/>
+                                    <a:gd name="T14" fmla="*/ 22 w 37"/>
+                                    <a:gd name="T15" fmla="*/ 162 h 196"/>
+                                    <a:gd name="T16" fmla="*/ 15 w 37"/>
+                                    <a:gd name="T17" fmla="*/ 146 h 196"/>
+                                    <a:gd name="T18" fmla="*/ 5 w 37"/>
+                                    <a:gd name="T19" fmla="*/ 81 h 196"/>
+                                    <a:gd name="T20" fmla="*/ 1 w 37"/>
+                                    <a:gd name="T21" fmla="*/ 40 h 196"/>
+                                    <a:gd name="T22" fmla="*/ 0 w 37"/>
+                                    <a:gd name="T23" fmla="*/ 0 h 196"/>
+                                  </a:gdLst>
+                                  <a:ahLst/>
+                                  <a:cxnLst>
+                                    <a:cxn ang="0">
+                                      <a:pos x="T0" y="T1"/>
+                                    </a:cxn>
+                                    <a:cxn ang="0">
+                                      <a:pos x="T2" y="T3"/>
+                                    </a:cxn>
+                                    <a:cxn ang="0">
+                                      <a:pos x="T4" y="T5"/>
+                                    </a:cxn>
+                                    <a:cxn ang="0">
+                                      <a:pos x="T6" y="T7"/>
+                                    </a:cxn>
+                                    <a:cxn ang="0">
+                                      <a:pos x="T8" y="T9"/>
+                                    </a:cxn>
+                                    <a:cxn ang="0">
+                                      <a:pos x="T10" y="T11"/>
+                                    </a:cxn>
+                                    <a:cxn ang="0">
+                                      <a:pos x="T12" y="T13"/>
+                                    </a:cxn>
+                                    <a:cxn ang="0">
+                                      <a:pos x="T14" y="T15"/>
+                                    </a:cxn>
+                                    <a:cxn ang="0">
+                                      <a:pos x="T16" y="T17"/>
+                                    </a:cxn>
+                                    <a:cxn ang="0">
+                                      <a:pos x="T18" y="T19"/>
+                                    </a:cxn>
+                                    <a:cxn ang="0">
+                                      <a:pos x="T20" y="T21"/>
+                                    </a:cxn>
+                                    <a:cxn ang="0">
+                                      <a:pos x="T22" y="T23"/>
+                                    </a:cxn>
+                                  </a:cxnLst>
+                                  <a:rect l="0" t="0" r="r" b="b"/>
+                                  <a:pathLst>
+                                    <a:path w="37" h="196">
+                                      <a:moveTo>
+                                        <a:pt x="0" y="0"/>
+                                      </a:moveTo>
+                                      <a:lnTo>
+                                        <a:pt x="6" y="15"/>
+                                      </a:lnTo>
+                                      <a:lnTo>
+                                        <a:pt x="7" y="18"/>
+                                      </a:lnTo>
+                                      <a:lnTo>
+                                        <a:pt x="12" y="80"/>
+                                      </a:lnTo>
+                                      <a:lnTo>
+                                        <a:pt x="21" y="134"/>
+                                      </a:lnTo>
+                                      <a:lnTo>
+                                        <a:pt x="33" y="188"/>
+                                      </a:lnTo>
+                                      <a:lnTo>
+                                        <a:pt x="37" y="196"/>
+                                      </a:lnTo>
+                                      <a:lnTo>
+                                        <a:pt x="22" y="162"/>
+                                      </a:lnTo>
+                                      <a:lnTo>
+                                        <a:pt x="15" y="146"/>
+                                      </a:lnTo>
+                                      <a:lnTo>
+                                        <a:pt x="5" y="81"/>
+                                      </a:lnTo>
+                                      <a:lnTo>
+                                        <a:pt x="1" y="40"/>
+                                      </a:lnTo>
+                                      <a:lnTo>
+                                        <a:pt x="0" y="0"/>
+                                      </a:lnTo>
+                                      <a:close/>
+                                    </a:path>
+                                  </a:pathLst>
+                                </a:custGeom>
+                                <a:solidFill>
+                                  <a:schemeClr val="tx2">
+                                    <a:alpha val="20000"/>
+                                  </a:schemeClr>
+                                </a:solidFill>
+                                <a:ln w="0">
+                                  <a:solidFill>
+                                    <a:schemeClr val="tx2">
+                                      <a:alpha val="20000"/>
+                                    </a:schemeClr>
+                                  </a:solidFill>
+                                  <a:prstDash val="solid"/>
+                                  <a:round/>
+                                  <a:headEnd/>
+                                  <a:tailEnd/>
+                                </a:ln>
+                              </wps:spPr>
+                              <wps:bodyPr vert="horz" wrap="square" lIns="91440" tIns="45720" rIns="91440" bIns="45720" numCol="1" anchor="t" anchorCtr="0" compatLnSpc="1">
+                                <a:prstTxWarp prst="textNoShape">
+                                  <a:avLst/>
+                                </a:prstTxWarp>
+                              </wps:bodyPr>
+                            </wps:wsp>
+                            <wps:wsp>
+                              <wps:cNvPr id="604609472" name="Freeform 17"/>
+                              <wps:cNvSpPr>
+                                <a:spLocks/>
+                              </wps:cNvSpPr>
+                              <wps:spPr bwMode="auto">
+                                <a:xfrm>
+                                  <a:off x="363220" y="6223177"/>
+                                  <a:ext cx="49213" cy="104775"/>
+                                </a:xfrm>
+                                <a:custGeom>
+                                  <a:avLst/>
+                                  <a:gdLst>
+                                    <a:gd name="T0" fmla="*/ 0 w 31"/>
+                                    <a:gd name="T1" fmla="*/ 0 h 66"/>
+                                    <a:gd name="T2" fmla="*/ 31 w 31"/>
+                                    <a:gd name="T3" fmla="*/ 66 h 66"/>
+                                    <a:gd name="T4" fmla="*/ 24 w 31"/>
+                                    <a:gd name="T5" fmla="*/ 66 h 66"/>
+                                    <a:gd name="T6" fmla="*/ 0 w 31"/>
+                                    <a:gd name="T7" fmla="*/ 0 h 66"/>
+                                  </a:gdLst>
+                                  <a:ahLst/>
+                                  <a:cxnLst>
+                                    <a:cxn ang="0">
+                                      <a:pos x="T0" y="T1"/>
+                                    </a:cxn>
+                                    <a:cxn ang="0">
+                                      <a:pos x="T2" y="T3"/>
+                                    </a:cxn>
+                                    <a:cxn ang="0">
+                                      <a:pos x="T4" y="T5"/>
+                                    </a:cxn>
+                                    <a:cxn ang="0">
+                                      <a:pos x="T6" y="T7"/>
+                                    </a:cxn>
+                                  </a:cxnLst>
+                                  <a:rect l="0" t="0" r="r" b="b"/>
+                                  <a:pathLst>
+                                    <a:path w="31" h="66">
+                                      <a:moveTo>
+                                        <a:pt x="0" y="0"/>
+                                      </a:moveTo>
+                                      <a:lnTo>
+                                        <a:pt x="31" y="66"/>
+                                      </a:lnTo>
+                                      <a:lnTo>
+                                        <a:pt x="24" y="66"/>
+                                      </a:lnTo>
+                                      <a:lnTo>
+                                        <a:pt x="0" y="0"/>
+                                      </a:lnTo>
+                                      <a:close/>
+                                    </a:path>
+                                  </a:pathLst>
+                                </a:custGeom>
+                                <a:solidFill>
+                                  <a:schemeClr val="tx2">
+                                    <a:alpha val="20000"/>
+                                  </a:schemeClr>
+                                </a:solidFill>
+                                <a:ln w="0">
+                                  <a:solidFill>
+                                    <a:schemeClr val="tx2">
+                                      <a:alpha val="20000"/>
+                                    </a:schemeClr>
+                                  </a:solidFill>
+                                  <a:prstDash val="solid"/>
+                                  <a:round/>
+                                  <a:headEnd/>
+                                  <a:tailEnd/>
+                                </a:ln>
+                              </wps:spPr>
+                              <wps:bodyPr vert="horz" wrap="square" lIns="91440" tIns="45720" rIns="91440" bIns="45720" numCol="1" anchor="t" anchorCtr="0" compatLnSpc="1">
+                                <a:prstTxWarp prst="textNoShape">
+                                  <a:avLst/>
+                                </a:prstTxWarp>
+                              </wps:bodyPr>
+                            </wps:wsp>
+                            <wps:wsp>
+                              <wps:cNvPr id="461788386" name="Freeform 18"/>
+                              <wps:cNvSpPr>
+                                <a:spLocks/>
+                              </wps:cNvSpPr>
+                              <wps:spPr bwMode="auto">
+                                <a:xfrm>
+                                  <a:off x="317182" y="5864402"/>
+                                  <a:ext cx="11113" cy="68263"/>
+                                </a:xfrm>
+                                <a:custGeom>
+                                  <a:avLst/>
+                                  <a:gdLst>
+                                    <a:gd name="T0" fmla="*/ 0 w 7"/>
+                                    <a:gd name="T1" fmla="*/ 0 h 43"/>
+                                    <a:gd name="T2" fmla="*/ 7 w 7"/>
+                                    <a:gd name="T3" fmla="*/ 17 h 43"/>
+                                    <a:gd name="T4" fmla="*/ 7 w 7"/>
+                                    <a:gd name="T5" fmla="*/ 43 h 43"/>
+                                    <a:gd name="T6" fmla="*/ 6 w 7"/>
+                                    <a:gd name="T7" fmla="*/ 40 h 43"/>
+                                    <a:gd name="T8" fmla="*/ 0 w 7"/>
+                                    <a:gd name="T9" fmla="*/ 25 h 43"/>
+                                    <a:gd name="T10" fmla="*/ 0 w 7"/>
+                                    <a:gd name="T11" fmla="*/ 0 h 43"/>
+                                  </a:gdLst>
+                                  <a:ahLst/>
+                                  <a:cxnLst>
+                                    <a:cxn ang="0">
+                                      <a:pos x="T0" y="T1"/>
+                                    </a:cxn>
+                                    <a:cxn ang="0">
+                                      <a:pos x="T2" y="T3"/>
+                                    </a:cxn>
+                                    <a:cxn ang="0">
+                                      <a:pos x="T4" y="T5"/>
+                                    </a:cxn>
+                                    <a:cxn ang="0">
+                                      <a:pos x="T6" y="T7"/>
+                                    </a:cxn>
+                                    <a:cxn ang="0">
+                                      <a:pos x="T8" y="T9"/>
+                                    </a:cxn>
+                                    <a:cxn ang="0">
+                                      <a:pos x="T10" y="T11"/>
+                                    </a:cxn>
+                                  </a:cxnLst>
+                                  <a:rect l="0" t="0" r="r" b="b"/>
+                                  <a:pathLst>
+                                    <a:path w="7" h="43">
+                                      <a:moveTo>
+                                        <a:pt x="0" y="0"/>
+                                      </a:moveTo>
+                                      <a:lnTo>
+                                        <a:pt x="7" y="17"/>
+                                      </a:lnTo>
+                                      <a:lnTo>
+                                        <a:pt x="7" y="43"/>
+                                      </a:lnTo>
+                                      <a:lnTo>
+                                        <a:pt x="6" y="40"/>
+                                      </a:lnTo>
+                                      <a:lnTo>
+                                        <a:pt x="0" y="25"/>
+                                      </a:lnTo>
+                                      <a:lnTo>
+                                        <a:pt x="0" y="0"/>
+                                      </a:lnTo>
+                                      <a:close/>
+                                    </a:path>
+                                  </a:pathLst>
+                                </a:custGeom>
+                                <a:solidFill>
+                                  <a:schemeClr val="tx2">
+                                    <a:alpha val="20000"/>
+                                  </a:schemeClr>
+                                </a:solidFill>
+                                <a:ln w="0">
+                                  <a:solidFill>
+                                    <a:schemeClr val="tx2">
+                                      <a:alpha val="20000"/>
+                                    </a:schemeClr>
+                                  </a:solidFill>
+                                  <a:prstDash val="solid"/>
+                                  <a:round/>
+                                  <a:headEnd/>
+                                  <a:tailEnd/>
+                                </a:ln>
+                              </wps:spPr>
+                              <wps:bodyPr vert="horz" wrap="square" lIns="91440" tIns="45720" rIns="91440" bIns="45720" numCol="1" anchor="t" anchorCtr="0" compatLnSpc="1">
+                                <a:prstTxWarp prst="textNoShape">
+                                  <a:avLst/>
+                                </a:prstTxWarp>
+                              </wps:bodyPr>
+                            </wps:wsp>
+                            <wps:wsp>
+                              <wps:cNvPr id="137527633" name="Freeform 19"/>
+                              <wps:cNvSpPr>
+                                <a:spLocks/>
+                              </wps:cNvSpPr>
+                              <wps:spPr bwMode="auto">
+                                <a:xfrm>
+                                  <a:off x="340995" y="6135864"/>
+                                  <a:ext cx="73025" cy="192088"/>
+                                </a:xfrm>
+                                <a:custGeom>
+                                  <a:avLst/>
+                                  <a:gdLst>
+                                    <a:gd name="T0" fmla="*/ 0 w 46"/>
+                                    <a:gd name="T1" fmla="*/ 0 h 121"/>
+                                    <a:gd name="T2" fmla="*/ 7 w 46"/>
+                                    <a:gd name="T3" fmla="*/ 16 h 121"/>
+                                    <a:gd name="T4" fmla="*/ 22 w 46"/>
+                                    <a:gd name="T5" fmla="*/ 50 h 121"/>
+                                    <a:gd name="T6" fmla="*/ 33 w 46"/>
+                                    <a:gd name="T7" fmla="*/ 86 h 121"/>
+                                    <a:gd name="T8" fmla="*/ 46 w 46"/>
+                                    <a:gd name="T9" fmla="*/ 121 h 121"/>
+                                    <a:gd name="T10" fmla="*/ 45 w 46"/>
+                                    <a:gd name="T11" fmla="*/ 121 h 121"/>
+                                    <a:gd name="T12" fmla="*/ 14 w 46"/>
+                                    <a:gd name="T13" fmla="*/ 55 h 121"/>
+                                    <a:gd name="T14" fmla="*/ 11 w 46"/>
+                                    <a:gd name="T15" fmla="*/ 44 h 121"/>
+                                    <a:gd name="T16" fmla="*/ 0 w 46"/>
+                                    <a:gd name="T17" fmla="*/ 0 h 121"/>
+                                  </a:gdLst>
+                                  <a:ahLst/>
+                                  <a:cxnLst>
+                                    <a:cxn ang="0">
+                                      <a:pos x="T0" y="T1"/>
+                                    </a:cxn>
+                                    <a:cxn ang="0">
+                                      <a:pos x="T2" y="T3"/>
+                                    </a:cxn>
+                                    <a:cxn ang="0">
+                                      <a:pos x="T4" y="T5"/>
+                                    </a:cxn>
+                                    <a:cxn ang="0">
+                                      <a:pos x="T6" y="T7"/>
+                                    </a:cxn>
+                                    <a:cxn ang="0">
+                                      <a:pos x="T8" y="T9"/>
+                                    </a:cxn>
+                                    <a:cxn ang="0">
+                                      <a:pos x="T10" y="T11"/>
+                                    </a:cxn>
+                                    <a:cxn ang="0">
+                                      <a:pos x="T12" y="T13"/>
+                                    </a:cxn>
+                                    <a:cxn ang="0">
+                                      <a:pos x="T14" y="T15"/>
+                                    </a:cxn>
+                                    <a:cxn ang="0">
+                                      <a:pos x="T16" y="T17"/>
+                                    </a:cxn>
+                                  </a:cxnLst>
+                                  <a:rect l="0" t="0" r="r" b="b"/>
+                                  <a:pathLst>
+                                    <a:path w="46" h="121">
+                                      <a:moveTo>
+                                        <a:pt x="0" y="0"/>
+                                      </a:moveTo>
+                                      <a:lnTo>
+                                        <a:pt x="7" y="16"/>
+                                      </a:lnTo>
+                                      <a:lnTo>
+                                        <a:pt x="22" y="50"/>
+                                      </a:lnTo>
+                                      <a:lnTo>
+                                        <a:pt x="33" y="86"/>
+                                      </a:lnTo>
+                                      <a:lnTo>
+                                        <a:pt x="46" y="121"/>
+                                      </a:lnTo>
+                                      <a:lnTo>
+                                        <a:pt x="45" y="121"/>
+                                      </a:lnTo>
+                                      <a:lnTo>
+                                        <a:pt x="14" y="55"/>
+                                      </a:lnTo>
+                                      <a:lnTo>
+                                        <a:pt x="11" y="44"/>
+                                      </a:lnTo>
+                                      <a:lnTo>
+                                        <a:pt x="0" y="0"/>
+                                      </a:lnTo>
+                                      <a:close/>
+                                    </a:path>
+                                  </a:pathLst>
+                                </a:custGeom>
+                                <a:solidFill>
+                                  <a:schemeClr val="tx2">
+                                    <a:alpha val="20000"/>
+                                  </a:schemeClr>
+                                </a:solidFill>
+                                <a:ln w="0">
+                                  <a:solidFill>
+                                    <a:schemeClr val="tx2">
+                                      <a:alpha val="20000"/>
+                                    </a:schemeClr>
+                                  </a:solidFill>
+                                  <a:prstDash val="solid"/>
+                                  <a:round/>
+                                  <a:headEnd/>
+                                  <a:tailEnd/>
+                                </a:ln>
+                              </wps:spPr>
+                              <wps:bodyPr vert="horz" wrap="square" lIns="91440" tIns="45720" rIns="91440" bIns="45720" numCol="1" anchor="t" anchorCtr="0" compatLnSpc="1">
+                                <a:prstTxWarp prst="textNoShape">
+                                  <a:avLst/>
+                                </a:prstTxWarp>
+                              </wps:bodyPr>
+                            </wps:wsp>
+                          </wpg:grpSp>
+                        </wpg:wgp>
+                      </a:graphicData>
+                    </a:graphic>
+                    <wp14:sizeRelH relativeFrom="margin">
+                      <wp14:pctWidth>0</wp14:pctWidth>
+                    </wp14:sizeRelH>
+                    <wp14:sizeRelV relativeFrom="margin">
+                      <wp14:pctHeight>0</wp14:pctHeight>
+                    </wp14:sizeRelV>
+                  </wp:anchor>
+                </w:drawing>
+              </mc:Choice>
+              <mc:Fallback>
+                <w:pict>
+                  <v:group w14:anchorId="56CEE01B" id="Group 2" o:spid="_x0000_s1026" style="position:absolute;margin-left:-35.7pt;margin-top:19.05pt;width:227.25pt;height:467pt;z-index:251665408;mso-position-horizontal-relative:margin;mso-width-relative:margin;mso-height-relative:margin" coordorigin="806,42118" coordsize="13062,31210" o:gfxdata="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">
+                    <v:group id="Group 362578368" o:spid="_x0000_s1027" style="position:absolute;left:1410;top:42118;width:10478;height:31210" coordorigin="1410,42118" coordsize="10477,31210" o:gfxdata="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">
+                      <o:lock v:ext="edit" aspectratio="t"/>
+                      <v:shape id="Freeform 20" o:spid="_x0000_s1028" style="position:absolute;left:3696;top:62168;width:1937;height:6985;visibility:visible;mso-wrap-style:square;v-text-anchor:top" coordsize="122,440" o:gfxdata="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" path="m,l39,152,84,304r38,113l122,440,76,306,39,180,6,53,,xe" fillcolor="#44546a [3215]" strokecolor="#44546a [3215]" strokeweight="0">
+                        <v:path arrowok="t" o:connecttype="custom" o:connectlocs="0,0;61913,241300;133350,482600;193675,661988;193675,698500;120650,485775;61913,285750;9525,84138;0,0" o:connectangles="0,0,0,0,0,0,0,0,0"/>
+                      </v:shape>
+                      <v:shape id="Freeform 21" o:spid="_x0000_s1029" style="position:absolute;left:5728;top:69058;width:1842;height:4270;visibility:visible;mso-wrap-style:square;v-text-anchor:top" coordsize="116,269" o:gfxdata="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" path="m,l8,19,37,93r30,74l116,269r-8,l60,169,30,98,1,25,,xe" fillcolor="#44546a [3215]" strokecolor="#44546a [3215]" strokeweight="0">
+                        <v:path arrowok="t" o:connecttype="custom" o:connectlocs="0,0;12700,30163;58738,147638;106363,265113;184150,427038;171450,427038;95250,268288;47625,155575;1588,39688;0,0" o:connectangles="0,0,0,0,0,0,0,0,0,0"/>
+                      </v:shape>
+                      <v:shape id="Freeform 22" o:spid="_x0000_s1030" style="position:absolute;left:1410;top:42118;width:2223;height:20193;visibility:visible;mso-wrap-style:square;v-text-anchor:top" coordsize="140,1272" o:gfxdata="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" path="m,l,,1,79r2,80l12,317,23,476,39,634,58,792,83,948r24,138l135,1223r5,49l138,1262,105,1106,77,949,53,792,35,634,20,476,9,317,2,159,,79,,xe" fillcolor="#44546a [3215]" strokecolor="#44546a [3215]" strokeweight="0">
+                        <v:path arrowok="t" o:connecttype="custom" o:connectlocs="0,0;0,0;1588,125413;4763,252413;19050,503238;36513,755650;61913,1006475;92075,1257300;131763,1504950;169863,1724025;214313,1941513;222250,2019300;219075,2003425;166688,1755775;122238,1506538;84138,1257300;55563,1006475;31750,755650;14288,503238;3175,252413;0,125413;0,0" o:connectangles="0,0,0,0,0,0,0,0,0,0,0,0,0,0,0,0,0,0,0,0,0,0"/>
+                      </v:shape>
+                      <v:shape id="Freeform 23" o:spid="_x0000_s1031" style="position:absolute;left:3410;top:48611;width:715;height:13557;visibility:visible;mso-wrap-style:square;v-text-anchor:top" coordsize="45,854" o:gfxdata="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" path="m45,r,l35,66r-9,67l14,267,6,401,3,534,6,669r8,134l18,854r,-3l9,814,8,803,1,669,,534,3,401,12,267,25,132,34,66,45,xe" fillcolor="#44546a [3215]" strokecolor="#44546a [3215]" strokeweight="0">
+                        <v:path arrowok="t" o:connecttype="custom" o:connectlocs="71438,0;71438,0;55563,104775;41275,211138;22225,423863;9525,636588;4763,847725;9525,1062038;22225,1274763;28575,1355725;28575,1350963;14288,1292225;12700,1274763;1588,1062038;0,847725;4763,636588;19050,423863;39688,209550;53975,104775;71438,0" o:connectangles="0,0,0,0,0,0,0,0,0,0,0,0,0,0,0,0,0,0,0,0"/>
+                      </v:shape>
+                      <v:shape id="Freeform 24" o:spid="_x0000_s1032" style="position:absolute;left:3633;top:62311;width:2444;height:9985;visibility:visible;mso-wrap-style:square;v-text-anchor:top" coordsize="154,629" o:gfxdata="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" path="m,l10,44r11,82l34,207r19,86l75,380r25,86l120,521r21,55l152,618r2,11l140,595,115,532,93,468,67,383,47,295,28,207,12,104,,xe" fillcolor="#44546a [3215]" strokecolor="#44546a [3215]" strokeweight="0">
+                        <v:path arrowok="t" o:connecttype="custom" o:connectlocs="0,0;15875,69850;33338,200025;53975,328613;84138,465138;119063,603250;158750,739775;190500,827088;223838,914400;241300,981075;244475,998538;222250,944563;182563,844550;147638,742950;106363,608013;74613,468313;44450,328613;19050,165100;0,0" o:connectangles="0,0,0,0,0,0,0,0,0,0,0,0,0,0,0,0,0,0,0"/>
+                      </v:shape>
+                      <v:shape id="Freeform 25" o:spid="_x0000_s1033" style="position:absolute;left:6204;top:72233;width:524;height:1095;visibility:visible;mso-wrap-style:square;v-text-anchor:top" coordsize="33,69" o:gfxdata="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" path="m,l33,69r-9,l12,35,,xe" fillcolor="#44546a [3215]" strokecolor="#44546a [3215]" strokeweight="0">
+                        <v:path arrowok="t" o:connecttype="custom" o:connectlocs="0,0;52388,109538;38100,109538;19050,55563;0,0" o:connectangles="0,0,0,0,0"/>
+                      </v:shape>
+                      <v:shape id="Freeform 26" o:spid="_x0000_s1034" style="position:absolute;left:3553;top:61533;width:238;height:1476;visibility:visible;mso-wrap-style:square;v-text-anchor:top" coordsize="15,93" o:gfxdata="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" path="m,l9,37r,3l15,93,5,49,,xe" fillcolor="#44546a [3215]" strokecolor="#44546a [3215]" strokeweight="0">
+                        <v:path arrowok="t" o:connecttype="custom" o:connectlocs="0,0;14288,58738;14288,63500;23813,147638;7938,77788;0,0" o:connectangles="0,0,0,0,0,0"/>
+                      </v:shape>
+                      <v:shape id="Freeform 27" o:spid="_x0000_s1035" style="position:absolute;left:5633;top:56897;width:6255;height:12161;visibility:visible;mso-wrap-style:square;v-text-anchor:top" coordsize="394,766" o:gfxdata="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" path="m394,r,l356,38,319,77r-35,40l249,160r-42,58l168,276r-37,63l98,402,69,467,45,535,26,604,14,673,7,746,6,766,,749r1,-5l7,673,21,603,40,533,65,466,94,400r33,-64l164,275r40,-60l248,158r34,-42l318,76,354,37,394,xe" fillcolor="#44546a [3215]" strokecolor="#44546a [3215]" strokeweight="0">
+                        <v:path arrowok="t" o:connecttype="custom" o:connectlocs="625475,0;625475,0;565150,60325;506413,122238;450850,185738;395288,254000;328613,346075;266700,438150;207963,538163;155575,638175;109538,741363;71438,849313;41275,958850;22225,1068388;11113,1184275;9525,1216025;0,1189038;1588,1181100;11113,1068388;33338,957263;63500,846138;103188,739775;149225,635000;201613,533400;260350,436563;323850,341313;393700,250825;447675,184150;504825,120650;561975,58738;625475,0" o:connectangles="0,0,0,0,0,0,0,0,0,0,0,0,0,0,0,0,0,0,0,0,0,0,0,0,0,0,0,0,0,0,0"/>
+                      </v:shape>
+                      <v:shape id="Freeform 28" o:spid="_x0000_s1036" style="position:absolute;left:5633;top:69153;width:571;height:3080;visibility:visible;mso-wrap-style:square;v-text-anchor:top" coordsize="36,194" o:gfxdata="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" path="m,l6,16r1,3l11,80r9,52l33,185r3,9l21,161,15,145,5,81,1,41,,xe" fillcolor="#44546a [3215]" strokecolor="#44546a [3215]" strokeweight="0">
+                        <v:path arrowok="t" o:connecttype="custom" o:connectlocs="0,0;9525,25400;11113,30163;17463,127000;31750,209550;52388,293688;57150,307975;33338,255588;23813,230188;7938,128588;1588,65088;0,0" o:connectangles="0,0,0,0,0,0,0,0,0,0,0,0"/>
+                      </v:shape>
+                      <v:shape id="Freeform 29" o:spid="_x0000_s1037" style="position:absolute;left:6077;top:72296;width:493;height:1032;visibility:visible;mso-wrap-style:square;v-text-anchor:top" coordsize="31,65" o:gfxdata="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" path="m,l31,65r-8,l,xe" fillcolor="#44546a [3215]" strokecolor="#44546a [3215]" strokeweight="0">
+                        <v:path arrowok="t" o:connecttype="custom" o:connectlocs="0,0;49213,103188;36513,103188;0,0" o:connectangles="0,0,0,0"/>
+                      </v:shape>
+                      <v:shape id="Freeform 30" o:spid="_x0000_s1038" style="position:absolute;left:5633;top:68788;width:111;height:666;visibility:visible;mso-wrap-style:square;v-text-anchor:top" coordsize="7,42" o:gfxdata="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" path="m,l6,17,7,42,6,39,,23,,xe" fillcolor="#44546a [3215]" strokecolor="#44546a [3215]" strokeweight="0">
+                        <v:path arrowok="t" o:connecttype="custom" o:connectlocs="0,0;9525,26988;11113,66675;9525,61913;0,36513;0,0" o:connectangles="0,0,0,0,0,0"/>
+                      </v:shape>
+                      <v:shape id="Freeform 31" o:spid="_x0000_s1039" style="position:absolute;left:5871;top:71455;width:714;height:1873;visibility:visible;mso-wrap-style:square;v-text-anchor:top" coordsize="45,118" o:gfxdata="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" path="m,l6,16,21,49,33,84r12,34l44,118,13,53,11,42,,xe" fillcolor="#44546a [3215]" strokecolor="#44546a [3215]" strokeweight="0">
+                        <v:path arrowok="t" o:connecttype="custom" o:connectlocs="0,0;9525,25400;33338,77788;52388,133350;71438,187325;69850,187325;20638,84138;17463,66675;0,0" o:connectangles="0,0,0,0,0,0,0,0,0"/>
+                      </v:shape>
+                    </v:group>
+                    <v:group id="Group 629965935" o:spid="_x0000_s1040" style="position:absolute;left:806;top:48269;width:13063;height:25059" coordorigin="806,46499" coordsize="8747,16779" o:gfxdata="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">
+                      <o:lock v:ext="edit" aspectratio="t"/>
+                      <v:shape id="Freeform 8" o:spid="_x0000_s1041" style="position:absolute;left:1187;top:51897;width:1984;height:7143;visibility:visible;mso-wrap-style:square;v-text-anchor:top" coordsize="125,450" o:gfxdata="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" path="m,l41,155,86,309r39,116l125,450,79,311,41,183,7,54,,xe" fillcolor="#44546a [3215]" strokecolor="#44546a [3215]" strokeweight="0">
+                        <v:fill opacity="13107f"/>
+                        <v:stroke opacity="13107f"/>
+                        <v:path arrowok="t" o:connecttype="custom" o:connectlocs="0,0;65088,246063;136525,490538;198438,674688;198438,714375;125413,493713;65088,290513;11113,85725;0,0" o:connectangles="0,0,0,0,0,0,0,0,0"/>
+                      </v:shape>
+                      <v:shape id="Freeform 9" o:spid="_x0000_s1042" style="position:absolute;left:3282;top:58913;width:1874;height:4366;visibility:visible;mso-wrap-style:square;v-text-anchor:top" coordsize="118,275" o:gfxdata="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" path="m,l8,20,37,96r32,74l118,275r-9,l61,174,30,100,,26,,xe" fillcolor="#44546a [3215]" strokecolor="#44546a [3215]" strokeweight="0">
+                        <v:fill opacity="13107f"/>
+                        <v:stroke opacity="13107f"/>
+                        <v:path arrowok="t" o:connecttype="custom" o:connectlocs="0,0;12700,31750;58738,152400;109538,269875;187325,436563;173038,436563;96838,276225;47625,158750;0,41275;0,0" o:connectangles="0,0,0,0,0,0,0,0,0,0"/>
+                      </v:shape>
+                      <v:shape id="Freeform 10" o:spid="_x0000_s1043" style="position:absolute;left:806;top:50103;width:317;height:1921;visibility:visible;mso-wrap-style:square;v-text-anchor:top" coordsize="20,121" o:gfxdata="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" path="m,l16,72r4,49l18,112,,31,,xe" fillcolor="#44546a [3215]" strokecolor="#44546a [3215]" strokeweight="0">
+                        <v:fill opacity="13107f"/>
+                        <v:stroke opacity="13107f"/>
+                        <v:path arrowok="t" o:connecttype="custom" o:connectlocs="0,0;25400,114300;31750,192088;28575,177800;0,49213;0,0" o:connectangles="0,0,0,0,0,0"/>
+                      </v:shape>
+                      <v:shape id="Freeform 12" o:spid="_x0000_s1044" style="position:absolute;left:1123;top:52024;width:2509;height:10207;visibility:visible;mso-wrap-style:square;v-text-anchor:top" coordsize="158,643" o:gfxdata="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" path="m,l11,46r11,83l36,211r19,90l76,389r27,87l123,533r21,55l155,632r3,11l142,608,118,544,95,478,69,391,47,302,29,212,13,107,,xe" fillcolor="#44546a [3215]" strokecolor="#44546a [3215]" strokeweight="0">
+                        <v:fill opacity="13107f"/>
+                        <v:stroke opacity="13107f"/>
+                        <v:path arrowok="t" o:connecttype="custom" o:connectlocs="0,0;17463,73025;34925,204788;57150,334963;87313,477838;120650,617538;163513,755650;195263,846138;228600,933450;246063,1003300;250825,1020763;225425,965200;187325,863600;150813,758825;109538,620713;74613,479425;46038,336550;20638,169863;0,0" o:connectangles="0,0,0,0,0,0,0,0,0,0,0,0,0,0,0,0,0,0,0"/>
+                      </v:shape>
+                      <v:shape id="Freeform 13" o:spid="_x0000_s1045" style="position:absolute;left:3759;top:62152;width:524;height:1127;visibility:visible;mso-wrap-style:square;v-text-anchor:top" coordsize="33,71" o:gfxdata="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" path="m,l33,71r-9,l11,36,,xe" fillcolor="#44546a [3215]" strokecolor="#44546a [3215]" strokeweight="0">
+                        <v:fill opacity="13107f"/>
+                        <v:stroke opacity="13107f"/>
+                        <v:path arrowok="t" o:connecttype="custom" o:connectlocs="0,0;52388,112713;38100,112713;17463,57150;0,0" o:connectangles="0,0,0,0,0"/>
+                      </v:shape>
+                      <v:shape id="Freeform 14" o:spid="_x0000_s1046" style="position:absolute;left:1060;top:51246;width:238;height:1508;visibility:visible;mso-wrap-style:square;v-text-anchor:top" coordsize="15,95" o:gfxdata="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" path="m,l8,37r,4l15,95,4,49,,xe" fillcolor="#44546a [3215]" strokecolor="#44546a [3215]" strokeweight="0">
+                        <v:fill opacity="13107f"/>
+                        <v:stroke opacity="13107f"/>
+                        <v:path arrowok="t" o:connecttype="custom" o:connectlocs="0,0;12700,58738;12700,65088;23813,150813;6350,77788;0,0" o:connectangles="0,0,0,0,0,0"/>
+                      </v:shape>
+                      <v:shape id="Freeform 15" o:spid="_x0000_s1047" style="position:absolute;left:3171;top:46499;width:6382;height:12414;visibility:visible;mso-wrap-style:square;v-text-anchor:top" coordsize="402,782" o:gfxdata="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" path="m402,r,1l363,39,325,79r-35,42l255,164r-44,58l171,284r-38,62l100,411,71,478,45,546,27,617,13,689,7,761r,21l,765r1,-4l7,688,21,616,40,545,66,475,95,409r35,-66l167,281r42,-61l253,163r34,-43l324,78,362,38,402,xe" fillcolor="#44546a [3215]" strokecolor="#44546a [3215]" strokeweight="0">
+                        <v:fill opacity="13107f"/>
+                        <v:stroke opacity="13107f"/>
+                        <v:path arrowok="t" o:connecttype="custom" o:connectlocs="638175,0;638175,1588;576263,61913;515938,125413;460375,192088;404813,260350;334963,352425;271463,450850;211138,549275;158750,652463;112713,758825;71438,866775;42863,979488;20638,1093788;11113,1208088;11113,1241425;0,1214438;1588,1208088;11113,1092200;33338,977900;63500,865188;104775,754063;150813,649288;206375,544513;265113,446088;331788,349250;401638,258763;455613,190500;514350,123825;574675,60325;638175,0" o:connectangles="0,0,0,0,0,0,0,0,0,0,0,0,0,0,0,0,0,0,0,0,0,0,0,0,0,0,0,0,0,0,0"/>
+                      </v:shape>
+                      <v:shape id="Freeform 16" o:spid="_x0000_s1048" style="position:absolute;left:3171;top:59040;width:588;height:3112;visibility:visible;mso-wrap-style:square;v-text-anchor:top" coordsize="37,196" o:gfxdata="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" path="m,l6,15r1,3l12,80r9,54l33,188r4,8l22,162,15,146,5,81,1,40,,xe" fillcolor="#44546a [3215]" strokecolor="#44546a [3215]" strokeweight="0">
+                        <v:fill opacity="13107f"/>
+                        <v:stroke opacity="13107f"/>
+                        <v:path arrowok="t" o:connecttype="custom" o:connectlocs="0,0;9525,23813;11113,28575;19050,127000;33338,212725;52388,298450;58738,311150;34925,257175;23813,231775;7938,128588;1588,63500;0,0" o:connectangles="0,0,0,0,0,0,0,0,0,0,0,0"/>
+                      </v:shape>
+                      <v:shape id="Freeform 17" o:spid="_x0000_s1049" style="position:absolute;left:3632;top:62231;width:492;height:1048;visibility:visible;mso-wrap-style:square;v-text-anchor:top" coordsize="31,66" o:gfxdata="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" path="m,l31,66r-7,l,xe" fillcolor="#44546a [3215]" strokecolor="#44546a [3215]" strokeweight="0">
+                        <v:fill opacity="13107f"/>
+                        <v:stroke opacity="13107f"/>
+                        <v:path arrowok="t" o:connecttype="custom" o:connectlocs="0,0;49213,104775;38100,104775;0,0" o:connectangles="0,0,0,0"/>
+                      </v:shape>
+                      <v:shape id="Freeform 18" o:spid="_x0000_s1050" style="position:absolute;left:3171;top:58644;width:111;height:682;visibility:visible;mso-wrap-style:square;v-text-anchor:top" coordsize="7,43" o:gfxdata="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" path="m,l7,17r,26l6,40,,25,,xe" fillcolor="#44546a [3215]" strokecolor="#44546a [3215]" strokeweight="0">
+                        <v:fill opacity="13107f"/>
+                        <v:stroke opacity="13107f"/>
+                        <v:path arrowok="t" o:connecttype="custom" o:connectlocs="0,0;11113,26988;11113,68263;9525,63500;0,39688;0,0" o:connectangles="0,0,0,0,0,0"/>
+                      </v:shape>
+                      <v:shape id="Freeform 19" o:spid="_x0000_s1051" style="position:absolute;left:3409;top:61358;width:731;height:1921;visibility:visible;mso-wrap-style:square;v-text-anchor:top" coordsize="46,121" o:gfxdata="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" path="m,l7,16,22,50,33,86r13,35l45,121,14,55,11,44,,xe" fillcolor="#44546a [3215]" strokecolor="#44546a [3215]" strokeweight="0">
+                        <v:fill opacity="13107f"/>
+                        <v:stroke opacity="13107f"/>
+                        <v:path arrowok="t" o:connecttype="custom" o:connectlocs="0,0;11113,25400;34925,79375;52388,136525;73025,192088;71438,192088;22225,87313;17463,69850;0,0" o:connectangles="0,0,0,0,0,0,0,0,0"/>
+                      </v:shape>
+                    </v:group>
+                    <w10:wrap anchorx="margin"/>
+                  </v:group>
+                </w:pict>
+              </mc:Fallback>
+            </mc:AlternateContent>
+          </w:r>
+        </w:p>
+        <w:p>
+          <w:pPr>
+            <w:jc w:val="center"/>
+            <w:rPr>
+              <w:b/>
+              <w:color w:val="000000" w:themeColor="text1"/>
+              <w:sz w:val="36"/>
+              <w:szCs w:val="36"/>
+            </w:rPr>
+          </w:pPr>
+          <w:r>
+            <w:rPr>
+              <w:b/>
+              <w:color w:val="000000" w:themeColor="text1"/>
+              <w:sz w:val="36"/>
+              <w:szCs w:val="36"/>
+            </w:rPr>
+            <w:t>DỰ ÁN TỐT NGHIỆP</w:t>
+          </w:r>
+        </w:p>
+        <w:p>
+          <w:pPr>
+            <w:jc w:val="center"/>
+            <w:rPr>
+              <w:b/>
+              <w:color w:val="000000" w:themeColor="text1"/>
+              <w:sz w:val="36"/>
+              <w:szCs w:val="36"/>
+            </w:rPr>
+          </w:pPr>
+          <w:r>
+            <w:rPr>
+              <w:b/>
+              <w:color w:val="000000" w:themeColor="text1"/>
+              <w:sz w:val="36"/>
+              <w:szCs w:val="36"/>
+            </w:rPr>
+            <w:t>CHUYÊN NGÀNH: XỬ LÝ DỮ LIỆU</w:t>
+          </w:r>
+        </w:p>
+        <w:p>
+          <w:pPr>
+            <w:jc w:val="center"/>
+            <w:rPr>
+              <w:b/>
+              <w:color w:val="EE0000"/>
+              <w:sz w:val="36"/>
+              <w:szCs w:val="36"/>
+            </w:rPr>
+          </w:pPr>
+          <w:r>
+            <w:rPr>
+              <w:b/>
+              <w:color w:val="EE0000"/>
+              <w:sz w:val="36"/>
+              <w:szCs w:val="36"/>
+            </w:rPr>
+            <w:t>ĐỀ TÀI: PHÂN TÍCH DOANH THU</w:t>
+          </w:r>
+        </w:p>
+        <w:p>
+          <w:pPr>
+            <w:rPr>
+              <w:b/>
+              <w:color w:val="000000" w:themeColor="text1"/>
+              <w:sz w:val="32"/>
+              <w:szCs w:val="32"/>
+            </w:rPr>
+          </w:pPr>
+        </w:p>
+        <w:p>
+          <w:pPr>
+            <w:rPr>
+              <w:b/>
+              <w:color w:val="000000" w:themeColor="text1"/>
+              <w:sz w:val="32"/>
+              <w:szCs w:val="32"/>
+            </w:rPr>
+          </w:pPr>
+        </w:p>
+        <w:p>
+          <w:pPr>
+            <w:ind w:left="4320"/>
+            <w:rPr>
+              <w:bCs/>
+              <w:color w:val="000000" w:themeColor="text1"/>
+            </w:rPr>
+          </w:pPr>
+          <w:r>
+            <w:rPr>
+              <w:b/>
+              <w:color w:val="000000" w:themeColor="text1"/>
+            </w:rPr>
+            <w:t>GVHD:</w:t>
+          </w:r>
+          <w:r>
+            <w:rPr>
+              <w:bCs/>
+              <w:color w:val="000000" w:themeColor="text1"/>
+            </w:rPr>
+            <w:t xml:space="preserve"> Văn Công Khanh</w:t>
+          </w:r>
+        </w:p>
+        <w:p>
+          <w:pPr>
+            <w:ind w:left="4320"/>
+            <w:rPr>
+              <w:bCs/>
+              <w:color w:val="000000" w:themeColor="text1"/>
+            </w:rPr>
+          </w:pPr>
+          <w:r>
+            <w:rPr>
+              <w:b/>
+              <w:color w:val="000000" w:themeColor="text1"/>
+            </w:rPr>
+            <w:t>Lớp:</w:t>
+          </w:r>
+          <w:r>
+            <w:rPr>
+              <w:bCs/>
+              <w:color w:val="000000" w:themeColor="text1"/>
+            </w:rPr>
+            <w:t xml:space="preserve"> PRO2291.03</w:t>
+          </w:r>
+        </w:p>
+        <w:p>
+          <w:pPr>
+            <w:ind w:left="4320"/>
+            <w:rPr>
+              <w:bCs/>
+              <w:color w:val="000000" w:themeColor="text1"/>
+            </w:rPr>
+          </w:pPr>
+          <w:r>
+            <w:rPr>
+              <w:b/>
+              <w:color w:val="000000" w:themeColor="text1"/>
+            </w:rPr>
+            <w:t>Nhóm:</w:t>
+          </w:r>
+          <w:r>
+            <w:rPr>
+              <w:bCs/>
+              <w:color w:val="000000" w:themeColor="text1"/>
+            </w:rPr>
+            <w:t xml:space="preserve"> </w:t>
+          </w:r>
+          <w:r>
+            <w:rPr>
+              <w:bCs/>
+              <w:color w:val="000000" w:themeColor="text1"/>
+            </w:rPr>
+            <w:t>Three Correct</w:t>
+          </w:r>
+        </w:p>
+        <w:p>
+          <w:pPr>
+            <w:ind w:left="4320"/>
+            <w:rPr>
+              <w:b/>
+              <w:color w:val="000000" w:themeColor="text1"/>
+            </w:rPr>
+          </w:pPr>
+          <w:r>
+            <w:rPr>
+              <w:b/>
+              <w:color w:val="000000" w:themeColor="text1"/>
+            </w:rPr>
+            <w:t>Thành viên nhóm:</w:t>
+          </w:r>
+        </w:p>
+        <w:p>
+          <w:pPr>
+            <w:ind w:left="3600" w:firstLine="720"/>
+            <w:rPr>
+              <w:bCs/>
+              <w:color w:val="000000" w:themeColor="text1"/>
+            </w:rPr>
+          </w:pPr>
+          <w:r>
+            <w:rPr>
+              <w:bCs/>
+              <w:color w:val="000000" w:themeColor="text1"/>
+            </w:rPr>
+            <w:t>1. Nguyễn Thế Hoàng – PS45975 (leader)</w:t>
+          </w:r>
+        </w:p>
+        <w:p>
+          <w:pPr>
+            <w:ind w:left="3600" w:firstLine="720"/>
+            <w:rPr>
+              <w:bCs/>
+              <w:color w:val="000000" w:themeColor="text1"/>
+            </w:rPr>
+          </w:pPr>
+          <w:r>
+            <w:rPr>
+              <w:bCs/>
+              <w:color w:val="000000" w:themeColor="text1"/>
+            </w:rPr>
+            <w:t>2. Đặng Ngọc Thanh Thanh – PS44868</w:t>
+          </w:r>
+        </w:p>
+        <w:p>
+          <w:pPr>
+            <w:ind w:left="3600" w:firstLine="720"/>
+            <w:rPr>
+              <w:bCs/>
+              <w:color w:val="000000" w:themeColor="text1"/>
+            </w:rPr>
+          </w:pPr>
+          <w:r>
+            <w:rPr>
+              <w:bCs/>
+              <w:color w:val="000000" w:themeColor="text1"/>
+            </w:rPr>
+            <w:t>3. Nguyễn Hữu Thức – PS45089</w:t>
+          </w:r>
+        </w:p>
+        <w:p>
+          <w:pPr>
+            <w:ind w:left="3600" w:firstLine="720"/>
+            <w:rPr>
+              <w:bCs/>
+              <w:color w:val="000000" w:themeColor="text1"/>
+            </w:rPr>
+          </w:pPr>
+          <w:r>
+            <w:rPr>
+              <w:bCs/>
+              <w:color w:val="000000" w:themeColor="text1"/>
+            </w:rPr>
+            <w:t>4. Lê Hoàng Gia Bảo – PS45592</w:t>
+          </w:r>
+        </w:p>
+        <w:p>
+          <w:pPr>
+            <w:ind w:left="3600" w:firstLine="720"/>
+            <w:rPr>
+              <w:bCs/>
+              <w:color w:val="000000" w:themeColor="text1"/>
+            </w:rPr>
+          </w:pPr>
+          <w:r>
+            <w:rPr>
+              <w:bCs/>
+              <w:color w:val="000000" w:themeColor="text1"/>
+            </w:rPr>
+            <w:t>5. Trương Minh Vũ – PS40384</w:t>
+          </w:r>
+        </w:p>
+        <w:p>
+          <w:pPr>
+            <w:rPr>
+              <w:b/>
+              <w:color w:val="000000" w:themeColor="text1"/>
+              <w:sz w:val="32"/>
+              <w:szCs w:val="32"/>
+            </w:rPr>
+          </w:pPr>
+        </w:p>
+        <w:p>
+          <w:pPr>
+            <w:jc w:val="center"/>
+            <w:rPr>
+              <w:b/>
+              <w:bCs/>
+              <w:i/>
+              <w:iCs/>
+            </w:rPr>
+          </w:pPr>
+          <w:r>
+            <w:rPr>
+              <w:b/>
+              <w:bCs/>
+              <w:i/>
+              <w:iCs/>
+            </w:rPr>
+            <w:t>Tp.HCM Ngày 01 Tháng 08 Năm 2026</w:t>
+          </w:r>
+        </w:p>
+      </w:sdtContent>
+    </w:sdt>
     <w:sdt>
       <w:sdtPr>
         <w:rPr>
@@ -7120,7 +9258,7 @@
         </w:rPr>
         <w:t xml:space="preserve"> </w:t>
       </w:r>
-      <w:hyperlink r:id="rId10" w:history="1">
+      <w:hyperlink r:id="rId11" w:history="1">
         <w:r>
           <w:rPr>
             <w:rStyle w:val="Hyperlink"/>
@@ -7164,7 +9302,7 @@
         </w:rPr>
         <w:t xml:space="preserve">Link dự án : </w:t>
       </w:r>
-      <w:hyperlink r:id="rId11" w:history="1">
+      <w:hyperlink r:id="rId12" w:history="1">
         <w:r>
           <w:rPr>
             <w:rStyle w:val="Hyperlink"/>
@@ -13938,7 +16076,7 @@
                     <pic:cNvPicPr/>
                   </pic:nvPicPr>
                   <pic:blipFill>
-                    <a:blip r:embed="rId12"/>
+                    <a:blip r:embed="rId13"/>
                     <a:stretch>
                       <a:fillRect/>
                     </a:stretch>
@@ -16968,7 +19106,7 @@
                     <pic:cNvPicPr/>
                   </pic:nvPicPr>
                   <pic:blipFill>
-                    <a:blip r:embed="rId13"/>
+                    <a:blip r:embed="rId14"/>
                     <a:stretch>
                       <a:fillRect/>
                     </a:stretch>
@@ -21227,7 +23365,7 @@
                     <pic:cNvPicPr/>
                   </pic:nvPicPr>
                   <pic:blipFill>
-                    <a:blip r:embed="rId14"/>
+                    <a:blip r:embed="rId15"/>
                     <a:stretch>
                       <a:fillRect/>
                     </a:stretch>
@@ -21348,7 +23486,7 @@
                     <pic:cNvPicPr/>
                   </pic:nvPicPr>
                   <pic:blipFill>
-                    <a:blip r:embed="rId15"/>
+                    <a:blip r:embed="rId16"/>
                     <a:stretch>
                       <a:fillRect/>
                     </a:stretch>
@@ -21728,7 +23866,7 @@
                     <pic:cNvPicPr/>
                   </pic:nvPicPr>
                   <pic:blipFill>
-                    <a:blip r:embed="rId16"/>
+                    <a:blip r:embed="rId17"/>
                     <a:stretch>
                       <a:fillRect/>
                     </a:stretch>
@@ -21852,7 +23990,7 @@
                     <pic:cNvPicPr/>
                   </pic:nvPicPr>
                   <pic:blipFill>
-                    <a:blip r:embed="rId17"/>
+                    <a:blip r:embed="rId18"/>
                     <a:stretch>
                       <a:fillRect/>
                     </a:stretch>
@@ -21929,7 +24067,7 @@
                     <pic:cNvPicPr/>
                   </pic:nvPicPr>
                   <pic:blipFill>
-                    <a:blip r:embed="rId18"/>
+                    <a:blip r:embed="rId19"/>
                     <a:stretch>
                       <a:fillRect/>
                     </a:stretch>
@@ -22082,7 +24220,7 @@
                     <pic:cNvPicPr/>
                   </pic:nvPicPr>
                   <pic:blipFill>
-                    <a:blip r:embed="rId19"/>
+                    <a:blip r:embed="rId20"/>
                     <a:stretch>
                       <a:fillRect/>
                     </a:stretch>
@@ -22270,7 +24408,7 @@
                     <pic:cNvPicPr/>
                   </pic:nvPicPr>
                   <pic:blipFill>
-                    <a:blip r:embed="rId20"/>
+                    <a:blip r:embed="rId21"/>
                     <a:stretch>
                       <a:fillRect/>
                     </a:stretch>
@@ -22353,7 +24491,7 @@
                     <pic:cNvPicPr/>
                   </pic:nvPicPr>
                   <pic:blipFill>
-                    <a:blip r:embed="rId21"/>
+                    <a:blip r:embed="rId22"/>
                     <a:stretch>
                       <a:fillRect/>
                     </a:stretch>
@@ -22459,7 +24597,7 @@
                     <pic:cNvPicPr/>
                   </pic:nvPicPr>
                   <pic:blipFill>
-                    <a:blip r:embed="rId22"/>
+                    <a:blip r:embed="rId23"/>
                     <a:stretch>
                       <a:fillRect/>
                     </a:stretch>
@@ -22658,7 +24796,7 @@
                     <pic:cNvPicPr/>
                   </pic:nvPicPr>
                   <pic:blipFill>
-                    <a:blip r:embed="rId23"/>
+                    <a:blip r:embed="rId24"/>
                     <a:stretch>
                       <a:fillRect/>
                     </a:stretch>
@@ -22788,7 +24926,7 @@
                     <pic:cNvPicPr/>
                   </pic:nvPicPr>
                   <pic:blipFill>
-                    <a:blip r:embed="rId24"/>
+                    <a:blip r:embed="rId25"/>
                     <a:stretch>
                       <a:fillRect/>
                     </a:stretch>
@@ -22869,7 +25007,7 @@
                     <pic:cNvPicPr/>
                   </pic:nvPicPr>
                   <pic:blipFill>
-                    <a:blip r:embed="rId25"/>
+                    <a:blip r:embed="rId26"/>
                     <a:stretch>
                       <a:fillRect/>
                     </a:stretch>
@@ -22951,7 +25089,7 @@
                     <pic:cNvPicPr/>
                   </pic:nvPicPr>
                   <pic:blipFill>
-                    <a:blip r:embed="rId26"/>
+                    <a:blip r:embed="rId27"/>
                     <a:stretch>
                       <a:fillRect/>
                     </a:stretch>
@@ -23033,7 +25171,7 @@
                     <pic:cNvPicPr/>
                   </pic:nvPicPr>
                   <pic:blipFill>
-                    <a:blip r:embed="rId27"/>
+                    <a:blip r:embed="rId28"/>
                     <a:stretch>
                       <a:fillRect/>
                     </a:stretch>
@@ -23138,7 +25276,7 @@
                     <pic:cNvPicPr/>
                   </pic:nvPicPr>
                   <pic:blipFill>
-                    <a:blip r:embed="rId28"/>
+                    <a:blip r:embed="rId29"/>
                     <a:stretch>
                       <a:fillRect/>
                     </a:stretch>
@@ -23220,7 +25358,7 @@
                     <pic:cNvPicPr/>
                   </pic:nvPicPr>
                   <pic:blipFill>
-                    <a:blip r:embed="rId29"/>
+                    <a:blip r:embed="rId30"/>
                     <a:stretch>
                       <a:fillRect/>
                     </a:stretch>
@@ -23301,7 +25439,7 @@
                     <pic:cNvPicPr/>
                   </pic:nvPicPr>
                   <pic:blipFill>
-                    <a:blip r:embed="rId30"/>
+                    <a:blip r:embed="rId31"/>
                     <a:stretch>
                       <a:fillRect/>
                     </a:stretch>
@@ -24393,7 +26531,7 @@
                     <pic:cNvPicPr/>
                   </pic:nvPicPr>
                   <pic:blipFill>
-                    <a:blip r:embed="rId31"/>
+                    <a:blip r:embed="rId32"/>
                     <a:stretch>
                       <a:fillRect/>
                     </a:stretch>
@@ -24445,7 +26583,7 @@
                     <pic:cNvPicPr/>
                   </pic:nvPicPr>
                   <pic:blipFill>
-                    <a:blip r:embed="rId32"/>
+                    <a:blip r:embed="rId33"/>
                     <a:stretch>
                       <a:fillRect/>
                     </a:stretch>
@@ -24526,7 +26664,7 @@
                     <pic:cNvPicPr/>
                   </pic:nvPicPr>
                   <pic:blipFill>
-                    <a:blip r:embed="rId33"/>
+                    <a:blip r:embed="rId34"/>
                     <a:stretch>
                       <a:fillRect/>
                     </a:stretch>
@@ -24704,7 +26842,7 @@
                     <pic:cNvPicPr/>
                   </pic:nvPicPr>
                   <pic:blipFill>
-                    <a:blip r:embed="rId34"/>
+                    <a:blip r:embed="rId35"/>
                     <a:stretch>
                       <a:fillRect/>
                     </a:stretch>
@@ -25030,7 +27168,7 @@
                     <pic:cNvPicPr/>
                   </pic:nvPicPr>
                   <pic:blipFill>
-                    <a:blip r:embed="rId35"/>
+                    <a:blip r:embed="rId36"/>
                     <a:stretch>
                       <a:fillRect/>
                     </a:stretch>
@@ -25187,7 +27325,7 @@
                     <pic:cNvPicPr/>
                   </pic:nvPicPr>
                   <pic:blipFill>
-                    <a:blip r:embed="rId36"/>
+                    <a:blip r:embed="rId37"/>
                     <a:stretch>
                       <a:fillRect/>
                     </a:stretch>
@@ -25269,7 +27407,7 @@
                     <pic:cNvPicPr/>
                   </pic:nvPicPr>
                   <pic:blipFill>
-                    <a:blip r:embed="rId37"/>
+                    <a:blip r:embed="rId38"/>
                     <a:stretch>
                       <a:fillRect/>
                     </a:stretch>
@@ -25912,7 +28050,7 @@
                     <pic:cNvPicPr/>
                   </pic:nvPicPr>
                   <pic:blipFill>
-                    <a:blip r:embed="rId38"/>
+                    <a:blip r:embed="rId39"/>
                     <a:stretch>
                       <a:fillRect/>
                     </a:stretch>
@@ -26008,7 +28146,7 @@
                     <pic:cNvPicPr/>
                   </pic:nvPicPr>
                   <pic:blipFill>
-                    <a:blip r:embed="rId39"/>
+                    <a:blip r:embed="rId40"/>
                     <a:stretch>
                       <a:fillRect/>
                     </a:stretch>
@@ -27090,8 +29228,8 @@
       <w:bookmarkEnd w:id="52"/>
     </w:p>
     <w:sectPr>
-      <w:headerReference w:type="default" r:id="rId40"/>
-      <w:footerReference w:type="default" r:id="rId41"/>
+      <w:headerReference w:type="default" r:id="rId41"/>
+      <w:footerReference w:type="default" r:id="rId42"/>
       <w:pgSz w:w="12240" w:h="15840"/>
       <w:pgMar w:top="1440" w:right="1440" w:bottom="1440" w:left="1440" w:header="720" w:footer="720" w:gutter="0"/>
       <w:pgNumType w:start="0"/>
@@ -36044,6 +38182,7 @@
   <w:style w:type="character" w:default="1" w:styleId="DefaultParagraphFont">
     <w:name w:val="Default Paragraph Font"/>
     <w:uiPriority w:val="1"/>
+    <w:semiHidden/>
     <w:unhideWhenUsed/>
   </w:style>
   <w:style w:type="table" w:default="1" w:styleId="TableNormal">
@@ -37328,28 +39467,28 @@
 </file>
 
 <file path=customXml/item1.xml><?xml version="1.0" encoding="utf-8"?>
-<b:Sources xmlns:b="http://schemas.openxmlformats.org/officeDocument/2006/bibliography" xmlns="http://schemas.openxmlformats.org/officeDocument/2006/bibliography" SelectedStyle="\APASixthEditionOfficeOnline.xsl" StyleName="APA" Version="6"/>
-</file>
-
-<file path=customXml/item2.xml><?xml version="1.0" encoding="utf-8"?>
 <go:gDocsCustomXmlDataStorage xmlns:go="http://customooxmlschemas.google.com/" xmlns:r="http://schemas.openxmlformats.org/officeDocument/2006/relationships" uri="GoogleDocsCustomDataVersion2">
   <go:docsCustomData xmlns:go="http://customooxmlschemas.google.com/" roundtripDataSignature="AMtx7mgiPnSzeFcphxz7x95siPLEGky12A==">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</go:docsCustomData>
 </go:gDocsCustomXmlDataStorage>
 </file>
 
-<file path=customXml/itemProps1.xml><?xml version="1.0" encoding="utf-8"?>
-<ds:datastoreItem xmlns:ds="http://schemas.openxmlformats.org/officeDocument/2006/customXml" ds:itemID="{DA2EFED7-6A44-024D-80D1-1B4B842E50AC}">
-  <ds:schemaRefs>
-    <ds:schemaRef ds:uri="http://schemas.openxmlformats.org/officeDocument/2006/bibliography"/>
-  </ds:schemaRefs>
-</ds:datastoreItem>
+<file path=customXml/item2.xml><?xml version="1.0" encoding="utf-8"?>
+<b:Sources xmlns:b="http://schemas.openxmlformats.org/officeDocument/2006/bibliography" xmlns="http://schemas.openxmlformats.org/officeDocument/2006/bibliography" SelectedStyle="\APASixthEditionOfficeOnline.xsl" StyleName="APA" Version="6"/>
 </file>
 
-<file path=customXml/itemProps2.xml><?xml version="1.0" encoding="utf-8"?>
+<file path=customXml/itemProps1.xml><?xml version="1.0" encoding="utf-8"?>
 <ds:datastoreItem xmlns:ds="http://schemas.openxmlformats.org/officeDocument/2006/customXml" ds:itemID="{11111111-1234-1234-1234-123412341234}">
   <ds:schemaRefs>
     <ds:schemaRef ds:uri="http://customooxmlschemas.google.com/"/>
     <ds:schemaRef ds:uri="http://schemas.openxmlformats.org/officeDocument/2006/relationships"/>
   </ds:schemaRefs>
 </ds:datastoreItem>
+</file>
+
+<file path=customXml/itemProps2.xml><?xml version="1.0" encoding="utf-8"?>
+<ds:datastoreItem xmlns:ds="http://schemas.openxmlformats.org/officeDocument/2006/customXml" ds:itemID="{DA2EFED7-6A44-024D-80D1-1B4B842E50AC}">
+  <ds:schemaRefs>
+    <ds:schemaRef ds:uri="http://schemas.openxmlformats.org/officeDocument/2006/bibliography"/>
+  </ds:schemaRefs>
+</ds:datastoreItem>
 </file>
--- a/docs/bao_cao_Three_Correct.docx
+++ b/docs/bao_cao_Three_Correct.docx
@@ -4,6 +4,9 @@
   <w:body>
     <w:sdt>
       <w:sdtPr>
+        <w:rPr>
+          <w:rFonts w:eastAsia="Times New Roman"/>
+        </w:rPr>
         <w:id w:val="-559010866"/>
         <w:docPartObj>
           <w:docPartGallery w:val="Cover Pages"/>
@@ -12,7 +15,6 @@
       </w:sdtPr>
       <w:sdtEndPr>
         <w:rPr>
-          <w:rFonts w:eastAsia="Times New Roman"/>
           <w:b/>
           <w:color w:val="000000" w:themeColor="text1"/>
           <w:sz w:val="32"/>
@@ -3822,14 +3824,7 @@
               <w:bCs/>
               <w:color w:val="000000" w:themeColor="text1"/>
             </w:rPr>
-            <w:t xml:space="preserve"> </w:t>
-          </w:r>
-          <w:r>
-            <w:rPr>
-              <w:bCs/>
-              <w:color w:val="000000" w:themeColor="text1"/>
-            </w:rPr>
-            <w:t>Three Correct</w:t>
+            <w:t xml:space="preserve"> Three Correct</w:t>
           </w:r>
         </w:p>
         <w:p>
@@ -4012,7 +4007,6 @@
             <w:rPr>
               <w:rFonts w:asciiTheme="minorHAnsi" w:eastAsiaTheme="minorEastAsia" w:hAnsiTheme="minorHAnsi" w:cstheme="minorBidi"/>
               <w:noProof/>
-              <w:color w:val="000000" w:themeColor="text1"/>
               <w:kern w:val="2"/>
               <w:sz w:val="24"/>
               <w:szCs w:val="24"/>
@@ -4038,12 +4032,11 @@
             </w:rPr>
             <w:fldChar w:fldCharType="separate"/>
           </w:r>
-          <w:hyperlink w:anchor="_Toc232019239" w:history="1">
+          <w:hyperlink w:anchor="_Toc232365759" w:history="1">
             <w:r>
               <w:rPr>
                 <w:rStyle w:val="Hyperlink"/>
                 <w:noProof/>
-                <w:color w:val="000000" w:themeColor="text1"/>
               </w:rPr>
               <w:t>CHƯƠNG 1: GIỚI THIỆU DỰ ÁN</w:t>
             </w:r>
@@ -4051,7 +4044,6 @@
               <w:rPr>
                 <w:noProof/>
                 <w:webHidden/>
-                <w:color w:val="000000" w:themeColor="text1"/>
               </w:rPr>
               <w:tab/>
             </w:r>
@@ -4059,7 +4051,6 @@
               <w:rPr>
                 <w:noProof/>
                 <w:webHidden/>
-                <w:color w:val="000000" w:themeColor="text1"/>
               </w:rPr>
               <w:fldChar w:fldCharType="begin"/>
             </w:r>
@@ -4067,22 +4058,19 @@
               <w:rPr>
                 <w:noProof/>
                 <w:webHidden/>
-                <w:color w:val="000000" w:themeColor="text1"/>
-              </w:rPr>
-              <w:instrText xml:space="preserve"> PAGEREF _Toc232019239 \h </w:instrText>
+              </w:rPr>
+              <w:instrText xml:space="preserve"> PAGEREF _Toc232365759 \h </w:instrText>
             </w:r>
             <w:r>
               <w:rPr>
                 <w:noProof/>
                 <w:webHidden/>
-                <w:color w:val="000000" w:themeColor="text1"/>
               </w:rPr>
             </w:r>
             <w:r>
               <w:rPr>
                 <w:noProof/>
                 <w:webHidden/>
-                <w:color w:val="000000" w:themeColor="text1"/>
               </w:rPr>
               <w:fldChar w:fldCharType="separate"/>
             </w:r>
@@ -4090,7 +4078,6 @@
               <w:rPr>
                 <w:noProof/>
                 <w:webHidden/>
-                <w:color w:val="000000" w:themeColor="text1"/>
               </w:rPr>
               <w:t>3</w:t>
             </w:r>
@@ -4098,7 +4085,6 @@
               <w:rPr>
                 <w:noProof/>
                 <w:webHidden/>
-                <w:color w:val="000000" w:themeColor="text1"/>
               </w:rPr>
               <w:fldChar w:fldCharType="end"/>
             </w:r>
@@ -4114,7 +4100,6 @@
             <w:rPr>
               <w:rFonts w:asciiTheme="minorHAnsi" w:eastAsiaTheme="minorEastAsia" w:hAnsiTheme="minorHAnsi" w:cstheme="minorBidi"/>
               <w:noProof/>
-              <w:color w:val="000000" w:themeColor="text1"/>
               <w:kern w:val="2"/>
               <w:sz w:val="24"/>
               <w:szCs w:val="24"/>
@@ -4122,12 +4107,11 @@
               <w14:ligatures w14:val="standardContextual"/>
             </w:rPr>
           </w:pPr>
-          <w:hyperlink w:anchor="_Toc232019240" w:history="1">
+          <w:hyperlink w:anchor="_Toc232365760" w:history="1">
             <w:r>
               <w:rPr>
                 <w:rStyle w:val="Hyperlink"/>
                 <w:noProof/>
-                <w:color w:val="000000" w:themeColor="text1"/>
               </w:rPr>
               <w:t>1.1</w:t>
             </w:r>
@@ -4135,7 +4119,6 @@
               <w:rPr>
                 <w:rFonts w:asciiTheme="minorHAnsi" w:eastAsiaTheme="minorEastAsia" w:hAnsiTheme="minorHAnsi" w:cstheme="minorBidi"/>
                 <w:noProof/>
-                <w:color w:val="000000" w:themeColor="text1"/>
                 <w:kern w:val="2"/>
                 <w:sz w:val="24"/>
                 <w:szCs w:val="24"/>
@@ -4148,7 +4131,6 @@
               <w:rPr>
                 <w:rStyle w:val="Hyperlink"/>
                 <w:noProof/>
-                <w:color w:val="000000" w:themeColor="text1"/>
               </w:rPr>
               <w:t>GIỚI THIỆU VỀ ĐỀ TÀI</w:t>
             </w:r>
@@ -4156,7 +4138,6 @@
               <w:rPr>
                 <w:noProof/>
                 <w:webHidden/>
-                <w:color w:val="000000" w:themeColor="text1"/>
               </w:rPr>
               <w:tab/>
             </w:r>
@@ -4164,7 +4145,6 @@
               <w:rPr>
                 <w:noProof/>
                 <w:webHidden/>
-                <w:color w:val="000000" w:themeColor="text1"/>
               </w:rPr>
               <w:fldChar w:fldCharType="begin"/>
             </w:r>
@@ -4172,22 +4152,19 @@
               <w:rPr>
                 <w:noProof/>
                 <w:webHidden/>
-                <w:color w:val="000000" w:themeColor="text1"/>
-              </w:rPr>
-              <w:instrText xml:space="preserve"> PAGEREF _Toc232019240 \h </w:instrText>
+              </w:rPr>
+              <w:instrText xml:space="preserve"> PAGEREF _Toc232365760 \h </w:instrText>
             </w:r>
             <w:r>
               <w:rPr>
                 <w:noProof/>
                 <w:webHidden/>
-                <w:color w:val="000000" w:themeColor="text1"/>
               </w:rPr>
             </w:r>
             <w:r>
               <w:rPr>
                 <w:noProof/>
                 <w:webHidden/>
-                <w:color w:val="000000" w:themeColor="text1"/>
               </w:rPr>
               <w:fldChar w:fldCharType="separate"/>
             </w:r>
@@ -4195,7 +4172,6 @@
               <w:rPr>
                 <w:noProof/>
                 <w:webHidden/>
-                <w:color w:val="000000" w:themeColor="text1"/>
               </w:rPr>
               <w:t>3</w:t>
             </w:r>
@@ -4203,7 +4179,6 @@
               <w:rPr>
                 <w:noProof/>
                 <w:webHidden/>
-                <w:color w:val="000000" w:themeColor="text1"/>
               </w:rPr>
               <w:fldChar w:fldCharType="end"/>
             </w:r>
@@ -4219,7 +4194,6 @@
             <w:rPr>
               <w:rFonts w:asciiTheme="minorHAnsi" w:eastAsiaTheme="minorEastAsia" w:hAnsiTheme="minorHAnsi" w:cstheme="minorBidi"/>
               <w:noProof/>
-              <w:color w:val="000000" w:themeColor="text1"/>
               <w:kern w:val="2"/>
               <w:sz w:val="24"/>
               <w:szCs w:val="24"/>
@@ -4227,12 +4201,11 @@
               <w14:ligatures w14:val="standardContextual"/>
             </w:rPr>
           </w:pPr>
-          <w:hyperlink w:anchor="_Toc232019241" w:history="1">
+          <w:hyperlink w:anchor="_Toc232365761" w:history="1">
             <w:r>
               <w:rPr>
                 <w:rStyle w:val="Hyperlink"/>
                 <w:noProof/>
-                <w:color w:val="000000" w:themeColor="text1"/>
                 <w:lang w:val="vi-VN"/>
               </w:rPr>
               <w:t>1.1.1</w:t>
@@ -4241,7 +4214,6 @@
               <w:rPr>
                 <w:rFonts w:asciiTheme="minorHAnsi" w:eastAsiaTheme="minorEastAsia" w:hAnsiTheme="minorHAnsi" w:cstheme="minorBidi"/>
                 <w:noProof/>
-                <w:color w:val="000000" w:themeColor="text1"/>
                 <w:kern w:val="2"/>
                 <w:sz w:val="24"/>
                 <w:szCs w:val="24"/>
@@ -4254,7 +4226,6 @@
               <w:rPr>
                 <w:rStyle w:val="Hyperlink"/>
                 <w:noProof/>
-                <w:color w:val="000000" w:themeColor="text1"/>
               </w:rPr>
               <w:t>HIỆN TRẠNG VÀ CÂU CHUYỆN DỮ LIỆU: NGHỊCH LÝ TĂNG TRƯỞNG</w:t>
             </w:r>
@@ -4262,7 +4233,6 @@
               <w:rPr>
                 <w:noProof/>
                 <w:webHidden/>
-                <w:color w:val="000000" w:themeColor="text1"/>
               </w:rPr>
               <w:tab/>
             </w:r>
@@ -4270,7 +4240,6 @@
               <w:rPr>
                 <w:noProof/>
                 <w:webHidden/>
-                <w:color w:val="000000" w:themeColor="text1"/>
               </w:rPr>
               <w:fldChar w:fldCharType="begin"/>
             </w:r>
@@ -4278,22 +4247,19 @@
               <w:rPr>
                 <w:noProof/>
                 <w:webHidden/>
-                <w:color w:val="000000" w:themeColor="text1"/>
-              </w:rPr>
-              <w:instrText xml:space="preserve"> PAGEREF _Toc232019241 \h </w:instrText>
+              </w:rPr>
+              <w:instrText xml:space="preserve"> PAGEREF _Toc232365761 \h </w:instrText>
             </w:r>
             <w:r>
               <w:rPr>
                 <w:noProof/>
                 <w:webHidden/>
-                <w:color w:val="000000" w:themeColor="text1"/>
               </w:rPr>
             </w:r>
             <w:r>
               <w:rPr>
                 <w:noProof/>
                 <w:webHidden/>
-                <w:color w:val="000000" w:themeColor="text1"/>
               </w:rPr>
               <w:fldChar w:fldCharType="separate"/>
             </w:r>
@@ -4301,7 +4267,6 @@
               <w:rPr>
                 <w:noProof/>
                 <w:webHidden/>
-                <w:color w:val="000000" w:themeColor="text1"/>
               </w:rPr>
               <w:t>3</w:t>
             </w:r>
@@ -4309,7 +4274,6 @@
               <w:rPr>
                 <w:noProof/>
                 <w:webHidden/>
-                <w:color w:val="000000" w:themeColor="text1"/>
               </w:rPr>
               <w:fldChar w:fldCharType="end"/>
             </w:r>
@@ -4324,7 +4288,6 @@
             <w:rPr>
               <w:rFonts w:asciiTheme="minorHAnsi" w:eastAsiaTheme="minorEastAsia" w:hAnsiTheme="minorHAnsi" w:cstheme="minorBidi"/>
               <w:noProof/>
-              <w:color w:val="000000" w:themeColor="text1"/>
               <w:kern w:val="2"/>
               <w:sz w:val="24"/>
               <w:szCs w:val="24"/>
@@ -4332,12 +4295,11 @@
               <w14:ligatures w14:val="standardContextual"/>
             </w:rPr>
           </w:pPr>
-          <w:hyperlink w:anchor="_Toc232019242" w:history="1">
+          <w:hyperlink w:anchor="_Toc232365762" w:history="1">
             <w:r>
               <w:rPr>
                 <w:rStyle w:val="Hyperlink"/>
                 <w:noProof/>
-                <w:color w:val="000000" w:themeColor="text1"/>
               </w:rPr>
               <w:t>1.2 THÔNG TIN VỀ DỮ LIỆU VÀ DỰ ÁN</w:t>
             </w:r>
@@ -4345,7 +4307,6 @@
               <w:rPr>
                 <w:noProof/>
                 <w:webHidden/>
-                <w:color w:val="000000" w:themeColor="text1"/>
               </w:rPr>
               <w:tab/>
             </w:r>
@@ -4353,7 +4314,6 @@
               <w:rPr>
                 <w:noProof/>
                 <w:webHidden/>
-                <w:color w:val="000000" w:themeColor="text1"/>
               </w:rPr>
               <w:fldChar w:fldCharType="begin"/>
             </w:r>
@@ -4361,22 +4321,19 @@
               <w:rPr>
                 <w:noProof/>
                 <w:webHidden/>
-                <w:color w:val="000000" w:themeColor="text1"/>
-              </w:rPr>
-              <w:instrText xml:space="preserve"> PAGEREF _Toc232019242 \h </w:instrText>
+              </w:rPr>
+              <w:instrText xml:space="preserve"> PAGEREF _Toc232365762 \h </w:instrText>
             </w:r>
             <w:r>
               <w:rPr>
                 <w:noProof/>
                 <w:webHidden/>
-                <w:color w:val="000000" w:themeColor="text1"/>
               </w:rPr>
             </w:r>
             <w:r>
               <w:rPr>
                 <w:noProof/>
                 <w:webHidden/>
-                <w:color w:val="000000" w:themeColor="text1"/>
               </w:rPr>
               <w:fldChar w:fldCharType="separate"/>
             </w:r>
@@ -4384,7 +4341,6 @@
               <w:rPr>
                 <w:noProof/>
                 <w:webHidden/>
-                <w:color w:val="000000" w:themeColor="text1"/>
               </w:rPr>
               <w:t>5</w:t>
             </w:r>
@@ -4392,7 +4348,6 @@
               <w:rPr>
                 <w:noProof/>
                 <w:webHidden/>
-                <w:color w:val="000000" w:themeColor="text1"/>
               </w:rPr>
               <w:fldChar w:fldCharType="end"/>
             </w:r>
@@ -4407,7 +4362,6 @@
             <w:rPr>
               <w:rFonts w:asciiTheme="minorHAnsi" w:eastAsiaTheme="minorEastAsia" w:hAnsiTheme="minorHAnsi" w:cstheme="minorBidi"/>
               <w:noProof/>
-              <w:color w:val="000000" w:themeColor="text1"/>
               <w:kern w:val="2"/>
               <w:sz w:val="24"/>
               <w:szCs w:val="24"/>
@@ -4415,12 +4369,11 @@
               <w14:ligatures w14:val="standardContextual"/>
             </w:rPr>
           </w:pPr>
-          <w:hyperlink w:anchor="_Toc232019243" w:history="1">
+          <w:hyperlink w:anchor="_Toc232365763" w:history="1">
             <w:r>
               <w:rPr>
                 <w:rStyle w:val="Hyperlink"/>
                 <w:noProof/>
-                <w:color w:val="000000" w:themeColor="text1"/>
                 <w:lang w:val="en-US"/>
               </w:rPr>
               <w:t>1.3 MỤC TIÊU VÀ PHẠM VI DỰ ÁN</w:t>
@@ -4429,7 +4382,6 @@
               <w:rPr>
                 <w:noProof/>
                 <w:webHidden/>
-                <w:color w:val="000000" w:themeColor="text1"/>
               </w:rPr>
               <w:tab/>
             </w:r>
@@ -4437,7 +4389,6 @@
               <w:rPr>
                 <w:noProof/>
                 <w:webHidden/>
-                <w:color w:val="000000" w:themeColor="text1"/>
               </w:rPr>
               <w:fldChar w:fldCharType="begin"/>
             </w:r>
@@ -4445,22 +4396,19 @@
               <w:rPr>
                 <w:noProof/>
                 <w:webHidden/>
-                <w:color w:val="000000" w:themeColor="text1"/>
-              </w:rPr>
-              <w:instrText xml:space="preserve"> PAGEREF _Toc232019243 \h </w:instrText>
+              </w:rPr>
+              <w:instrText xml:space="preserve"> PAGEREF _Toc232365763 \h </w:instrText>
             </w:r>
             <w:r>
               <w:rPr>
                 <w:noProof/>
                 <w:webHidden/>
-                <w:color w:val="000000" w:themeColor="text1"/>
               </w:rPr>
             </w:r>
             <w:r>
               <w:rPr>
                 <w:noProof/>
                 <w:webHidden/>
-                <w:color w:val="000000" w:themeColor="text1"/>
               </w:rPr>
               <w:fldChar w:fldCharType="separate"/>
             </w:r>
@@ -4468,7 +4416,6 @@
               <w:rPr>
                 <w:noProof/>
                 <w:webHidden/>
-                <w:color w:val="000000" w:themeColor="text1"/>
               </w:rPr>
               <w:t>8</w:t>
             </w:r>
@@ -4476,7 +4423,6 @@
               <w:rPr>
                 <w:noProof/>
                 <w:webHidden/>
-                <w:color w:val="000000" w:themeColor="text1"/>
               </w:rPr>
               <w:fldChar w:fldCharType="end"/>
             </w:r>
@@ -4491,7 +4437,6 @@
             <w:rPr>
               <w:rFonts w:asciiTheme="minorHAnsi" w:eastAsiaTheme="minorEastAsia" w:hAnsiTheme="minorHAnsi" w:cstheme="minorBidi"/>
               <w:noProof/>
-              <w:color w:val="000000" w:themeColor="text1"/>
               <w:kern w:val="2"/>
               <w:sz w:val="24"/>
               <w:szCs w:val="24"/>
@@ -4499,12 +4444,11 @@
               <w14:ligatures w14:val="standardContextual"/>
             </w:rPr>
           </w:pPr>
-          <w:hyperlink w:anchor="_Toc232019244" w:history="1">
+          <w:hyperlink w:anchor="_Toc232365764" w:history="1">
             <w:r>
               <w:rPr>
                 <w:rStyle w:val="Hyperlink"/>
                 <w:noProof/>
-                <w:color w:val="000000" w:themeColor="text1"/>
                 <w:lang w:val="en-US"/>
               </w:rPr>
               <w:t>1.3.1  MỤC TIÊU TỔNG THỂ</w:t>
@@ -4513,7 +4457,6 @@
               <w:rPr>
                 <w:noProof/>
                 <w:webHidden/>
-                <w:color w:val="000000" w:themeColor="text1"/>
               </w:rPr>
               <w:tab/>
             </w:r>
@@ -4521,7 +4464,6 @@
               <w:rPr>
                 <w:noProof/>
                 <w:webHidden/>
-                <w:color w:val="000000" w:themeColor="text1"/>
               </w:rPr>
               <w:fldChar w:fldCharType="begin"/>
             </w:r>
@@ -4529,22 +4471,19 @@
               <w:rPr>
                 <w:noProof/>
                 <w:webHidden/>
-                <w:color w:val="000000" w:themeColor="text1"/>
-              </w:rPr>
-              <w:instrText xml:space="preserve"> PAGEREF _Toc232019244 \h </w:instrText>
+              </w:rPr>
+              <w:instrText xml:space="preserve"> PAGEREF _Toc232365764 \h </w:instrText>
             </w:r>
             <w:r>
               <w:rPr>
                 <w:noProof/>
                 <w:webHidden/>
-                <w:color w:val="000000" w:themeColor="text1"/>
               </w:rPr>
             </w:r>
             <w:r>
               <w:rPr>
                 <w:noProof/>
                 <w:webHidden/>
-                <w:color w:val="000000" w:themeColor="text1"/>
               </w:rPr>
               <w:fldChar w:fldCharType="separate"/>
             </w:r>
@@ -4552,7 +4491,6 @@
               <w:rPr>
                 <w:noProof/>
                 <w:webHidden/>
-                <w:color w:val="000000" w:themeColor="text1"/>
               </w:rPr>
               <w:t>8</w:t>
             </w:r>
@@ -4560,7 +4498,6 @@
               <w:rPr>
                 <w:noProof/>
                 <w:webHidden/>
-                <w:color w:val="000000" w:themeColor="text1"/>
               </w:rPr>
               <w:fldChar w:fldCharType="end"/>
             </w:r>
@@ -4575,7 +4512,6 @@
             <w:rPr>
               <w:rFonts w:asciiTheme="minorHAnsi" w:eastAsiaTheme="minorEastAsia" w:hAnsiTheme="minorHAnsi" w:cstheme="minorBidi"/>
               <w:noProof/>
-              <w:color w:val="000000" w:themeColor="text1"/>
               <w:kern w:val="2"/>
               <w:sz w:val="24"/>
               <w:szCs w:val="24"/>
@@ -4583,12 +4519,11 @@
               <w14:ligatures w14:val="standardContextual"/>
             </w:rPr>
           </w:pPr>
-          <w:hyperlink w:anchor="_Toc232019245" w:history="1">
+          <w:hyperlink w:anchor="_Toc232365765" w:history="1">
             <w:r>
               <w:rPr>
                 <w:rStyle w:val="Hyperlink"/>
                 <w:noProof/>
-                <w:color w:val="000000" w:themeColor="text1"/>
                 <w:lang w:val="en-US"/>
               </w:rPr>
               <w:t>1.3.2 MỤC TIÊU CỤ THỂ</w:t>
@@ -4597,7 +4532,6 @@
               <w:rPr>
                 <w:noProof/>
                 <w:webHidden/>
-                <w:color w:val="000000" w:themeColor="text1"/>
               </w:rPr>
               <w:tab/>
             </w:r>
@@ -4605,7 +4539,6 @@
               <w:rPr>
                 <w:noProof/>
                 <w:webHidden/>
-                <w:color w:val="000000" w:themeColor="text1"/>
               </w:rPr>
               <w:fldChar w:fldCharType="begin"/>
             </w:r>
@@ -4613,22 +4546,19 @@
               <w:rPr>
                 <w:noProof/>
                 <w:webHidden/>
-                <w:color w:val="000000" w:themeColor="text1"/>
-              </w:rPr>
-              <w:instrText xml:space="preserve"> PAGEREF _Toc232019245 \h </w:instrText>
+              </w:rPr>
+              <w:instrText xml:space="preserve"> PAGEREF _Toc232365765 \h </w:instrText>
             </w:r>
             <w:r>
               <w:rPr>
                 <w:noProof/>
                 <w:webHidden/>
-                <w:color w:val="000000" w:themeColor="text1"/>
               </w:rPr>
             </w:r>
             <w:r>
               <w:rPr>
                 <w:noProof/>
                 <w:webHidden/>
-                <w:color w:val="000000" w:themeColor="text1"/>
               </w:rPr>
               <w:fldChar w:fldCharType="separate"/>
             </w:r>
@@ -4636,7 +4566,6 @@
               <w:rPr>
                 <w:noProof/>
                 <w:webHidden/>
-                <w:color w:val="000000" w:themeColor="text1"/>
               </w:rPr>
               <w:t>8</w:t>
             </w:r>
@@ -4644,7 +4573,6 @@
               <w:rPr>
                 <w:noProof/>
                 <w:webHidden/>
-                <w:color w:val="000000" w:themeColor="text1"/>
               </w:rPr>
               <w:fldChar w:fldCharType="end"/>
             </w:r>
@@ -4659,7 +4587,6 @@
             <w:rPr>
               <w:rFonts w:asciiTheme="minorHAnsi" w:eastAsiaTheme="minorEastAsia" w:hAnsiTheme="minorHAnsi" w:cstheme="minorBidi"/>
               <w:noProof/>
-              <w:color w:val="000000" w:themeColor="text1"/>
               <w:kern w:val="2"/>
               <w:sz w:val="24"/>
               <w:szCs w:val="24"/>
@@ -4667,12 +4594,11 @@
               <w14:ligatures w14:val="standardContextual"/>
             </w:rPr>
           </w:pPr>
-          <w:hyperlink w:anchor="_Toc232019246" w:history="1">
+          <w:hyperlink w:anchor="_Toc232365766" w:history="1">
             <w:r>
               <w:rPr>
                 <w:rStyle w:val="Hyperlink"/>
                 <w:noProof/>
-                <w:color w:val="000000" w:themeColor="text1"/>
                 <w:lang w:val="en-US"/>
               </w:rPr>
               <w:t>1.3.3 PHẠM VI DỰ ÁN</w:t>
@@ -4681,7 +4607,6 @@
               <w:rPr>
                 <w:noProof/>
                 <w:webHidden/>
-                <w:color w:val="000000" w:themeColor="text1"/>
               </w:rPr>
               <w:tab/>
             </w:r>
@@ -4689,7 +4614,6 @@
               <w:rPr>
                 <w:noProof/>
                 <w:webHidden/>
-                <w:color w:val="000000" w:themeColor="text1"/>
               </w:rPr>
               <w:fldChar w:fldCharType="begin"/>
             </w:r>
@@ -4697,22 +4621,19 @@
               <w:rPr>
                 <w:noProof/>
                 <w:webHidden/>
-                <w:color w:val="000000" w:themeColor="text1"/>
-              </w:rPr>
-              <w:instrText xml:space="preserve"> PAGEREF _Toc232019246 \h </w:instrText>
+              </w:rPr>
+              <w:instrText xml:space="preserve"> PAGEREF _Toc232365766 \h </w:instrText>
             </w:r>
             <w:r>
               <w:rPr>
                 <w:noProof/>
                 <w:webHidden/>
-                <w:color w:val="000000" w:themeColor="text1"/>
               </w:rPr>
             </w:r>
             <w:r>
               <w:rPr>
                 <w:noProof/>
                 <w:webHidden/>
-                <w:color w:val="000000" w:themeColor="text1"/>
               </w:rPr>
               <w:fldChar w:fldCharType="separate"/>
             </w:r>
@@ -4720,7 +4641,6 @@
               <w:rPr>
                 <w:noProof/>
                 <w:webHidden/>
-                <w:color w:val="000000" w:themeColor="text1"/>
               </w:rPr>
               <w:t>9</w:t>
             </w:r>
@@ -4728,7 +4648,6 @@
               <w:rPr>
                 <w:noProof/>
                 <w:webHidden/>
-                <w:color w:val="000000" w:themeColor="text1"/>
               </w:rPr>
               <w:fldChar w:fldCharType="end"/>
             </w:r>
@@ -4743,7 +4662,6 @@
             <w:rPr>
               <w:rFonts w:asciiTheme="minorHAnsi" w:eastAsiaTheme="minorEastAsia" w:hAnsiTheme="minorHAnsi" w:cstheme="minorBidi"/>
               <w:noProof/>
-              <w:color w:val="000000" w:themeColor="text1"/>
               <w:kern w:val="2"/>
               <w:sz w:val="24"/>
               <w:szCs w:val="24"/>
@@ -4751,12 +4669,11 @@
               <w14:ligatures w14:val="standardContextual"/>
             </w:rPr>
           </w:pPr>
-          <w:hyperlink w:anchor="_Toc232019247" w:history="1">
+          <w:hyperlink w:anchor="_Toc232365767" w:history="1">
             <w:r>
               <w:rPr>
                 <w:rStyle w:val="Hyperlink"/>
                 <w:noProof/>
-                <w:color w:val="000000" w:themeColor="text1"/>
                 <w:lang w:val="en-US"/>
               </w:rPr>
               <w:t>1.4 ĐỐI TƯỢNG PHỤC VỤ VÀ TIÊU CHÍ THÀNH CÔNG</w:t>
@@ -4765,7 +4682,6 @@
               <w:rPr>
                 <w:noProof/>
                 <w:webHidden/>
-                <w:color w:val="000000" w:themeColor="text1"/>
               </w:rPr>
               <w:tab/>
             </w:r>
@@ -4773,7 +4689,6 @@
               <w:rPr>
                 <w:noProof/>
                 <w:webHidden/>
-                <w:color w:val="000000" w:themeColor="text1"/>
               </w:rPr>
               <w:fldChar w:fldCharType="begin"/>
             </w:r>
@@ -4781,22 +4696,19 @@
               <w:rPr>
                 <w:noProof/>
                 <w:webHidden/>
-                <w:color w:val="000000" w:themeColor="text1"/>
-              </w:rPr>
-              <w:instrText xml:space="preserve"> PAGEREF _Toc232019247 \h </w:instrText>
+              </w:rPr>
+              <w:instrText xml:space="preserve"> PAGEREF _Toc232365767 \h </w:instrText>
             </w:r>
             <w:r>
               <w:rPr>
                 <w:noProof/>
                 <w:webHidden/>
-                <w:color w:val="000000" w:themeColor="text1"/>
               </w:rPr>
             </w:r>
             <w:r>
               <w:rPr>
                 <w:noProof/>
                 <w:webHidden/>
-                <w:color w:val="000000" w:themeColor="text1"/>
               </w:rPr>
               <w:fldChar w:fldCharType="separate"/>
             </w:r>
@@ -4804,7 +4716,6 @@
               <w:rPr>
                 <w:noProof/>
                 <w:webHidden/>
-                <w:color w:val="000000" w:themeColor="text1"/>
               </w:rPr>
               <w:t>10</w:t>
             </w:r>
@@ -4812,7 +4723,6 @@
               <w:rPr>
                 <w:noProof/>
                 <w:webHidden/>
-                <w:color w:val="000000" w:themeColor="text1"/>
               </w:rPr>
               <w:fldChar w:fldCharType="end"/>
             </w:r>
@@ -4827,7 +4737,6 @@
             <w:rPr>
               <w:rFonts w:asciiTheme="minorHAnsi" w:eastAsiaTheme="minorEastAsia" w:hAnsiTheme="minorHAnsi" w:cstheme="minorBidi"/>
               <w:noProof/>
-              <w:color w:val="000000" w:themeColor="text1"/>
               <w:kern w:val="2"/>
               <w:sz w:val="24"/>
               <w:szCs w:val="24"/>
@@ -4835,12 +4744,11 @@
               <w14:ligatures w14:val="standardContextual"/>
             </w:rPr>
           </w:pPr>
-          <w:hyperlink w:anchor="_Toc232019248" w:history="1">
+          <w:hyperlink w:anchor="_Toc232365768" w:history="1">
             <w:r>
               <w:rPr>
                 <w:rStyle w:val="Hyperlink"/>
                 <w:noProof/>
-                <w:color w:val="000000" w:themeColor="text1"/>
                 <w:lang w:val="en-US"/>
               </w:rPr>
               <w:t>1.4.1 ĐỐI TƯỢNG PHỤC VỤ (</w:t>
@@ -4849,7 +4757,6 @@
               <w:rPr>
                 <w:rStyle w:val="Hyperlink"/>
                 <w:noProof/>
-                <w:color w:val="000000" w:themeColor="text1"/>
               </w:rPr>
               <w:t>STAKEHOLDERS)</w:t>
             </w:r>
@@ -4857,7 +4764,6 @@
               <w:rPr>
                 <w:noProof/>
                 <w:webHidden/>
-                <w:color w:val="000000" w:themeColor="text1"/>
               </w:rPr>
               <w:tab/>
             </w:r>
@@ -4865,7 +4771,6 @@
               <w:rPr>
                 <w:noProof/>
                 <w:webHidden/>
-                <w:color w:val="000000" w:themeColor="text1"/>
               </w:rPr>
               <w:fldChar w:fldCharType="begin"/>
             </w:r>
@@ -4873,22 +4778,19 @@
               <w:rPr>
                 <w:noProof/>
                 <w:webHidden/>
-                <w:color w:val="000000" w:themeColor="text1"/>
-              </w:rPr>
-              <w:instrText xml:space="preserve"> PAGEREF _Toc232019248 \h </w:instrText>
+              </w:rPr>
+              <w:instrText xml:space="preserve"> PAGEREF _Toc232365768 \h </w:instrText>
             </w:r>
             <w:r>
               <w:rPr>
                 <w:noProof/>
                 <w:webHidden/>
-                <w:color w:val="000000" w:themeColor="text1"/>
               </w:rPr>
             </w:r>
             <w:r>
               <w:rPr>
                 <w:noProof/>
                 <w:webHidden/>
-                <w:color w:val="000000" w:themeColor="text1"/>
               </w:rPr>
               <w:fldChar w:fldCharType="separate"/>
             </w:r>
@@ -4896,7 +4798,6 @@
               <w:rPr>
                 <w:noProof/>
                 <w:webHidden/>
-                <w:color w:val="000000" w:themeColor="text1"/>
               </w:rPr>
               <w:t>10</w:t>
             </w:r>
@@ -4904,7 +4805,6 @@
               <w:rPr>
                 <w:noProof/>
                 <w:webHidden/>
-                <w:color w:val="000000" w:themeColor="text1"/>
               </w:rPr>
               <w:fldChar w:fldCharType="end"/>
             </w:r>
@@ -4919,7 +4819,6 @@
             <w:rPr>
               <w:rFonts w:asciiTheme="minorHAnsi" w:eastAsiaTheme="minorEastAsia" w:hAnsiTheme="minorHAnsi" w:cstheme="minorBidi"/>
               <w:noProof/>
-              <w:color w:val="000000" w:themeColor="text1"/>
               <w:kern w:val="2"/>
               <w:sz w:val="24"/>
               <w:szCs w:val="24"/>
@@ -4927,12 +4826,11 @@
               <w14:ligatures w14:val="standardContextual"/>
             </w:rPr>
           </w:pPr>
-          <w:hyperlink w:anchor="_Toc232019249" w:history="1">
+          <w:hyperlink w:anchor="_Toc232365769" w:history="1">
             <w:r>
               <w:rPr>
                 <w:rStyle w:val="Hyperlink"/>
                 <w:noProof/>
-                <w:color w:val="000000" w:themeColor="text1"/>
               </w:rPr>
               <w:t>1.5 CẤU TRÚC BÁO CÁO</w:t>
             </w:r>
@@ -4940,7 +4838,6 @@
               <w:rPr>
                 <w:noProof/>
                 <w:webHidden/>
-                <w:color w:val="000000" w:themeColor="text1"/>
               </w:rPr>
               <w:tab/>
             </w:r>
@@ -4948,7 +4845,6 @@
               <w:rPr>
                 <w:noProof/>
                 <w:webHidden/>
-                <w:color w:val="000000" w:themeColor="text1"/>
               </w:rPr>
               <w:fldChar w:fldCharType="begin"/>
             </w:r>
@@ -4956,22 +4852,19 @@
               <w:rPr>
                 <w:noProof/>
                 <w:webHidden/>
-                <w:color w:val="000000" w:themeColor="text1"/>
-              </w:rPr>
-              <w:instrText xml:space="preserve"> PAGEREF _Toc232019249 \h </w:instrText>
+              </w:rPr>
+              <w:instrText xml:space="preserve"> PAGEREF _Toc232365769 \h </w:instrText>
             </w:r>
             <w:r>
               <w:rPr>
                 <w:noProof/>
                 <w:webHidden/>
-                <w:color w:val="000000" w:themeColor="text1"/>
               </w:rPr>
             </w:r>
             <w:r>
               <w:rPr>
                 <w:noProof/>
                 <w:webHidden/>
-                <w:color w:val="000000" w:themeColor="text1"/>
               </w:rPr>
               <w:fldChar w:fldCharType="separate"/>
             </w:r>
@@ -4979,7 +4872,6 @@
               <w:rPr>
                 <w:noProof/>
                 <w:webHidden/>
-                <w:color w:val="000000" w:themeColor="text1"/>
               </w:rPr>
               <w:t>11</w:t>
             </w:r>
@@ -4987,7 +4879,6 @@
               <w:rPr>
                 <w:noProof/>
                 <w:webHidden/>
-                <w:color w:val="000000" w:themeColor="text1"/>
               </w:rPr>
               <w:fldChar w:fldCharType="end"/>
             </w:r>
@@ -5002,7 +4893,6 @@
             <w:rPr>
               <w:rFonts w:asciiTheme="minorHAnsi" w:eastAsiaTheme="minorEastAsia" w:hAnsiTheme="minorHAnsi" w:cstheme="minorBidi"/>
               <w:noProof/>
-              <w:color w:val="000000" w:themeColor="text1"/>
               <w:kern w:val="2"/>
               <w:sz w:val="24"/>
               <w:szCs w:val="24"/>
@@ -5010,12 +4900,11 @@
               <w14:ligatures w14:val="standardContextual"/>
             </w:rPr>
           </w:pPr>
-          <w:hyperlink w:anchor="_Toc232019250" w:history="1">
+          <w:hyperlink w:anchor="_Toc232365770" w:history="1">
             <w:r>
               <w:rPr>
                 <w:rStyle w:val="Hyperlink"/>
                 <w:noProof/>
-                <w:color w:val="000000" w:themeColor="text1"/>
               </w:rPr>
               <w:t>1.6 LẬP KẾ HOẠCH DỰ ÁN</w:t>
             </w:r>
@@ -5023,7 +4912,6 @@
               <w:rPr>
                 <w:noProof/>
                 <w:webHidden/>
-                <w:color w:val="000000" w:themeColor="text1"/>
               </w:rPr>
               <w:tab/>
             </w:r>
@@ -5031,7 +4919,6 @@
               <w:rPr>
                 <w:noProof/>
                 <w:webHidden/>
-                <w:color w:val="000000" w:themeColor="text1"/>
               </w:rPr>
               <w:fldChar w:fldCharType="begin"/>
             </w:r>
@@ -5039,22 +4926,19 @@
               <w:rPr>
                 <w:noProof/>
                 <w:webHidden/>
-                <w:color w:val="000000" w:themeColor="text1"/>
-              </w:rPr>
-              <w:instrText xml:space="preserve"> PAGEREF _Toc232019250 \h </w:instrText>
+              </w:rPr>
+              <w:instrText xml:space="preserve"> PAGEREF _Toc232365770 \h </w:instrText>
             </w:r>
             <w:r>
               <w:rPr>
                 <w:noProof/>
                 <w:webHidden/>
-                <w:color w:val="000000" w:themeColor="text1"/>
               </w:rPr>
             </w:r>
             <w:r>
               <w:rPr>
                 <w:noProof/>
                 <w:webHidden/>
-                <w:color w:val="000000" w:themeColor="text1"/>
               </w:rPr>
               <w:fldChar w:fldCharType="separate"/>
             </w:r>
@@ -5062,7 +4946,6 @@
               <w:rPr>
                 <w:noProof/>
                 <w:webHidden/>
-                <w:color w:val="000000" w:themeColor="text1"/>
               </w:rPr>
               <w:t>11</w:t>
             </w:r>
@@ -5070,7 +4953,6 @@
               <w:rPr>
                 <w:noProof/>
                 <w:webHidden/>
-                <w:color w:val="000000" w:themeColor="text1"/>
               </w:rPr>
               <w:fldChar w:fldCharType="end"/>
             </w:r>
@@ -5085,7 +4967,6 @@
             <w:rPr>
               <w:rFonts w:asciiTheme="minorHAnsi" w:eastAsiaTheme="minorEastAsia" w:hAnsiTheme="minorHAnsi" w:cstheme="minorBidi"/>
               <w:noProof/>
-              <w:color w:val="000000" w:themeColor="text1"/>
               <w:kern w:val="2"/>
               <w:sz w:val="24"/>
               <w:szCs w:val="24"/>
@@ -5093,12 +4974,11 @@
               <w14:ligatures w14:val="standardContextual"/>
             </w:rPr>
           </w:pPr>
-          <w:hyperlink w:anchor="_Toc232019251" w:history="1">
+          <w:hyperlink w:anchor="_Toc232365771" w:history="1">
             <w:r>
               <w:rPr>
                 <w:rStyle w:val="Hyperlink"/>
                 <w:noProof/>
-                <w:color w:val="000000" w:themeColor="text1"/>
               </w:rPr>
               <w:t xml:space="preserve">1.7 </w:t>
             </w:r>
@@ -5106,7 +4986,6 @@
               <w:rPr>
                 <w:rStyle w:val="Hyperlink"/>
                 <w:noProof/>
-                <w:color w:val="000000" w:themeColor="text1"/>
                 <w:lang w:val="en-US"/>
               </w:rPr>
               <w:t>SO SÁNH KẾ HOẠCH BAN ĐẦU VỚI THỰC TẾ</w:t>
@@ -5115,7 +4994,6 @@
               <w:rPr>
                 <w:noProof/>
                 <w:webHidden/>
-                <w:color w:val="000000" w:themeColor="text1"/>
               </w:rPr>
               <w:tab/>
             </w:r>
@@ -5123,7 +5001,6 @@
               <w:rPr>
                 <w:noProof/>
                 <w:webHidden/>
-                <w:color w:val="000000" w:themeColor="text1"/>
               </w:rPr>
               <w:fldChar w:fldCharType="begin"/>
             </w:r>
@@ -5131,22 +5008,19 @@
               <w:rPr>
                 <w:noProof/>
                 <w:webHidden/>
-                <w:color w:val="000000" w:themeColor="text1"/>
-              </w:rPr>
-              <w:instrText xml:space="preserve"> PAGEREF _Toc232019251 \h </w:instrText>
+              </w:rPr>
+              <w:instrText xml:space="preserve"> PAGEREF _Toc232365771 \h </w:instrText>
             </w:r>
             <w:r>
               <w:rPr>
                 <w:noProof/>
                 <w:webHidden/>
-                <w:color w:val="000000" w:themeColor="text1"/>
               </w:rPr>
             </w:r>
             <w:r>
               <w:rPr>
                 <w:noProof/>
                 <w:webHidden/>
-                <w:color w:val="000000" w:themeColor="text1"/>
               </w:rPr>
               <w:fldChar w:fldCharType="separate"/>
             </w:r>
@@ -5154,7 +5028,6 @@
               <w:rPr>
                 <w:noProof/>
                 <w:webHidden/>
-                <w:color w:val="000000" w:themeColor="text1"/>
               </w:rPr>
               <w:t>12</w:t>
             </w:r>
@@ -5162,7 +5035,6 @@
               <w:rPr>
                 <w:noProof/>
                 <w:webHidden/>
-                <w:color w:val="000000" w:themeColor="text1"/>
               </w:rPr>
               <w:fldChar w:fldCharType="end"/>
             </w:r>
@@ -5177,7 +5049,6 @@
             <w:rPr>
               <w:rFonts w:asciiTheme="minorHAnsi" w:eastAsiaTheme="minorEastAsia" w:hAnsiTheme="minorHAnsi" w:cstheme="minorBidi"/>
               <w:noProof/>
-              <w:color w:val="000000" w:themeColor="text1"/>
               <w:kern w:val="2"/>
               <w:sz w:val="24"/>
               <w:szCs w:val="24"/>
@@ -5185,12 +5056,11 @@
               <w14:ligatures w14:val="standardContextual"/>
             </w:rPr>
           </w:pPr>
-          <w:hyperlink w:anchor="_Toc232019252" w:history="1">
+          <w:hyperlink w:anchor="_Toc232365772" w:history="1">
             <w:r>
               <w:rPr>
                 <w:rStyle w:val="Hyperlink"/>
                 <w:noProof/>
-                <w:color w:val="000000" w:themeColor="text1"/>
               </w:rPr>
               <w:t>CHƯƠNG 2: CƠ SỞ LÝ THUYẾT VÀ KIẾN TRÚC HỆ THỐNG</w:t>
             </w:r>
@@ -5198,7 +5068,6 @@
               <w:rPr>
                 <w:noProof/>
                 <w:webHidden/>
-                <w:color w:val="000000" w:themeColor="text1"/>
               </w:rPr>
               <w:tab/>
             </w:r>
@@ -5206,7 +5075,6 @@
               <w:rPr>
                 <w:noProof/>
                 <w:webHidden/>
-                <w:color w:val="000000" w:themeColor="text1"/>
               </w:rPr>
               <w:fldChar w:fldCharType="begin"/>
             </w:r>
@@ -5214,22 +5082,19 @@
               <w:rPr>
                 <w:noProof/>
                 <w:webHidden/>
-                <w:color w:val="000000" w:themeColor="text1"/>
-              </w:rPr>
-              <w:instrText xml:space="preserve"> PAGEREF _Toc232019252 \h </w:instrText>
+              </w:rPr>
+              <w:instrText xml:space="preserve"> PAGEREF _Toc232365772 \h </w:instrText>
             </w:r>
             <w:r>
               <w:rPr>
                 <w:noProof/>
                 <w:webHidden/>
-                <w:color w:val="000000" w:themeColor="text1"/>
               </w:rPr>
             </w:r>
             <w:r>
               <w:rPr>
                 <w:noProof/>
                 <w:webHidden/>
-                <w:color w:val="000000" w:themeColor="text1"/>
               </w:rPr>
               <w:fldChar w:fldCharType="separate"/>
             </w:r>
@@ -5237,7 +5102,6 @@
               <w:rPr>
                 <w:noProof/>
                 <w:webHidden/>
-                <w:color w:val="000000" w:themeColor="text1"/>
               </w:rPr>
               <w:t>12</w:t>
             </w:r>
@@ -5245,7 +5109,6 @@
               <w:rPr>
                 <w:noProof/>
                 <w:webHidden/>
-                <w:color w:val="000000" w:themeColor="text1"/>
               </w:rPr>
               <w:fldChar w:fldCharType="end"/>
             </w:r>
@@ -5260,7 +5123,6 @@
             <w:rPr>
               <w:rFonts w:asciiTheme="minorHAnsi" w:eastAsiaTheme="minorEastAsia" w:hAnsiTheme="minorHAnsi" w:cstheme="minorBidi"/>
               <w:noProof/>
-              <w:color w:val="000000" w:themeColor="text1"/>
               <w:kern w:val="2"/>
               <w:sz w:val="24"/>
               <w:szCs w:val="24"/>
@@ -5268,12 +5130,11 @@
               <w14:ligatures w14:val="standardContextual"/>
             </w:rPr>
           </w:pPr>
-          <w:hyperlink w:anchor="_Toc232019253" w:history="1">
+          <w:hyperlink w:anchor="_Toc232365773" w:history="1">
             <w:r>
               <w:rPr>
                 <w:rStyle w:val="Hyperlink"/>
                 <w:noProof/>
-                <w:color w:val="000000" w:themeColor="text1"/>
               </w:rPr>
               <w:t>2.1 GIỚI THIỆU CHƯƠNG</w:t>
             </w:r>
@@ -5281,7 +5142,6 @@
               <w:rPr>
                 <w:noProof/>
                 <w:webHidden/>
-                <w:color w:val="000000" w:themeColor="text1"/>
               </w:rPr>
               <w:tab/>
             </w:r>
@@ -5289,7 +5149,6 @@
               <w:rPr>
                 <w:noProof/>
                 <w:webHidden/>
-                <w:color w:val="000000" w:themeColor="text1"/>
               </w:rPr>
               <w:fldChar w:fldCharType="begin"/>
             </w:r>
@@ -5297,22 +5156,19 @@
               <w:rPr>
                 <w:noProof/>
                 <w:webHidden/>
-                <w:color w:val="000000" w:themeColor="text1"/>
-              </w:rPr>
-              <w:instrText xml:space="preserve"> PAGEREF _Toc232019253 \h </w:instrText>
+              </w:rPr>
+              <w:instrText xml:space="preserve"> PAGEREF _Toc232365773 \h </w:instrText>
             </w:r>
             <w:r>
               <w:rPr>
                 <w:noProof/>
                 <w:webHidden/>
-                <w:color w:val="000000" w:themeColor="text1"/>
               </w:rPr>
             </w:r>
             <w:r>
               <w:rPr>
                 <w:noProof/>
                 <w:webHidden/>
-                <w:color w:val="000000" w:themeColor="text1"/>
               </w:rPr>
               <w:fldChar w:fldCharType="separate"/>
             </w:r>
@@ -5320,7 +5176,6 @@
               <w:rPr>
                 <w:noProof/>
                 <w:webHidden/>
-                <w:color w:val="000000" w:themeColor="text1"/>
               </w:rPr>
               <w:t>12</w:t>
             </w:r>
@@ -5328,7 +5183,6 @@
               <w:rPr>
                 <w:noProof/>
                 <w:webHidden/>
-                <w:color w:val="000000" w:themeColor="text1"/>
               </w:rPr>
               <w:fldChar w:fldCharType="end"/>
             </w:r>
@@ -5343,7 +5197,6 @@
             <w:rPr>
               <w:rFonts w:asciiTheme="minorHAnsi" w:eastAsiaTheme="minorEastAsia" w:hAnsiTheme="minorHAnsi" w:cstheme="minorBidi"/>
               <w:noProof/>
-              <w:color w:val="000000" w:themeColor="text1"/>
               <w:kern w:val="2"/>
               <w:sz w:val="24"/>
               <w:szCs w:val="24"/>
@@ -5351,12 +5204,11 @@
               <w14:ligatures w14:val="standardContextual"/>
             </w:rPr>
           </w:pPr>
-          <w:hyperlink w:anchor="_Toc232019254" w:history="1">
+          <w:hyperlink w:anchor="_Toc232365774" w:history="1">
             <w:r>
               <w:rPr>
                 <w:rStyle w:val="Hyperlink"/>
                 <w:noProof/>
-                <w:color w:val="000000" w:themeColor="text1"/>
               </w:rPr>
               <w:t>2.1.1 KHÁI QUÁT VỀ PHÂN TÍCH DOANH THU BÁN HÀNG</w:t>
             </w:r>
@@ -5364,7 +5216,6 @@
               <w:rPr>
                 <w:noProof/>
                 <w:webHidden/>
-                <w:color w:val="000000" w:themeColor="text1"/>
               </w:rPr>
               <w:tab/>
             </w:r>
@@ -5372,7 +5223,6 @@
               <w:rPr>
                 <w:noProof/>
                 <w:webHidden/>
-                <w:color w:val="000000" w:themeColor="text1"/>
               </w:rPr>
               <w:fldChar w:fldCharType="begin"/>
             </w:r>
@@ -5380,22 +5230,19 @@
               <w:rPr>
                 <w:noProof/>
                 <w:webHidden/>
-                <w:color w:val="000000" w:themeColor="text1"/>
-              </w:rPr>
-              <w:instrText xml:space="preserve"> PAGEREF _Toc232019254 \h </w:instrText>
+              </w:rPr>
+              <w:instrText xml:space="preserve"> PAGEREF _Toc232365774 \h </w:instrText>
             </w:r>
             <w:r>
               <w:rPr>
                 <w:noProof/>
                 <w:webHidden/>
-                <w:color w:val="000000" w:themeColor="text1"/>
               </w:rPr>
             </w:r>
             <w:r>
               <w:rPr>
                 <w:noProof/>
                 <w:webHidden/>
-                <w:color w:val="000000" w:themeColor="text1"/>
               </w:rPr>
               <w:fldChar w:fldCharType="separate"/>
             </w:r>
@@ -5403,7 +5250,6 @@
               <w:rPr>
                 <w:noProof/>
                 <w:webHidden/>
-                <w:color w:val="000000" w:themeColor="text1"/>
               </w:rPr>
               <w:t>13</w:t>
             </w:r>
@@ -5411,7 +5257,6 @@
               <w:rPr>
                 <w:noProof/>
                 <w:webHidden/>
-                <w:color w:val="000000" w:themeColor="text1"/>
               </w:rPr>
               <w:fldChar w:fldCharType="end"/>
             </w:r>
@@ -5426,7 +5271,6 @@
             <w:rPr>
               <w:rFonts w:asciiTheme="minorHAnsi" w:eastAsiaTheme="minorEastAsia" w:hAnsiTheme="minorHAnsi" w:cstheme="minorBidi"/>
               <w:noProof/>
-              <w:color w:val="000000" w:themeColor="text1"/>
               <w:kern w:val="2"/>
               <w:sz w:val="24"/>
               <w:szCs w:val="24"/>
@@ -5434,12 +5278,11 @@
               <w14:ligatures w14:val="standardContextual"/>
             </w:rPr>
           </w:pPr>
-          <w:hyperlink w:anchor="_Toc232019255" w:history="1">
+          <w:hyperlink w:anchor="_Toc232365775" w:history="1">
             <w:r>
               <w:rPr>
                 <w:rStyle w:val="Hyperlink"/>
                 <w:noProof/>
-                <w:color w:val="000000" w:themeColor="text1"/>
               </w:rPr>
               <w:t>2.1.2 CÁC CHỈ SỐ ĐÁNH GIÁ DOANH THU BÁN HÀNG</w:t>
             </w:r>
@@ -5447,7 +5290,6 @@
               <w:rPr>
                 <w:noProof/>
                 <w:webHidden/>
-                <w:color w:val="000000" w:themeColor="text1"/>
               </w:rPr>
               <w:tab/>
             </w:r>
@@ -5455,7 +5297,6 @@
               <w:rPr>
                 <w:noProof/>
                 <w:webHidden/>
-                <w:color w:val="000000" w:themeColor="text1"/>
               </w:rPr>
               <w:fldChar w:fldCharType="begin"/>
             </w:r>
@@ -5463,22 +5304,19 @@
               <w:rPr>
                 <w:noProof/>
                 <w:webHidden/>
-                <w:color w:val="000000" w:themeColor="text1"/>
-              </w:rPr>
-              <w:instrText xml:space="preserve"> PAGEREF _Toc232019255 \h </w:instrText>
+              </w:rPr>
+              <w:instrText xml:space="preserve"> PAGEREF _Toc232365775 \h </w:instrText>
             </w:r>
             <w:r>
               <w:rPr>
                 <w:noProof/>
                 <w:webHidden/>
-                <w:color w:val="000000" w:themeColor="text1"/>
               </w:rPr>
             </w:r>
             <w:r>
               <w:rPr>
                 <w:noProof/>
                 <w:webHidden/>
-                <w:color w:val="000000" w:themeColor="text1"/>
               </w:rPr>
               <w:fldChar w:fldCharType="separate"/>
             </w:r>
@@ -5486,7 +5324,6 @@
               <w:rPr>
                 <w:noProof/>
                 <w:webHidden/>
-                <w:color w:val="000000" w:themeColor="text1"/>
               </w:rPr>
               <w:t>14</w:t>
             </w:r>
@@ -5494,7 +5331,6 @@
               <w:rPr>
                 <w:noProof/>
                 <w:webHidden/>
-                <w:color w:val="000000" w:themeColor="text1"/>
               </w:rPr>
               <w:fldChar w:fldCharType="end"/>
             </w:r>
@@ -5509,7 +5345,6 @@
             <w:rPr>
               <w:rFonts w:asciiTheme="minorHAnsi" w:eastAsiaTheme="minorEastAsia" w:hAnsiTheme="minorHAnsi" w:cstheme="minorBidi"/>
               <w:noProof/>
-              <w:color w:val="000000" w:themeColor="text1"/>
               <w:kern w:val="2"/>
               <w:sz w:val="24"/>
               <w:szCs w:val="24"/>
@@ -5517,12 +5352,11 @@
               <w14:ligatures w14:val="standardContextual"/>
             </w:rPr>
           </w:pPr>
-          <w:hyperlink w:anchor="_Toc232019256" w:history="1">
+          <w:hyperlink w:anchor="_Toc232365776" w:history="1">
             <w:r>
               <w:rPr>
                 <w:rStyle w:val="Hyperlink"/>
                 <w:noProof/>
-                <w:color w:val="000000" w:themeColor="text1"/>
               </w:rPr>
               <w:t>2.1.3 QUY TRÌNH PHÂN TÍCH DỮ LIỆU TRONG DOANH NGHIỆP BÁN HÀNG</w:t>
             </w:r>
@@ -5530,7 +5364,6 @@
               <w:rPr>
                 <w:noProof/>
                 <w:webHidden/>
-                <w:color w:val="000000" w:themeColor="text1"/>
               </w:rPr>
               <w:tab/>
             </w:r>
@@ -5538,7 +5371,6 @@
               <w:rPr>
                 <w:noProof/>
                 <w:webHidden/>
-                <w:color w:val="000000" w:themeColor="text1"/>
               </w:rPr>
               <w:fldChar w:fldCharType="begin"/>
             </w:r>
@@ -5546,22 +5378,19 @@
               <w:rPr>
                 <w:noProof/>
                 <w:webHidden/>
-                <w:color w:val="000000" w:themeColor="text1"/>
-              </w:rPr>
-              <w:instrText xml:space="preserve"> PAGEREF _Toc232019256 \h </w:instrText>
+              </w:rPr>
+              <w:instrText xml:space="preserve"> PAGEREF _Toc232365776 \h </w:instrText>
             </w:r>
             <w:r>
               <w:rPr>
                 <w:noProof/>
                 <w:webHidden/>
-                <w:color w:val="000000" w:themeColor="text1"/>
               </w:rPr>
             </w:r>
             <w:r>
               <w:rPr>
                 <w:noProof/>
                 <w:webHidden/>
-                <w:color w:val="000000" w:themeColor="text1"/>
               </w:rPr>
               <w:fldChar w:fldCharType="separate"/>
             </w:r>
@@ -5569,7 +5398,6 @@
               <w:rPr>
                 <w:noProof/>
                 <w:webHidden/>
-                <w:color w:val="000000" w:themeColor="text1"/>
               </w:rPr>
               <w:t>14</w:t>
             </w:r>
@@ -5577,7 +5405,6 @@
               <w:rPr>
                 <w:noProof/>
                 <w:webHidden/>
-                <w:color w:val="000000" w:themeColor="text1"/>
               </w:rPr>
               <w:fldChar w:fldCharType="end"/>
             </w:r>
@@ -5592,7 +5419,6 @@
             <w:rPr>
               <w:rFonts w:asciiTheme="minorHAnsi" w:eastAsiaTheme="minorEastAsia" w:hAnsiTheme="minorHAnsi" w:cstheme="minorBidi"/>
               <w:noProof/>
-              <w:color w:val="000000" w:themeColor="text1"/>
               <w:kern w:val="2"/>
               <w:sz w:val="24"/>
               <w:szCs w:val="24"/>
@@ -5600,12 +5426,11 @@
               <w14:ligatures w14:val="standardContextual"/>
             </w:rPr>
           </w:pPr>
-          <w:hyperlink w:anchor="_Toc232019257" w:history="1">
+          <w:hyperlink w:anchor="_Toc232365777" w:history="1">
             <w:r>
               <w:rPr>
                 <w:rStyle w:val="Hyperlink"/>
                 <w:noProof/>
-                <w:color w:val="000000" w:themeColor="text1"/>
               </w:rPr>
               <w:t>2.1.4 HỆ THỐNG KHO DỮ LIỆU (DATA WAREHOUSE) VÀ QUY TRÌNH ETL</w:t>
             </w:r>
@@ -5613,7 +5438,6 @@
               <w:rPr>
                 <w:noProof/>
                 <w:webHidden/>
-                <w:color w:val="000000" w:themeColor="text1"/>
               </w:rPr>
               <w:tab/>
             </w:r>
@@ -5621,7 +5445,6 @@
               <w:rPr>
                 <w:noProof/>
                 <w:webHidden/>
-                <w:color w:val="000000" w:themeColor="text1"/>
               </w:rPr>
               <w:fldChar w:fldCharType="begin"/>
             </w:r>
@@ -5629,22 +5452,19 @@
               <w:rPr>
                 <w:noProof/>
                 <w:webHidden/>
-                <w:color w:val="000000" w:themeColor="text1"/>
-              </w:rPr>
-              <w:instrText xml:space="preserve"> PAGEREF _Toc232019257 \h </w:instrText>
+              </w:rPr>
+              <w:instrText xml:space="preserve"> PAGEREF _Toc232365777 \h </w:instrText>
             </w:r>
             <w:r>
               <w:rPr>
                 <w:noProof/>
                 <w:webHidden/>
-                <w:color w:val="000000" w:themeColor="text1"/>
               </w:rPr>
             </w:r>
             <w:r>
               <w:rPr>
                 <w:noProof/>
                 <w:webHidden/>
-                <w:color w:val="000000" w:themeColor="text1"/>
               </w:rPr>
               <w:fldChar w:fldCharType="separate"/>
             </w:r>
@@ -5652,7 +5472,6 @@
               <w:rPr>
                 <w:noProof/>
                 <w:webHidden/>
-                <w:color w:val="000000" w:themeColor="text1"/>
               </w:rPr>
               <w:t>15</w:t>
             </w:r>
@@ -5660,7 +5479,6 @@
               <w:rPr>
                 <w:noProof/>
                 <w:webHidden/>
-                <w:color w:val="000000" w:themeColor="text1"/>
               </w:rPr>
               <w:fldChar w:fldCharType="end"/>
             </w:r>
@@ -5675,7 +5493,6 @@
             <w:rPr>
               <w:rFonts w:asciiTheme="minorHAnsi" w:eastAsiaTheme="minorEastAsia" w:hAnsiTheme="minorHAnsi" w:cstheme="minorBidi"/>
               <w:noProof/>
-              <w:color w:val="000000" w:themeColor="text1"/>
               <w:kern w:val="2"/>
               <w:sz w:val="24"/>
               <w:szCs w:val="24"/>
@@ -5683,12 +5500,11 @@
               <w14:ligatures w14:val="standardContextual"/>
             </w:rPr>
           </w:pPr>
-          <w:hyperlink w:anchor="_Toc232019258" w:history="1">
+          <w:hyperlink w:anchor="_Toc232365778" w:history="1">
             <w:r>
               <w:rPr>
                 <w:rStyle w:val="Hyperlink"/>
                 <w:noProof/>
-                <w:color w:val="000000" w:themeColor="text1"/>
               </w:rPr>
               <w:t>2.1.5 MÔ HÌNH DỮ LIỆU ĐA CHIỀU VÀ LƯỢC ĐỒ HÌNH SAO (STAR SCHEMA)</w:t>
             </w:r>
@@ -5696,7 +5512,6 @@
               <w:rPr>
                 <w:noProof/>
                 <w:webHidden/>
-                <w:color w:val="000000" w:themeColor="text1"/>
               </w:rPr>
               <w:tab/>
             </w:r>
@@ -5704,7 +5519,6 @@
               <w:rPr>
                 <w:noProof/>
                 <w:webHidden/>
-                <w:color w:val="000000" w:themeColor="text1"/>
               </w:rPr>
               <w:fldChar w:fldCharType="begin"/>
             </w:r>
@@ -5712,22 +5526,19 @@
               <w:rPr>
                 <w:noProof/>
                 <w:webHidden/>
-                <w:color w:val="000000" w:themeColor="text1"/>
-              </w:rPr>
-              <w:instrText xml:space="preserve"> PAGEREF _Toc232019258 \h </w:instrText>
+              </w:rPr>
+              <w:instrText xml:space="preserve"> PAGEREF _Toc232365778 \h </w:instrText>
             </w:r>
             <w:r>
               <w:rPr>
                 <w:noProof/>
                 <w:webHidden/>
-                <w:color w:val="000000" w:themeColor="text1"/>
               </w:rPr>
             </w:r>
             <w:r>
               <w:rPr>
                 <w:noProof/>
                 <w:webHidden/>
-                <w:color w:val="000000" w:themeColor="text1"/>
               </w:rPr>
               <w:fldChar w:fldCharType="separate"/>
             </w:r>
@@ -5735,7 +5546,6 @@
               <w:rPr>
                 <w:noProof/>
                 <w:webHidden/>
-                <w:color w:val="000000" w:themeColor="text1"/>
               </w:rPr>
               <w:t>15</w:t>
             </w:r>
@@ -5743,7 +5553,6 @@
               <w:rPr>
                 <w:noProof/>
                 <w:webHidden/>
-                <w:color w:val="000000" w:themeColor="text1"/>
               </w:rPr>
               <w:fldChar w:fldCharType="end"/>
             </w:r>
@@ -5758,7 +5567,6 @@
             <w:rPr>
               <w:rFonts w:asciiTheme="minorHAnsi" w:eastAsiaTheme="minorEastAsia" w:hAnsiTheme="minorHAnsi" w:cstheme="minorBidi"/>
               <w:noProof/>
-              <w:color w:val="000000" w:themeColor="text1"/>
               <w:kern w:val="2"/>
               <w:sz w:val="24"/>
               <w:szCs w:val="24"/>
@@ -5766,12 +5574,11 @@
               <w14:ligatures w14:val="standardContextual"/>
             </w:rPr>
           </w:pPr>
-          <w:hyperlink w:anchor="_Toc232019259" w:history="1">
+          <w:hyperlink w:anchor="_Toc232365779" w:history="1">
             <w:r>
               <w:rPr>
                 <w:rStyle w:val="Hyperlink"/>
                 <w:noProof/>
-                <w:color w:val="000000" w:themeColor="text1"/>
               </w:rPr>
               <w:t>2.1.6 BUSINESS INTELLIGENCE (BI) TRONG PHÂN TÍCH DOANH THU</w:t>
             </w:r>
@@ -5779,7 +5586,6 @@
               <w:rPr>
                 <w:noProof/>
                 <w:webHidden/>
-                <w:color w:val="000000" w:themeColor="text1"/>
               </w:rPr>
               <w:tab/>
             </w:r>
@@ -5787,7 +5593,6 @@
               <w:rPr>
                 <w:noProof/>
                 <w:webHidden/>
-                <w:color w:val="000000" w:themeColor="text1"/>
               </w:rPr>
               <w:fldChar w:fldCharType="begin"/>
             </w:r>
@@ -5795,22 +5600,19 @@
               <w:rPr>
                 <w:noProof/>
                 <w:webHidden/>
-                <w:color w:val="000000" w:themeColor="text1"/>
-              </w:rPr>
-              <w:instrText xml:space="preserve"> PAGEREF _Toc232019259 \h </w:instrText>
+              </w:rPr>
+              <w:instrText xml:space="preserve"> PAGEREF _Toc232365779 \h </w:instrText>
             </w:r>
             <w:r>
               <w:rPr>
                 <w:noProof/>
                 <w:webHidden/>
-                <w:color w:val="000000" w:themeColor="text1"/>
               </w:rPr>
             </w:r>
             <w:r>
               <w:rPr>
                 <w:noProof/>
                 <w:webHidden/>
-                <w:color w:val="000000" w:themeColor="text1"/>
               </w:rPr>
               <w:fldChar w:fldCharType="separate"/>
             </w:r>
@@ -5818,7 +5620,6 @@
               <w:rPr>
                 <w:noProof/>
                 <w:webHidden/>
-                <w:color w:val="000000" w:themeColor="text1"/>
               </w:rPr>
               <w:t>16</w:t>
             </w:r>
@@ -5826,7 +5627,6 @@
               <w:rPr>
                 <w:noProof/>
                 <w:webHidden/>
-                <w:color w:val="000000" w:themeColor="text1"/>
               </w:rPr>
               <w:fldChar w:fldCharType="end"/>
             </w:r>
@@ -5841,7 +5641,6 @@
             <w:rPr>
               <w:rFonts w:asciiTheme="minorHAnsi" w:eastAsiaTheme="minorEastAsia" w:hAnsiTheme="minorHAnsi" w:cstheme="minorBidi"/>
               <w:noProof/>
-              <w:color w:val="000000" w:themeColor="text1"/>
               <w:kern w:val="2"/>
               <w:sz w:val="24"/>
               <w:szCs w:val="24"/>
@@ -5849,12 +5648,11 @@
               <w14:ligatures w14:val="standardContextual"/>
             </w:rPr>
           </w:pPr>
-          <w:hyperlink w:anchor="_Toc232019260" w:history="1">
+          <w:hyperlink w:anchor="_Toc232365780" w:history="1">
             <w:r>
               <w:rPr>
                 <w:rStyle w:val="Hyperlink"/>
                 <w:noProof/>
-                <w:color w:val="000000" w:themeColor="text1"/>
               </w:rPr>
               <w:t>2.1.7 TRỰC QUAN HÓA DỮ LIỆU TRONG PHÂN TÍCH DOANH THU</w:t>
             </w:r>
@@ -5862,7 +5660,6 @@
               <w:rPr>
                 <w:noProof/>
                 <w:webHidden/>
-                <w:color w:val="000000" w:themeColor="text1"/>
               </w:rPr>
               <w:tab/>
             </w:r>
@@ -5870,7 +5667,6 @@
               <w:rPr>
                 <w:noProof/>
                 <w:webHidden/>
-                <w:color w:val="000000" w:themeColor="text1"/>
               </w:rPr>
               <w:fldChar w:fldCharType="begin"/>
             </w:r>
@@ -5878,22 +5674,19 @@
               <w:rPr>
                 <w:noProof/>
                 <w:webHidden/>
-                <w:color w:val="000000" w:themeColor="text1"/>
-              </w:rPr>
-              <w:instrText xml:space="preserve"> PAGEREF _Toc232019260 \h </w:instrText>
+              </w:rPr>
+              <w:instrText xml:space="preserve"> PAGEREF _Toc232365780 \h </w:instrText>
             </w:r>
             <w:r>
               <w:rPr>
                 <w:noProof/>
                 <w:webHidden/>
-                <w:color w:val="000000" w:themeColor="text1"/>
               </w:rPr>
             </w:r>
             <w:r>
               <w:rPr>
                 <w:noProof/>
                 <w:webHidden/>
-                <w:color w:val="000000" w:themeColor="text1"/>
               </w:rPr>
               <w:fldChar w:fldCharType="separate"/>
             </w:r>
@@ -5901,7 +5694,6 @@
               <w:rPr>
                 <w:noProof/>
                 <w:webHidden/>
-                <w:color w:val="000000" w:themeColor="text1"/>
               </w:rPr>
               <w:t>17</w:t>
             </w:r>
@@ -5909,7 +5701,6 @@
               <w:rPr>
                 <w:noProof/>
                 <w:webHidden/>
-                <w:color w:val="000000" w:themeColor="text1"/>
               </w:rPr>
               <w:fldChar w:fldCharType="end"/>
             </w:r>
@@ -5924,7 +5715,6 @@
             <w:rPr>
               <w:rFonts w:asciiTheme="minorHAnsi" w:eastAsiaTheme="minorEastAsia" w:hAnsiTheme="minorHAnsi" w:cstheme="minorBidi"/>
               <w:noProof/>
-              <w:color w:val="000000" w:themeColor="text1"/>
               <w:kern w:val="2"/>
               <w:sz w:val="24"/>
               <w:szCs w:val="24"/>
@@ -5932,12 +5722,11 @@
               <w14:ligatures w14:val="standardContextual"/>
             </w:rPr>
           </w:pPr>
-          <w:hyperlink w:anchor="_Toc232019261" w:history="1">
+          <w:hyperlink w:anchor="_Toc232365781" w:history="1">
             <w:r>
               <w:rPr>
                 <w:rStyle w:val="Hyperlink"/>
                 <w:noProof/>
-                <w:color w:val="000000" w:themeColor="text1"/>
               </w:rPr>
               <w:t>2.2 PHÂN TÍCH YÊU CẦU NGHIỆP VỤ</w:t>
             </w:r>
@@ -5945,7 +5734,6 @@
               <w:rPr>
                 <w:noProof/>
                 <w:webHidden/>
-                <w:color w:val="000000" w:themeColor="text1"/>
               </w:rPr>
               <w:tab/>
             </w:r>
@@ -5953,7 +5741,6 @@
               <w:rPr>
                 <w:noProof/>
                 <w:webHidden/>
-                <w:color w:val="000000" w:themeColor="text1"/>
               </w:rPr>
               <w:fldChar w:fldCharType="begin"/>
             </w:r>
@@ -5961,22 +5748,19 @@
               <w:rPr>
                 <w:noProof/>
                 <w:webHidden/>
-                <w:color w:val="000000" w:themeColor="text1"/>
-              </w:rPr>
-              <w:instrText xml:space="preserve"> PAGEREF _Toc232019261 \h </w:instrText>
+              </w:rPr>
+              <w:instrText xml:space="preserve"> PAGEREF _Toc232365781 \h </w:instrText>
             </w:r>
             <w:r>
               <w:rPr>
                 <w:noProof/>
                 <w:webHidden/>
-                <w:color w:val="000000" w:themeColor="text1"/>
               </w:rPr>
             </w:r>
             <w:r>
               <w:rPr>
                 <w:noProof/>
                 <w:webHidden/>
-                <w:color w:val="000000" w:themeColor="text1"/>
               </w:rPr>
               <w:fldChar w:fldCharType="separate"/>
             </w:r>
@@ -5984,7 +5768,6 @@
               <w:rPr>
                 <w:noProof/>
                 <w:webHidden/>
-                <w:color w:val="000000" w:themeColor="text1"/>
               </w:rPr>
               <w:t>18</w:t>
             </w:r>
@@ -5992,7 +5775,6 @@
               <w:rPr>
                 <w:noProof/>
                 <w:webHidden/>
-                <w:color w:val="000000" w:themeColor="text1"/>
               </w:rPr>
               <w:fldChar w:fldCharType="end"/>
             </w:r>
@@ -6007,7 +5789,6 @@
             <w:rPr>
               <w:rFonts w:asciiTheme="minorHAnsi" w:eastAsiaTheme="minorEastAsia" w:hAnsiTheme="minorHAnsi" w:cstheme="minorBidi"/>
               <w:noProof/>
-              <w:color w:val="000000" w:themeColor="text1"/>
               <w:kern w:val="2"/>
               <w:sz w:val="24"/>
               <w:szCs w:val="24"/>
@@ -6015,12 +5796,11 @@
               <w14:ligatures w14:val="standardContextual"/>
             </w:rPr>
           </w:pPr>
-          <w:hyperlink w:anchor="_Toc232019262" w:history="1">
+          <w:hyperlink w:anchor="_Toc232365782" w:history="1">
             <w:r>
               <w:rPr>
                 <w:rStyle w:val="Hyperlink"/>
                 <w:noProof/>
-                <w:color w:val="000000" w:themeColor="text1"/>
               </w:rPr>
               <w:t>2.2.1 BÀI TOÁN PHÂN TÍCH DOANH THU BÁN HÀNG</w:t>
             </w:r>
@@ -6028,7 +5808,6 @@
               <w:rPr>
                 <w:noProof/>
                 <w:webHidden/>
-                <w:color w:val="000000" w:themeColor="text1"/>
               </w:rPr>
               <w:tab/>
             </w:r>
@@ -6036,7 +5815,6 @@
               <w:rPr>
                 <w:noProof/>
                 <w:webHidden/>
-                <w:color w:val="000000" w:themeColor="text1"/>
               </w:rPr>
               <w:fldChar w:fldCharType="begin"/>
             </w:r>
@@ -6044,22 +5822,19 @@
               <w:rPr>
                 <w:noProof/>
                 <w:webHidden/>
-                <w:color w:val="000000" w:themeColor="text1"/>
-              </w:rPr>
-              <w:instrText xml:space="preserve"> PAGEREF _Toc232019262 \h </w:instrText>
+              </w:rPr>
+              <w:instrText xml:space="preserve"> PAGEREF _Toc232365782 \h </w:instrText>
             </w:r>
             <w:r>
               <w:rPr>
                 <w:noProof/>
                 <w:webHidden/>
-                <w:color w:val="000000" w:themeColor="text1"/>
               </w:rPr>
             </w:r>
             <w:r>
               <w:rPr>
                 <w:noProof/>
                 <w:webHidden/>
-                <w:color w:val="000000" w:themeColor="text1"/>
               </w:rPr>
               <w:fldChar w:fldCharType="separate"/>
             </w:r>
@@ -6067,7 +5842,6 @@
               <w:rPr>
                 <w:noProof/>
                 <w:webHidden/>
-                <w:color w:val="000000" w:themeColor="text1"/>
               </w:rPr>
               <w:t>18</w:t>
             </w:r>
@@ -6075,7 +5849,6 @@
               <w:rPr>
                 <w:noProof/>
                 <w:webHidden/>
-                <w:color w:val="000000" w:themeColor="text1"/>
               </w:rPr>
               <w:fldChar w:fldCharType="end"/>
             </w:r>
@@ -6090,7 +5863,6 @@
             <w:rPr>
               <w:rFonts w:asciiTheme="minorHAnsi" w:eastAsiaTheme="minorEastAsia" w:hAnsiTheme="minorHAnsi" w:cstheme="minorBidi"/>
               <w:noProof/>
-              <w:color w:val="000000" w:themeColor="text1"/>
               <w:kern w:val="2"/>
               <w:sz w:val="24"/>
               <w:szCs w:val="24"/>
@@ -6098,12 +5870,11 @@
               <w14:ligatures w14:val="standardContextual"/>
             </w:rPr>
           </w:pPr>
-          <w:hyperlink w:anchor="_Toc232019263" w:history="1">
+          <w:hyperlink w:anchor="_Toc232365783" w:history="1">
             <w:r>
               <w:rPr>
                 <w:rStyle w:val="Hyperlink"/>
                 <w:noProof/>
-                <w:color w:val="000000" w:themeColor="text1"/>
               </w:rPr>
               <w:t>2.2.2 XÁC ĐỊNH YÊU CẦU PHÂN TÍCH</w:t>
             </w:r>
@@ -6111,7 +5882,6 @@
               <w:rPr>
                 <w:noProof/>
                 <w:webHidden/>
-                <w:color w:val="000000" w:themeColor="text1"/>
               </w:rPr>
               <w:tab/>
             </w:r>
@@ -6119,7 +5889,6 @@
               <w:rPr>
                 <w:noProof/>
                 <w:webHidden/>
-                <w:color w:val="000000" w:themeColor="text1"/>
               </w:rPr>
               <w:fldChar w:fldCharType="begin"/>
             </w:r>
@@ -6127,22 +5896,19 @@
               <w:rPr>
                 <w:noProof/>
                 <w:webHidden/>
-                <w:color w:val="000000" w:themeColor="text1"/>
-              </w:rPr>
-              <w:instrText xml:space="preserve"> PAGEREF _Toc232019263 \h </w:instrText>
+              </w:rPr>
+              <w:instrText xml:space="preserve"> PAGEREF _Toc232365783 \h </w:instrText>
             </w:r>
             <w:r>
               <w:rPr>
                 <w:noProof/>
                 <w:webHidden/>
-                <w:color w:val="000000" w:themeColor="text1"/>
               </w:rPr>
             </w:r>
             <w:r>
               <w:rPr>
                 <w:noProof/>
                 <w:webHidden/>
-                <w:color w:val="000000" w:themeColor="text1"/>
               </w:rPr>
               <w:fldChar w:fldCharType="separate"/>
             </w:r>
@@ -6150,7 +5916,6 @@
               <w:rPr>
                 <w:noProof/>
                 <w:webHidden/>
-                <w:color w:val="000000" w:themeColor="text1"/>
               </w:rPr>
               <w:t>18</w:t>
             </w:r>
@@ -6158,7 +5923,6 @@
               <w:rPr>
                 <w:noProof/>
                 <w:webHidden/>
-                <w:color w:val="000000" w:themeColor="text1"/>
               </w:rPr>
               <w:fldChar w:fldCharType="end"/>
             </w:r>
@@ -6173,7 +5937,6 @@
             <w:rPr>
               <w:rFonts w:asciiTheme="minorHAnsi" w:eastAsiaTheme="minorEastAsia" w:hAnsiTheme="minorHAnsi" w:cstheme="minorBidi"/>
               <w:noProof/>
-              <w:color w:val="000000" w:themeColor="text1"/>
               <w:kern w:val="2"/>
               <w:sz w:val="24"/>
               <w:szCs w:val="24"/>
@@ -6181,12 +5944,11 @@
               <w14:ligatures w14:val="standardContextual"/>
             </w:rPr>
           </w:pPr>
-          <w:hyperlink w:anchor="_Toc232019264" w:history="1">
+          <w:hyperlink w:anchor="_Toc232365784" w:history="1">
             <w:r>
               <w:rPr>
                 <w:rStyle w:val="Hyperlink"/>
                 <w:noProof/>
-                <w:color w:val="000000" w:themeColor="text1"/>
               </w:rPr>
               <w:t>2.2.3 HỆ THỐNG CHỈ SỐ ĐO LƯỜNG (KPI FRAMEWORK)</w:t>
             </w:r>
@@ -6194,7 +5956,6 @@
               <w:rPr>
                 <w:noProof/>
                 <w:webHidden/>
-                <w:color w:val="000000" w:themeColor="text1"/>
               </w:rPr>
               <w:tab/>
             </w:r>
@@ -6202,7 +5963,6 @@
               <w:rPr>
                 <w:noProof/>
                 <w:webHidden/>
-                <w:color w:val="000000" w:themeColor="text1"/>
               </w:rPr>
               <w:fldChar w:fldCharType="begin"/>
             </w:r>
@@ -6210,22 +5970,19 @@
               <w:rPr>
                 <w:noProof/>
                 <w:webHidden/>
-                <w:color w:val="000000" w:themeColor="text1"/>
-              </w:rPr>
-              <w:instrText xml:space="preserve"> PAGEREF _Toc232019264 \h </w:instrText>
+              </w:rPr>
+              <w:instrText xml:space="preserve"> PAGEREF _Toc232365784 \h </w:instrText>
             </w:r>
             <w:r>
               <w:rPr>
                 <w:noProof/>
                 <w:webHidden/>
-                <w:color w:val="000000" w:themeColor="text1"/>
               </w:rPr>
             </w:r>
             <w:r>
               <w:rPr>
                 <w:noProof/>
                 <w:webHidden/>
-                <w:color w:val="000000" w:themeColor="text1"/>
               </w:rPr>
               <w:fldChar w:fldCharType="separate"/>
             </w:r>
@@ -6233,7 +5990,6 @@
               <w:rPr>
                 <w:noProof/>
                 <w:webHidden/>
-                <w:color w:val="000000" w:themeColor="text1"/>
               </w:rPr>
               <w:t>19</w:t>
             </w:r>
@@ -6241,7 +5997,6 @@
               <w:rPr>
                 <w:noProof/>
                 <w:webHidden/>
-                <w:color w:val="000000" w:themeColor="text1"/>
               </w:rPr>
               <w:fldChar w:fldCharType="end"/>
             </w:r>
@@ -6256,7 +6011,6 @@
             <w:rPr>
               <w:rFonts w:asciiTheme="minorHAnsi" w:eastAsiaTheme="minorEastAsia" w:hAnsiTheme="minorHAnsi" w:cstheme="minorBidi"/>
               <w:noProof/>
-              <w:color w:val="000000" w:themeColor="text1"/>
               <w:kern w:val="2"/>
               <w:sz w:val="24"/>
               <w:szCs w:val="24"/>
@@ -6264,12 +6018,11 @@
               <w14:ligatures w14:val="standardContextual"/>
             </w:rPr>
           </w:pPr>
-          <w:hyperlink w:anchor="_Toc232019265" w:history="1">
+          <w:hyperlink w:anchor="_Toc232365785" w:history="1">
             <w:r>
               <w:rPr>
                 <w:rStyle w:val="Hyperlink"/>
                 <w:noProof/>
-                <w:color w:val="000000" w:themeColor="text1"/>
               </w:rPr>
               <w:t>2.3 KIẾN TRÚC HỆ THỐNG ĐỀ XUẤT</w:t>
             </w:r>
@@ -6277,7 +6030,6 @@
               <w:rPr>
                 <w:noProof/>
                 <w:webHidden/>
-                <w:color w:val="000000" w:themeColor="text1"/>
               </w:rPr>
               <w:tab/>
             </w:r>
@@ -6285,7 +6037,6 @@
               <w:rPr>
                 <w:noProof/>
                 <w:webHidden/>
-                <w:color w:val="000000" w:themeColor="text1"/>
               </w:rPr>
               <w:fldChar w:fldCharType="begin"/>
             </w:r>
@@ -6293,22 +6044,19 @@
               <w:rPr>
                 <w:noProof/>
                 <w:webHidden/>
-                <w:color w:val="000000" w:themeColor="text1"/>
-              </w:rPr>
-              <w:instrText xml:space="preserve"> PAGEREF _Toc232019265 \h </w:instrText>
+              </w:rPr>
+              <w:instrText xml:space="preserve"> PAGEREF _Toc232365785 \h </w:instrText>
             </w:r>
             <w:r>
               <w:rPr>
                 <w:noProof/>
                 <w:webHidden/>
-                <w:color w:val="000000" w:themeColor="text1"/>
               </w:rPr>
             </w:r>
             <w:r>
               <w:rPr>
                 <w:noProof/>
                 <w:webHidden/>
-                <w:color w:val="000000" w:themeColor="text1"/>
               </w:rPr>
               <w:fldChar w:fldCharType="separate"/>
             </w:r>
@@ -6316,7 +6064,6 @@
               <w:rPr>
                 <w:noProof/>
                 <w:webHidden/>
-                <w:color w:val="000000" w:themeColor="text1"/>
               </w:rPr>
               <w:t>20</w:t>
             </w:r>
@@ -6324,7 +6071,6 @@
               <w:rPr>
                 <w:noProof/>
                 <w:webHidden/>
-                <w:color w:val="000000" w:themeColor="text1"/>
               </w:rPr>
               <w:fldChar w:fldCharType="end"/>
             </w:r>
@@ -6339,7 +6085,6 @@
             <w:rPr>
               <w:rFonts w:asciiTheme="minorHAnsi" w:eastAsiaTheme="minorEastAsia" w:hAnsiTheme="minorHAnsi" w:cstheme="minorBidi"/>
               <w:noProof/>
-              <w:color w:val="000000" w:themeColor="text1"/>
               <w:kern w:val="2"/>
               <w:sz w:val="24"/>
               <w:szCs w:val="24"/>
@@ -6347,12 +6092,11 @@
               <w14:ligatures w14:val="standardContextual"/>
             </w:rPr>
           </w:pPr>
-          <w:hyperlink w:anchor="_Toc232019266" w:history="1">
+          <w:hyperlink w:anchor="_Toc232365786" w:history="1">
             <w:r>
               <w:rPr>
                 <w:rStyle w:val="Hyperlink"/>
                 <w:noProof/>
-                <w:color w:val="000000" w:themeColor="text1"/>
                 <w:lang w:val="en-US"/>
               </w:rPr>
               <w:t>2.3.1 KIẾN TRÚC TỔNG THỂ HỆ THỐNG</w:t>
@@ -6361,7 +6105,6 @@
               <w:rPr>
                 <w:noProof/>
                 <w:webHidden/>
-                <w:color w:val="000000" w:themeColor="text1"/>
               </w:rPr>
               <w:tab/>
             </w:r>
@@ -6369,7 +6112,6 @@
               <w:rPr>
                 <w:noProof/>
                 <w:webHidden/>
-                <w:color w:val="000000" w:themeColor="text1"/>
               </w:rPr>
               <w:fldChar w:fldCharType="begin"/>
             </w:r>
@@ -6377,22 +6119,19 @@
               <w:rPr>
                 <w:noProof/>
                 <w:webHidden/>
-                <w:color w:val="000000" w:themeColor="text1"/>
-              </w:rPr>
-              <w:instrText xml:space="preserve"> PAGEREF _Toc232019266 \h </w:instrText>
+              </w:rPr>
+              <w:instrText xml:space="preserve"> PAGEREF _Toc232365786 \h </w:instrText>
             </w:r>
             <w:r>
               <w:rPr>
                 <w:noProof/>
                 <w:webHidden/>
-                <w:color w:val="000000" w:themeColor="text1"/>
               </w:rPr>
             </w:r>
             <w:r>
               <w:rPr>
                 <w:noProof/>
                 <w:webHidden/>
-                <w:color w:val="000000" w:themeColor="text1"/>
               </w:rPr>
               <w:fldChar w:fldCharType="separate"/>
             </w:r>
@@ -6400,7 +6139,6 @@
               <w:rPr>
                 <w:noProof/>
                 <w:webHidden/>
-                <w:color w:val="000000" w:themeColor="text1"/>
               </w:rPr>
               <w:t>20</w:t>
             </w:r>
@@ -6408,7 +6146,6 @@
               <w:rPr>
                 <w:noProof/>
                 <w:webHidden/>
-                <w:color w:val="000000" w:themeColor="text1"/>
               </w:rPr>
               <w:fldChar w:fldCharType="end"/>
             </w:r>
@@ -6423,7 +6160,6 @@
             <w:rPr>
               <w:rFonts w:asciiTheme="minorHAnsi" w:eastAsiaTheme="minorEastAsia" w:hAnsiTheme="minorHAnsi" w:cstheme="minorBidi"/>
               <w:noProof/>
-              <w:color w:val="000000" w:themeColor="text1"/>
               <w:kern w:val="2"/>
               <w:sz w:val="24"/>
               <w:szCs w:val="24"/>
@@ -6431,12 +6167,11 @@
               <w14:ligatures w14:val="standardContextual"/>
             </w:rPr>
           </w:pPr>
-          <w:hyperlink w:anchor="_Toc232019267" w:history="1">
+          <w:hyperlink w:anchor="_Toc232365787" w:history="1">
             <w:r>
               <w:rPr>
                 <w:rStyle w:val="Hyperlink"/>
                 <w:noProof/>
-                <w:color w:val="000000" w:themeColor="text1"/>
                 <w:lang w:val="en-US"/>
               </w:rPr>
               <w:t>2.3.2 LUỒNG XỬ LÝ DỮ LIỆU</w:t>
@@ -6445,7 +6180,6 @@
               <w:rPr>
                 <w:noProof/>
                 <w:webHidden/>
-                <w:color w:val="000000" w:themeColor="text1"/>
               </w:rPr>
               <w:tab/>
             </w:r>
@@ -6453,7 +6187,6 @@
               <w:rPr>
                 <w:noProof/>
                 <w:webHidden/>
-                <w:color w:val="000000" w:themeColor="text1"/>
               </w:rPr>
               <w:fldChar w:fldCharType="begin"/>
             </w:r>
@@ -6461,22 +6194,19 @@
               <w:rPr>
                 <w:noProof/>
                 <w:webHidden/>
-                <w:color w:val="000000" w:themeColor="text1"/>
-              </w:rPr>
-              <w:instrText xml:space="preserve"> PAGEREF _Toc232019267 \h </w:instrText>
+              </w:rPr>
+              <w:instrText xml:space="preserve"> PAGEREF _Toc232365787 \h </w:instrText>
             </w:r>
             <w:r>
               <w:rPr>
                 <w:noProof/>
                 <w:webHidden/>
-                <w:color w:val="000000" w:themeColor="text1"/>
               </w:rPr>
             </w:r>
             <w:r>
               <w:rPr>
                 <w:noProof/>
                 <w:webHidden/>
-                <w:color w:val="000000" w:themeColor="text1"/>
               </w:rPr>
               <w:fldChar w:fldCharType="separate"/>
             </w:r>
@@ -6484,7 +6214,6 @@
               <w:rPr>
                 <w:noProof/>
                 <w:webHidden/>
-                <w:color w:val="000000" w:themeColor="text1"/>
               </w:rPr>
               <w:t>20</w:t>
             </w:r>
@@ -6492,7 +6221,6 @@
               <w:rPr>
                 <w:noProof/>
                 <w:webHidden/>
-                <w:color w:val="000000" w:themeColor="text1"/>
               </w:rPr>
               <w:fldChar w:fldCharType="end"/>
             </w:r>
@@ -6507,7 +6235,6 @@
             <w:rPr>
               <w:rFonts w:asciiTheme="minorHAnsi" w:eastAsiaTheme="minorEastAsia" w:hAnsiTheme="minorHAnsi" w:cstheme="minorBidi"/>
               <w:noProof/>
-              <w:color w:val="000000" w:themeColor="text1"/>
               <w:kern w:val="2"/>
               <w:sz w:val="24"/>
               <w:szCs w:val="24"/>
@@ -6515,12 +6242,11 @@
               <w14:ligatures w14:val="standardContextual"/>
             </w:rPr>
           </w:pPr>
-          <w:hyperlink w:anchor="_Toc232019268" w:history="1">
+          <w:hyperlink w:anchor="_Toc232365788" w:history="1">
             <w:r>
               <w:rPr>
                 <w:rStyle w:val="Hyperlink"/>
                 <w:noProof/>
-                <w:color w:val="000000" w:themeColor="text1"/>
                 <w:lang w:val="en-US"/>
               </w:rPr>
               <w:t>2.3.3 CÔNG NGHỆ SỬ DỤNG TRONG DỰ ÁN</w:t>
@@ -6529,7 +6255,6 @@
               <w:rPr>
                 <w:noProof/>
                 <w:webHidden/>
-                <w:color w:val="000000" w:themeColor="text1"/>
               </w:rPr>
               <w:tab/>
             </w:r>
@@ -6537,7 +6262,6 @@
               <w:rPr>
                 <w:noProof/>
                 <w:webHidden/>
-                <w:color w:val="000000" w:themeColor="text1"/>
               </w:rPr>
               <w:fldChar w:fldCharType="begin"/>
             </w:r>
@@ -6545,22 +6269,19 @@
               <w:rPr>
                 <w:noProof/>
                 <w:webHidden/>
-                <w:color w:val="000000" w:themeColor="text1"/>
-              </w:rPr>
-              <w:instrText xml:space="preserve"> PAGEREF _Toc232019268 \h </w:instrText>
+              </w:rPr>
+              <w:instrText xml:space="preserve"> PAGEREF _Toc232365788 \h </w:instrText>
             </w:r>
             <w:r>
               <w:rPr>
                 <w:noProof/>
                 <w:webHidden/>
-                <w:color w:val="000000" w:themeColor="text1"/>
               </w:rPr>
             </w:r>
             <w:r>
               <w:rPr>
                 <w:noProof/>
                 <w:webHidden/>
-                <w:color w:val="000000" w:themeColor="text1"/>
               </w:rPr>
               <w:fldChar w:fldCharType="separate"/>
             </w:r>
@@ -6568,7 +6289,6 @@
               <w:rPr>
                 <w:noProof/>
                 <w:webHidden/>
-                <w:color w:val="000000" w:themeColor="text1"/>
               </w:rPr>
               <w:t>21</w:t>
             </w:r>
@@ -6576,7 +6296,6 @@
               <w:rPr>
                 <w:noProof/>
                 <w:webHidden/>
-                <w:color w:val="000000" w:themeColor="text1"/>
               </w:rPr>
               <w:fldChar w:fldCharType="end"/>
             </w:r>
@@ -6591,7 +6310,6 @@
             <w:rPr>
               <w:rFonts w:asciiTheme="minorHAnsi" w:eastAsiaTheme="minorEastAsia" w:hAnsiTheme="minorHAnsi" w:cstheme="minorBidi"/>
               <w:noProof/>
-              <w:color w:val="000000" w:themeColor="text1"/>
               <w:kern w:val="2"/>
               <w:sz w:val="24"/>
               <w:szCs w:val="24"/>
@@ -6599,12 +6317,11 @@
               <w14:ligatures w14:val="standardContextual"/>
             </w:rPr>
           </w:pPr>
-          <w:hyperlink w:anchor="_Toc232019269" w:history="1">
+          <w:hyperlink w:anchor="_Toc232365789" w:history="1">
             <w:r>
               <w:rPr>
                 <w:rStyle w:val="Hyperlink"/>
                 <w:noProof/>
-                <w:color w:val="000000" w:themeColor="text1"/>
               </w:rPr>
               <w:t>2.4 TỪ ĐIỂN DỮ LIỆU (DATA DICTIONARY)</w:t>
             </w:r>
@@ -6612,7 +6329,6 @@
               <w:rPr>
                 <w:noProof/>
                 <w:webHidden/>
-                <w:color w:val="000000" w:themeColor="text1"/>
               </w:rPr>
               <w:tab/>
             </w:r>
@@ -6620,7 +6336,6 @@
               <w:rPr>
                 <w:noProof/>
                 <w:webHidden/>
-                <w:color w:val="000000" w:themeColor="text1"/>
               </w:rPr>
               <w:fldChar w:fldCharType="begin"/>
             </w:r>
@@ -6628,22 +6343,19 @@
               <w:rPr>
                 <w:noProof/>
                 <w:webHidden/>
-                <w:color w:val="000000" w:themeColor="text1"/>
-              </w:rPr>
-              <w:instrText xml:space="preserve"> PAGEREF _Toc232019269 \h </w:instrText>
+              </w:rPr>
+              <w:instrText xml:space="preserve"> PAGEREF _Toc232365789 \h </w:instrText>
             </w:r>
             <w:r>
               <w:rPr>
                 <w:noProof/>
                 <w:webHidden/>
-                <w:color w:val="000000" w:themeColor="text1"/>
               </w:rPr>
             </w:r>
             <w:r>
               <w:rPr>
                 <w:noProof/>
                 <w:webHidden/>
-                <w:color w:val="000000" w:themeColor="text1"/>
               </w:rPr>
               <w:fldChar w:fldCharType="separate"/>
             </w:r>
@@ -6651,7 +6363,6 @@
               <w:rPr>
                 <w:noProof/>
                 <w:webHidden/>
-                <w:color w:val="000000" w:themeColor="text1"/>
               </w:rPr>
               <w:t>22</w:t>
             </w:r>
@@ -6659,7 +6370,6 @@
               <w:rPr>
                 <w:noProof/>
                 <w:webHidden/>
-                <w:color w:val="000000" w:themeColor="text1"/>
               </w:rPr>
               <w:fldChar w:fldCharType="end"/>
             </w:r>
@@ -6674,7 +6384,6 @@
             <w:rPr>
               <w:rFonts w:asciiTheme="minorHAnsi" w:eastAsiaTheme="minorEastAsia" w:hAnsiTheme="minorHAnsi" w:cstheme="minorBidi"/>
               <w:noProof/>
-              <w:color w:val="000000" w:themeColor="text1"/>
               <w:kern w:val="2"/>
               <w:sz w:val="24"/>
               <w:szCs w:val="24"/>
@@ -6682,12 +6391,11 @@
               <w14:ligatures w14:val="standardContextual"/>
             </w:rPr>
           </w:pPr>
-          <w:hyperlink w:anchor="_Toc232019270" w:history="1">
+          <w:hyperlink w:anchor="_Toc232365790" w:history="1">
             <w:r>
               <w:rPr>
                 <w:rStyle w:val="Hyperlink"/>
                 <w:noProof/>
-                <w:color w:val="000000" w:themeColor="text1"/>
                 <w:lang w:val="en-US"/>
               </w:rPr>
               <w:t>2.4.1 MÔ TẢ BỘ DỮ LIỆU</w:t>
@@ -6696,7 +6404,6 @@
               <w:rPr>
                 <w:noProof/>
                 <w:webHidden/>
-                <w:color w:val="000000" w:themeColor="text1"/>
               </w:rPr>
               <w:tab/>
             </w:r>
@@ -6704,7 +6411,6 @@
               <w:rPr>
                 <w:noProof/>
                 <w:webHidden/>
-                <w:color w:val="000000" w:themeColor="text1"/>
               </w:rPr>
               <w:fldChar w:fldCharType="begin"/>
             </w:r>
@@ -6712,22 +6418,19 @@
               <w:rPr>
                 <w:noProof/>
                 <w:webHidden/>
-                <w:color w:val="000000" w:themeColor="text1"/>
-              </w:rPr>
-              <w:instrText xml:space="preserve"> PAGEREF _Toc232019270 \h </w:instrText>
+              </w:rPr>
+              <w:instrText xml:space="preserve"> PAGEREF _Toc232365790 \h </w:instrText>
             </w:r>
             <w:r>
               <w:rPr>
                 <w:noProof/>
                 <w:webHidden/>
-                <w:color w:val="000000" w:themeColor="text1"/>
               </w:rPr>
             </w:r>
             <w:r>
               <w:rPr>
                 <w:noProof/>
                 <w:webHidden/>
-                <w:color w:val="000000" w:themeColor="text1"/>
               </w:rPr>
               <w:fldChar w:fldCharType="separate"/>
             </w:r>
@@ -6735,7 +6438,6 @@
               <w:rPr>
                 <w:noProof/>
                 <w:webHidden/>
-                <w:color w:val="000000" w:themeColor="text1"/>
               </w:rPr>
               <w:t>22</w:t>
             </w:r>
@@ -6743,7 +6445,6 @@
               <w:rPr>
                 <w:noProof/>
                 <w:webHidden/>
-                <w:color w:val="000000" w:themeColor="text1"/>
               </w:rPr>
               <w:fldChar w:fldCharType="end"/>
             </w:r>
@@ -6758,7 +6459,6 @@
             <w:rPr>
               <w:rFonts w:asciiTheme="minorHAnsi" w:eastAsiaTheme="minorEastAsia" w:hAnsiTheme="minorHAnsi" w:cstheme="minorBidi"/>
               <w:noProof/>
-              <w:color w:val="000000" w:themeColor="text1"/>
               <w:kern w:val="2"/>
               <w:sz w:val="24"/>
               <w:szCs w:val="24"/>
@@ -6766,12 +6466,11 @@
               <w14:ligatures w14:val="standardContextual"/>
             </w:rPr>
           </w:pPr>
-          <w:hyperlink w:anchor="_Toc232019271" w:history="1">
+          <w:hyperlink w:anchor="_Toc232365791" w:history="1">
             <w:r>
               <w:rPr>
                 <w:rStyle w:val="Hyperlink"/>
                 <w:noProof/>
-                <w:color w:val="000000" w:themeColor="text1"/>
                 <w:lang w:val="en-US"/>
               </w:rPr>
               <w:t>2.4.2 DANH SÁCH CÁC THUỘC TÍNH DỮ LIỆU</w:t>
@@ -6780,7 +6479,6 @@
               <w:rPr>
                 <w:noProof/>
                 <w:webHidden/>
-                <w:color w:val="000000" w:themeColor="text1"/>
               </w:rPr>
               <w:tab/>
             </w:r>
@@ -6788,7 +6486,6 @@
               <w:rPr>
                 <w:noProof/>
                 <w:webHidden/>
-                <w:color w:val="000000" w:themeColor="text1"/>
               </w:rPr>
               <w:fldChar w:fldCharType="begin"/>
             </w:r>
@@ -6796,22 +6493,19 @@
               <w:rPr>
                 <w:noProof/>
                 <w:webHidden/>
-                <w:color w:val="000000" w:themeColor="text1"/>
-              </w:rPr>
-              <w:instrText xml:space="preserve"> PAGEREF _Toc232019271 \h </w:instrText>
+              </w:rPr>
+              <w:instrText xml:space="preserve"> PAGEREF _Toc232365791 \h </w:instrText>
             </w:r>
             <w:r>
               <w:rPr>
                 <w:noProof/>
                 <w:webHidden/>
-                <w:color w:val="000000" w:themeColor="text1"/>
               </w:rPr>
             </w:r>
             <w:r>
               <w:rPr>
                 <w:noProof/>
                 <w:webHidden/>
-                <w:color w:val="000000" w:themeColor="text1"/>
               </w:rPr>
               <w:fldChar w:fldCharType="separate"/>
             </w:r>
@@ -6819,7 +6513,6 @@
               <w:rPr>
                 <w:noProof/>
                 <w:webHidden/>
-                <w:color w:val="000000" w:themeColor="text1"/>
               </w:rPr>
               <w:t>22</w:t>
             </w:r>
@@ -6827,7 +6520,6 @@
               <w:rPr>
                 <w:noProof/>
                 <w:webHidden/>
-                <w:color w:val="000000" w:themeColor="text1"/>
               </w:rPr>
               <w:fldChar w:fldCharType="end"/>
             </w:r>
@@ -6842,7 +6534,6 @@
             <w:rPr>
               <w:rFonts w:asciiTheme="minorHAnsi" w:eastAsiaTheme="minorEastAsia" w:hAnsiTheme="minorHAnsi" w:cstheme="minorBidi"/>
               <w:noProof/>
-              <w:color w:val="000000" w:themeColor="text1"/>
               <w:kern w:val="2"/>
               <w:sz w:val="24"/>
               <w:szCs w:val="24"/>
@@ -6850,12 +6541,11 @@
               <w14:ligatures w14:val="standardContextual"/>
             </w:rPr>
           </w:pPr>
-          <w:hyperlink w:anchor="_Toc232019272" w:history="1">
+          <w:hyperlink w:anchor="_Toc232365792" w:history="1">
             <w:r>
               <w:rPr>
                 <w:rStyle w:val="Hyperlink"/>
                 <w:noProof/>
-                <w:color w:val="000000" w:themeColor="text1"/>
                 <w:lang w:val="en-US"/>
               </w:rPr>
               <w:t xml:space="preserve">2.4.3 PHÂN LOẠI DỮ LIỆU THEO NHÓM </w:t>
@@ -6864,7 +6554,6 @@
               <w:rPr>
                 <w:rStyle w:val="Hyperlink"/>
                 <w:noProof/>
-                <w:color w:val="000000" w:themeColor="text1"/>
               </w:rPr>
               <w:t>(STAR SCHEMA STRUCTURE)</w:t>
             </w:r>
@@ -6872,7 +6561,6 @@
               <w:rPr>
                 <w:noProof/>
                 <w:webHidden/>
-                <w:color w:val="000000" w:themeColor="text1"/>
               </w:rPr>
               <w:tab/>
             </w:r>
@@ -6880,7 +6568,6 @@
               <w:rPr>
                 <w:noProof/>
                 <w:webHidden/>
-                <w:color w:val="000000" w:themeColor="text1"/>
               </w:rPr>
               <w:fldChar w:fldCharType="begin"/>
             </w:r>
@@ -6888,22 +6575,19 @@
               <w:rPr>
                 <w:noProof/>
                 <w:webHidden/>
-                <w:color w:val="000000" w:themeColor="text1"/>
-              </w:rPr>
-              <w:instrText xml:space="preserve"> PAGEREF _Toc232019272 \h </w:instrText>
+              </w:rPr>
+              <w:instrText xml:space="preserve"> PAGEREF _Toc232365792 \h </w:instrText>
             </w:r>
             <w:r>
               <w:rPr>
                 <w:noProof/>
                 <w:webHidden/>
-                <w:color w:val="000000" w:themeColor="text1"/>
               </w:rPr>
             </w:r>
             <w:r>
               <w:rPr>
                 <w:noProof/>
                 <w:webHidden/>
-                <w:color w:val="000000" w:themeColor="text1"/>
               </w:rPr>
               <w:fldChar w:fldCharType="separate"/>
             </w:r>
@@ -6911,7 +6595,6 @@
               <w:rPr>
                 <w:noProof/>
                 <w:webHidden/>
-                <w:color w:val="000000" w:themeColor="text1"/>
               </w:rPr>
               <w:t>23</w:t>
             </w:r>
@@ -6919,7 +6602,6 @@
               <w:rPr>
                 <w:noProof/>
                 <w:webHidden/>
-                <w:color w:val="000000" w:themeColor="text1"/>
               </w:rPr>
               <w:fldChar w:fldCharType="end"/>
             </w:r>
@@ -6934,7 +6616,6 @@
             <w:rPr>
               <w:rFonts w:asciiTheme="minorHAnsi" w:eastAsiaTheme="minorEastAsia" w:hAnsiTheme="minorHAnsi" w:cstheme="minorBidi"/>
               <w:noProof/>
-              <w:color w:val="000000" w:themeColor="text1"/>
               <w:kern w:val="2"/>
               <w:sz w:val="24"/>
               <w:szCs w:val="24"/>
@@ -6942,12 +6623,11 @@
               <w14:ligatures w14:val="standardContextual"/>
             </w:rPr>
           </w:pPr>
-          <w:hyperlink w:anchor="_Toc232019273" w:history="1">
+          <w:hyperlink w:anchor="_Toc232365793" w:history="1">
             <w:r>
               <w:rPr>
                 <w:rStyle w:val="Hyperlink"/>
                 <w:noProof/>
-                <w:color w:val="000000" w:themeColor="text1"/>
               </w:rPr>
               <w:t>CHƯƠNG 3: QUY TRÌNH ETL VÀ MÔ HÌNH HÓA DỮ LIỆU</w:t>
             </w:r>
@@ -6955,7 +6635,6 @@
               <w:rPr>
                 <w:noProof/>
                 <w:webHidden/>
-                <w:color w:val="000000" w:themeColor="text1"/>
               </w:rPr>
               <w:tab/>
             </w:r>
@@ -6963,7 +6642,6 @@
               <w:rPr>
                 <w:noProof/>
                 <w:webHidden/>
-                <w:color w:val="000000" w:themeColor="text1"/>
               </w:rPr>
               <w:fldChar w:fldCharType="begin"/>
             </w:r>
@@ -6971,22 +6649,19 @@
               <w:rPr>
                 <w:noProof/>
                 <w:webHidden/>
-                <w:color w:val="000000" w:themeColor="text1"/>
-              </w:rPr>
-              <w:instrText xml:space="preserve"> PAGEREF _Toc232019273 \h </w:instrText>
+              </w:rPr>
+              <w:instrText xml:space="preserve"> PAGEREF _Toc232365793 \h </w:instrText>
             </w:r>
             <w:r>
               <w:rPr>
                 <w:noProof/>
                 <w:webHidden/>
-                <w:color w:val="000000" w:themeColor="text1"/>
               </w:rPr>
             </w:r>
             <w:r>
               <w:rPr>
                 <w:noProof/>
                 <w:webHidden/>
-                <w:color w:val="000000" w:themeColor="text1"/>
               </w:rPr>
               <w:fldChar w:fldCharType="separate"/>
             </w:r>
@@ -6994,7 +6669,6 @@
               <w:rPr>
                 <w:noProof/>
                 <w:webHidden/>
-                <w:color w:val="000000" w:themeColor="text1"/>
               </w:rPr>
               <w:t>25</w:t>
             </w:r>
@@ -7002,7 +6676,6 @@
               <w:rPr>
                 <w:noProof/>
                 <w:webHidden/>
-                <w:color w:val="000000" w:themeColor="text1"/>
               </w:rPr>
               <w:fldChar w:fldCharType="end"/>
             </w:r>
@@ -7017,7 +6690,6 @@
             <w:rPr>
               <w:rFonts w:asciiTheme="minorHAnsi" w:eastAsiaTheme="minorEastAsia" w:hAnsiTheme="minorHAnsi" w:cstheme="minorBidi"/>
               <w:noProof/>
-              <w:color w:val="000000" w:themeColor="text1"/>
               <w:kern w:val="2"/>
               <w:sz w:val="24"/>
               <w:szCs w:val="24"/>
@@ -7025,12 +6697,11 @@
               <w14:ligatures w14:val="standardContextual"/>
             </w:rPr>
           </w:pPr>
-          <w:hyperlink w:anchor="_Toc232019274" w:history="1">
+          <w:hyperlink w:anchor="_Toc232365794" w:history="1">
             <w:r>
               <w:rPr>
                 <w:rStyle w:val="Hyperlink"/>
                 <w:noProof/>
-                <w:color w:val="000000" w:themeColor="text1"/>
               </w:rPr>
               <w:t>3.1 TỔNG QUAN KIẾN TRÚC PIPELINE XỬ LÝ DỮ LIỆU</w:t>
             </w:r>
@@ -7038,7 +6709,6 @@
               <w:rPr>
                 <w:noProof/>
                 <w:webHidden/>
-                <w:color w:val="000000" w:themeColor="text1"/>
               </w:rPr>
               <w:tab/>
             </w:r>
@@ -7046,7 +6716,6 @@
               <w:rPr>
                 <w:noProof/>
                 <w:webHidden/>
-                <w:color w:val="000000" w:themeColor="text1"/>
               </w:rPr>
               <w:fldChar w:fldCharType="begin"/>
             </w:r>
@@ -7054,22 +6723,19 @@
               <w:rPr>
                 <w:noProof/>
                 <w:webHidden/>
-                <w:color w:val="000000" w:themeColor="text1"/>
-              </w:rPr>
-              <w:instrText xml:space="preserve"> PAGEREF _Toc232019274 \h </w:instrText>
+              </w:rPr>
+              <w:instrText xml:space="preserve"> PAGEREF _Toc232365794 \h </w:instrText>
             </w:r>
             <w:r>
               <w:rPr>
                 <w:noProof/>
                 <w:webHidden/>
-                <w:color w:val="000000" w:themeColor="text1"/>
               </w:rPr>
             </w:r>
             <w:r>
               <w:rPr>
                 <w:noProof/>
                 <w:webHidden/>
-                <w:color w:val="000000" w:themeColor="text1"/>
               </w:rPr>
               <w:fldChar w:fldCharType="separate"/>
             </w:r>
@@ -7077,7 +6743,6 @@
               <w:rPr>
                 <w:noProof/>
                 <w:webHidden/>
-                <w:color w:val="000000" w:themeColor="text1"/>
               </w:rPr>
               <w:t>25</w:t>
             </w:r>
@@ -7085,7 +6750,6 @@
               <w:rPr>
                 <w:noProof/>
                 <w:webHidden/>
-                <w:color w:val="000000" w:themeColor="text1"/>
               </w:rPr>
               <w:fldChar w:fldCharType="end"/>
             </w:r>
@@ -7100,7 +6764,6 @@
             <w:rPr>
               <w:rFonts w:asciiTheme="minorHAnsi" w:eastAsiaTheme="minorEastAsia" w:hAnsiTheme="minorHAnsi" w:cstheme="minorBidi"/>
               <w:noProof/>
-              <w:color w:val="000000" w:themeColor="text1"/>
               <w:kern w:val="2"/>
               <w:sz w:val="24"/>
               <w:szCs w:val="24"/>
@@ -7108,12 +6771,11 @@
               <w14:ligatures w14:val="standardContextual"/>
             </w:rPr>
           </w:pPr>
-          <w:hyperlink w:anchor="_Toc232019275" w:history="1">
+          <w:hyperlink w:anchor="_Toc232365795" w:history="1">
             <w:r>
               <w:rPr>
                 <w:rStyle w:val="Hyperlink"/>
                 <w:noProof/>
-                <w:color w:val="000000" w:themeColor="text1"/>
               </w:rPr>
               <w:t>3.2 ĐÁNH GIÁ CHẤT LƯỢNG VÀ KHÁM PHÁ DỮ LIỆU (EDA)</w:t>
             </w:r>
@@ -7121,7 +6783,6 @@
               <w:rPr>
                 <w:noProof/>
                 <w:webHidden/>
-                <w:color w:val="000000" w:themeColor="text1"/>
               </w:rPr>
               <w:tab/>
             </w:r>
@@ -7129,7 +6790,6 @@
               <w:rPr>
                 <w:noProof/>
                 <w:webHidden/>
-                <w:color w:val="000000" w:themeColor="text1"/>
               </w:rPr>
               <w:fldChar w:fldCharType="begin"/>
             </w:r>
@@ -7137,22 +6797,19 @@
               <w:rPr>
                 <w:noProof/>
                 <w:webHidden/>
-                <w:color w:val="000000" w:themeColor="text1"/>
-              </w:rPr>
-              <w:instrText xml:space="preserve"> PAGEREF _Toc232019275 \h </w:instrText>
+              </w:rPr>
+              <w:instrText xml:space="preserve"> PAGEREF _Toc232365795 \h </w:instrText>
             </w:r>
             <w:r>
               <w:rPr>
                 <w:noProof/>
                 <w:webHidden/>
-                <w:color w:val="000000" w:themeColor="text1"/>
               </w:rPr>
             </w:r>
             <w:r>
               <w:rPr>
                 <w:noProof/>
                 <w:webHidden/>
-                <w:color w:val="000000" w:themeColor="text1"/>
               </w:rPr>
               <w:fldChar w:fldCharType="separate"/>
             </w:r>
@@ -7160,7 +6817,6 @@
               <w:rPr>
                 <w:noProof/>
                 <w:webHidden/>
-                <w:color w:val="000000" w:themeColor="text1"/>
               </w:rPr>
               <w:t>39</w:t>
             </w:r>
@@ -7168,7 +6824,6 @@
               <w:rPr>
                 <w:noProof/>
                 <w:webHidden/>
-                <w:color w:val="000000" w:themeColor="text1"/>
               </w:rPr>
               <w:fldChar w:fldCharType="end"/>
             </w:r>
@@ -7183,7 +6838,6 @@
             <w:rPr>
               <w:rFonts w:asciiTheme="minorHAnsi" w:eastAsiaTheme="minorEastAsia" w:hAnsiTheme="minorHAnsi" w:cstheme="minorBidi"/>
               <w:noProof/>
-              <w:color w:val="000000" w:themeColor="text1"/>
               <w:kern w:val="2"/>
               <w:sz w:val="24"/>
               <w:szCs w:val="24"/>
@@ -7191,12 +6845,11 @@
               <w14:ligatures w14:val="standardContextual"/>
             </w:rPr>
           </w:pPr>
-          <w:hyperlink w:anchor="_Toc232019276" w:history="1">
+          <w:hyperlink w:anchor="_Toc232365796" w:history="1">
             <w:r>
               <w:rPr>
                 <w:rStyle w:val="Hyperlink"/>
                 <w:noProof/>
-                <w:color w:val="000000" w:themeColor="text1"/>
               </w:rPr>
               <w:t>3.2.1 KIỂM TRA DỮ LIỆU THIẾU VÀ TRÙNG LẶP</w:t>
             </w:r>
@@ -7204,7 +6857,6 @@
               <w:rPr>
                 <w:noProof/>
                 <w:webHidden/>
-                <w:color w:val="000000" w:themeColor="text1"/>
               </w:rPr>
               <w:tab/>
             </w:r>
@@ -7212,7 +6864,6 @@
               <w:rPr>
                 <w:noProof/>
                 <w:webHidden/>
-                <w:color w:val="000000" w:themeColor="text1"/>
               </w:rPr>
               <w:fldChar w:fldCharType="begin"/>
             </w:r>
@@ -7220,22 +6871,19 @@
               <w:rPr>
                 <w:noProof/>
                 <w:webHidden/>
-                <w:color w:val="000000" w:themeColor="text1"/>
-              </w:rPr>
-              <w:instrText xml:space="preserve"> PAGEREF _Toc232019276 \h </w:instrText>
+              </w:rPr>
+              <w:instrText xml:space="preserve"> PAGEREF _Toc232365796 \h </w:instrText>
             </w:r>
             <w:r>
               <w:rPr>
                 <w:noProof/>
                 <w:webHidden/>
-                <w:color w:val="000000" w:themeColor="text1"/>
               </w:rPr>
             </w:r>
             <w:r>
               <w:rPr>
                 <w:noProof/>
                 <w:webHidden/>
-                <w:color w:val="000000" w:themeColor="text1"/>
               </w:rPr>
               <w:fldChar w:fldCharType="separate"/>
             </w:r>
@@ -7243,7 +6891,6 @@
               <w:rPr>
                 <w:noProof/>
                 <w:webHidden/>
-                <w:color w:val="000000" w:themeColor="text1"/>
               </w:rPr>
               <w:t>39</w:t>
             </w:r>
@@ -7251,7 +6898,6 @@
               <w:rPr>
                 <w:noProof/>
                 <w:webHidden/>
-                <w:color w:val="000000" w:themeColor="text1"/>
               </w:rPr>
               <w:fldChar w:fldCharType="end"/>
             </w:r>
@@ -7266,7 +6912,6 @@
             <w:rPr>
               <w:rFonts w:asciiTheme="minorHAnsi" w:eastAsiaTheme="minorEastAsia" w:hAnsiTheme="minorHAnsi" w:cstheme="minorBidi"/>
               <w:noProof/>
-              <w:color w:val="000000" w:themeColor="text1"/>
               <w:kern w:val="2"/>
               <w:sz w:val="24"/>
               <w:szCs w:val="24"/>
@@ -7274,12 +6919,11 @@
               <w14:ligatures w14:val="standardContextual"/>
             </w:rPr>
           </w:pPr>
-          <w:hyperlink w:anchor="_Toc232019277" w:history="1">
+          <w:hyperlink w:anchor="_Toc232365797" w:history="1">
             <w:r>
               <w:rPr>
                 <w:rStyle w:val="Hyperlink"/>
                 <w:noProof/>
-                <w:color w:val="000000" w:themeColor="text1"/>
               </w:rPr>
               <w:t>3.2.2 KIỂM TRA KIỂU DỮ LIỆU</w:t>
             </w:r>
@@ -7287,7 +6931,6 @@
               <w:rPr>
                 <w:noProof/>
                 <w:webHidden/>
-                <w:color w:val="000000" w:themeColor="text1"/>
               </w:rPr>
               <w:tab/>
             </w:r>
@@ -7295,7 +6938,6 @@
               <w:rPr>
                 <w:noProof/>
                 <w:webHidden/>
-                <w:color w:val="000000" w:themeColor="text1"/>
               </w:rPr>
               <w:fldChar w:fldCharType="begin"/>
             </w:r>
@@ -7303,22 +6945,19 @@
               <w:rPr>
                 <w:noProof/>
                 <w:webHidden/>
-                <w:color w:val="000000" w:themeColor="text1"/>
-              </w:rPr>
-              <w:instrText xml:space="preserve"> PAGEREF _Toc232019277 \h </w:instrText>
+              </w:rPr>
+              <w:instrText xml:space="preserve"> PAGEREF _Toc232365797 \h </w:instrText>
             </w:r>
             <w:r>
               <w:rPr>
                 <w:noProof/>
                 <w:webHidden/>
-                <w:color w:val="000000" w:themeColor="text1"/>
               </w:rPr>
             </w:r>
             <w:r>
               <w:rPr>
                 <w:noProof/>
                 <w:webHidden/>
-                <w:color w:val="000000" w:themeColor="text1"/>
               </w:rPr>
               <w:fldChar w:fldCharType="separate"/>
             </w:r>
@@ -7326,7 +6965,6 @@
               <w:rPr>
                 <w:noProof/>
                 <w:webHidden/>
-                <w:color w:val="000000" w:themeColor="text1"/>
               </w:rPr>
               <w:t>40</w:t>
             </w:r>
@@ -7334,7 +6972,6 @@
               <w:rPr>
                 <w:noProof/>
                 <w:webHidden/>
-                <w:color w:val="000000" w:themeColor="text1"/>
               </w:rPr>
               <w:fldChar w:fldCharType="end"/>
             </w:r>
@@ -7349,7 +6986,6 @@
             <w:rPr>
               <w:rFonts w:asciiTheme="minorHAnsi" w:eastAsiaTheme="minorEastAsia" w:hAnsiTheme="minorHAnsi" w:cstheme="minorBidi"/>
               <w:noProof/>
-              <w:color w:val="000000" w:themeColor="text1"/>
               <w:kern w:val="2"/>
               <w:sz w:val="24"/>
               <w:szCs w:val="24"/>
@@ -7357,12 +6993,11 @@
               <w14:ligatures w14:val="standardContextual"/>
             </w:rPr>
           </w:pPr>
-          <w:hyperlink w:anchor="_Toc232019278" w:history="1">
+          <w:hyperlink w:anchor="_Toc232365798" w:history="1">
             <w:r>
               <w:rPr>
                 <w:rStyle w:val="Hyperlink"/>
                 <w:noProof/>
-                <w:color w:val="000000" w:themeColor="text1"/>
               </w:rPr>
               <w:t>3.3 LÀM SẠCH VÀ CHUẨN HÓA DỮ LIỆU (DATA CLEANING)</w:t>
             </w:r>
@@ -7370,7 +7005,6 @@
               <w:rPr>
                 <w:noProof/>
                 <w:webHidden/>
-                <w:color w:val="000000" w:themeColor="text1"/>
               </w:rPr>
               <w:tab/>
             </w:r>
@@ -7378,7 +7012,6 @@
               <w:rPr>
                 <w:noProof/>
                 <w:webHidden/>
-                <w:color w:val="000000" w:themeColor="text1"/>
               </w:rPr>
               <w:fldChar w:fldCharType="begin"/>
             </w:r>
@@ -7386,22 +7019,19 @@
               <w:rPr>
                 <w:noProof/>
                 <w:webHidden/>
-                <w:color w:val="000000" w:themeColor="text1"/>
-              </w:rPr>
-              <w:instrText xml:space="preserve"> PAGEREF _Toc232019278 \h </w:instrText>
+              </w:rPr>
+              <w:instrText xml:space="preserve"> PAGEREF _Toc232365798 \h </w:instrText>
             </w:r>
             <w:r>
               <w:rPr>
                 <w:noProof/>
                 <w:webHidden/>
-                <w:color w:val="000000" w:themeColor="text1"/>
               </w:rPr>
             </w:r>
             <w:r>
               <w:rPr>
                 <w:noProof/>
                 <w:webHidden/>
-                <w:color w:val="000000" w:themeColor="text1"/>
               </w:rPr>
               <w:fldChar w:fldCharType="separate"/>
             </w:r>
@@ -7409,7 +7039,6 @@
               <w:rPr>
                 <w:noProof/>
                 <w:webHidden/>
-                <w:color w:val="000000" w:themeColor="text1"/>
               </w:rPr>
               <w:t>42</w:t>
             </w:r>
@@ -7417,7 +7046,6 @@
               <w:rPr>
                 <w:noProof/>
                 <w:webHidden/>
-                <w:color w:val="000000" w:themeColor="text1"/>
               </w:rPr>
               <w:fldChar w:fldCharType="end"/>
             </w:r>
@@ -7432,7 +7060,6 @@
             <w:rPr>
               <w:rFonts w:asciiTheme="minorHAnsi" w:eastAsiaTheme="minorEastAsia" w:hAnsiTheme="minorHAnsi" w:cstheme="minorBidi"/>
               <w:noProof/>
-              <w:color w:val="000000" w:themeColor="text1"/>
               <w:kern w:val="2"/>
               <w:sz w:val="24"/>
               <w:szCs w:val="24"/>
@@ -7440,12 +7067,11 @@
               <w14:ligatures w14:val="standardContextual"/>
             </w:rPr>
           </w:pPr>
-          <w:hyperlink w:anchor="_Toc232019279" w:history="1">
+          <w:hyperlink w:anchor="_Toc232365799" w:history="1">
             <w:r>
               <w:rPr>
                 <w:rStyle w:val="Hyperlink"/>
                 <w:noProof/>
-                <w:color w:val="000000" w:themeColor="text1"/>
               </w:rPr>
               <w:t>3.3.1 CHUẨN HÓA CẤU TRÚC CỘT VÀ XỬ LÝ LỖI LOGIC</w:t>
             </w:r>
@@ -7453,7 +7079,6 @@
               <w:rPr>
                 <w:noProof/>
                 <w:webHidden/>
-                <w:color w:val="000000" w:themeColor="text1"/>
               </w:rPr>
               <w:tab/>
             </w:r>
@@ -7461,7 +7086,6 @@
               <w:rPr>
                 <w:noProof/>
                 <w:webHidden/>
-                <w:color w:val="000000" w:themeColor="text1"/>
               </w:rPr>
               <w:fldChar w:fldCharType="begin"/>
             </w:r>
@@ -7469,22 +7093,19 @@
               <w:rPr>
                 <w:noProof/>
                 <w:webHidden/>
-                <w:color w:val="000000" w:themeColor="text1"/>
-              </w:rPr>
-              <w:instrText xml:space="preserve"> PAGEREF _Toc232019279 \h </w:instrText>
+              </w:rPr>
+              <w:instrText xml:space="preserve"> PAGEREF _Toc232365799 \h </w:instrText>
             </w:r>
             <w:r>
               <w:rPr>
                 <w:noProof/>
                 <w:webHidden/>
-                <w:color w:val="000000" w:themeColor="text1"/>
               </w:rPr>
             </w:r>
             <w:r>
               <w:rPr>
                 <w:noProof/>
                 <w:webHidden/>
-                <w:color w:val="000000" w:themeColor="text1"/>
               </w:rPr>
               <w:fldChar w:fldCharType="separate"/>
             </w:r>
@@ -7492,7 +7113,6 @@
               <w:rPr>
                 <w:noProof/>
                 <w:webHidden/>
-                <w:color w:val="000000" w:themeColor="text1"/>
               </w:rPr>
               <w:t>42</w:t>
             </w:r>
@@ -7500,7 +7120,6 @@
               <w:rPr>
                 <w:noProof/>
                 <w:webHidden/>
-                <w:color w:val="000000" w:themeColor="text1"/>
               </w:rPr>
               <w:fldChar w:fldCharType="end"/>
             </w:r>
@@ -7515,7 +7134,6 @@
             <w:rPr>
               <w:rFonts w:asciiTheme="minorHAnsi" w:eastAsiaTheme="minorEastAsia" w:hAnsiTheme="minorHAnsi" w:cstheme="minorBidi"/>
               <w:noProof/>
-              <w:color w:val="000000" w:themeColor="text1"/>
               <w:kern w:val="2"/>
               <w:sz w:val="24"/>
               <w:szCs w:val="24"/>
@@ -7523,12 +7141,11 @@
               <w14:ligatures w14:val="standardContextual"/>
             </w:rPr>
           </w:pPr>
-          <w:hyperlink w:anchor="_Toc232019280" w:history="1">
+          <w:hyperlink w:anchor="_Toc232365800" w:history="1">
             <w:r>
               <w:rPr>
                 <w:rStyle w:val="Hyperlink"/>
                 <w:noProof/>
-                <w:color w:val="000000" w:themeColor="text1"/>
               </w:rPr>
               <w:t>3.3.2 XỬ LÝ DỮ LIỆU NGOẠI LAI (OUTLIERS)</w:t>
             </w:r>
@@ -7536,7 +7153,6 @@
               <w:rPr>
                 <w:noProof/>
                 <w:webHidden/>
-                <w:color w:val="000000" w:themeColor="text1"/>
               </w:rPr>
               <w:tab/>
             </w:r>
@@ -7544,7 +7160,6 @@
               <w:rPr>
                 <w:noProof/>
                 <w:webHidden/>
-                <w:color w:val="000000" w:themeColor="text1"/>
               </w:rPr>
               <w:fldChar w:fldCharType="begin"/>
             </w:r>
@@ -7552,22 +7167,19 @@
               <w:rPr>
                 <w:noProof/>
                 <w:webHidden/>
-                <w:color w:val="000000" w:themeColor="text1"/>
-              </w:rPr>
-              <w:instrText xml:space="preserve"> PAGEREF _Toc232019280 \h </w:instrText>
+              </w:rPr>
+              <w:instrText xml:space="preserve"> PAGEREF _Toc232365800 \h </w:instrText>
             </w:r>
             <w:r>
               <w:rPr>
                 <w:noProof/>
                 <w:webHidden/>
-                <w:color w:val="000000" w:themeColor="text1"/>
               </w:rPr>
             </w:r>
             <w:r>
               <w:rPr>
                 <w:noProof/>
                 <w:webHidden/>
-                <w:color w:val="000000" w:themeColor="text1"/>
               </w:rPr>
               <w:fldChar w:fldCharType="separate"/>
             </w:r>
@@ -7575,7 +7187,6 @@
               <w:rPr>
                 <w:noProof/>
                 <w:webHidden/>
-                <w:color w:val="000000" w:themeColor="text1"/>
               </w:rPr>
               <w:t>45</w:t>
             </w:r>
@@ -7583,7 +7194,6 @@
               <w:rPr>
                 <w:noProof/>
                 <w:webHidden/>
-                <w:color w:val="000000" w:themeColor="text1"/>
               </w:rPr>
               <w:fldChar w:fldCharType="end"/>
             </w:r>
@@ -7598,7 +7208,6 @@
             <w:rPr>
               <w:rFonts w:asciiTheme="minorHAnsi" w:eastAsiaTheme="minorEastAsia" w:hAnsiTheme="minorHAnsi" w:cstheme="minorBidi"/>
               <w:noProof/>
-              <w:color w:val="000000" w:themeColor="text1"/>
               <w:kern w:val="2"/>
               <w:sz w:val="24"/>
               <w:szCs w:val="24"/>
@@ -7606,12 +7215,11 @@
               <w14:ligatures w14:val="standardContextual"/>
             </w:rPr>
           </w:pPr>
-          <w:hyperlink w:anchor="_Toc232019281" w:history="1">
+          <w:hyperlink w:anchor="_Toc232365801" w:history="1">
             <w:r>
               <w:rPr>
                 <w:rStyle w:val="Hyperlink"/>
                 <w:noProof/>
-                <w:color w:val="000000" w:themeColor="text1"/>
               </w:rPr>
               <w:t>3.4 kết quả làm sạch dữ liệu</w:t>
             </w:r>
@@ -7619,7 +7227,6 @@
               <w:rPr>
                 <w:noProof/>
                 <w:webHidden/>
-                <w:color w:val="000000" w:themeColor="text1"/>
               </w:rPr>
               <w:tab/>
             </w:r>
@@ -7627,7 +7234,6 @@
               <w:rPr>
                 <w:noProof/>
                 <w:webHidden/>
-                <w:color w:val="000000" w:themeColor="text1"/>
               </w:rPr>
               <w:fldChar w:fldCharType="begin"/>
             </w:r>
@@ -7635,22 +7241,19 @@
               <w:rPr>
                 <w:noProof/>
                 <w:webHidden/>
-                <w:color w:val="000000" w:themeColor="text1"/>
-              </w:rPr>
-              <w:instrText xml:space="preserve"> PAGEREF _Toc232019281 \h </w:instrText>
+              </w:rPr>
+              <w:instrText xml:space="preserve"> PAGEREF _Toc232365801 \h </w:instrText>
             </w:r>
             <w:r>
               <w:rPr>
                 <w:noProof/>
                 <w:webHidden/>
-                <w:color w:val="000000" w:themeColor="text1"/>
               </w:rPr>
             </w:r>
             <w:r>
               <w:rPr>
                 <w:noProof/>
                 <w:webHidden/>
-                <w:color w:val="000000" w:themeColor="text1"/>
               </w:rPr>
               <w:fldChar w:fldCharType="separate"/>
             </w:r>
@@ -7658,7 +7261,6 @@
               <w:rPr>
                 <w:noProof/>
                 <w:webHidden/>
-                <w:color w:val="000000" w:themeColor="text1"/>
               </w:rPr>
               <w:t>46</w:t>
             </w:r>
@@ -7666,7 +7268,6 @@
               <w:rPr>
                 <w:noProof/>
                 <w:webHidden/>
-                <w:color w:val="000000" w:themeColor="text1"/>
               </w:rPr>
               <w:fldChar w:fldCharType="end"/>
             </w:r>
@@ -7681,7 +7282,6 @@
             <w:rPr>
               <w:rFonts w:asciiTheme="minorHAnsi" w:eastAsiaTheme="minorEastAsia" w:hAnsiTheme="minorHAnsi" w:cstheme="minorBidi"/>
               <w:noProof/>
-              <w:color w:val="000000" w:themeColor="text1"/>
               <w:kern w:val="2"/>
               <w:sz w:val="24"/>
               <w:szCs w:val="24"/>
@@ -7689,12 +7289,11 @@
               <w14:ligatures w14:val="standardContextual"/>
             </w:rPr>
           </w:pPr>
-          <w:hyperlink w:anchor="_Toc232019282" w:history="1">
+          <w:hyperlink w:anchor="_Toc232365802" w:history="1">
             <w:r>
               <w:rPr>
                 <w:rStyle w:val="Hyperlink"/>
                 <w:noProof/>
-                <w:color w:val="000000" w:themeColor="text1"/>
               </w:rPr>
               <w:t>CHƯƠNG 4: TRỰC QUAN DỮ LIỆU VÀ XÂY DỰNG DASHBOARD</w:t>
             </w:r>
@@ -7702,7 +7301,6 @@
               <w:rPr>
                 <w:noProof/>
                 <w:webHidden/>
-                <w:color w:val="000000" w:themeColor="text1"/>
               </w:rPr>
               <w:tab/>
             </w:r>
@@ -7710,7 +7308,6 @@
               <w:rPr>
                 <w:noProof/>
                 <w:webHidden/>
-                <w:color w:val="000000" w:themeColor="text1"/>
               </w:rPr>
               <w:fldChar w:fldCharType="begin"/>
             </w:r>
@@ -7718,22 +7315,19 @@
               <w:rPr>
                 <w:noProof/>
                 <w:webHidden/>
-                <w:color w:val="000000" w:themeColor="text1"/>
-              </w:rPr>
-              <w:instrText xml:space="preserve"> PAGEREF _Toc232019282 \h </w:instrText>
+              </w:rPr>
+              <w:instrText xml:space="preserve"> PAGEREF _Toc232365802 \h </w:instrText>
             </w:r>
             <w:r>
               <w:rPr>
                 <w:noProof/>
                 <w:webHidden/>
-                <w:color w:val="000000" w:themeColor="text1"/>
               </w:rPr>
             </w:r>
             <w:r>
               <w:rPr>
                 <w:noProof/>
                 <w:webHidden/>
-                <w:color w:val="000000" w:themeColor="text1"/>
               </w:rPr>
               <w:fldChar w:fldCharType="separate"/>
             </w:r>
@@ -7741,7 +7335,6 @@
               <w:rPr>
                 <w:noProof/>
                 <w:webHidden/>
-                <w:color w:val="000000" w:themeColor="text1"/>
               </w:rPr>
               <w:t>47</w:t>
             </w:r>
@@ -7749,7 +7342,6 @@
               <w:rPr>
                 <w:noProof/>
                 <w:webHidden/>
-                <w:color w:val="000000" w:themeColor="text1"/>
               </w:rPr>
               <w:fldChar w:fldCharType="end"/>
             </w:r>
@@ -7764,7 +7356,6 @@
             <w:rPr>
               <w:rFonts w:asciiTheme="minorHAnsi" w:eastAsiaTheme="minorEastAsia" w:hAnsiTheme="minorHAnsi" w:cstheme="minorBidi"/>
               <w:noProof/>
-              <w:color w:val="000000" w:themeColor="text1"/>
               <w:kern w:val="2"/>
               <w:sz w:val="24"/>
               <w:szCs w:val="24"/>
@@ -7772,12 +7363,11 @@
               <w14:ligatures w14:val="standardContextual"/>
             </w:rPr>
           </w:pPr>
-          <w:hyperlink w:anchor="_Toc232019283" w:history="1">
+          <w:hyperlink w:anchor="_Toc232365803" w:history="1">
             <w:r>
               <w:rPr>
                 <w:rStyle w:val="Hyperlink"/>
                 <w:noProof/>
-                <w:color w:val="000000" w:themeColor="text1"/>
               </w:rPr>
               <w:t>CHƯƠNG 5: XÂY DỰNG BÁO CÁO</w:t>
             </w:r>
@@ -7785,7 +7375,6 @@
               <w:rPr>
                 <w:noProof/>
                 <w:webHidden/>
-                <w:color w:val="000000" w:themeColor="text1"/>
               </w:rPr>
               <w:tab/>
             </w:r>
@@ -7793,7 +7382,6 @@
               <w:rPr>
                 <w:noProof/>
                 <w:webHidden/>
-                <w:color w:val="000000" w:themeColor="text1"/>
               </w:rPr>
               <w:fldChar w:fldCharType="begin"/>
             </w:r>
@@ -7801,22 +7389,19 @@
               <w:rPr>
                 <w:noProof/>
                 <w:webHidden/>
-                <w:color w:val="000000" w:themeColor="text1"/>
-              </w:rPr>
-              <w:instrText xml:space="preserve"> PAGEREF _Toc232019283 \h </w:instrText>
+              </w:rPr>
+              <w:instrText xml:space="preserve"> PAGEREF _Toc232365803 \h </w:instrText>
             </w:r>
             <w:r>
               <w:rPr>
                 <w:noProof/>
                 <w:webHidden/>
-                <w:color w:val="000000" w:themeColor="text1"/>
               </w:rPr>
             </w:r>
             <w:r>
               <w:rPr>
                 <w:noProof/>
                 <w:webHidden/>
-                <w:color w:val="000000" w:themeColor="text1"/>
               </w:rPr>
               <w:fldChar w:fldCharType="separate"/>
             </w:r>
@@ -7824,7 +7409,6 @@
               <w:rPr>
                 <w:noProof/>
                 <w:webHidden/>
-                <w:color w:val="000000" w:themeColor="text1"/>
               </w:rPr>
               <w:t>47</w:t>
             </w:r>
@@ -7832,7 +7416,6 @@
               <w:rPr>
                 <w:noProof/>
                 <w:webHidden/>
-                <w:color w:val="000000" w:themeColor="text1"/>
               </w:rPr>
               <w:fldChar w:fldCharType="end"/>
             </w:r>
@@ -7847,7 +7430,6 @@
             <w:rPr>
               <w:rFonts w:asciiTheme="minorHAnsi" w:eastAsiaTheme="minorEastAsia" w:hAnsiTheme="minorHAnsi" w:cstheme="minorBidi"/>
               <w:noProof/>
-              <w:color w:val="000000" w:themeColor="text1"/>
               <w:kern w:val="2"/>
               <w:sz w:val="24"/>
               <w:szCs w:val="24"/>
@@ -7855,12 +7437,11 @@
               <w14:ligatures w14:val="standardContextual"/>
             </w:rPr>
           </w:pPr>
-          <w:hyperlink w:anchor="_Toc232019284" w:history="1">
+          <w:hyperlink w:anchor="_Toc232365804" w:history="1">
             <w:r>
               <w:rPr>
                 <w:rStyle w:val="Hyperlink"/>
                 <w:noProof/>
-                <w:color w:val="000000" w:themeColor="text1"/>
               </w:rPr>
               <w:t>CHƯƠNG 6: KẾT LUẬN VÀ HƯỚNG PHÁT TRIỂN</w:t>
             </w:r>
@@ -7868,7 +7449,6 @@
               <w:rPr>
                 <w:noProof/>
                 <w:webHidden/>
-                <w:color w:val="000000" w:themeColor="text1"/>
               </w:rPr>
               <w:tab/>
             </w:r>
@@ -7876,7 +7456,6 @@
               <w:rPr>
                 <w:noProof/>
                 <w:webHidden/>
-                <w:color w:val="000000" w:themeColor="text1"/>
               </w:rPr>
               <w:fldChar w:fldCharType="begin"/>
             </w:r>
@@ -7884,22 +7463,19 @@
               <w:rPr>
                 <w:noProof/>
                 <w:webHidden/>
-                <w:color w:val="000000" w:themeColor="text1"/>
-              </w:rPr>
-              <w:instrText xml:space="preserve"> PAGEREF _Toc232019284 \h </w:instrText>
+              </w:rPr>
+              <w:instrText xml:space="preserve"> PAGEREF _Toc232365804 \h </w:instrText>
             </w:r>
             <w:r>
               <w:rPr>
                 <w:noProof/>
                 <w:webHidden/>
-                <w:color w:val="000000" w:themeColor="text1"/>
               </w:rPr>
             </w:r>
             <w:r>
               <w:rPr>
                 <w:noProof/>
                 <w:webHidden/>
-                <w:color w:val="000000" w:themeColor="text1"/>
               </w:rPr>
               <w:fldChar w:fldCharType="separate"/>
             </w:r>
@@ -7907,7 +7483,6 @@
               <w:rPr>
                 <w:noProof/>
                 <w:webHidden/>
-                <w:color w:val="000000" w:themeColor="text1"/>
               </w:rPr>
               <w:t>47</w:t>
             </w:r>
@@ -7915,7 +7490,6 @@
               <w:rPr>
                 <w:noProof/>
                 <w:webHidden/>
-                <w:color w:val="000000" w:themeColor="text1"/>
               </w:rPr>
               <w:fldChar w:fldCharType="end"/>
             </w:r>
@@ -7930,7 +7504,6 @@
             <w:rPr>
               <w:rFonts w:asciiTheme="minorHAnsi" w:eastAsiaTheme="minorEastAsia" w:hAnsiTheme="minorHAnsi" w:cstheme="minorBidi"/>
               <w:noProof/>
-              <w:color w:val="000000" w:themeColor="text1"/>
               <w:kern w:val="2"/>
               <w:sz w:val="24"/>
               <w:szCs w:val="24"/>
@@ -7938,12 +7511,11 @@
               <w14:ligatures w14:val="standardContextual"/>
             </w:rPr>
           </w:pPr>
-          <w:hyperlink w:anchor="_Toc232019285" w:history="1">
+          <w:hyperlink w:anchor="_Toc232365805" w:history="1">
             <w:r>
               <w:rPr>
                 <w:rStyle w:val="Hyperlink"/>
                 <w:noProof/>
-                <w:color w:val="000000" w:themeColor="text1"/>
               </w:rPr>
               <w:t>LỜI CẢM ƠN</w:t>
             </w:r>
@@ -7951,7 +7523,6 @@
               <w:rPr>
                 <w:noProof/>
                 <w:webHidden/>
-                <w:color w:val="000000" w:themeColor="text1"/>
               </w:rPr>
               <w:tab/>
             </w:r>
@@ -7959,7 +7530,6 @@
               <w:rPr>
                 <w:noProof/>
                 <w:webHidden/>
-                <w:color w:val="000000" w:themeColor="text1"/>
               </w:rPr>
               <w:fldChar w:fldCharType="begin"/>
             </w:r>
@@ -7967,22 +7537,19 @@
               <w:rPr>
                 <w:noProof/>
                 <w:webHidden/>
-                <w:color w:val="000000" w:themeColor="text1"/>
-              </w:rPr>
-              <w:instrText xml:space="preserve"> PAGEREF _Toc232019285 \h </w:instrText>
+              </w:rPr>
+              <w:instrText xml:space="preserve"> PAGEREF _Toc232365805 \h </w:instrText>
             </w:r>
             <w:r>
               <w:rPr>
                 <w:noProof/>
                 <w:webHidden/>
-                <w:color w:val="000000" w:themeColor="text1"/>
               </w:rPr>
             </w:r>
             <w:r>
               <w:rPr>
                 <w:noProof/>
                 <w:webHidden/>
-                <w:color w:val="000000" w:themeColor="text1"/>
               </w:rPr>
               <w:fldChar w:fldCharType="separate"/>
             </w:r>
@@ -7990,7 +7557,6 @@
               <w:rPr>
                 <w:noProof/>
                 <w:webHidden/>
-                <w:color w:val="000000" w:themeColor="text1"/>
               </w:rPr>
               <w:t>47</w:t>
             </w:r>
@@ -7998,7 +7564,6 @@
               <w:rPr>
                 <w:noProof/>
                 <w:webHidden/>
-                <w:color w:val="000000" w:themeColor="text1"/>
               </w:rPr>
               <w:fldChar w:fldCharType="end"/>
             </w:r>
@@ -8051,7 +7616,7 @@
         </w:rPr>
       </w:pPr>
       <w:bookmarkStart w:id="0" w:name="_Toc216086368"/>
-      <w:bookmarkStart w:id="1" w:name="_Toc232019239"/>
+      <w:bookmarkStart w:id="1" w:name="_Toc232365759"/>
       <w:r>
         <w:rPr>
           <w:color w:val="000000" w:themeColor="text1"/>
@@ -8086,7 +7651,7 @@
           <w:szCs w:val="28"/>
         </w:rPr>
       </w:pPr>
-      <w:bookmarkStart w:id="2" w:name="_Toc232019240"/>
+      <w:bookmarkStart w:id="2" w:name="_Toc232365760"/>
       <w:r>
         <w:rPr>
           <w:color w:val="000000" w:themeColor="text1"/>
@@ -8112,7 +7677,7 @@
           <w:lang w:val="vi-VN"/>
         </w:rPr>
       </w:pPr>
-      <w:bookmarkStart w:id="3" w:name="_Toc232019241"/>
+      <w:bookmarkStart w:id="3" w:name="_Toc232365761"/>
       <w:r>
         <w:rPr>
           <w:b w:val="0"/>
@@ -9038,7 +8603,7 @@
           <w:szCs w:val="28"/>
         </w:rPr>
       </w:pPr>
-      <w:bookmarkStart w:id="4" w:name="_Toc232019242"/>
+      <w:bookmarkStart w:id="4" w:name="_Toc232365762"/>
       <w:r>
         <w:rPr>
           <w:color w:val="000000" w:themeColor="text1"/>
@@ -12107,7 +11672,7 @@
           <w:lang w:val="en-US"/>
         </w:rPr>
       </w:pPr>
-      <w:bookmarkStart w:id="5" w:name="_Toc232019243"/>
+      <w:bookmarkStart w:id="5" w:name="_Toc232365763"/>
       <w:r>
         <w:rPr>
           <w:color w:val="000000" w:themeColor="text1"/>
@@ -12139,7 +11704,7 @@
           <w:lang w:val="en-US"/>
         </w:rPr>
       </w:pPr>
-      <w:bookmarkStart w:id="6" w:name="_Toc232019244"/>
+      <w:bookmarkStart w:id="6" w:name="_Toc232365764"/>
       <w:r>
         <w:rPr>
           <w:color w:val="000000" w:themeColor="text1"/>
@@ -12287,7 +11852,7 @@
           <w:lang w:val="en-US"/>
         </w:rPr>
       </w:pPr>
-      <w:bookmarkStart w:id="7" w:name="_Toc232019245"/>
+      <w:bookmarkStart w:id="7" w:name="_Toc232365765"/>
       <w:r>
         <w:rPr>
           <w:color w:val="000000" w:themeColor="text1"/>
@@ -12709,7 +12274,7 @@
           <w:lang w:val="en-US"/>
         </w:rPr>
       </w:pPr>
-      <w:bookmarkStart w:id="8" w:name="_Toc232019246"/>
+      <w:bookmarkStart w:id="8" w:name="_Toc232365766"/>
       <w:r>
         <w:rPr>
           <w:color w:val="000000" w:themeColor="text1"/>
@@ -13007,7 +12572,7 @@
           <w:lang w:val="en-US"/>
         </w:rPr>
       </w:pPr>
-      <w:bookmarkStart w:id="9" w:name="_Toc232019247"/>
+      <w:bookmarkStart w:id="9" w:name="_Toc232365767"/>
       <w:r>
         <w:rPr>
           <w:color w:val="000000" w:themeColor="text1"/>
@@ -13030,7 +12595,7 @@
           <w:lang w:val="en-US"/>
         </w:rPr>
       </w:pPr>
-      <w:bookmarkStart w:id="10" w:name="_Toc232019248"/>
+      <w:bookmarkStart w:id="10" w:name="_Toc232365768"/>
       <w:r>
         <w:rPr>
           <w:color w:val="000000" w:themeColor="text1"/>
@@ -13350,7 +12915,7 @@
           <w:szCs w:val="28"/>
         </w:rPr>
       </w:pPr>
-      <w:bookmarkStart w:id="11" w:name="_Toc232019249"/>
+      <w:bookmarkStart w:id="11" w:name="_Toc232365769"/>
       <w:r>
         <w:rPr>
           <w:color w:val="000000" w:themeColor="text1"/>
@@ -13385,7 +12950,7 @@
           <w:szCs w:val="28"/>
         </w:rPr>
       </w:pPr>
-      <w:bookmarkStart w:id="12" w:name="_Toc232019250"/>
+      <w:bookmarkStart w:id="12" w:name="_Toc232365770"/>
       <w:r>
         <w:rPr>
           <w:color w:val="000000" w:themeColor="text1"/>
@@ -13995,7 +13560,7 @@
           <w:lang w:val="en-US"/>
         </w:rPr>
       </w:pPr>
-      <w:bookmarkStart w:id="13" w:name="_Toc232019251"/>
+      <w:bookmarkStart w:id="13" w:name="_Toc232365771"/>
       <w:r>
         <w:rPr>
           <w:color w:val="000000" w:themeColor="text1"/>
@@ -14687,7 +14252,7 @@
           <w:szCs w:val="32"/>
         </w:rPr>
       </w:pPr>
-      <w:bookmarkStart w:id="14" w:name="_Toc232019252"/>
+      <w:bookmarkStart w:id="14" w:name="_Toc232365772"/>
       <w:r>
         <w:rPr>
           <w:color w:val="000000" w:themeColor="text1"/>
@@ -14708,7 +14273,7 @@
           <w:szCs w:val="28"/>
         </w:rPr>
       </w:pPr>
-      <w:bookmarkStart w:id="15" w:name="_Toc232019253"/>
+      <w:bookmarkStart w:id="15" w:name="_Toc232365773"/>
       <w:r>
         <w:rPr>
           <w:color w:val="000000" w:themeColor="text1"/>
@@ -14751,7 +14316,7 @@
           <w:szCs w:val="26"/>
         </w:rPr>
       </w:pPr>
-      <w:bookmarkStart w:id="16" w:name="_Toc232019254"/>
+      <w:bookmarkStart w:id="16" w:name="_Toc232365774"/>
       <w:r>
         <w:rPr>
           <w:color w:val="000000" w:themeColor="text1"/>
@@ -15230,7 +14795,7 @@
           <w:szCs w:val="26"/>
         </w:rPr>
       </w:pPr>
-      <w:bookmarkStart w:id="17" w:name="_Toc232019255"/>
+      <w:bookmarkStart w:id="17" w:name="_Toc232365775"/>
       <w:r>
         <w:rPr>
           <w:color w:val="000000" w:themeColor="text1"/>
@@ -15414,7 +14979,7 @@
           <w:szCs w:val="26"/>
         </w:rPr>
       </w:pPr>
-      <w:bookmarkStart w:id="18" w:name="_Toc232019256"/>
+      <w:bookmarkStart w:id="18" w:name="_Toc232365776"/>
       <w:r>
         <w:rPr>
           <w:color w:val="000000" w:themeColor="text1"/>
@@ -15605,7 +15170,7 @@
           <w:szCs w:val="26"/>
         </w:rPr>
       </w:pPr>
-      <w:bookmarkStart w:id="19" w:name="_Toc232019257"/>
+      <w:bookmarkStart w:id="19" w:name="_Toc232365777"/>
       <w:r>
         <w:rPr>
           <w:color w:val="000000" w:themeColor="text1"/>
@@ -15939,7 +15504,7 @@
           <w:szCs w:val="26"/>
         </w:rPr>
       </w:pPr>
-      <w:bookmarkStart w:id="20" w:name="_Toc232019258"/>
+      <w:bookmarkStart w:id="20" w:name="_Toc232365778"/>
       <w:r>
         <w:rPr>
           <w:color w:val="000000" w:themeColor="text1"/>
@@ -16114,7 +15679,7 @@
           <w:szCs w:val="26"/>
         </w:rPr>
       </w:pPr>
-      <w:bookmarkStart w:id="21" w:name="_Toc232019259"/>
+      <w:bookmarkStart w:id="21" w:name="_Toc232365779"/>
       <w:r>
         <w:rPr>
           <w:color w:val="000000" w:themeColor="text1"/>
@@ -16334,7 +15899,7 @@
           <w:szCs w:val="26"/>
         </w:rPr>
       </w:pPr>
-      <w:bookmarkStart w:id="22" w:name="_Toc232019260"/>
+      <w:bookmarkStart w:id="22" w:name="_Toc232365780"/>
       <w:r>
         <w:rPr>
           <w:color w:val="000000" w:themeColor="text1"/>
@@ -17113,7 +16678,7 @@
           <w:szCs w:val="28"/>
         </w:rPr>
       </w:pPr>
-      <w:bookmarkStart w:id="23" w:name="_Toc232019261"/>
+      <w:bookmarkStart w:id="23" w:name="_Toc232365781"/>
       <w:r>
         <w:rPr>
           <w:color w:val="000000" w:themeColor="text1"/>
@@ -17136,7 +16701,7 @@
           <w:lang w:val="en-US"/>
         </w:rPr>
       </w:pPr>
-      <w:bookmarkStart w:id="24" w:name="_Toc232019262"/>
+      <w:bookmarkStart w:id="24" w:name="_Toc232365782"/>
       <w:r>
         <w:rPr>
           <w:color w:val="000000" w:themeColor="text1"/>
@@ -17268,7 +16833,7 @@
           <w:szCs w:val="26"/>
         </w:rPr>
       </w:pPr>
-      <w:bookmarkStart w:id="25" w:name="_Toc232019263"/>
+      <w:bookmarkStart w:id="25" w:name="_Toc232365783"/>
       <w:r>
         <w:rPr>
           <w:color w:val="000000" w:themeColor="text1"/>
@@ -17493,7 +17058,7 @@
           <w:szCs w:val="26"/>
         </w:rPr>
       </w:pPr>
-      <w:bookmarkStart w:id="26" w:name="_Toc232019264"/>
+      <w:bookmarkStart w:id="26" w:name="_Toc232365784"/>
       <w:r>
         <w:rPr>
           <w:color w:val="000000" w:themeColor="text1"/>
@@ -19024,7 +18589,7 @@
           <w:szCs w:val="28"/>
         </w:rPr>
       </w:pPr>
-      <w:bookmarkStart w:id="27" w:name="_Toc232019265"/>
+      <w:bookmarkStart w:id="27" w:name="_Toc232365785"/>
       <w:r>
         <w:rPr>
           <w:color w:val="000000" w:themeColor="text1"/>
@@ -19046,7 +18611,7 @@
           <w:lang w:val="en-US"/>
         </w:rPr>
       </w:pPr>
-      <w:bookmarkStart w:id="28" w:name="_Toc232019266"/>
+      <w:bookmarkStart w:id="28" w:name="_Toc232365786"/>
       <w:r>
         <w:rPr>
           <w:color w:val="000000" w:themeColor="text1"/>
@@ -19145,7 +18710,7 @@
           <w:lang w:val="en-US"/>
         </w:rPr>
       </w:pPr>
-      <w:bookmarkStart w:id="29" w:name="_Toc232019267"/>
+      <w:bookmarkStart w:id="29" w:name="_Toc232365787"/>
       <w:r>
         <w:rPr>
           <w:color w:val="000000" w:themeColor="text1"/>
@@ -19352,7 +18917,7 @@
           <w:lang w:val="en-US"/>
         </w:rPr>
       </w:pPr>
-      <w:bookmarkStart w:id="30" w:name="_Toc232019268"/>
+      <w:bookmarkStart w:id="30" w:name="_Toc232365788"/>
       <w:r>
         <w:rPr>
           <w:color w:val="000000" w:themeColor="text1"/>
@@ -20627,7 +20192,7 @@
           <w:szCs w:val="28"/>
         </w:rPr>
       </w:pPr>
-      <w:bookmarkStart w:id="31" w:name="_Toc232019269"/>
+      <w:bookmarkStart w:id="31" w:name="_Toc232365789"/>
       <w:r>
         <w:rPr>
           <w:color w:val="000000" w:themeColor="text1"/>
@@ -20649,7 +20214,7 @@
           <w:lang w:val="en-US"/>
         </w:rPr>
       </w:pPr>
-      <w:bookmarkStart w:id="32" w:name="_Toc232019270"/>
+      <w:bookmarkStart w:id="32" w:name="_Toc232365790"/>
       <w:r>
         <w:rPr>
           <w:color w:val="000000" w:themeColor="text1"/>
@@ -20708,7 +20273,7 @@
           <w:lang w:val="en-US"/>
         </w:rPr>
       </w:pPr>
-      <w:bookmarkStart w:id="33" w:name="_Toc232019271"/>
+      <w:bookmarkStart w:id="33" w:name="_Toc232365791"/>
       <w:r>
         <w:rPr>
           <w:color w:val="000000" w:themeColor="text1"/>
@@ -20916,7 +20481,7 @@
           <w:lang w:val="en-US"/>
         </w:rPr>
       </w:pPr>
-      <w:bookmarkStart w:id="34" w:name="_Toc232019272"/>
+      <w:bookmarkStart w:id="34" w:name="_Toc232365792"/>
       <w:r>
         <w:rPr>
           <w:color w:val="000000" w:themeColor="text1"/>
@@ -23237,7 +22802,7 @@
           <w:szCs w:val="32"/>
         </w:rPr>
       </w:pPr>
-      <w:bookmarkStart w:id="35" w:name="_Toc232019273"/>
+      <w:bookmarkStart w:id="35" w:name="_Toc232365793"/>
       <w:r>
         <w:rPr>
           <w:color w:val="000000" w:themeColor="text1"/>
@@ -23259,7 +22824,7 @@
           <w:szCs w:val="28"/>
         </w:rPr>
       </w:pPr>
-      <w:bookmarkStart w:id="36" w:name="_Toc232019274"/>
+      <w:bookmarkStart w:id="36" w:name="_Toc232365794"/>
       <w:r>
         <w:rPr>
           <w:color w:val="000000" w:themeColor="text1"/>
@@ -26245,7 +25810,7 @@
         </w:rPr>
       </w:pPr>
       <w:bookmarkStart w:id="37" w:name="_Toc227352019"/>
-      <w:bookmarkStart w:id="38" w:name="_Toc232019275"/>
+      <w:bookmarkStart w:id="38" w:name="_Toc232365795"/>
       <w:r>
         <w:rPr>
           <w:color w:val="000000" w:themeColor="text1"/>
@@ -26282,7 +25847,7 @@
           <w:szCs w:val="26"/>
         </w:rPr>
       </w:pPr>
-      <w:bookmarkStart w:id="40" w:name="_Toc232019276"/>
+      <w:bookmarkStart w:id="40" w:name="_Toc232365796"/>
       <w:r>
         <w:rPr>
           <w:color w:val="000000" w:themeColor="text1"/>
@@ -26755,7 +26320,7 @@
           <w:szCs w:val="26"/>
         </w:rPr>
       </w:pPr>
-      <w:bookmarkStart w:id="41" w:name="_Toc232019277"/>
+      <w:bookmarkStart w:id="41" w:name="_Toc232365797"/>
       <w:r>
         <w:rPr>
           <w:color w:val="000000" w:themeColor="text1"/>
@@ -27230,7 +26795,7 @@
         </w:rPr>
       </w:pPr>
       <w:bookmarkStart w:id="42" w:name="_Toc227352021"/>
-      <w:bookmarkStart w:id="43" w:name="_Toc232019278"/>
+      <w:bookmarkStart w:id="43" w:name="_Toc232365798"/>
       <w:r>
         <w:rPr>
           <w:color w:val="000000" w:themeColor="text1"/>
@@ -27253,7 +26818,7 @@
         </w:rPr>
       </w:pPr>
       <w:bookmarkStart w:id="44" w:name="_Toc227352022"/>
-      <w:bookmarkStart w:id="45" w:name="_Toc232019279"/>
+      <w:bookmarkStart w:id="45" w:name="_Toc232365799"/>
       <w:r>
         <w:rPr>
           <w:color w:val="000000" w:themeColor="text1"/>
@@ -28193,7 +27758,7 @@
         </w:rPr>
       </w:pPr>
       <w:bookmarkStart w:id="46" w:name="_Toc227352023"/>
-      <w:bookmarkStart w:id="47" w:name="_Toc232019280"/>
+      <w:bookmarkStart w:id="47" w:name="_Toc232365800"/>
       <w:r>
         <w:rPr>
           <w:color w:val="000000" w:themeColor="text1"/>
@@ -28897,7 +28462,7 @@
           <w:szCs w:val="28"/>
         </w:rPr>
       </w:pPr>
-      <w:bookmarkStart w:id="48" w:name="_Toc232019281"/>
+      <w:bookmarkStart w:id="48" w:name="_Toc232365801"/>
       <w:r>
         <w:rPr>
           <w:color w:val="000000" w:themeColor="text1"/>
@@ -29110,7 +28675,7 @@
           <w:szCs w:val="32"/>
         </w:rPr>
       </w:pPr>
-      <w:bookmarkStart w:id="49" w:name="_Toc232019282"/>
+      <w:bookmarkStart w:id="49" w:name="_Toc232365802"/>
       <w:r>
         <w:rPr>
           <w:color w:val="000000" w:themeColor="text1"/>
@@ -29140,7 +28705,7 @@
           <w:szCs w:val="28"/>
         </w:rPr>
       </w:pPr>
-      <w:bookmarkStart w:id="50" w:name="_Toc232019283"/>
+      <w:bookmarkStart w:id="50" w:name="_Toc232365803"/>
       <w:r>
         <w:rPr>
           <w:color w:val="000000" w:themeColor="text1"/>
@@ -29178,7 +28743,7 @@
           <w:szCs w:val="30"/>
         </w:rPr>
       </w:pPr>
-      <w:bookmarkStart w:id="51" w:name="_Toc232019284"/>
+      <w:bookmarkStart w:id="51" w:name="_Toc232365804"/>
       <w:r>
         <w:rPr>
           <w:color w:val="000000" w:themeColor="text1"/>
@@ -29216,7 +28781,7 @@
           <w:szCs w:val="32"/>
         </w:rPr>
       </w:pPr>
-      <w:bookmarkStart w:id="52" w:name="_Toc232019285"/>
+      <w:bookmarkStart w:id="52" w:name="_Toc232365805"/>
       <w:r>
         <w:rPr>
           <w:color w:val="000000" w:themeColor="text1"/>
@@ -39467,28 +39032,28 @@
 </file>
 
 <file path=customXml/item1.xml><?xml version="1.0" encoding="utf-8"?>
+<b:Sources xmlns:b="http://schemas.openxmlformats.org/officeDocument/2006/bibliography" xmlns="http://schemas.openxmlformats.org/officeDocument/2006/bibliography" SelectedStyle="\APASixthEditionOfficeOnline.xsl" StyleName="APA" Version="6"/>
+</file>
+
+<file path=customXml/item2.xml><?xml version="1.0" encoding="utf-8"?>
 <go:gDocsCustomXmlDataStorage xmlns:go="http://customooxmlschemas.google.com/" xmlns:r="http://schemas.openxmlformats.org/officeDocument/2006/relationships" uri="GoogleDocsCustomDataVersion2">
   <go:docsCustomData xmlns:go="http://customooxmlschemas.google.com/" roundtripDataSignature="AMtx7mgiPnSzeFcphxz7x95siPLEGky12A==">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</go:docsCustomData>
 </go:gDocsCustomXmlDataStorage>
 </file>
 
-<file path=customXml/item2.xml><?xml version="1.0" encoding="utf-8"?>
-<b:Sources xmlns:b="http://schemas.openxmlformats.org/officeDocument/2006/bibliography" xmlns="http://schemas.openxmlformats.org/officeDocument/2006/bibliography" SelectedStyle="\APASixthEditionOfficeOnline.xsl" StyleName="APA" Version="6"/>
+<file path=customXml/itemProps1.xml><?xml version="1.0" encoding="utf-8"?>
+<ds:datastoreItem xmlns:ds="http://schemas.openxmlformats.org/officeDocument/2006/customXml" ds:itemID="{DA2EFED7-6A44-024D-80D1-1B4B842E50AC}">
+  <ds:schemaRefs>
+    <ds:schemaRef ds:uri="http://schemas.openxmlformats.org/officeDocument/2006/bibliography"/>
+  </ds:schemaRefs>
+</ds:datastoreItem>
 </file>
 
-<file path=customXml/itemProps1.xml><?xml version="1.0" encoding="utf-8"?>
+<file path=customXml/itemProps2.xml><?xml version="1.0" encoding="utf-8"?>
 <ds:datastoreItem xmlns:ds="http://schemas.openxmlformats.org/officeDocument/2006/customXml" ds:itemID="{11111111-1234-1234-1234-123412341234}">
   <ds:schemaRefs>
     <ds:schemaRef ds:uri="http://customooxmlschemas.google.com/"/>
     <ds:schemaRef ds:uri="http://schemas.openxmlformats.org/officeDocument/2006/relationships"/>
   </ds:schemaRefs>
 </ds:datastoreItem>
-</file>
-
-<file path=customXml/itemProps2.xml><?xml version="1.0" encoding="utf-8"?>
-<ds:datastoreItem xmlns:ds="http://schemas.openxmlformats.org/officeDocument/2006/customXml" ds:itemID="{DA2EFED7-6A44-024D-80D1-1B4B842E50AC}">
-  <ds:schemaRefs>
-    <ds:schemaRef ds:uri="http://schemas.openxmlformats.org/officeDocument/2006/bibliography"/>
-  </ds:schemaRefs>
-</ds:datastoreItem>
 </file>